--- a/прикладне стат моделювання/3/Лаб3_Думанський.docx
+++ b/прикладне стат моделювання/3/Лаб3_Думанський.docx
@@ -339,7 +339,6 @@
           <w:lang w:val="uk-UA"/>
         </w:rPr>
       </w:pPr>
-      <w:proofErr w:type="spellStart"/>
       <w:r>
         <w:rPr>
           <w:rFonts w:ascii="Times New Roman" w:hAnsi="Times New Roman" w:cs="Times New Roman"/>
@@ -347,17 +346,7 @@
           <w:szCs w:val="28"/>
           <w:lang w:val="uk-UA"/>
         </w:rPr>
-        <w:t>Думанський</w:t>
-      </w:r>
-      <w:proofErr w:type="spellEnd"/>
-      <w:r>
-        <w:rPr>
-          <w:rFonts w:ascii="Times New Roman" w:hAnsi="Times New Roman" w:cs="Times New Roman"/>
-          <w:sz w:val="28"/>
-          <w:szCs w:val="28"/>
-          <w:lang w:val="uk-UA"/>
-        </w:rPr>
-        <w:t xml:space="preserve"> Юрій</w:t>
+        <w:t>Думанський Юрій</w:t>
       </w:r>
     </w:p>
     <w:p>
@@ -405,27 +394,7 @@
           <w:szCs w:val="28"/>
           <w:lang w:val="uk-UA"/>
         </w:rPr>
-        <w:t xml:space="preserve">професор </w:t>
-      </w:r>
-      <w:proofErr w:type="spellStart"/>
-      <w:r>
-        <w:rPr>
-          <w:rFonts w:ascii="Times New Roman" w:hAnsi="Times New Roman" w:cs="Times New Roman"/>
-          <w:sz w:val="28"/>
-          <w:szCs w:val="28"/>
-          <w:lang w:val="uk-UA"/>
-        </w:rPr>
-        <w:t>Сеньо</w:t>
-      </w:r>
-      <w:proofErr w:type="spellEnd"/>
-      <w:r>
-        <w:rPr>
-          <w:rFonts w:ascii="Times New Roman" w:hAnsi="Times New Roman" w:cs="Times New Roman"/>
-          <w:sz w:val="28"/>
-          <w:szCs w:val="28"/>
-          <w:lang w:val="uk-UA"/>
-        </w:rPr>
-        <w:t xml:space="preserve"> П. С.</w:t>
+        <w:t>професор Сеньо П. С.</w:t>
       </w:r>
     </w:p>
     <w:p>
@@ -618,25 +587,7 @@
           <w:szCs w:val="28"/>
           <w:lang w:val="uk-UA"/>
         </w:rPr>
-        <w:t>А</w:t>
-      </w:r>
-      <w:r>
-        <w:rPr>
-          <w:rFonts w:ascii="Times New Roman" w:hAnsi="Times New Roman" w:cs="Times New Roman"/>
-          <w:sz w:val="28"/>
-          <w:szCs w:val="28"/>
-          <w:lang w:val="uk-UA"/>
-        </w:rPr>
-        <w:t>лгоритмом випадкового пошуку зі стохастичною оцінкою градієнта першим способом та адаптацією розподілу</w:t>
-      </w:r>
-      <w:r>
-        <w:rPr>
-          <w:rFonts w:ascii="Times New Roman" w:hAnsi="Times New Roman" w:cs="Times New Roman"/>
-          <w:sz w:val="28"/>
-          <w:szCs w:val="28"/>
-          <w:lang w:val="uk-UA"/>
-        </w:rPr>
-        <w:t xml:space="preserve"> з</w:t>
+        <w:t>Алгоритмом випадкового пошуку зі стохастичною оцінкою градієнта першим способом та адаптацією розподілу з</w:t>
       </w:r>
       <w:r>
         <w:rPr>
@@ -966,6 +917,18 @@
           <m:t>≤</m:t>
         </m:r>
         <m:r>
+          <m:rPr>
+            <m:sty m:val="p"/>
+          </m:rPr>
+          <w:rPr>
+            <w:rFonts w:ascii="Cambria Math" w:hAnsi="Cambria Math" w:cs="Times New Roman"/>
+            <w:sz w:val="28"/>
+            <w:szCs w:val="28"/>
+            <w:lang w:val="uk-UA"/>
+          </w:rPr>
+          <m:t>6</m:t>
+        </m:r>
+        <m:r>
           <w:rPr>
             <w:rFonts w:ascii="Cambria Math" w:hAnsi="Cambria Math" w:cs="Times New Roman"/>
             <w:sz w:val="28"/>
@@ -1066,6 +1029,18 @@
           <m:t>≤</m:t>
         </m:r>
         <m:r>
+          <m:rPr>
+            <m:sty m:val="p"/>
+          </m:rPr>
+          <w:rPr>
+            <w:rFonts w:ascii="Cambria Math" w:hAnsi="Cambria Math" w:cs="Times New Roman"/>
+            <w:sz w:val="28"/>
+            <w:szCs w:val="28"/>
+            <w:lang w:val="uk-UA"/>
+          </w:rPr>
+          <m:t>4</m:t>
+        </m:r>
+        <m:r>
           <w:rPr>
             <w:rFonts w:ascii="Cambria Math" w:hAnsi="Cambria Math" w:cs="Times New Roman"/>
             <w:sz w:val="28"/>
@@ -1119,15 +1094,6 @@
             <w:szCs w:val="28"/>
             <w:lang w:val="uk-UA"/>
           </w:rPr>
-          <m:t>≥</m:t>
-        </m:r>
-        <m:r>
-          <w:rPr>
-            <w:rFonts w:ascii="Cambria Math" w:hAnsi="Cambria Math" w:cs="Times New Roman"/>
-            <w:sz w:val="28"/>
-            <w:szCs w:val="28"/>
-            <w:lang w:val="uk-UA"/>
-          </w:rPr>
           <m:t>,</m:t>
         </m:r>
         <m:sSub>
@@ -1165,6 +1131,39 @@
             </m:r>
           </m:sub>
         </m:sSub>
+        <m:r>
+          <m:rPr>
+            <m:sty m:val="p"/>
+          </m:rPr>
+          <w:rPr>
+            <w:rFonts w:ascii="Cambria Math" w:hAnsi="Cambria Math" w:cs="Times New Roman"/>
+            <w:sz w:val="28"/>
+            <w:szCs w:val="28"/>
+            <w:lang w:val="uk-UA"/>
+          </w:rPr>
+          <m:t>≥</m:t>
+        </m:r>
+        <m:r>
+          <m:rPr>
+            <m:sty m:val="p"/>
+          </m:rPr>
+          <w:rPr>
+            <w:rFonts w:ascii="Cambria Math" w:hAnsi="Cambria Math" w:cs="Times New Roman"/>
+            <w:sz w:val="28"/>
+            <w:szCs w:val="28"/>
+            <w:lang w:val="uk-UA"/>
+          </w:rPr>
+          <m:t>0</m:t>
+        </m:r>
+        <m:r>
+          <w:rPr>
+            <w:rFonts w:ascii="Cambria Math" w:hAnsi="Cambria Math" w:cs="Times New Roman"/>
+            <w:sz w:val="28"/>
+            <w:szCs w:val="28"/>
+            <w:lang w:val="uk-UA"/>
+          </w:rPr>
+          <m:t>,</m:t>
+        </m:r>
       </m:oMath>
       <w:r>
         <w:rPr>
@@ -1250,8 +1249,8 @@
         <m:r>
           <w:rPr>
             <w:rFonts w:ascii="Cambria Math" w:hAnsi="Cambria Math"/>
-            <w:sz w:val="24"/>
-            <w:szCs w:val="24"/>
+            <w:sz w:val="28"/>
+            <w:szCs w:val="28"/>
             <w:lang w:val="uk-UA"/>
           </w:rPr>
           <m:t>γ∈(0,1)</m:t>
@@ -1269,11 +1268,20 @@
         <m:r>
           <w:rPr>
             <w:rFonts w:ascii="Cambria Math" w:hAnsi="Cambria Math"/>
-            <w:sz w:val="24"/>
-            <w:szCs w:val="24"/>
+            <w:sz w:val="28"/>
+            <w:szCs w:val="28"/>
             <w:lang w:val="uk-UA"/>
           </w:rPr>
-          <m:t>θ=2πγ</m:t>
+          <m:t>θ=</m:t>
+        </m:r>
+        <m:r>
+          <w:rPr>
+            <w:rFonts w:ascii="Cambria Math" w:hAnsi="Cambria Math"/>
+            <w:sz w:val="32"/>
+            <w:szCs w:val="32"/>
+            <w:lang w:val="uk-UA"/>
+          </w:rPr>
+          <m:t>2πγ</m:t>
         </m:r>
       </m:oMath>
       <w:r>
@@ -1284,17 +1292,6 @@
         </w:rPr>
         <w:t xml:space="preserve">. </w:t>
       </w:r>
-    </w:p>
-    <w:p>
-      <w:pPr>
-        <w:spacing w:after="120" w:line="360" w:lineRule="auto"/>
-        <w:jc w:val="both"/>
-        <w:rPr>
-          <w:rFonts w:ascii="Times New Roman" w:hAnsi="Times New Roman"/>
-          <w:sz w:val="28"/>
-          <w:lang w:val="uk-UA"/>
-        </w:rPr>
-      </w:pPr>
     </w:p>
     <w:p>
       <w:pPr>
@@ -1318,8 +1315,8 @@
         <m:r>
           <w:rPr>
             <w:rFonts w:ascii="Cambria Math" w:hAnsi="Cambria Math"/>
-            <w:sz w:val="24"/>
-            <w:szCs w:val="24"/>
+            <w:sz w:val="28"/>
+            <w:szCs w:val="28"/>
             <w:lang w:val="uk-UA"/>
           </w:rPr>
           <m:t>ω</m:t>
@@ -1350,8 +1347,8 @@
             <m:ctrlPr>
               <w:rPr>
                 <w:rFonts w:ascii="Cambria Math" w:hAnsi="Cambria Math"/>
-                <w:sz w:val="24"/>
-                <w:szCs w:val="24"/>
+                <w:sz w:val="28"/>
+                <w:szCs w:val="28"/>
                 <w:lang w:val="uk-UA"/>
               </w:rPr>
             </m:ctrlPr>
@@ -1360,8 +1357,8 @@
             <m:r>
               <w:rPr>
                 <w:rFonts w:ascii="Cambria Math" w:hAnsi="Cambria Math"/>
-                <w:sz w:val="24"/>
-                <w:szCs w:val="24"/>
+                <w:sz w:val="28"/>
+                <w:szCs w:val="28"/>
                 <w:lang w:val="uk-UA"/>
               </w:rPr>
               <m:t>ω</m:t>
@@ -1371,8 +1368,8 @@
             <m:r>
               <w:rPr>
                 <w:rFonts w:ascii="Cambria Math" w:hAnsi="Cambria Math"/>
-                <w:sz w:val="24"/>
-                <w:szCs w:val="24"/>
+                <w:sz w:val="28"/>
+                <w:szCs w:val="28"/>
                 <w:lang w:val="uk-UA"/>
               </w:rPr>
               <m:t>k</m:t>
@@ -1382,8 +1379,8 @@
         <m:r>
           <w:rPr>
             <w:rFonts w:ascii="Cambria Math" w:hAnsi="Cambria Math"/>
-            <w:sz w:val="24"/>
-            <w:szCs w:val="24"/>
+            <w:sz w:val="28"/>
+            <w:szCs w:val="28"/>
             <w:lang w:val="uk-UA"/>
           </w:rPr>
           <m:t>=</m:t>
@@ -1393,8 +1390,8 @@
             <m:ctrlPr>
               <w:rPr>
                 <w:rFonts w:ascii="Cambria Math" w:hAnsi="Cambria Math"/>
-                <w:sz w:val="24"/>
-                <w:szCs w:val="24"/>
+                <w:sz w:val="28"/>
+                <w:szCs w:val="28"/>
                 <w:lang w:val="uk-UA"/>
               </w:rPr>
             </m:ctrlPr>
@@ -1403,8 +1400,8 @@
             <m:r>
               <w:rPr>
                 <w:rFonts w:ascii="Cambria Math" w:hAnsi="Cambria Math"/>
-                <w:sz w:val="24"/>
-                <w:szCs w:val="24"/>
+                <w:sz w:val="28"/>
+                <w:szCs w:val="28"/>
                 <w:lang w:val="uk-UA"/>
               </w:rPr>
               <m:t>γ</m:t>
@@ -1414,8 +1411,8 @@
             <m:r>
               <w:rPr>
                 <w:rFonts w:ascii="Cambria Math" w:hAnsi="Cambria Math"/>
-                <w:sz w:val="24"/>
-                <w:szCs w:val="24"/>
+                <w:sz w:val="28"/>
+                <w:szCs w:val="28"/>
                 <w:lang w:val="uk-UA"/>
               </w:rPr>
               <m:t>3</m:t>
@@ -1425,8 +1422,8 @@
         <m:r>
           <w:rPr>
             <w:rFonts w:ascii="Cambria Math" w:hAnsi="Cambria Math"/>
-            <w:sz w:val="24"/>
-            <w:szCs w:val="24"/>
+            <w:sz w:val="28"/>
+            <w:szCs w:val="28"/>
             <w:lang w:val="uk-UA"/>
           </w:rPr>
           <m:t>·</m:t>
@@ -1436,8 +1433,8 @@
             <m:ctrlPr>
               <w:rPr>
                 <w:rFonts w:ascii="Cambria Math" w:hAnsi="Cambria Math"/>
-                <w:sz w:val="24"/>
-                <w:szCs w:val="24"/>
+                <w:sz w:val="28"/>
+                <w:szCs w:val="28"/>
                 <w:lang w:val="uk-UA"/>
               </w:rPr>
             </m:ctrlPr>
@@ -1446,8 +1443,8 @@
             <m:r>
               <w:rPr>
                 <w:rFonts w:ascii="Cambria Math" w:hAnsi="Cambria Math"/>
-                <w:sz w:val="24"/>
-                <w:szCs w:val="24"/>
+                <w:sz w:val="28"/>
+                <w:szCs w:val="28"/>
                 <w:lang w:val="uk-UA"/>
               </w:rPr>
               <m:t>ω</m:t>
@@ -1457,8 +1454,8 @@
             <m:r>
               <w:rPr>
                 <w:rFonts w:ascii="Cambria Math" w:hAnsi="Cambria Math"/>
-                <w:sz w:val="24"/>
-                <w:szCs w:val="24"/>
+                <w:sz w:val="28"/>
+                <w:szCs w:val="28"/>
                 <w:lang w:val="uk-UA"/>
               </w:rPr>
               <m:t>k-1</m:t>
@@ -1468,8 +1465,8 @@
         <m:r>
           <w:rPr>
             <w:rFonts w:ascii="Cambria Math" w:hAnsi="Cambria Math"/>
-            <w:sz w:val="24"/>
-            <w:szCs w:val="24"/>
+            <w:sz w:val="28"/>
+            <w:szCs w:val="28"/>
             <w:lang w:val="uk-UA"/>
           </w:rPr>
           <m:t>-</m:t>
@@ -1479,8 +1476,8 @@
             <m:ctrlPr>
               <w:rPr>
                 <w:rFonts w:ascii="Cambria Math" w:hAnsi="Cambria Math"/>
-                <w:sz w:val="24"/>
-                <w:szCs w:val="24"/>
+                <w:sz w:val="28"/>
+                <w:szCs w:val="28"/>
                 <w:lang w:val="uk-UA"/>
               </w:rPr>
             </m:ctrlPr>
@@ -1489,8 +1486,8 @@
             <m:r>
               <w:rPr>
                 <w:rFonts w:ascii="Cambria Math" w:hAnsi="Cambria Math"/>
-                <w:sz w:val="24"/>
-                <w:szCs w:val="24"/>
+                <w:sz w:val="28"/>
+                <w:szCs w:val="28"/>
                 <w:lang w:val="uk-UA"/>
               </w:rPr>
               <m:t>γ</m:t>
@@ -1500,8 +1497,8 @@
             <m:r>
               <w:rPr>
                 <w:rFonts w:ascii="Cambria Math" w:hAnsi="Cambria Math"/>
-                <w:sz w:val="24"/>
-                <w:szCs w:val="24"/>
+                <w:sz w:val="28"/>
+                <w:szCs w:val="28"/>
                 <w:lang w:val="uk-UA"/>
               </w:rPr>
               <m:t>4</m:t>
@@ -1511,8 +1508,8 @@
         <m:r>
           <w:rPr>
             <w:rFonts w:ascii="Cambria Math" w:hAnsi="Cambria Math"/>
-            <w:sz w:val="24"/>
-            <w:szCs w:val="24"/>
+            <w:sz w:val="28"/>
+            <w:szCs w:val="28"/>
             <w:lang w:val="uk-UA"/>
           </w:rPr>
           <m:t>·Δ</m:t>
@@ -1522,8 +1519,8 @@
             <m:ctrlPr>
               <w:rPr>
                 <w:rFonts w:ascii="Cambria Math" w:hAnsi="Cambria Math"/>
-                <w:sz w:val="24"/>
-                <w:szCs w:val="24"/>
+                <w:sz w:val="28"/>
+                <w:szCs w:val="28"/>
                 <w:lang w:val="uk-UA"/>
               </w:rPr>
             </m:ctrlPr>
@@ -1532,8 +1529,8 @@
             <m:r>
               <w:rPr>
                 <w:rFonts w:ascii="Cambria Math" w:hAnsi="Cambria Math"/>
-                <w:sz w:val="24"/>
-                <w:szCs w:val="24"/>
+                <w:sz w:val="28"/>
+                <w:szCs w:val="28"/>
                 <w:lang w:val="uk-UA"/>
               </w:rPr>
               <m:t>x</m:t>
@@ -1543,8 +1540,8 @@
             <m:r>
               <w:rPr>
                 <w:rFonts w:ascii="Cambria Math" w:hAnsi="Cambria Math"/>
-                <w:sz w:val="24"/>
-                <w:szCs w:val="24"/>
+                <w:sz w:val="28"/>
+                <w:szCs w:val="28"/>
                 <w:lang w:val="uk-UA"/>
               </w:rPr>
               <m:t>k</m:t>
@@ -1554,8 +1551,8 @@
         <m:r>
           <w:rPr>
             <w:rFonts w:ascii="Cambria Math" w:hAnsi="Cambria Math"/>
-            <w:sz w:val="24"/>
-            <w:szCs w:val="24"/>
+            <w:sz w:val="28"/>
+            <w:szCs w:val="28"/>
             <w:lang w:val="uk-UA"/>
           </w:rPr>
           <m:t>·Δ</m:t>
@@ -1565,8 +1562,8 @@
             <m:ctrlPr>
               <w:rPr>
                 <w:rFonts w:ascii="Cambria Math" w:hAnsi="Cambria Math"/>
-                <w:sz w:val="24"/>
-                <w:szCs w:val="24"/>
+                <w:sz w:val="28"/>
+                <w:szCs w:val="28"/>
                 <w:lang w:val="uk-UA"/>
               </w:rPr>
             </m:ctrlPr>
@@ -1575,8 +1572,8 @@
             <m:r>
               <w:rPr>
                 <w:rFonts w:ascii="Cambria Math" w:hAnsi="Cambria Math"/>
-                <w:sz w:val="24"/>
-                <w:szCs w:val="24"/>
+                <w:sz w:val="28"/>
+                <w:szCs w:val="28"/>
                 <w:lang w:val="uk-UA"/>
               </w:rPr>
               <m:t>f</m:t>
@@ -1586,8 +1583,8 @@
             <m:r>
               <w:rPr>
                 <w:rFonts w:ascii="Cambria Math" w:hAnsi="Cambria Math"/>
-                <w:sz w:val="24"/>
-                <w:szCs w:val="24"/>
+                <w:sz w:val="28"/>
+                <w:szCs w:val="28"/>
                 <w:lang w:val="uk-UA"/>
               </w:rPr>
               <m:t>k</m:t>
@@ -1609,9 +1606,8 @@
         <w:spacing w:after="120" w:line="360" w:lineRule="auto"/>
         <w:jc w:val="both"/>
         <w:rPr>
-          <w:rFonts w:ascii="Times New Roman" w:hAnsi="Times New Roman" w:cs="Times New Roman"/>
-          <w:sz w:val="28"/>
-          <w:szCs w:val="28"/>
+          <w:rFonts w:ascii="Times New Roman" w:hAnsi="Times New Roman"/>
+          <w:sz w:val="28"/>
           <w:lang w:val="uk-UA"/>
         </w:rPr>
       </w:pPr>
@@ -1629,6 +1625,8 @@
             <m:ctrlPr>
               <w:rPr>
                 <w:rFonts w:ascii="Cambria Math" w:hAnsi="Cambria Math"/>
+                <w:sz w:val="28"/>
+                <w:szCs w:val="28"/>
                 <w:lang w:val="uk-UA"/>
               </w:rPr>
             </m:ctrlPr>
@@ -1637,6 +1635,8 @@
             <m:r>
               <w:rPr>
                 <w:rFonts w:ascii="Cambria Math" w:hAnsi="Cambria Math"/>
+                <w:sz w:val="28"/>
+                <w:szCs w:val="28"/>
                 <w:lang w:val="uk-UA"/>
               </w:rPr>
               <m:t>ξ</m:t>
@@ -1646,6 +1646,8 @@
             <m:r>
               <w:rPr>
                 <w:rFonts w:ascii="Cambria Math" w:hAnsi="Cambria Math"/>
+                <w:sz w:val="28"/>
+                <w:szCs w:val="28"/>
                 <w:lang w:val="uk-UA"/>
               </w:rPr>
               <m:t>*</m:t>
@@ -1661,12 +1663,26 @@
         </w:rPr>
         <w:t xml:space="preserve"> з використанням стохастичної оцінки градієнта за формулою: </w:t>
       </w:r>
+    </w:p>
+    <w:p>
+      <w:pPr>
+        <w:spacing w:after="120" w:line="360" w:lineRule="auto"/>
+        <w:jc w:val="center"/>
+        <w:rPr>
+          <w:rFonts w:ascii="Times New Roman" w:hAnsi="Times New Roman"/>
+          <w:sz w:val="36"/>
+          <w:szCs w:val="28"/>
+          <w:lang w:val="uk-UA"/>
+        </w:rPr>
+      </w:pPr>
       <m:oMath>
         <m:sSub>
           <m:sSubPr>
             <m:ctrlPr>
               <w:rPr>
                 <w:rFonts w:ascii="Cambria Math" w:hAnsi="Cambria Math"/>
+                <w:sz w:val="28"/>
+                <w:szCs w:val="28"/>
                 <w:lang w:val="uk-UA"/>
               </w:rPr>
             </m:ctrlPr>
@@ -1675,6 +1691,8 @@
             <m:r>
               <w:rPr>
                 <w:rFonts w:ascii="Cambria Math" w:hAnsi="Cambria Math"/>
+                <w:sz w:val="28"/>
+                <w:szCs w:val="28"/>
                 <w:lang w:val="uk-UA"/>
               </w:rPr>
               <m:t>x</m:t>
@@ -1684,6 +1702,8 @@
             <m:r>
               <w:rPr>
                 <w:rFonts w:ascii="Cambria Math" w:hAnsi="Cambria Math"/>
+                <w:sz w:val="28"/>
+                <w:szCs w:val="28"/>
                 <w:lang w:val="uk-UA"/>
               </w:rPr>
               <m:t>k</m:t>
@@ -1693,6 +1713,8 @@
         <m:r>
           <w:rPr>
             <w:rFonts w:ascii="Cambria Math" w:hAnsi="Cambria Math"/>
+            <w:sz w:val="28"/>
+            <w:szCs w:val="28"/>
             <w:lang w:val="uk-UA"/>
           </w:rPr>
           <m:t>=</m:t>
@@ -1702,6 +1724,8 @@
             <m:ctrlPr>
               <w:rPr>
                 <w:rFonts w:ascii="Cambria Math" w:hAnsi="Cambria Math"/>
+                <w:sz w:val="28"/>
+                <w:szCs w:val="28"/>
                 <w:lang w:val="uk-UA"/>
               </w:rPr>
             </m:ctrlPr>
@@ -1710,6 +1734,8 @@
             <m:r>
               <w:rPr>
                 <w:rFonts w:ascii="Cambria Math" w:hAnsi="Cambria Math"/>
+                <w:sz w:val="28"/>
+                <w:szCs w:val="28"/>
                 <w:lang w:val="uk-UA"/>
               </w:rPr>
               <m:t>x</m:t>
@@ -1719,6 +1745,8 @@
             <m:r>
               <w:rPr>
                 <w:rFonts w:ascii="Cambria Math" w:hAnsi="Cambria Math"/>
+                <w:sz w:val="28"/>
+                <w:szCs w:val="28"/>
                 <w:lang w:val="uk-UA"/>
               </w:rPr>
               <m:t>k-1</m:t>
@@ -1728,6 +1756,8 @@
         <m:r>
           <w:rPr>
             <w:rFonts w:ascii="Cambria Math" w:hAnsi="Cambria Math"/>
+            <w:sz w:val="28"/>
+            <w:szCs w:val="28"/>
             <w:lang w:val="uk-UA"/>
           </w:rPr>
           <m:t>-</m:t>
@@ -1737,6 +1767,8 @@
             <m:ctrlPr>
               <w:rPr>
                 <w:rFonts w:ascii="Cambria Math" w:hAnsi="Cambria Math"/>
+                <w:sz w:val="28"/>
+                <w:szCs w:val="28"/>
                 <w:lang w:val="uk-UA"/>
               </w:rPr>
             </m:ctrlPr>
@@ -1747,6 +1779,8 @@
                 <m:ctrlPr>
                   <w:rPr>
                     <w:rFonts w:ascii="Cambria Math" w:hAnsi="Cambria Math"/>
+                    <w:sz w:val="28"/>
+                    <w:szCs w:val="28"/>
                     <w:lang w:val="uk-UA"/>
                   </w:rPr>
                 </m:ctrlPr>
@@ -1755,6 +1789,8 @@
                 <m:r>
                   <w:rPr>
                     <w:rFonts w:ascii="Cambria Math" w:hAnsi="Cambria Math"/>
+                    <w:sz w:val="28"/>
+                    <w:szCs w:val="28"/>
                     <w:lang w:val="uk-UA"/>
                   </w:rPr>
                   <m:t>ξ</m:t>
@@ -1764,6 +1800,8 @@
                 <m:r>
                   <w:rPr>
                     <w:rFonts w:ascii="Cambria Math" w:hAnsi="Cambria Math"/>
+                    <w:sz w:val="28"/>
+                    <w:szCs w:val="28"/>
                     <w:lang w:val="uk-UA"/>
                   </w:rPr>
                   <m:t>*</m:t>
@@ -1775,6 +1813,8 @@
             <m:r>
               <w:rPr>
                 <w:rFonts w:ascii="Cambria Math" w:hAnsi="Cambria Math"/>
+                <w:sz w:val="28"/>
+                <w:szCs w:val="28"/>
                 <w:lang w:val="uk-UA"/>
               </w:rPr>
               <m:t>a</m:t>
@@ -1784,6 +1824,8 @@
         <m:r>
           <w:rPr>
             <w:rFonts w:ascii="Cambria Math" w:hAnsi="Cambria Math"/>
+            <w:sz w:val="28"/>
+            <w:szCs w:val="28"/>
             <w:lang w:val="uk-UA"/>
           </w:rPr>
           <m:t>(f(</m:t>
@@ -1793,6 +1835,8 @@
             <m:ctrlPr>
               <w:rPr>
                 <w:rFonts w:ascii="Cambria Math" w:hAnsi="Cambria Math"/>
+                <w:sz w:val="28"/>
+                <w:szCs w:val="28"/>
                 <w:lang w:val="uk-UA"/>
               </w:rPr>
             </m:ctrlPr>
@@ -1801,6 +1845,8 @@
             <m:r>
               <w:rPr>
                 <w:rFonts w:ascii="Cambria Math" w:hAnsi="Cambria Math"/>
+                <w:sz w:val="28"/>
+                <w:szCs w:val="28"/>
                 <w:lang w:val="uk-UA"/>
               </w:rPr>
               <m:t>x</m:t>
@@ -1810,6 +1856,8 @@
             <m:r>
               <w:rPr>
                 <w:rFonts w:ascii="Cambria Math" w:hAnsi="Cambria Math"/>
+                <w:sz w:val="28"/>
+                <w:szCs w:val="28"/>
                 <w:lang w:val="uk-UA"/>
               </w:rPr>
               <m:t>k-1</m:t>
@@ -1819,6 +1867,8 @@
         <m:r>
           <w:rPr>
             <w:rFonts w:ascii="Cambria Math" w:hAnsi="Cambria Math"/>
+            <w:sz w:val="28"/>
+            <w:szCs w:val="28"/>
             <w:lang w:val="uk-UA"/>
           </w:rPr>
           <m:t>+a</m:t>
@@ -1828,6 +1878,8 @@
             <m:nor/>
           </m:rPr>
           <w:rPr>
+            <w:sz w:val="28"/>
+            <w:szCs w:val="28"/>
             <w:lang w:val="uk-UA"/>
           </w:rPr>
           <m:t xml:space="preserve"> </m:t>
@@ -1837,6 +1889,8 @@
             <m:ctrlPr>
               <w:rPr>
                 <w:rFonts w:ascii="Cambria Math" w:hAnsi="Cambria Math"/>
+                <w:sz w:val="28"/>
+                <w:szCs w:val="28"/>
                 <w:lang w:val="uk-UA"/>
               </w:rPr>
             </m:ctrlPr>
@@ -1845,6 +1899,8 @@
             <m:r>
               <w:rPr>
                 <w:rFonts w:ascii="Cambria Math" w:hAnsi="Cambria Math"/>
+                <w:sz w:val="28"/>
+                <w:szCs w:val="28"/>
                 <w:lang w:val="uk-UA"/>
               </w:rPr>
               <m:t>ξ</m:t>
@@ -1854,6 +1910,8 @@
             <m:r>
               <w:rPr>
                 <w:rFonts w:ascii="Cambria Math" w:hAnsi="Cambria Math"/>
+                <w:sz w:val="28"/>
+                <w:szCs w:val="28"/>
                 <w:lang w:val="uk-UA"/>
               </w:rPr>
               <m:t>*</m:t>
@@ -1863,6 +1921,8 @@
         <m:r>
           <w:rPr>
             <w:rFonts w:ascii="Cambria Math" w:hAnsi="Cambria Math"/>
+            <w:sz w:val="28"/>
+            <w:szCs w:val="28"/>
             <w:lang w:val="uk-UA"/>
           </w:rPr>
           <m:t>)-f(</m:t>
@@ -1872,6 +1932,8 @@
             <m:ctrlPr>
               <w:rPr>
                 <w:rFonts w:ascii="Cambria Math" w:hAnsi="Cambria Math"/>
+                <w:sz w:val="28"/>
+                <w:szCs w:val="28"/>
                 <w:lang w:val="uk-UA"/>
               </w:rPr>
             </m:ctrlPr>
@@ -1880,6 +1942,8 @@
             <m:r>
               <w:rPr>
                 <w:rFonts w:ascii="Cambria Math" w:hAnsi="Cambria Math"/>
+                <w:sz w:val="28"/>
+                <w:szCs w:val="28"/>
                 <w:lang w:val="uk-UA"/>
               </w:rPr>
               <m:t>x</m:t>
@@ -1889,6 +1953,8 @@
             <m:r>
               <w:rPr>
                 <w:rFonts w:ascii="Cambria Math" w:hAnsi="Cambria Math"/>
+                <w:sz w:val="28"/>
+                <w:szCs w:val="28"/>
                 <w:lang w:val="uk-UA"/>
               </w:rPr>
               <m:t>k-1</m:t>
@@ -1898,6 +1964,8 @@
         <m:r>
           <w:rPr>
             <w:rFonts w:ascii="Cambria Math" w:hAnsi="Cambria Math"/>
+            <w:sz w:val="28"/>
+            <w:szCs w:val="28"/>
             <w:lang w:val="uk-UA"/>
           </w:rPr>
           <m:t>))</m:t>
@@ -1906,11 +1974,24 @@
       <w:r>
         <w:rPr>
           <w:rFonts w:ascii="Times New Roman" w:hAnsi="Times New Roman"/>
-          <w:sz w:val="28"/>
-          <w:lang w:val="uk-UA"/>
-        </w:rPr>
-        <w:t xml:space="preserve">. </w:t>
-      </w:r>
+          <w:sz w:val="36"/>
+          <w:szCs w:val="28"/>
+          <w:lang w:val="uk-UA"/>
+        </w:rPr>
+        <w:t>.</w:t>
+      </w:r>
+    </w:p>
+    <w:p>
+      <w:pPr>
+        <w:spacing w:after="120" w:line="360" w:lineRule="auto"/>
+        <w:jc w:val="center"/>
+        <w:rPr>
+          <w:rFonts w:ascii="Times New Roman" w:hAnsi="Times New Roman"/>
+          <w:sz w:val="36"/>
+          <w:szCs w:val="28"/>
+          <w:lang w:val="uk-UA"/>
+        </w:rPr>
+      </w:pPr>
     </w:p>
     <w:p>
       <w:pPr>
@@ -2096,16 +2177,7 @@
             <w:szCs w:val="28"/>
             <w:lang w:val="uk-UA"/>
           </w:rPr>
-          <m:t>a = 0.</m:t>
-        </m:r>
-        <m:r>
-          <w:rPr>
-            <w:rFonts w:ascii="Cambria Math" w:hAnsi="Cambria Math" w:cs="Times New Roman"/>
-            <w:sz w:val="28"/>
-            <w:szCs w:val="28"/>
-            <w:lang w:val="uk-UA"/>
-          </w:rPr>
-          <m:t>2</m:t>
+          <m:t>a = 0.2</m:t>
         </m:r>
       </m:oMath>
       <w:r>
@@ -2180,16 +2252,7 @@
             <w:szCs w:val="28"/>
             <w:lang w:val="uk-UA"/>
           </w:rPr>
-          <m:t>=</m:t>
-        </m:r>
-        <m:r>
-          <w:rPr>
-            <w:rFonts w:ascii="Cambria Math" w:hAnsi="Cambria Math" w:cs="Times New Roman"/>
-            <w:sz w:val="28"/>
-            <w:szCs w:val="28"/>
-            <w:lang w:val="uk-UA"/>
-          </w:rPr>
-          <m:t>0</m:t>
+          <m:t>=0</m:t>
         </m:r>
         <m:r>
           <w:rPr>
@@ -2253,16 +2316,7 @@
             <w:szCs w:val="28"/>
             <w:lang w:val="uk-UA"/>
           </w:rPr>
-          <m:t>=1.</m:t>
-        </m:r>
-        <m:r>
-          <w:rPr>
-            <w:rFonts w:ascii="Cambria Math" w:hAnsi="Cambria Math" w:cs="Times New Roman"/>
-            <w:sz w:val="28"/>
-            <w:szCs w:val="28"/>
-            <w:lang w:val="uk-UA"/>
-          </w:rPr>
-          <m:t>5</m:t>
+          <m:t>=1.5</m:t>
         </m:r>
       </m:oMath>
       <w:r>
@@ -2326,46 +2380,301 @@
         </w:rPr>
         <w:t xml:space="preserve">. </w:t>
       </w:r>
-    </w:p>
-    <w:p>
-      <w:pPr>
-        <w:spacing w:before="120" w:after="0" w:line="360" w:lineRule="auto"/>
-        <w:rPr>
-          <w:rFonts w:ascii="Times New Roman" w:hAnsi="Times New Roman" w:cs="Times New Roman"/>
-          <w:b/>
-          <w:bCs/>
+      <w:r>
+        <w:rPr>
+          <w:rFonts w:ascii="Times New Roman" w:hAnsi="Times New Roman" w:cs="Times New Roman"/>
           <w:sz w:val="28"/>
           <w:szCs w:val="28"/>
           <w:lang w:val="uk-UA"/>
         </w:rPr>
-      </w:pPr>
-      <w:r>
-        <w:rPr>
-          <w:rFonts w:ascii="Times New Roman" w:hAnsi="Times New Roman" w:cs="Times New Roman"/>
-          <w:b/>
-          <w:bCs/>
+        <w:t xml:space="preserve">Знайдений мінімум </w:t>
+      </w:r>
+      <m:oMath>
+        <m:r>
+          <w:rPr>
+            <w:rFonts w:ascii="Cambria Math" w:hAnsi="Cambria Math" w:cs="Times New Roman"/>
+            <w:sz w:val="28"/>
+            <w:szCs w:val="28"/>
+            <w:lang w:val="uk-UA"/>
+          </w:rPr>
+          <m:t>(</m:t>
+        </m:r>
+        <m:r>
+          <w:rPr>
+            <w:rFonts w:ascii="Cambria Math" w:hAnsi="Cambria Math" w:cs="Times New Roman"/>
+            <w:sz w:val="28"/>
+            <w:szCs w:val="28"/>
+            <w:lang w:val="uk-UA"/>
+          </w:rPr>
+          <m:t>≈</m:t>
+        </m:r>
+        <m:r>
+          <w:rPr>
+            <w:rFonts w:ascii="Cambria Math" w:hAnsi="Cambria Math" w:cs="Times New Roman"/>
+            <w:sz w:val="28"/>
+            <w:szCs w:val="28"/>
+            <w:lang w:val="uk-UA"/>
+          </w:rPr>
+          <w:lastRenderedPageBreak/>
+          <m:t>-2,43</m:t>
+        </m:r>
+      </m:oMath>
+      <w:r>
+        <w:rPr>
+          <w:rFonts w:ascii="Times New Roman" w:hAnsi="Times New Roman" w:cs="Times New Roman"/>
           <w:sz w:val="28"/>
           <w:szCs w:val="28"/>
           <w:lang w:val="uk-UA"/>
         </w:rPr>
-        <w:t>Висновки:</w:t>
-      </w:r>
-      <w:r>
-        <w:rPr>
-          <w:rFonts w:ascii="Times New Roman" w:hAnsi="Times New Roman" w:cs="Times New Roman"/>
-          <w:b/>
-          <w:bCs/>
+        <w:t>) достатньо точно за малу кількість кроків наближається до реального мінімуму (</w:t>
+      </w:r>
+      <m:oMath>
+        <m:r>
+          <w:rPr>
+            <w:rFonts w:ascii="Cambria Math" w:hAnsi="Cambria Math" w:cs="Times New Roman"/>
+            <w:sz w:val="28"/>
+            <w:szCs w:val="28"/>
+            <w:lang w:val="uk-UA"/>
+          </w:rPr>
+          <m:t>≈</m:t>
+        </m:r>
+        <m:r>
+          <w:rPr>
+            <w:rFonts w:ascii="Cambria Math" w:hAnsi="Cambria Math" w:cs="Times New Roman"/>
+            <w:sz w:val="28"/>
+            <w:szCs w:val="28"/>
+            <w:lang w:val="uk-UA"/>
+          </w:rPr>
+          <m:t>2</m:t>
+        </m:r>
+        <m:r>
+          <w:rPr>
+            <w:rFonts w:ascii="Cambria Math" w:hAnsi="Cambria Math" w:cs="Times New Roman"/>
+            <w:sz w:val="28"/>
+            <w:szCs w:val="28"/>
+          </w:rPr>
+          <m:t>.444</m:t>
+        </m:r>
+      </m:oMath>
+      <w:r>
+        <w:rPr>
+          <w:rFonts w:ascii="Times New Roman" w:eastAsiaTheme="minorEastAsia" w:hAnsi="Times New Roman" w:cs="Times New Roman"/>
           <w:sz w:val="28"/>
           <w:szCs w:val="28"/>
-          <w:lang w:val="uk-UA"/>
+        </w:rPr>
+        <w:t>, X[1.555, 0.667]</w:t>
+      </w:r>
+      <w:r>
+        <w:rPr>
+          <w:rFonts w:ascii="Times New Roman" w:hAnsi="Times New Roman" w:cs="Times New Roman"/>
+          <w:sz w:val="28"/>
+          <w:szCs w:val="28"/>
+          <w:lang w:val="uk-UA"/>
+        </w:rPr>
+        <w:t xml:space="preserve">) </w:t>
+      </w:r>
+    </w:p>
+    <w:p>
+      <w:pPr>
+        <w:spacing w:after="0" w:line="360" w:lineRule="auto"/>
+        <w:jc w:val="center"/>
+        <w:rPr>
+          <w:rFonts w:ascii="Times New Roman" w:hAnsi="Times New Roman" w:cs="Times New Roman"/>
+          <w:sz w:val="28"/>
+          <w:szCs w:val="28"/>
+          <w:lang w:val="uk-UA"/>
+        </w:rPr>
+      </w:pPr>
+      <w:r>
+        <w:rPr>
+          <w:noProof/>
+        </w:rPr>
+        <w:drawing>
+          <wp:inline distT="0" distB="0" distL="0" distR="0" wp14:anchorId="395EA186" wp14:editId="50D1BFF5">
+            <wp:extent cx="4499572" cy="3325081"/>
+            <wp:effectExtent l="0" t="0" r="0" b="8890"/>
+            <wp:docPr id="1459439640" name="Рисунок 1"/>
+            <wp:cNvGraphicFramePr>
+              <a:graphicFrameLocks xmlns:a="http://schemas.openxmlformats.org/drawingml/2006/main" noChangeAspect="1"/>
+            </wp:cNvGraphicFramePr>
+            <a:graphic xmlns:a="http://schemas.openxmlformats.org/drawingml/2006/main">
+              <a:graphicData uri="http://schemas.openxmlformats.org/drawingml/2006/picture">
+                <pic:pic xmlns:pic="http://schemas.openxmlformats.org/drawingml/2006/picture">
+                  <pic:nvPicPr>
+                    <pic:cNvPr id="1459439640" name=""/>
+                    <pic:cNvPicPr/>
+                  </pic:nvPicPr>
+                  <pic:blipFill>
+                    <a:blip r:embed="rId5"/>
+                    <a:stretch>
+                      <a:fillRect/>
+                    </a:stretch>
+                  </pic:blipFill>
+                  <pic:spPr>
+                    <a:xfrm>
+                      <a:off x="0" y="0"/>
+                      <a:ext cx="4507662" cy="3331059"/>
+                    </a:xfrm>
+                    <a:prstGeom prst="rect">
+                      <a:avLst/>
+                    </a:prstGeom>
+                  </pic:spPr>
+                </pic:pic>
+              </a:graphicData>
+            </a:graphic>
+          </wp:inline>
+        </w:drawing>
+      </w:r>
+    </w:p>
+    <w:p>
+      <w:pPr>
+        <w:pStyle w:val="ae"/>
+        <w:spacing w:after="0"/>
+        <w:jc w:val="center"/>
+        <w:rPr>
+          <w:sz w:val="22"/>
+          <w:szCs w:val="22"/>
+          <w:lang w:val="uk-UA"/>
+        </w:rPr>
+      </w:pPr>
+      <w:r>
+        <w:rPr>
+          <w:sz w:val="22"/>
+          <w:szCs w:val="22"/>
+          <w:lang w:val="uk-UA"/>
+        </w:rPr>
+        <w:t>Рис.</w:t>
+      </w:r>
+      <w:r>
+        <w:rPr>
+          <w:sz w:val="22"/>
+          <w:szCs w:val="22"/>
         </w:rPr>
         <w:t xml:space="preserve"> </w:t>
       </w:r>
-    </w:p>
-    <w:p>
-      <w:pPr>
-        <w:spacing w:after="120" w:line="360" w:lineRule="auto"/>
-        <w:jc w:val="both"/>
+      <w:r>
+        <w:rPr>
+          <w:sz w:val="22"/>
+          <w:szCs w:val="22"/>
+        </w:rPr>
+        <w:fldChar w:fldCharType="begin"/>
+      </w:r>
+      <w:r>
+        <w:rPr>
+          <w:sz w:val="22"/>
+          <w:szCs w:val="22"/>
+        </w:rPr>
+        <w:instrText xml:space="preserve"> SEQ Figure \* ARABIC </w:instrText>
+      </w:r>
+      <w:r>
+        <w:rPr>
+          <w:sz w:val="22"/>
+          <w:szCs w:val="22"/>
+        </w:rPr>
+        <w:fldChar w:fldCharType="separate"/>
+      </w:r>
+      <w:r>
+        <w:rPr>
+          <w:noProof/>
+          <w:sz w:val="22"/>
+          <w:szCs w:val="22"/>
+        </w:rPr>
+        <w:t>1</w:t>
+      </w:r>
+      <w:r>
+        <w:rPr>
+          <w:sz w:val="22"/>
+          <w:szCs w:val="22"/>
+        </w:rPr>
+        <w:fldChar w:fldCharType="end"/>
+      </w:r>
+      <w:r>
+        <w:rPr>
+          <w:sz w:val="22"/>
+          <w:szCs w:val="22"/>
+        </w:rPr>
+        <w:t xml:space="preserve">. </w:t>
+      </w:r>
+      <w:r>
+        <w:rPr>
+          <w:sz w:val="22"/>
+          <w:szCs w:val="22"/>
+          <w:lang w:val="uk-UA"/>
+        </w:rPr>
+        <w:t>В</w:t>
+      </w:r>
+      <w:r>
+        <w:rPr>
+          <w:sz w:val="22"/>
+          <w:szCs w:val="22"/>
+          <w:lang w:val="uk-UA"/>
+        </w:rPr>
+        <w:t>ізуалізація роботи програми</w:t>
+      </w:r>
+      <w:r>
+        <w:rPr>
+          <w:sz w:val="22"/>
+          <w:szCs w:val="22"/>
+          <w:lang w:val="uk-UA"/>
+        </w:rPr>
+        <w:t xml:space="preserve"> зі збільшеною вагою вектора дрейфу</w:t>
+      </w:r>
+    </w:p>
+    <w:p>
+      <w:pPr>
+        <w:pStyle w:val="ae"/>
+        <w:spacing w:after="0"/>
+        <w:jc w:val="center"/>
+        <w:rPr>
+          <w:rFonts w:ascii="Times New Roman" w:hAnsi="Times New Roman" w:cs="Times New Roman"/>
+          <w:sz w:val="48"/>
+          <w:szCs w:val="48"/>
+        </w:rPr>
+      </w:pPr>
+      <w:r>
+        <w:rPr>
+          <w:sz w:val="22"/>
+          <w:szCs w:val="22"/>
+          <w:lang w:val="uk-UA"/>
+        </w:rPr>
+        <w:t xml:space="preserve">(перші 4 кроки </w:t>
+      </w:r>
+      <w:r>
+        <w:rPr>
+          <w:sz w:val="22"/>
+          <w:szCs w:val="22"/>
+          <w:lang w:val="uk-UA"/>
+        </w:rPr>
+        <w:t xml:space="preserve">при </w:t>
+      </w:r>
+      <w:r>
+        <w:rPr>
+          <w:sz w:val="22"/>
+          <w:szCs w:val="22"/>
+        </w:rPr>
+        <w:t>m=10, a=0.1</w:t>
+      </w:r>
+      <w:r>
+        <w:rPr>
+          <w:sz w:val="22"/>
+          <w:szCs w:val="22"/>
+          <w:lang w:val="uk-UA"/>
+        </w:rPr>
+        <w:t>)</w:t>
+      </w:r>
+      <w:r>
+        <w:rPr>
+          <w:sz w:val="22"/>
+          <w:szCs w:val="22"/>
+          <w:lang w:val="uk-UA"/>
+        </w:rPr>
+        <w:t xml:space="preserve">. </w:t>
+      </w:r>
+    </w:p>
+    <w:p>
+      <w:pPr>
+        <w:spacing w:after="0" w:line="360" w:lineRule="auto"/>
+        <w:jc w:val="center"/>
         <w:rPr>
           <w:rFonts w:ascii="Times New Roman" w:hAnsi="Times New Roman" w:cs="Times New Roman"/>
           <w:sz w:val="40"/>
@@ -2375,25 +2684,338 @@
       </w:pPr>
       <w:r>
         <w:rPr>
+          <w:noProof/>
+        </w:rPr>
+        <w:drawing>
+          <wp:inline distT="0" distB="0" distL="0" distR="0" wp14:anchorId="09B46BDF" wp14:editId="282453B9">
+            <wp:extent cx="4634777" cy="3451365"/>
+            <wp:effectExtent l="0" t="0" r="0" b="0"/>
+            <wp:docPr id="357091230" name="Рисунок 1"/>
+            <wp:cNvGraphicFramePr>
+              <a:graphicFrameLocks xmlns:a="http://schemas.openxmlformats.org/drawingml/2006/main" noChangeAspect="1"/>
+            </wp:cNvGraphicFramePr>
+            <a:graphic xmlns:a="http://schemas.openxmlformats.org/drawingml/2006/main">
+              <a:graphicData uri="http://schemas.openxmlformats.org/drawingml/2006/picture">
+                <pic:pic xmlns:pic="http://schemas.openxmlformats.org/drawingml/2006/picture">
+                  <pic:nvPicPr>
+                    <pic:cNvPr id="357091230" name=""/>
+                    <pic:cNvPicPr/>
+                  </pic:nvPicPr>
+                  <pic:blipFill rotWithShape="1">
+                    <a:blip r:embed="rId6"/>
+                    <a:srcRect l="-1910" r="-1"/>
+                    <a:stretch>
+                      <a:fillRect/>
+                    </a:stretch>
+                  </pic:blipFill>
+                  <pic:spPr bwMode="auto">
+                    <a:xfrm>
+                      <a:off x="0" y="0"/>
+                      <a:ext cx="4650426" cy="3463018"/>
+                    </a:xfrm>
+                    <a:prstGeom prst="rect">
+                      <a:avLst/>
+                    </a:prstGeom>
+                    <a:ln>
+                      <a:noFill/>
+                    </a:ln>
+                    <a:extLst>
+                      <a:ext uri="{53640926-AAD7-44D8-BBD7-CCE9431645EC}">
+                        <a14:shadowObscured xmlns:a14="http://schemas.microsoft.com/office/drawing/2010/main"/>
+                      </a:ext>
+                    </a:extLst>
+                  </pic:spPr>
+                </pic:pic>
+              </a:graphicData>
+            </a:graphic>
+          </wp:inline>
+        </w:drawing>
+      </w:r>
+    </w:p>
+    <w:p>
+      <w:pPr>
+        <w:pStyle w:val="ae"/>
+        <w:jc w:val="center"/>
+        <w:rPr>
+          <w:rFonts w:ascii="Times New Roman" w:hAnsi="Times New Roman" w:cs="Times New Roman"/>
+          <w:sz w:val="48"/>
+          <w:szCs w:val="48"/>
+        </w:rPr>
+      </w:pPr>
+      <w:r>
+        <w:rPr>
+          <w:sz w:val="22"/>
+          <w:szCs w:val="22"/>
+          <w:lang w:val="uk-UA"/>
+        </w:rPr>
+        <w:t>Рис.</w:t>
+      </w:r>
+      <w:r>
+        <w:rPr>
+          <w:sz w:val="22"/>
+          <w:szCs w:val="22"/>
+        </w:rPr>
+        <w:t xml:space="preserve"> </w:t>
+      </w:r>
+      <w:r>
+        <w:rPr>
+          <w:sz w:val="22"/>
+          <w:szCs w:val="22"/>
+        </w:rPr>
+        <w:fldChar w:fldCharType="begin"/>
+      </w:r>
+      <w:r>
+        <w:rPr>
+          <w:sz w:val="22"/>
+          <w:szCs w:val="22"/>
+        </w:rPr>
+        <w:instrText xml:space="preserve"> SEQ Figure \* ARABIC </w:instrText>
+      </w:r>
+      <w:r>
+        <w:rPr>
+          <w:sz w:val="22"/>
+          <w:szCs w:val="22"/>
+        </w:rPr>
+        <w:fldChar w:fldCharType="separate"/>
+      </w:r>
+      <w:r>
+        <w:rPr>
+          <w:noProof/>
+          <w:sz w:val="22"/>
+          <w:szCs w:val="22"/>
+        </w:rPr>
+        <w:t>1</w:t>
+      </w:r>
+      <w:r>
+        <w:rPr>
+          <w:sz w:val="22"/>
+          <w:szCs w:val="22"/>
+        </w:rPr>
+        <w:fldChar w:fldCharType="end"/>
+      </w:r>
+      <w:r>
+        <w:rPr>
+          <w:sz w:val="22"/>
+          <w:szCs w:val="22"/>
+        </w:rPr>
+        <w:t xml:space="preserve">. </w:t>
+      </w:r>
+      <w:r>
+        <w:rPr>
+          <w:sz w:val="22"/>
+          <w:szCs w:val="22"/>
+          <w:lang w:val="uk-UA"/>
+        </w:rPr>
+        <w:t xml:space="preserve">Покрокова візуалізація роботи програми (при </w:t>
+      </w:r>
+      <w:r>
+        <w:rPr>
+          <w:sz w:val="22"/>
+          <w:szCs w:val="22"/>
+        </w:rPr>
+        <w:t>m=</w:t>
+      </w:r>
+      <w:r>
+        <w:rPr>
+          <w:sz w:val="22"/>
+          <w:szCs w:val="22"/>
+          <w:lang w:val="uk-UA"/>
+        </w:rPr>
+        <w:t>5</w:t>
+      </w:r>
+      <w:r>
+        <w:rPr>
+          <w:sz w:val="22"/>
+          <w:szCs w:val="22"/>
+        </w:rPr>
+        <w:t>0, a=0.</w:t>
+      </w:r>
+      <w:r>
+        <w:rPr>
+          <w:sz w:val="22"/>
+          <w:szCs w:val="22"/>
+          <w:lang w:val="uk-UA"/>
+        </w:rPr>
+        <w:t>29</w:t>
+      </w:r>
+      <w:r>
+        <w:rPr>
+          <w:sz w:val="22"/>
+          <w:szCs w:val="22"/>
+          <w:lang w:val="uk-UA"/>
+        </w:rPr>
+        <w:t>)</w:t>
+      </w:r>
+    </w:p>
+    <w:p>
+      <w:pPr>
+        <w:keepNext/>
+        <w:spacing w:after="0" w:line="360" w:lineRule="auto"/>
+        <w:jc w:val="center"/>
+      </w:pPr>
+      <w:r>
+        <w:rPr>
+          <w:noProof/>
+        </w:rPr>
+        <w:lastRenderedPageBreak/>
+        <w:drawing>
+          <wp:inline distT="0" distB="0" distL="0" distR="0" wp14:anchorId="0D14C1B7" wp14:editId="4302C33C">
+            <wp:extent cx="4897925" cy="3700888"/>
+            <wp:effectExtent l="0" t="0" r="0" b="0"/>
+            <wp:docPr id="154596965" name="Рисунок 1"/>
+            <wp:cNvGraphicFramePr>
+              <a:graphicFrameLocks xmlns:a="http://schemas.openxmlformats.org/drawingml/2006/main" noChangeAspect="1"/>
+            </wp:cNvGraphicFramePr>
+            <a:graphic xmlns:a="http://schemas.openxmlformats.org/drawingml/2006/main">
+              <a:graphicData uri="http://schemas.openxmlformats.org/drawingml/2006/picture">
+                <pic:pic xmlns:pic="http://schemas.openxmlformats.org/drawingml/2006/picture">
+                  <pic:nvPicPr>
+                    <pic:cNvPr id="154596965" name=""/>
+                    <pic:cNvPicPr/>
+                  </pic:nvPicPr>
+                  <pic:blipFill rotWithShape="1">
+                    <a:blip r:embed="rId7"/>
+                    <a:srcRect l="868"/>
+                    <a:stretch>
+                      <a:fillRect/>
+                    </a:stretch>
+                  </pic:blipFill>
+                  <pic:spPr bwMode="auto">
+                    <a:xfrm>
+                      <a:off x="0" y="0"/>
+                      <a:ext cx="4906431" cy="3707315"/>
+                    </a:xfrm>
+                    <a:prstGeom prst="rect">
+                      <a:avLst/>
+                    </a:prstGeom>
+                    <a:ln>
+                      <a:noFill/>
+                    </a:ln>
+                    <a:extLst>
+                      <a:ext uri="{53640926-AAD7-44D8-BBD7-CCE9431645EC}">
+                        <a14:shadowObscured xmlns:a14="http://schemas.microsoft.com/office/drawing/2010/main"/>
+                      </a:ext>
+                    </a:extLst>
+                  </pic:spPr>
+                </pic:pic>
+              </a:graphicData>
+            </a:graphic>
+          </wp:inline>
+        </w:drawing>
+      </w:r>
+    </w:p>
+    <w:p>
+      <w:pPr>
+        <w:pStyle w:val="ae"/>
+        <w:jc w:val="center"/>
+        <w:rPr>
+          <w:rFonts w:ascii="Times New Roman" w:hAnsi="Times New Roman" w:cs="Times New Roman"/>
+          <w:sz w:val="48"/>
+          <w:szCs w:val="48"/>
+        </w:rPr>
+      </w:pPr>
+      <w:r>
+        <w:rPr>
+          <w:sz w:val="22"/>
+          <w:szCs w:val="22"/>
+          <w:lang w:val="uk-UA"/>
+        </w:rPr>
+        <w:t>Рис.</w:t>
+      </w:r>
+      <w:r>
+        <w:rPr>
+          <w:sz w:val="22"/>
+          <w:szCs w:val="22"/>
+        </w:rPr>
+        <w:t xml:space="preserve"> </w:t>
+      </w:r>
+      <w:r>
+        <w:rPr>
+          <w:sz w:val="22"/>
+          <w:szCs w:val="22"/>
+        </w:rPr>
+        <w:fldChar w:fldCharType="begin"/>
+      </w:r>
+      <w:r>
+        <w:rPr>
+          <w:sz w:val="22"/>
+          <w:szCs w:val="22"/>
+        </w:rPr>
+        <w:instrText xml:space="preserve"> SEQ Figure \* ARABIC </w:instrText>
+      </w:r>
+      <w:r>
+        <w:rPr>
+          <w:sz w:val="22"/>
+          <w:szCs w:val="22"/>
+        </w:rPr>
+        <w:fldChar w:fldCharType="separate"/>
+      </w:r>
+      <w:r>
+        <w:rPr>
+          <w:noProof/>
+          <w:sz w:val="22"/>
+          <w:szCs w:val="22"/>
+        </w:rPr>
+        <w:t>1</w:t>
+      </w:r>
+      <w:r>
+        <w:rPr>
+          <w:sz w:val="22"/>
+          <w:szCs w:val="22"/>
+        </w:rPr>
+        <w:fldChar w:fldCharType="end"/>
+      </w:r>
+      <w:r>
+        <w:rPr>
+          <w:sz w:val="22"/>
+          <w:szCs w:val="22"/>
+        </w:rPr>
+        <w:t xml:space="preserve">. </w:t>
+      </w:r>
+      <w:r>
+        <w:rPr>
+          <w:sz w:val="22"/>
+          <w:szCs w:val="22"/>
+          <w:lang w:val="uk-UA"/>
+        </w:rPr>
+        <w:t xml:space="preserve">Покрокова візуалізація роботи програми (при </w:t>
+      </w:r>
+      <w:r>
+        <w:rPr>
+          <w:sz w:val="22"/>
+          <w:szCs w:val="22"/>
+        </w:rPr>
+        <w:t>m=10, a=0.1</w:t>
+      </w:r>
+      <w:r>
+        <w:rPr>
+          <w:sz w:val="22"/>
+          <w:szCs w:val="22"/>
+          <w:lang w:val="uk-UA"/>
+        </w:rPr>
+        <w:t>)</w:t>
+      </w:r>
+    </w:p>
+    <w:p>
+      <w:pPr>
+        <w:spacing w:after="120" w:line="360" w:lineRule="auto"/>
+        <w:rPr>
           <w:rFonts w:ascii="Times New Roman" w:hAnsi="Times New Roman" w:cs="Times New Roman"/>
           <w:sz w:val="28"/>
           <w:szCs w:val="28"/>
-          <w:lang w:val="uk-UA"/>
-        </w:rPr>
-        <w:t xml:space="preserve">Під час виконання роботи було успішно реалізовано метод випадкового пошуку зі стохастичною оцінкою градієнта. Практично підтверджено, що додавання </w:t>
-      </w:r>
-      <w:proofErr w:type="spellStart"/>
-      <w:r>
+        </w:rPr>
+      </w:pPr>
+    </w:p>
+    <w:p>
+      <w:pPr>
+        <w:spacing w:after="120" w:line="360" w:lineRule="auto"/>
         <w:rPr>
           <w:rFonts w:ascii="Times New Roman" w:hAnsi="Times New Roman" w:cs="Times New Roman"/>
           <w:sz w:val="28"/>
           <w:szCs w:val="28"/>
           <w:lang w:val="uk-UA"/>
         </w:rPr>
-        <w:lastRenderedPageBreak/>
-        <w:t>вектора</w:t>
-      </w:r>
-      <w:proofErr w:type="spellEnd"/>
+      </w:pPr>
       <w:r>
         <w:rPr>
           <w:rFonts w:ascii="Times New Roman" w:hAnsi="Times New Roman" w:cs="Times New Roman"/>
@@ -2401,36 +3023,780 @@
           <w:szCs w:val="28"/>
           <w:lang w:val="uk-UA"/>
         </w:rPr>
-        <w:t xml:space="preserve"> дрейфу для адаптації розподілу ймовірностей суттєво пришвидшує пошук. </w:t>
-      </w:r>
-      <w:r>
+        <w:t>Вивід</w:t>
+      </w:r>
+      <w:r>
+        <w:rPr>
+          <w:rFonts w:ascii="Times New Roman" w:hAnsi="Times New Roman" w:cs="Times New Roman"/>
+          <w:sz w:val="28"/>
+          <w:szCs w:val="28"/>
+          <w:lang w:val="uk-UA"/>
+        </w:rPr>
+        <w:t xml:space="preserve"> з консолі програми (перші 4 ітерації при</w:t>
+      </w:r>
+      <w:r>
+        <w:rPr>
+          <w:rFonts w:ascii="Times New Roman" w:hAnsi="Times New Roman" w:cs="Times New Roman"/>
+          <w:sz w:val="28"/>
+          <w:szCs w:val="28"/>
+        </w:rPr>
+        <w:t xml:space="preserve"> m=20, a=0.5</w:t>
+      </w:r>
+      <w:r>
+        <w:rPr>
+          <w:rFonts w:ascii="Times New Roman" w:hAnsi="Times New Roman" w:cs="Times New Roman"/>
+          <w:sz w:val="28"/>
+          <w:szCs w:val="28"/>
+          <w:lang w:val="uk-UA"/>
+        </w:rPr>
+        <w:t>):</w:t>
+      </w:r>
+    </w:p>
+    <w:p>
+      <w:pPr>
+        <w:spacing w:after="120" w:line="240" w:lineRule="auto"/>
+        <w:rPr>
+          <w:rFonts w:ascii="Consolas" w:hAnsi="Consolas" w:cs="Times New Roman"/>
+          <w:sz w:val="24"/>
+          <w:szCs w:val="24"/>
+        </w:rPr>
+      </w:pPr>
+      <w:r>
+        <w:rPr>
+          <w:rFonts w:ascii="Consolas" w:hAnsi="Consolas" w:cs="Times New Roman"/>
+          <w:sz w:val="24"/>
+          <w:szCs w:val="24"/>
+        </w:rPr>
+        <w:t>--- Iteration k = 0 ---</w:t>
+      </w:r>
+    </w:p>
+    <w:p>
+      <w:pPr>
+        <w:spacing w:after="120" w:line="240" w:lineRule="auto"/>
+        <w:rPr>
+          <w:rFonts w:ascii="Consolas" w:hAnsi="Consolas" w:cs="Times New Roman"/>
+          <w:sz w:val="24"/>
+          <w:szCs w:val="24"/>
+        </w:rPr>
+      </w:pPr>
+      <w:r>
+        <w:rPr>
+          <w:rFonts w:ascii="Consolas" w:hAnsi="Consolas" w:cs="Times New Roman"/>
+          <w:sz w:val="24"/>
+          <w:szCs w:val="24"/>
+          <w:lang w:val="uk-UA"/>
+        </w:rPr>
+        <w:t>Поточна точка</w:t>
+      </w:r>
+      <w:r>
+        <w:rPr>
+          <w:rFonts w:ascii="Consolas" w:hAnsi="Consolas" w:cs="Times New Roman"/>
+          <w:sz w:val="24"/>
+          <w:szCs w:val="24"/>
+        </w:rPr>
+        <w:t xml:space="preserve"> x_k: [0. 0.]</w:t>
+      </w:r>
+    </w:p>
+    <w:p>
+      <w:pPr>
+        <w:spacing w:after="120" w:line="240" w:lineRule="auto"/>
+        <w:rPr>
+          <w:rFonts w:ascii="Consolas" w:hAnsi="Consolas" w:cs="Times New Roman"/>
+          <w:sz w:val="24"/>
+          <w:szCs w:val="24"/>
+        </w:rPr>
+      </w:pPr>
+      <w:r>
+        <w:rPr>
+          <w:rFonts w:ascii="Consolas" w:hAnsi="Consolas" w:cs="Times New Roman"/>
+          <w:sz w:val="24"/>
+          <w:szCs w:val="24"/>
+        </w:rPr>
+        <w:t>f(x_k): 0.000000</w:t>
+      </w:r>
+    </w:p>
+    <w:p>
+      <w:pPr>
+        <w:spacing w:after="120" w:line="240" w:lineRule="auto"/>
+        <w:rPr>
+          <w:rFonts w:ascii="Consolas" w:hAnsi="Consolas" w:cs="Times New Roman"/>
+          <w:sz w:val="24"/>
+          <w:szCs w:val="24"/>
+        </w:rPr>
+      </w:pPr>
+      <w:r>
+        <w:rPr>
+          <w:rFonts w:ascii="Consolas" w:hAnsi="Consolas" w:cs="Times New Roman"/>
+          <w:sz w:val="24"/>
+          <w:szCs w:val="24"/>
+        </w:rPr>
+        <w:t>Drift w_k: [0. 0.]</w:t>
+      </w:r>
+    </w:p>
+    <w:p>
+      <w:pPr>
+        <w:spacing w:after="120" w:line="240" w:lineRule="auto"/>
+        <w:rPr>
+          <w:rFonts w:ascii="Consolas" w:hAnsi="Consolas" w:cs="Times New Roman"/>
+          <w:sz w:val="24"/>
+          <w:szCs w:val="24"/>
+        </w:rPr>
+      </w:pPr>
+      <w:r>
+        <w:rPr>
+          <w:rFonts w:ascii="Consolas" w:hAnsi="Consolas" w:cs="Times New Roman"/>
+          <w:sz w:val="24"/>
+          <w:szCs w:val="24"/>
+        </w:rPr>
+        <w:t>Best probe direction xi*: [0.799  0.6013]</w:t>
+      </w:r>
+    </w:p>
+    <w:p>
+      <w:pPr>
+        <w:spacing w:after="120" w:line="240" w:lineRule="auto"/>
+        <w:rPr>
+          <w:rFonts w:ascii="Consolas" w:hAnsi="Consolas" w:cs="Times New Roman"/>
+          <w:sz w:val="24"/>
+          <w:szCs w:val="24"/>
+        </w:rPr>
+      </w:pPr>
+      <w:r>
+        <w:rPr>
+          <w:rFonts w:ascii="Consolas" w:hAnsi="Consolas" w:cs="Times New Roman"/>
+          <w:sz w:val="24"/>
+          <w:szCs w:val="24"/>
+        </w:rPr>
+        <w:t>Improvement on probe: -0.908321</w:t>
+      </w:r>
+    </w:p>
+    <w:p>
+      <w:pPr>
+        <w:spacing w:after="120" w:line="240" w:lineRule="auto"/>
+        <w:rPr>
+          <w:rFonts w:ascii="Consolas" w:hAnsi="Consolas" w:cs="Times New Roman"/>
+          <w:sz w:val="24"/>
+          <w:szCs w:val="24"/>
+          <w:lang w:val="uk-UA"/>
+        </w:rPr>
+      </w:pPr>
+      <w:r>
+        <w:rPr>
+          <w:rFonts w:ascii="Consolas" w:hAnsi="Consolas" w:cs="Times New Roman"/>
+          <w:sz w:val="24"/>
+          <w:szCs w:val="24"/>
+          <w:lang w:val="uk-UA"/>
+        </w:rPr>
+        <w:t>Використовується найкраща спроба</w:t>
+      </w:r>
+    </w:p>
+    <w:p>
+      <w:pPr>
+        <w:spacing w:after="120" w:line="240" w:lineRule="auto"/>
+        <w:rPr>
+          <w:rFonts w:ascii="Consolas" w:hAnsi="Consolas" w:cs="Times New Roman"/>
+          <w:sz w:val="24"/>
+          <w:szCs w:val="24"/>
+        </w:rPr>
+      </w:pPr>
+      <w:r>
+        <w:rPr>
+          <w:rFonts w:ascii="Consolas" w:hAnsi="Consolas" w:cs="Times New Roman"/>
+          <w:sz w:val="24"/>
+          <w:szCs w:val="24"/>
+        </w:rPr>
+        <w:t>New point x_k+1: [0.3985 0.2999]</w:t>
+      </w:r>
+    </w:p>
+    <w:p>
+      <w:pPr>
+        <w:spacing w:after="120" w:line="240" w:lineRule="auto"/>
+        <w:rPr>
+          <w:rFonts w:ascii="Consolas" w:hAnsi="Consolas" w:cs="Times New Roman"/>
+          <w:sz w:val="24"/>
+          <w:szCs w:val="24"/>
+        </w:rPr>
+      </w:pPr>
+      <w:r>
+        <w:rPr>
+          <w:rFonts w:ascii="Consolas" w:hAnsi="Consolas" w:cs="Times New Roman"/>
+          <w:sz w:val="24"/>
+          <w:szCs w:val="24"/>
+        </w:rPr>
+        <w:t>[0.54293487 0.40857936]</w:t>
+      </w:r>
+    </w:p>
+    <w:p>
+      <w:pPr>
+        <w:spacing w:after="120" w:line="240" w:lineRule="auto"/>
+        <w:rPr>
+          <w:rFonts w:ascii="Consolas" w:hAnsi="Consolas" w:cs="Times New Roman"/>
+          <w:sz w:val="24"/>
+          <w:szCs w:val="24"/>
+        </w:rPr>
+      </w:pPr>
+    </w:p>
+    <w:p>
+      <w:pPr>
+        <w:spacing w:after="120" w:line="240" w:lineRule="auto"/>
+        <w:rPr>
+          <w:rFonts w:ascii="Consolas" w:hAnsi="Consolas" w:cs="Times New Roman"/>
+          <w:sz w:val="24"/>
+          <w:szCs w:val="24"/>
+        </w:rPr>
+      </w:pPr>
+      <w:r>
+        <w:rPr>
+          <w:rFonts w:ascii="Consolas" w:hAnsi="Consolas" w:cs="Times New Roman"/>
+          <w:sz w:val="24"/>
+          <w:szCs w:val="24"/>
+        </w:rPr>
+        <w:t>--- Iteration k = 1 ---</w:t>
+      </w:r>
+    </w:p>
+    <w:p>
+      <w:pPr>
+        <w:spacing w:after="120" w:line="240" w:lineRule="auto"/>
+        <w:rPr>
+          <w:rFonts w:ascii="Consolas" w:hAnsi="Consolas" w:cs="Times New Roman"/>
+          <w:sz w:val="24"/>
+          <w:szCs w:val="24"/>
+        </w:rPr>
+      </w:pPr>
+      <w:r>
+        <w:rPr>
+          <w:rFonts w:ascii="Consolas" w:hAnsi="Consolas" w:cs="Times New Roman"/>
+          <w:sz w:val="24"/>
+          <w:szCs w:val="24"/>
+          <w:lang w:val="uk-UA"/>
+        </w:rPr>
+        <w:t>Поточна точка</w:t>
+      </w:r>
+      <w:r>
+        <w:rPr>
+          <w:rFonts w:ascii="Consolas" w:hAnsi="Consolas" w:cs="Times New Roman"/>
+          <w:sz w:val="24"/>
+          <w:szCs w:val="24"/>
+        </w:rPr>
+        <w:t xml:space="preserve"> </w:t>
+      </w:r>
+      <w:r>
+        <w:rPr>
+          <w:rFonts w:ascii="Consolas" w:hAnsi="Consolas" w:cs="Times New Roman"/>
+          <w:sz w:val="24"/>
+          <w:szCs w:val="24"/>
+        </w:rPr>
+        <w:t>x_k: [0.3985 0.2999]</w:t>
+      </w:r>
+    </w:p>
+    <w:p>
+      <w:pPr>
+        <w:spacing w:after="120" w:line="240" w:lineRule="auto"/>
+        <w:rPr>
+          <w:rFonts w:ascii="Consolas" w:hAnsi="Consolas" w:cs="Times New Roman"/>
+          <w:sz w:val="24"/>
+          <w:szCs w:val="24"/>
+        </w:rPr>
+      </w:pPr>
+      <w:r>
+        <w:rPr>
+          <w:rFonts w:ascii="Consolas" w:hAnsi="Consolas" w:cs="Times New Roman"/>
+          <w:sz w:val="24"/>
+          <w:szCs w:val="24"/>
+        </w:rPr>
+        <w:t>f(x_k): -0.908321</w:t>
+      </w:r>
+    </w:p>
+    <w:p>
+      <w:pPr>
+        <w:spacing w:after="120" w:line="240" w:lineRule="auto"/>
+        <w:rPr>
+          <w:rFonts w:ascii="Consolas" w:hAnsi="Consolas" w:cs="Times New Roman"/>
+          <w:sz w:val="24"/>
+          <w:szCs w:val="24"/>
+        </w:rPr>
+      </w:pPr>
+      <w:r>
+        <w:rPr>
+          <w:rFonts w:ascii="Consolas" w:hAnsi="Consolas" w:cs="Times New Roman"/>
+          <w:sz w:val="24"/>
+          <w:szCs w:val="24"/>
+        </w:rPr>
+        <w:t>Drift w_k: [0.5429 0.4086]</w:t>
+      </w:r>
+    </w:p>
+    <w:p>
+      <w:pPr>
+        <w:spacing w:after="120" w:line="240" w:lineRule="auto"/>
+        <w:rPr>
+          <w:rFonts w:ascii="Consolas" w:hAnsi="Consolas" w:cs="Times New Roman"/>
+          <w:sz w:val="24"/>
+          <w:szCs w:val="24"/>
+        </w:rPr>
+      </w:pPr>
+      <w:r>
+        <w:rPr>
+          <w:rFonts w:ascii="Consolas" w:hAnsi="Consolas" w:cs="Times New Roman"/>
+          <w:sz w:val="24"/>
+          <w:szCs w:val="24"/>
+        </w:rPr>
+        <w:t>Best probe direction xi*: [0.753 0.658]</w:t>
+      </w:r>
+    </w:p>
+    <w:p>
+      <w:pPr>
+        <w:spacing w:after="120" w:line="240" w:lineRule="auto"/>
+        <w:rPr>
+          <w:rFonts w:ascii="Consolas" w:hAnsi="Consolas" w:cs="Times New Roman"/>
+          <w:sz w:val="24"/>
+          <w:szCs w:val="24"/>
+        </w:rPr>
+      </w:pPr>
+      <w:r>
+        <w:rPr>
+          <w:rFonts w:ascii="Consolas" w:hAnsi="Consolas" w:cs="Times New Roman"/>
+          <w:sz w:val="24"/>
+          <w:szCs w:val="24"/>
+        </w:rPr>
+        <w:t>Improvement on probe: -0.727356</w:t>
+      </w:r>
+    </w:p>
+    <w:p>
+      <w:pPr>
+        <w:spacing w:after="120" w:line="240" w:lineRule="auto"/>
+        <w:rPr>
+          <w:rFonts w:ascii="Consolas" w:hAnsi="Consolas" w:cs="Times New Roman"/>
+          <w:sz w:val="24"/>
+          <w:szCs w:val="24"/>
+          <w:lang w:val="uk-UA"/>
+        </w:rPr>
+      </w:pPr>
+      <w:r>
+        <w:rPr>
+          <w:rFonts w:ascii="Consolas" w:hAnsi="Consolas" w:cs="Times New Roman"/>
+          <w:sz w:val="24"/>
+          <w:szCs w:val="24"/>
+          <w:lang w:val="uk-UA"/>
+        </w:rPr>
+        <w:t>Використовується найкраща спроба</w:t>
+      </w:r>
+    </w:p>
+    <w:p>
+      <w:pPr>
+        <w:spacing w:after="120" w:line="240" w:lineRule="auto"/>
+        <w:rPr>
+          <w:rFonts w:ascii="Consolas" w:hAnsi="Consolas" w:cs="Times New Roman"/>
+          <w:sz w:val="24"/>
+          <w:szCs w:val="24"/>
+        </w:rPr>
+      </w:pPr>
+      <w:r>
+        <w:rPr>
+          <w:rFonts w:ascii="Consolas" w:hAnsi="Consolas" w:cs="Times New Roman"/>
+          <w:sz w:val="24"/>
+          <w:szCs w:val="24"/>
+        </w:rPr>
+        <w:t>New point x_k+1: [0.774  0.6281]</w:t>
+      </w:r>
+    </w:p>
+    <w:p>
+      <w:pPr>
+        <w:spacing w:after="120" w:line="240" w:lineRule="auto"/>
+        <w:rPr>
+          <w:rFonts w:ascii="Consolas" w:hAnsi="Consolas" w:cs="Times New Roman"/>
+          <w:sz w:val="24"/>
+          <w:szCs w:val="24"/>
+        </w:rPr>
+      </w:pPr>
+      <w:r>
+        <w:rPr>
+          <w:rFonts w:ascii="Consolas" w:hAnsi="Consolas" w:cs="Times New Roman"/>
+          <w:sz w:val="24"/>
+          <w:szCs w:val="24"/>
+        </w:rPr>
+        <w:t>[0.84406749 0.68490962]</w:t>
+      </w:r>
+    </w:p>
+    <w:p>
+      <w:pPr>
+        <w:spacing w:after="120" w:line="240" w:lineRule="auto"/>
+        <w:rPr>
+          <w:rFonts w:ascii="Consolas" w:hAnsi="Consolas" w:cs="Times New Roman"/>
+          <w:sz w:val="24"/>
+          <w:szCs w:val="24"/>
+        </w:rPr>
+      </w:pPr>
+    </w:p>
+    <w:p>
+      <w:pPr>
+        <w:spacing w:after="120" w:line="240" w:lineRule="auto"/>
+        <w:rPr>
+          <w:rFonts w:ascii="Consolas" w:hAnsi="Consolas" w:cs="Times New Roman"/>
+          <w:sz w:val="24"/>
+          <w:szCs w:val="24"/>
+        </w:rPr>
+      </w:pPr>
+      <w:r>
+        <w:rPr>
+          <w:rFonts w:ascii="Consolas" w:hAnsi="Consolas" w:cs="Times New Roman"/>
+          <w:sz w:val="24"/>
+          <w:szCs w:val="24"/>
+        </w:rPr>
+        <w:t>--- Iteration k = 2 ---</w:t>
+      </w:r>
+    </w:p>
+    <w:p>
+      <w:pPr>
+        <w:spacing w:after="120" w:line="240" w:lineRule="auto"/>
+        <w:rPr>
+          <w:rFonts w:ascii="Consolas" w:hAnsi="Consolas" w:cs="Times New Roman"/>
+          <w:sz w:val="24"/>
+          <w:szCs w:val="24"/>
+        </w:rPr>
+      </w:pPr>
+      <w:r>
+        <w:rPr>
+          <w:rFonts w:ascii="Consolas" w:hAnsi="Consolas" w:cs="Times New Roman"/>
+          <w:sz w:val="24"/>
+          <w:szCs w:val="24"/>
+          <w:lang w:val="uk-UA"/>
+        </w:rPr>
+        <w:t>Поточна точка</w:t>
+      </w:r>
+      <w:r>
+        <w:rPr>
+          <w:rFonts w:ascii="Consolas" w:hAnsi="Consolas" w:cs="Times New Roman"/>
+          <w:sz w:val="24"/>
+          <w:szCs w:val="24"/>
+        </w:rPr>
+        <w:t xml:space="preserve"> </w:t>
+      </w:r>
+      <w:r>
+        <w:rPr>
+          <w:rFonts w:ascii="Consolas" w:hAnsi="Consolas" w:cs="Times New Roman"/>
+          <w:sz w:val="24"/>
+          <w:szCs w:val="24"/>
+        </w:rPr>
+        <w:t>x_k: [0.774  0.6281]</w:t>
+      </w:r>
+    </w:p>
+    <w:p>
+      <w:pPr>
+        <w:spacing w:after="120" w:line="240" w:lineRule="auto"/>
+        <w:rPr>
+          <w:rFonts w:ascii="Consolas" w:hAnsi="Consolas" w:cs="Times New Roman"/>
+          <w:sz w:val="24"/>
+          <w:szCs w:val="24"/>
+        </w:rPr>
+      </w:pPr>
+      <w:r>
+        <w:rPr>
+          <w:rFonts w:ascii="Consolas" w:hAnsi="Consolas" w:cs="Times New Roman"/>
+          <w:sz w:val="24"/>
+          <w:szCs w:val="24"/>
+        </w:rPr>
+        <w:t>f(x_k): -1.635677</w:t>
+      </w:r>
+    </w:p>
+    <w:p>
+      <w:pPr>
+        <w:spacing w:after="120" w:line="240" w:lineRule="auto"/>
+        <w:rPr>
+          <w:rFonts w:ascii="Consolas" w:hAnsi="Consolas" w:cs="Times New Roman"/>
+          <w:sz w:val="24"/>
+          <w:szCs w:val="24"/>
+        </w:rPr>
+      </w:pPr>
+      <w:r>
+        <w:rPr>
+          <w:rFonts w:ascii="Consolas" w:hAnsi="Consolas" w:cs="Times New Roman"/>
+          <w:sz w:val="24"/>
+          <w:szCs w:val="24"/>
+        </w:rPr>
+        <w:t>Drift w_k: [0.8441 0.6849]</w:t>
+      </w:r>
+    </w:p>
+    <w:p>
+      <w:pPr>
+        <w:spacing w:after="120" w:line="240" w:lineRule="auto"/>
+        <w:rPr>
+          <w:rFonts w:ascii="Consolas" w:hAnsi="Consolas" w:cs="Times New Roman"/>
+          <w:sz w:val="24"/>
+          <w:szCs w:val="24"/>
+        </w:rPr>
+      </w:pPr>
+      <w:r>
+        <w:rPr>
+          <w:rFonts w:ascii="Consolas" w:hAnsi="Consolas" w:cs="Times New Roman"/>
+          <w:sz w:val="24"/>
+          <w:szCs w:val="24"/>
+        </w:rPr>
+        <w:t>Best probe direction xi*: [0.9234 0.3839]</w:t>
+      </w:r>
+    </w:p>
+    <w:p>
+      <w:pPr>
+        <w:spacing w:after="120" w:line="240" w:lineRule="auto"/>
+        <w:rPr>
+          <w:rFonts w:ascii="Consolas" w:hAnsi="Consolas" w:cs="Times New Roman"/>
+          <w:sz w:val="24"/>
+          <w:szCs w:val="24"/>
+        </w:rPr>
+      </w:pPr>
+      <w:r>
+        <w:rPr>
+          <w:rFonts w:ascii="Consolas" w:hAnsi="Consolas" w:cs="Times New Roman"/>
+          <w:sz w:val="24"/>
+          <w:szCs w:val="24"/>
+        </w:rPr>
+        <w:t>Improvement on probe: -0.566276</w:t>
+      </w:r>
+    </w:p>
+    <w:p>
+      <w:pPr>
+        <w:spacing w:after="120" w:line="240" w:lineRule="auto"/>
+        <w:rPr>
+          <w:rFonts w:ascii="Consolas" w:hAnsi="Consolas" w:cs="Times New Roman"/>
+          <w:sz w:val="24"/>
+          <w:szCs w:val="24"/>
+          <w:lang w:val="uk-UA"/>
+        </w:rPr>
+      </w:pPr>
+      <w:r>
+        <w:rPr>
+          <w:rFonts w:ascii="Consolas" w:hAnsi="Consolas" w:cs="Times New Roman"/>
+          <w:sz w:val="24"/>
+          <w:szCs w:val="24"/>
+          <w:lang w:val="uk-UA"/>
+        </w:rPr>
+        <w:t>Використовується найкраща спроба</w:t>
+      </w:r>
+    </w:p>
+    <w:p>
+      <w:pPr>
+        <w:spacing w:after="120" w:line="240" w:lineRule="auto"/>
+        <w:rPr>
+          <w:rFonts w:ascii="Consolas" w:hAnsi="Consolas" w:cs="Times New Roman"/>
+          <w:sz w:val="24"/>
+          <w:szCs w:val="24"/>
+        </w:rPr>
+      </w:pPr>
+      <w:r>
+        <w:rPr>
+          <w:rFonts w:ascii="Consolas" w:hAnsi="Consolas" w:cs="Times New Roman"/>
+          <w:sz w:val="24"/>
+          <w:szCs w:val="24"/>
+        </w:rPr>
+        <w:t>New point x_k+1: [1.2345 0.8195]</w:t>
+      </w:r>
+    </w:p>
+    <w:p>
+      <w:pPr>
+        <w:spacing w:after="120" w:line="240" w:lineRule="auto"/>
+        <w:rPr>
+          <w:rFonts w:ascii="Consolas" w:hAnsi="Consolas" w:cs="Times New Roman"/>
+          <w:sz w:val="24"/>
+          <w:szCs w:val="24"/>
+        </w:rPr>
+      </w:pPr>
+      <w:r>
+        <w:rPr>
+          <w:rFonts w:ascii="Consolas" w:hAnsi="Consolas" w:cs="Times New Roman"/>
+          <w:sz w:val="24"/>
+          <w:szCs w:val="24"/>
+        </w:rPr>
+        <w:t>[1.06641874 0.71054281]</w:t>
+      </w:r>
+    </w:p>
+    <w:p>
+      <w:pPr>
+        <w:spacing w:after="120" w:line="240" w:lineRule="auto"/>
+        <w:rPr>
+          <w:rFonts w:ascii="Consolas" w:hAnsi="Consolas" w:cs="Times New Roman"/>
+          <w:sz w:val="24"/>
+          <w:szCs w:val="24"/>
+        </w:rPr>
+      </w:pPr>
+    </w:p>
+    <w:p>
+      <w:pPr>
+        <w:spacing w:after="120" w:line="240" w:lineRule="auto"/>
+        <w:rPr>
+          <w:rFonts w:ascii="Consolas" w:hAnsi="Consolas" w:cs="Times New Roman"/>
+          <w:sz w:val="24"/>
+          <w:szCs w:val="24"/>
+        </w:rPr>
+      </w:pPr>
+      <w:r>
+        <w:rPr>
+          <w:rFonts w:ascii="Consolas" w:hAnsi="Consolas" w:cs="Times New Roman"/>
+          <w:sz w:val="24"/>
+          <w:szCs w:val="24"/>
+        </w:rPr>
+        <w:t>--- Iteration k = 3 ---</w:t>
+      </w:r>
+    </w:p>
+    <w:p>
+      <w:pPr>
+        <w:spacing w:after="120" w:line="240" w:lineRule="auto"/>
+        <w:rPr>
+          <w:rFonts w:ascii="Consolas" w:hAnsi="Consolas" w:cs="Times New Roman"/>
+          <w:sz w:val="24"/>
+          <w:szCs w:val="24"/>
+        </w:rPr>
+      </w:pPr>
+      <w:r>
+        <w:rPr>
+          <w:rFonts w:ascii="Consolas" w:hAnsi="Consolas" w:cs="Times New Roman"/>
+          <w:sz w:val="24"/>
+          <w:szCs w:val="24"/>
+          <w:lang w:val="uk-UA"/>
+        </w:rPr>
+        <w:t>Поточна точка</w:t>
+      </w:r>
+      <w:r>
+        <w:rPr>
+          <w:rFonts w:ascii="Consolas" w:hAnsi="Consolas" w:cs="Times New Roman"/>
+          <w:sz w:val="24"/>
+          <w:szCs w:val="24"/>
+        </w:rPr>
+        <w:t xml:space="preserve"> </w:t>
+      </w:r>
+      <w:r>
+        <w:rPr>
+          <w:rFonts w:ascii="Consolas" w:hAnsi="Consolas" w:cs="Times New Roman"/>
+          <w:sz w:val="24"/>
+          <w:szCs w:val="24"/>
+        </w:rPr>
+        <w:t>x_k: [1.2345 0.8195]</w:t>
+      </w:r>
+    </w:p>
+    <w:p>
+      <w:pPr>
+        <w:spacing w:after="120" w:line="240" w:lineRule="auto"/>
+        <w:rPr>
+          <w:rFonts w:ascii="Consolas" w:hAnsi="Consolas" w:cs="Times New Roman"/>
+          <w:sz w:val="24"/>
+          <w:szCs w:val="24"/>
+        </w:rPr>
+      </w:pPr>
+      <w:r>
+        <w:rPr>
+          <w:rFonts w:ascii="Consolas" w:hAnsi="Consolas" w:cs="Times New Roman"/>
+          <w:sz w:val="24"/>
+          <w:szCs w:val="24"/>
+        </w:rPr>
+        <w:t>f(x_k): -2.201952</w:t>
+      </w:r>
+    </w:p>
+    <w:p>
+      <w:pPr>
+        <w:spacing w:after="120" w:line="240" w:lineRule="auto"/>
+        <w:rPr>
+          <w:rFonts w:ascii="Consolas" w:hAnsi="Consolas" w:cs="Times New Roman"/>
+          <w:sz w:val="24"/>
+          <w:szCs w:val="24"/>
+        </w:rPr>
+      </w:pPr>
+      <w:r>
+        <w:rPr>
+          <w:rFonts w:ascii="Consolas" w:hAnsi="Consolas" w:cs="Times New Roman"/>
+          <w:sz w:val="24"/>
+          <w:szCs w:val="24"/>
+        </w:rPr>
+        <w:t>Drift w_k: [1.0664 0.7105]</w:t>
+      </w:r>
+    </w:p>
+    <w:p>
+      <w:pPr>
+        <w:spacing w:after="120" w:line="240" w:lineRule="auto"/>
+        <w:rPr>
+          <w:rFonts w:ascii="Consolas" w:hAnsi="Consolas" w:cs="Times New Roman"/>
+          <w:sz w:val="24"/>
+          <w:szCs w:val="24"/>
+          <w:lang w:val="uk-UA"/>
+        </w:rPr>
+      </w:pPr>
+      <w:r>
+        <w:rPr>
+          <w:rFonts w:ascii="Consolas" w:hAnsi="Consolas" w:cs="Times New Roman"/>
+          <w:sz w:val="24"/>
+          <w:szCs w:val="24"/>
+          <w:lang w:val="uk-UA"/>
+        </w:rPr>
+        <w:t>Всі точки за межами</w:t>
+      </w:r>
+    </w:p>
+    <w:p>
+      <w:pPr>
+        <w:spacing w:after="120" w:line="240" w:lineRule="auto"/>
+        <w:rPr>
+          <w:rFonts w:ascii="Consolas" w:hAnsi="Consolas" w:cs="Times New Roman"/>
+          <w:sz w:val="24"/>
+          <w:szCs w:val="24"/>
+        </w:rPr>
+      </w:pPr>
+      <w:r>
+        <w:rPr>
+          <w:rFonts w:ascii="Consolas" w:hAnsi="Consolas" w:cs="Times New Roman"/>
+          <w:sz w:val="24"/>
+          <w:szCs w:val="24"/>
+        </w:rPr>
+        <w:t>[1.06641874 0.71054281</w:t>
+      </w:r>
+      <w:r>
+        <w:rPr>
+          <w:rFonts w:ascii="Consolas" w:hAnsi="Consolas" w:cs="Times New Roman"/>
+          <w:sz w:val="24"/>
+          <w:szCs w:val="24"/>
+        </w:rPr>
+        <w:t>]</w:t>
+      </w:r>
+    </w:p>
+    <w:p>
+      <w:pPr>
+        <w:spacing w:after="120" w:line="240" w:lineRule="auto"/>
+        <w:rPr>
+          <w:rFonts w:ascii="Consolas" w:hAnsi="Consolas" w:cs="Times New Roman"/>
+          <w:sz w:val="24"/>
+          <w:szCs w:val="24"/>
+        </w:rPr>
+      </w:pPr>
+    </w:p>
+    <w:p>
+      <w:pPr>
+        <w:rPr>
+          <w:rFonts w:ascii="Consolas" w:hAnsi="Consolas" w:cs="Times New Roman"/>
+          <w:sz w:val="24"/>
+          <w:szCs w:val="24"/>
+        </w:rPr>
+      </w:pPr>
+      <w:r>
+        <w:rPr>
+          <w:rFonts w:ascii="Consolas" w:hAnsi="Consolas" w:cs="Times New Roman"/>
+          <w:sz w:val="24"/>
+          <w:szCs w:val="24"/>
+        </w:rPr>
+        <w:br w:type="page"/>
+      </w:r>
+    </w:p>
+    <w:p>
+      <w:pPr>
+        <w:spacing w:after="0"/>
+        <w:jc w:val="center"/>
         <w:rPr>
           <w:rFonts w:ascii="Times New Roman" w:hAnsi="Times New Roman" w:cs="Times New Roman"/>
           <w:sz w:val="40"/>
           <w:szCs w:val="40"/>
           <w:lang w:val="uk-UA"/>
         </w:rPr>
-        <w:br w:type="page"/>
-      </w:r>
-    </w:p>
-    <w:p>
-      <w:pPr>
-        <w:spacing w:after="0"/>
-        <w:jc w:val="center"/>
+      </w:pPr>
+      <w:r>
         <w:rPr>
           <w:rFonts w:ascii="Times New Roman" w:hAnsi="Times New Roman" w:cs="Times New Roman"/>
           <w:sz w:val="40"/>
           <w:szCs w:val="40"/>
           <w:lang w:val="uk-UA"/>
         </w:rPr>
-      </w:pPr>
-      <w:r>
-        <w:rPr>
-          <w:rFonts w:ascii="Times New Roman" w:hAnsi="Times New Roman" w:cs="Times New Roman"/>
-          <w:sz w:val="40"/>
-          <w:szCs w:val="40"/>
-          <w:lang w:val="uk-UA"/>
-        </w:rPr>
         <w:lastRenderedPageBreak/>
         <w:t>Додаток 1. Код програми.</w:t>
       </w:r>
@@ -2440,9 +3806,2184 @@
         <w:spacing w:after="0" w:line="240" w:lineRule="auto"/>
         <w:rPr>
           <w:rFonts w:cstheme="minorHAnsi"/>
-          <w:lang w:val="uk-UA"/>
-        </w:rPr>
-      </w:pPr>
+        </w:rPr>
+      </w:pPr>
+      <w:r>
+        <w:rPr>
+          <w:rFonts w:cstheme="minorHAnsi"/>
+        </w:rPr>
+        <w:t>import secrets</w:t>
+      </w:r>
+    </w:p>
+    <w:p>
+      <w:pPr>
+        <w:spacing w:after="0" w:line="240" w:lineRule="auto"/>
+        <w:rPr>
+          <w:rFonts w:cstheme="minorHAnsi"/>
+        </w:rPr>
+      </w:pPr>
+      <w:r>
+        <w:rPr>
+          <w:rFonts w:cstheme="minorHAnsi"/>
+        </w:rPr>
+        <w:t>import numpy as np</w:t>
+      </w:r>
+    </w:p>
+    <w:p>
+      <w:pPr>
+        <w:spacing w:after="0" w:line="240" w:lineRule="auto"/>
+        <w:rPr>
+          <w:rFonts w:cstheme="minorHAnsi"/>
+        </w:rPr>
+      </w:pPr>
+      <w:r>
+        <w:rPr>
+          <w:rFonts w:cstheme="minorHAnsi"/>
+        </w:rPr>
+        <w:t>import matplotlib.pyplot as plt</w:t>
+      </w:r>
+    </w:p>
+    <w:p>
+      <w:pPr>
+        <w:spacing w:after="0" w:line="240" w:lineRule="auto"/>
+        <w:rPr>
+          <w:rFonts w:cstheme="minorHAnsi"/>
+        </w:rPr>
+      </w:pPr>
+      <w:r>
+        <w:rPr>
+          <w:rFonts w:cstheme="minorHAnsi"/>
+        </w:rPr>
+        <w:t>from matplotlib.widgets import Button, Slider</w:t>
+      </w:r>
+    </w:p>
+    <w:p>
+      <w:pPr>
+        <w:spacing w:after="0" w:line="240" w:lineRule="auto"/>
+        <w:rPr>
+          <w:rFonts w:cstheme="minorHAnsi"/>
+        </w:rPr>
+      </w:pPr>
+    </w:p>
+    <w:p>
+      <w:pPr>
+        <w:spacing w:after="0" w:line="240" w:lineRule="auto"/>
+        <w:rPr>
+          <w:rFonts w:cstheme="minorHAnsi"/>
+        </w:rPr>
+      </w:pPr>
+      <w:r>
+        <w:rPr>
+          <w:rFonts w:cstheme="minorHAnsi"/>
+        </w:rPr>
+        <w:t>class RandomSearch:</w:t>
+      </w:r>
+    </w:p>
+    <w:p>
+      <w:pPr>
+        <w:spacing w:after="0" w:line="240" w:lineRule="auto"/>
+        <w:rPr>
+          <w:rFonts w:cstheme="minorHAnsi"/>
+        </w:rPr>
+      </w:pPr>
+      <w:r>
+        <w:rPr>
+          <w:rFonts w:cstheme="minorHAnsi"/>
+        </w:rPr>
+        <w:t xml:space="preserve">    def __init__(self):</w:t>
+      </w:r>
+    </w:p>
+    <w:p>
+      <w:pPr>
+        <w:spacing w:after="0" w:line="240" w:lineRule="auto"/>
+        <w:rPr>
+          <w:rFonts w:cstheme="minorHAnsi"/>
+        </w:rPr>
+      </w:pPr>
+      <w:r>
+        <w:rPr>
+          <w:rFonts w:cstheme="minorHAnsi"/>
+        </w:rPr>
+        <w:t xml:space="preserve">        self.gamma3 = 0.8  </w:t>
+      </w:r>
+    </w:p>
+    <w:p>
+      <w:pPr>
+        <w:spacing w:after="0" w:line="240" w:lineRule="auto"/>
+        <w:rPr>
+          <w:rFonts w:cstheme="minorHAnsi"/>
+        </w:rPr>
+      </w:pPr>
+      <w:r>
+        <w:rPr>
+          <w:rFonts w:cstheme="minorHAnsi"/>
+        </w:rPr>
+        <w:t xml:space="preserve">        self.gamma4 = 1.5 </w:t>
+      </w:r>
+    </w:p>
+    <w:p>
+      <w:pPr>
+        <w:spacing w:after="0" w:line="240" w:lineRule="auto"/>
+        <w:rPr>
+          <w:rFonts w:cstheme="minorHAnsi"/>
+        </w:rPr>
+      </w:pPr>
+      <w:r>
+        <w:rPr>
+          <w:rFonts w:cstheme="minorHAnsi"/>
+        </w:rPr>
+        <w:t xml:space="preserve">        self.w = np.array([0.0, 0.0]) </w:t>
+      </w:r>
+    </w:p>
+    <w:p>
+      <w:pPr>
+        <w:spacing w:after="0" w:line="240" w:lineRule="auto"/>
+        <w:rPr>
+          <w:rFonts w:cstheme="minorHAnsi"/>
+        </w:rPr>
+      </w:pPr>
+      <w:r>
+        <w:rPr>
+          <w:rFonts w:cstheme="minorHAnsi"/>
+        </w:rPr>
+        <w:t xml:space="preserve">        self.current_x = np.array([0.0, 0.0])</w:t>
+      </w:r>
+    </w:p>
+    <w:p>
+      <w:pPr>
+        <w:spacing w:after="0" w:line="240" w:lineRule="auto"/>
+        <w:rPr>
+          <w:rFonts w:cstheme="minorHAnsi"/>
+        </w:rPr>
+      </w:pPr>
+      <w:r>
+        <w:rPr>
+          <w:rFonts w:cstheme="minorHAnsi"/>
+        </w:rPr>
+        <w:t xml:space="preserve">        self.history = [self.current_x.copy()]</w:t>
+      </w:r>
+    </w:p>
+    <w:p>
+      <w:pPr>
+        <w:spacing w:after="0" w:line="240" w:lineRule="auto"/>
+        <w:rPr>
+          <w:rFonts w:cstheme="minorHAnsi"/>
+        </w:rPr>
+      </w:pPr>
+    </w:p>
+    <w:p>
+      <w:pPr>
+        <w:spacing w:after="0" w:line="240" w:lineRule="auto"/>
+        <w:rPr>
+          <w:rFonts w:cstheme="minorHAnsi"/>
+        </w:rPr>
+      </w:pPr>
+      <w:r>
+        <w:rPr>
+          <w:rFonts w:cstheme="minorHAnsi"/>
+        </w:rPr>
+        <w:t xml:space="preserve">    def target_function(self, x):</w:t>
+      </w:r>
+    </w:p>
+    <w:p>
+      <w:pPr>
+        <w:spacing w:after="0" w:line="240" w:lineRule="auto"/>
+        <w:rPr>
+          <w:rFonts w:cstheme="minorHAnsi"/>
+        </w:rPr>
+      </w:pPr>
+      <w:r>
+        <w:rPr>
+          <w:rFonts w:cstheme="minorHAnsi"/>
+        </w:rPr>
+        <w:t xml:space="preserve">        """f(x) = -x1 - 2x2 + x2^2"""</w:t>
+      </w:r>
+    </w:p>
+    <w:p>
+      <w:pPr>
+        <w:spacing w:after="0" w:line="240" w:lineRule="auto"/>
+        <w:rPr>
+          <w:rFonts w:cstheme="minorHAnsi"/>
+        </w:rPr>
+      </w:pPr>
+      <w:r>
+        <w:rPr>
+          <w:rFonts w:cstheme="minorHAnsi"/>
+        </w:rPr>
+        <w:t xml:space="preserve">        return -x[0] - 2*x[1] + x[1]**2</w:t>
+      </w:r>
+    </w:p>
+    <w:p>
+      <w:pPr>
+        <w:spacing w:after="0" w:line="240" w:lineRule="auto"/>
+        <w:rPr>
+          <w:rFonts w:cstheme="minorHAnsi"/>
+        </w:rPr>
+      </w:pPr>
+    </w:p>
+    <w:p>
+      <w:pPr>
+        <w:spacing w:after="0" w:line="240" w:lineRule="auto"/>
+        <w:rPr>
+          <w:rFonts w:cstheme="minorHAnsi"/>
+        </w:rPr>
+      </w:pPr>
+      <w:r>
+        <w:rPr>
+          <w:rFonts w:cstheme="minorHAnsi"/>
+        </w:rPr>
+        <w:t xml:space="preserve">    def in_boundaries(self, x):</w:t>
+      </w:r>
+    </w:p>
+    <w:p>
+      <w:pPr>
+        <w:spacing w:after="0" w:line="240" w:lineRule="auto"/>
+        <w:rPr>
+          <w:rFonts w:cstheme="minorHAnsi"/>
+        </w:rPr>
+      </w:pPr>
+      <w:r>
+        <w:rPr>
+          <w:rFonts w:cstheme="minorHAnsi"/>
+        </w:rPr>
+        <w:t xml:space="preserve">        if x[0] &lt; 0 or x[1] &lt; 0: return False</w:t>
+      </w:r>
+    </w:p>
+    <w:p>
+      <w:pPr>
+        <w:spacing w:after="0" w:line="240" w:lineRule="auto"/>
+        <w:rPr>
+          <w:rFonts w:cstheme="minorHAnsi"/>
+        </w:rPr>
+      </w:pPr>
+      <w:r>
+        <w:rPr>
+          <w:rFonts w:cstheme="minorHAnsi"/>
+        </w:rPr>
+        <w:t xml:space="preserve">        if 3*x[0] + 2*x[1] &gt; 6: return False</w:t>
+      </w:r>
+    </w:p>
+    <w:p>
+      <w:pPr>
+        <w:spacing w:after="0" w:line="240" w:lineRule="auto"/>
+        <w:rPr>
+          <w:rFonts w:cstheme="minorHAnsi"/>
+        </w:rPr>
+      </w:pPr>
+      <w:r>
+        <w:rPr>
+          <w:rFonts w:cstheme="minorHAnsi"/>
+        </w:rPr>
+        <w:t xml:space="preserve">        if x[0] + 2*x[1] &gt; 4: return False</w:t>
+      </w:r>
+    </w:p>
+    <w:p>
+      <w:pPr>
+        <w:spacing w:after="0" w:line="240" w:lineRule="auto"/>
+        <w:rPr>
+          <w:rFonts w:cstheme="minorHAnsi"/>
+        </w:rPr>
+      </w:pPr>
+      <w:r>
+        <w:rPr>
+          <w:rFonts w:cstheme="minorHAnsi"/>
+        </w:rPr>
+        <w:t xml:space="preserve">        return True</w:t>
+      </w:r>
+    </w:p>
+    <w:p>
+      <w:pPr>
+        <w:spacing w:after="0" w:line="240" w:lineRule="auto"/>
+        <w:rPr>
+          <w:rFonts w:cstheme="minorHAnsi"/>
+        </w:rPr>
+      </w:pPr>
+      <w:r>
+        <w:rPr>
+          <w:rFonts w:cstheme="minorHAnsi"/>
+        </w:rPr>
+        <w:t xml:space="preserve">    </w:t>
+      </w:r>
+    </w:p>
+    <w:p>
+      <w:pPr>
+        <w:spacing w:after="0" w:line="240" w:lineRule="auto"/>
+        <w:rPr>
+          <w:rFonts w:cstheme="minorHAnsi"/>
+        </w:rPr>
+      </w:pPr>
+      <w:r>
+        <w:rPr>
+          <w:rFonts w:cstheme="minorHAnsi"/>
+        </w:rPr>
+        <w:t xml:space="preserve">    def generate_probes(self, a, m):</w:t>
+      </w:r>
+    </w:p>
+    <w:p>
+      <w:pPr>
+        <w:spacing w:after="0" w:line="240" w:lineRule="auto"/>
+        <w:rPr>
+          <w:rFonts w:cstheme="minorHAnsi"/>
+        </w:rPr>
+      </w:pPr>
+      <w:r>
+        <w:rPr>
+          <w:rFonts w:cstheme="minorHAnsi"/>
+        </w:rPr>
+        <w:t xml:space="preserve">        gamma=[]</w:t>
+      </w:r>
+    </w:p>
+    <w:p>
+      <w:pPr>
+        <w:spacing w:after="0" w:line="240" w:lineRule="auto"/>
+        <w:rPr>
+          <w:rFonts w:cstheme="minorHAnsi"/>
+        </w:rPr>
+      </w:pPr>
+      <w:r>
+        <w:rPr>
+          <w:rFonts w:cstheme="minorHAnsi"/>
+        </w:rPr>
+        <w:t xml:space="preserve">        for i in range(m):</w:t>
+      </w:r>
+    </w:p>
+    <w:p>
+      <w:pPr>
+        <w:spacing w:after="0" w:line="240" w:lineRule="auto"/>
+        <w:rPr>
+          <w:rFonts w:cstheme="minorHAnsi"/>
+        </w:rPr>
+      </w:pPr>
+      <w:r>
+        <w:rPr>
+          <w:rFonts w:cstheme="minorHAnsi"/>
+        </w:rPr>
+        <w:t xml:space="preserve">            gamma.append( secrets.SystemRandom().random())</w:t>
+      </w:r>
+    </w:p>
+    <w:p>
+      <w:pPr>
+        <w:spacing w:after="0" w:line="240" w:lineRule="auto"/>
+        <w:rPr>
+          <w:rFonts w:cstheme="minorHAnsi"/>
+        </w:rPr>
+      </w:pPr>
+      <w:r>
+        <w:rPr>
+          <w:rFonts w:cstheme="minorHAnsi"/>
+        </w:rPr>
+        <w:t xml:space="preserve">        gamma = np.array(gamma)</w:t>
+      </w:r>
+    </w:p>
+    <w:p>
+      <w:pPr>
+        <w:spacing w:after="0" w:line="240" w:lineRule="auto"/>
+        <w:rPr>
+          <w:rFonts w:cstheme="minorHAnsi"/>
+        </w:rPr>
+      </w:pPr>
+      <w:r>
+        <w:rPr>
+          <w:rFonts w:cstheme="minorHAnsi"/>
+        </w:rPr>
+        <w:t xml:space="preserve">        </w:t>
+      </w:r>
+    </w:p>
+    <w:p>
+      <w:pPr>
+        <w:spacing w:after="0" w:line="240" w:lineRule="auto"/>
+        <w:rPr>
+          <w:rFonts w:cstheme="minorHAnsi"/>
+        </w:rPr>
+      </w:pPr>
+      <w:r>
+        <w:rPr>
+          <w:rFonts w:cstheme="minorHAnsi"/>
+        </w:rPr>
+        <w:t xml:space="preserve">        angles = 2 * np.pi * gamma</w:t>
+      </w:r>
+    </w:p>
+    <w:p>
+      <w:pPr>
+        <w:spacing w:after="0" w:line="240" w:lineRule="auto"/>
+        <w:rPr>
+          <w:rFonts w:cstheme="minorHAnsi"/>
+        </w:rPr>
+      </w:pPr>
+      <w:r>
+        <w:rPr>
+          <w:rFonts w:cstheme="minorHAnsi"/>
+        </w:rPr>
+        <w:t xml:space="preserve">        </w:t>
+      </w:r>
+    </w:p>
+    <w:p>
+      <w:pPr>
+        <w:spacing w:after="0" w:line="240" w:lineRule="auto"/>
+        <w:rPr>
+          <w:rFonts w:cstheme="minorHAnsi"/>
+        </w:rPr>
+      </w:pPr>
+      <w:r>
+        <w:rPr>
+          <w:rFonts w:cstheme="minorHAnsi"/>
+        </w:rPr>
+        <w:t xml:space="preserve">        xi_0 = np.column_stack((np.cos(angles), np.sin(angles)))</w:t>
+      </w:r>
+    </w:p>
+    <w:p>
+      <w:pPr>
+        <w:spacing w:after="0" w:line="240" w:lineRule="auto"/>
+        <w:rPr>
+          <w:rFonts w:cstheme="minorHAnsi"/>
+        </w:rPr>
+      </w:pPr>
+      <w:r>
+        <w:rPr>
+          <w:rFonts w:cstheme="minorHAnsi"/>
+        </w:rPr>
+        <w:t xml:space="preserve">        </w:t>
+      </w:r>
+    </w:p>
+    <w:p>
+      <w:pPr>
+        <w:spacing w:after="0" w:line="240" w:lineRule="auto"/>
+        <w:rPr>
+          <w:rFonts w:cstheme="minorHAnsi"/>
+        </w:rPr>
+      </w:pPr>
+      <w:r>
+        <w:rPr>
+          <w:rFonts w:cstheme="minorHAnsi"/>
+        </w:rPr>
+        <w:t xml:space="preserve">        xi = xi_0 + self.w</w:t>
+      </w:r>
+    </w:p>
+    <w:p>
+      <w:pPr>
+        <w:spacing w:after="0" w:line="240" w:lineRule="auto"/>
+        <w:rPr>
+          <w:rFonts w:cstheme="minorHAnsi"/>
+        </w:rPr>
+      </w:pPr>
+      <w:r>
+        <w:rPr>
+          <w:rFonts w:cstheme="minorHAnsi"/>
+        </w:rPr>
+        <w:t xml:space="preserve">        print(self.w)</w:t>
+      </w:r>
+    </w:p>
+    <w:p>
+      <w:pPr>
+        <w:spacing w:after="0" w:line="240" w:lineRule="auto"/>
+        <w:rPr>
+          <w:rFonts w:cstheme="minorHAnsi"/>
+        </w:rPr>
+      </w:pPr>
+      <w:r>
+        <w:rPr>
+          <w:rFonts w:cstheme="minorHAnsi"/>
+        </w:rPr>
+        <w:t xml:space="preserve">        </w:t>
+      </w:r>
+    </w:p>
+    <w:p>
+      <w:pPr>
+        <w:spacing w:after="0" w:line="240" w:lineRule="auto"/>
+        <w:rPr>
+          <w:rFonts w:cstheme="minorHAnsi"/>
+        </w:rPr>
+      </w:pPr>
+      <w:r>
+        <w:rPr>
+          <w:rFonts w:cstheme="minorHAnsi"/>
+        </w:rPr>
+        <w:t xml:space="preserve">        xi /= np.linalg.norm(xi, axis=1)[:, np.newaxis]</w:t>
+      </w:r>
+    </w:p>
+    <w:p>
+      <w:pPr>
+        <w:spacing w:after="0" w:line="240" w:lineRule="auto"/>
+        <w:rPr>
+          <w:rFonts w:cstheme="minorHAnsi"/>
+        </w:rPr>
+      </w:pPr>
+      <w:r>
+        <w:rPr>
+          <w:rFonts w:cstheme="minorHAnsi"/>
+        </w:rPr>
+        <w:t xml:space="preserve">        </w:t>
+      </w:r>
+    </w:p>
+    <w:p>
+      <w:pPr>
+        <w:spacing w:after="0" w:line="240" w:lineRule="auto"/>
+        <w:rPr>
+          <w:rFonts w:cstheme="minorHAnsi"/>
+        </w:rPr>
+      </w:pPr>
+      <w:r>
+        <w:rPr>
+          <w:rFonts w:cstheme="minorHAnsi"/>
+        </w:rPr>
+        <w:t xml:space="preserve">        probes = self.current_x + a * xi</w:t>
+      </w:r>
+    </w:p>
+    <w:p>
+      <w:pPr>
+        <w:spacing w:after="0" w:line="240" w:lineRule="auto"/>
+        <w:rPr>
+          <w:rFonts w:cstheme="minorHAnsi"/>
+        </w:rPr>
+      </w:pPr>
+      <w:r>
+        <w:rPr>
+          <w:rFonts w:cstheme="minorHAnsi"/>
+        </w:rPr>
+        <w:t xml:space="preserve">        </w:t>
+      </w:r>
+    </w:p>
+    <w:p>
+      <w:pPr>
+        <w:spacing w:after="0" w:line="240" w:lineRule="auto"/>
+        <w:rPr>
+          <w:rFonts w:cstheme="minorHAnsi"/>
+        </w:rPr>
+      </w:pPr>
+      <w:r>
+        <w:rPr>
+          <w:rFonts w:cstheme="minorHAnsi"/>
+        </w:rPr>
+        <w:t xml:space="preserve">        return probes, xi</w:t>
+      </w:r>
+    </w:p>
+    <w:p>
+      <w:pPr>
+        <w:spacing w:after="0" w:line="240" w:lineRule="auto"/>
+        <w:rPr>
+          <w:rFonts w:cstheme="minorHAnsi"/>
+        </w:rPr>
+      </w:pPr>
+      <w:r>
+        <w:rPr>
+          <w:rFonts w:cstheme="minorHAnsi"/>
+        </w:rPr>
+        <w:t xml:space="preserve">    def perform_step(self, a, m, iteration_idx):</w:t>
+      </w:r>
+    </w:p>
+    <w:p>
+      <w:pPr>
+        <w:spacing w:after="0" w:line="240" w:lineRule="auto"/>
+        <w:rPr>
+          <w:rFonts w:cstheme="minorHAnsi"/>
+        </w:rPr>
+      </w:pPr>
+      <w:r>
+        <w:rPr>
+          <w:rFonts w:cstheme="minorHAnsi"/>
+        </w:rPr>
+        <w:t xml:space="preserve">        """One step of the algorithm with detailed output and boundary fallback."""</w:t>
+      </w:r>
+    </w:p>
+    <w:p>
+      <w:pPr>
+        <w:spacing w:after="0" w:line="240" w:lineRule="auto"/>
+        <w:rPr>
+          <w:rFonts w:cstheme="minorHAnsi"/>
+        </w:rPr>
+      </w:pPr>
+      <w:r>
+        <w:rPr>
+          <w:rFonts w:cstheme="minorHAnsi"/>
+        </w:rPr>
+        <w:t xml:space="preserve">        probes, directions = self.generate_probes(a, m)</w:t>
+      </w:r>
+    </w:p>
+    <w:p>
+      <w:pPr>
+        <w:spacing w:after="0" w:line="240" w:lineRule="auto"/>
+        <w:rPr>
+          <w:rFonts w:cstheme="minorHAnsi"/>
+        </w:rPr>
+      </w:pPr>
+      <w:r>
+        <w:rPr>
+          <w:rFonts w:cstheme="minorHAnsi"/>
+        </w:rPr>
+        <w:t xml:space="preserve">        </w:t>
+      </w:r>
+    </w:p>
+    <w:p>
+      <w:pPr>
+        <w:spacing w:after="0" w:line="240" w:lineRule="auto"/>
+        <w:rPr>
+          <w:rFonts w:cstheme="minorHAnsi"/>
+        </w:rPr>
+      </w:pPr>
+      <w:r>
+        <w:rPr>
+          <w:rFonts w:cstheme="minorHAnsi"/>
+        </w:rPr>
+        <w:t xml:space="preserve">        valid_indices = [i for i, p in enumerate(probes) if self.in_boundaries(p)]</w:t>
+      </w:r>
+    </w:p>
+    <w:p>
+      <w:pPr>
+        <w:spacing w:after="0" w:line="240" w:lineRule="auto"/>
+        <w:rPr>
+          <w:rFonts w:cstheme="minorHAnsi"/>
+        </w:rPr>
+      </w:pPr>
+      <w:r>
+        <w:rPr>
+          <w:rFonts w:cstheme="minorHAnsi"/>
+        </w:rPr>
+        <w:t xml:space="preserve">        f_current = self.target_function(self.current_x)</w:t>
+      </w:r>
+    </w:p>
+    <w:p>
+      <w:pPr>
+        <w:spacing w:after="0" w:line="240" w:lineRule="auto"/>
+        <w:rPr>
+          <w:rFonts w:cstheme="minorHAnsi"/>
+        </w:rPr>
+      </w:pPr>
+    </w:p>
+    <w:p>
+      <w:pPr>
+        <w:spacing w:after="0" w:line="240" w:lineRule="auto"/>
+        <w:rPr>
+          <w:rFonts w:cstheme="minorHAnsi"/>
+        </w:rPr>
+      </w:pPr>
+      <w:r>
+        <w:rPr>
+          <w:rFonts w:cstheme="minorHAnsi"/>
+        </w:rPr>
+        <w:t xml:space="preserve">        print(f"\n--- Iteration k = {iteration_idx} ---")</w:t>
+      </w:r>
+    </w:p>
+    <w:p>
+      <w:pPr>
+        <w:spacing w:after="0" w:line="240" w:lineRule="auto"/>
+        <w:rPr>
+          <w:rFonts w:cstheme="minorHAnsi"/>
+        </w:rPr>
+      </w:pPr>
+      <w:r>
+        <w:rPr>
+          <w:rFonts w:cstheme="minorHAnsi"/>
+        </w:rPr>
+        <w:t xml:space="preserve">        print(f"Current point x_k: {np.round(self.current_x, 4)}")</w:t>
+      </w:r>
+    </w:p>
+    <w:p>
+      <w:pPr>
+        <w:spacing w:after="0" w:line="240" w:lineRule="auto"/>
+        <w:rPr>
+          <w:rFonts w:cstheme="minorHAnsi"/>
+        </w:rPr>
+      </w:pPr>
+      <w:r>
+        <w:rPr>
+          <w:rFonts w:cstheme="minorHAnsi"/>
+        </w:rPr>
+        <w:t xml:space="preserve">        print(f"f(x_k): {f_current:.6f}")</w:t>
+      </w:r>
+    </w:p>
+    <w:p>
+      <w:pPr>
+        <w:spacing w:after="0" w:line="240" w:lineRule="auto"/>
+        <w:rPr>
+          <w:rFonts w:cstheme="minorHAnsi"/>
+        </w:rPr>
+      </w:pPr>
+      <w:r>
+        <w:rPr>
+          <w:rFonts w:cstheme="minorHAnsi"/>
+        </w:rPr>
+        <w:t xml:space="preserve">        print(f"Drift w_k: {np.round(self.w, 4)}")</w:t>
+      </w:r>
+    </w:p>
+    <w:p>
+      <w:pPr>
+        <w:spacing w:after="0" w:line="240" w:lineRule="auto"/>
+        <w:rPr>
+          <w:rFonts w:cstheme="minorHAnsi"/>
+        </w:rPr>
+      </w:pPr>
+    </w:p>
+    <w:p>
+      <w:pPr>
+        <w:spacing w:after="0" w:line="240" w:lineRule="auto"/>
+        <w:rPr>
+          <w:rFonts w:cstheme="minorHAnsi"/>
+        </w:rPr>
+      </w:pPr>
+      <w:r>
+        <w:rPr>
+          <w:rFonts w:cstheme="minorHAnsi"/>
+        </w:rPr>
+        <w:t xml:space="preserve">        if not valid_indices:</w:t>
+      </w:r>
+    </w:p>
+    <w:p>
+      <w:pPr>
+        <w:spacing w:after="0" w:line="240" w:lineRule="auto"/>
+        <w:rPr>
+          <w:rFonts w:cstheme="minorHAnsi"/>
+        </w:rPr>
+      </w:pPr>
+      <w:r>
+        <w:rPr>
+          <w:rFonts w:cstheme="minorHAnsi"/>
+        </w:rPr>
+        <w:lastRenderedPageBreak/>
+        <w:t xml:space="preserve">            print("Status: FAILED. All probe points are out of boundaries.")</w:t>
+      </w:r>
+    </w:p>
+    <w:p>
+      <w:pPr>
+        <w:spacing w:after="0" w:line="240" w:lineRule="auto"/>
+        <w:rPr>
+          <w:rFonts w:cstheme="minorHAnsi"/>
+        </w:rPr>
+      </w:pPr>
+      <w:r>
+        <w:rPr>
+          <w:rFonts w:cstheme="minorHAnsi"/>
+        </w:rPr>
+        <w:t xml:space="preserve">            return None, probes, None</w:t>
+      </w:r>
+    </w:p>
+    <w:p>
+      <w:pPr>
+        <w:spacing w:after="0" w:line="240" w:lineRule="auto"/>
+        <w:rPr>
+          <w:rFonts w:cstheme="minorHAnsi"/>
+        </w:rPr>
+      </w:pPr>
+      <w:r>
+        <w:rPr>
+          <w:rFonts w:cstheme="minorHAnsi"/>
+        </w:rPr>
+        <w:t xml:space="preserve">        best_idx = valid_indices[np.argmin([self.target_function(probes[i]) for i in valid_indices])]</w:t>
+      </w:r>
+    </w:p>
+    <w:p>
+      <w:pPr>
+        <w:spacing w:after="0" w:line="240" w:lineRule="auto"/>
+        <w:rPr>
+          <w:rFonts w:cstheme="minorHAnsi"/>
+        </w:rPr>
+      </w:pPr>
+      <w:r>
+        <w:rPr>
+          <w:rFonts w:cstheme="minorHAnsi"/>
+        </w:rPr>
+        <w:t xml:space="preserve">        best_probe = probes[best_idx]</w:t>
+      </w:r>
+    </w:p>
+    <w:p>
+      <w:pPr>
+        <w:spacing w:after="0" w:line="240" w:lineRule="auto"/>
+        <w:rPr>
+          <w:rFonts w:cstheme="minorHAnsi"/>
+        </w:rPr>
+      </w:pPr>
+      <w:r>
+        <w:rPr>
+          <w:rFonts w:cstheme="minorHAnsi"/>
+        </w:rPr>
+        <w:t xml:space="preserve">        best_dir = directions[best_idx]</w:t>
+      </w:r>
+    </w:p>
+    <w:p>
+      <w:pPr>
+        <w:spacing w:after="0" w:line="240" w:lineRule="auto"/>
+        <w:rPr>
+          <w:rFonts w:cstheme="minorHAnsi"/>
+        </w:rPr>
+      </w:pPr>
+      <w:r>
+        <w:rPr>
+          <w:rFonts w:cstheme="minorHAnsi"/>
+        </w:rPr>
+        <w:t xml:space="preserve">        f_best = self.target_function(best_probe)</w:t>
+      </w:r>
+    </w:p>
+    <w:p>
+      <w:pPr>
+        <w:spacing w:after="0" w:line="240" w:lineRule="auto"/>
+        <w:rPr>
+          <w:rFonts w:cstheme="minorHAnsi"/>
+        </w:rPr>
+      </w:pPr>
+      <w:r>
+        <w:rPr>
+          <w:rFonts w:cstheme="minorHAnsi"/>
+        </w:rPr>
+        <w:t xml:space="preserve">        delta_f_probe = f_best - f_current</w:t>
+      </w:r>
+    </w:p>
+    <w:p>
+      <w:pPr>
+        <w:spacing w:after="0" w:line="240" w:lineRule="auto"/>
+        <w:rPr>
+          <w:rFonts w:cstheme="minorHAnsi"/>
+        </w:rPr>
+      </w:pPr>
+    </w:p>
+    <w:p>
+      <w:pPr>
+        <w:spacing w:after="0" w:line="240" w:lineRule="auto"/>
+        <w:rPr>
+          <w:rFonts w:cstheme="minorHAnsi"/>
+        </w:rPr>
+      </w:pPr>
+      <w:r>
+        <w:rPr>
+          <w:rFonts w:cstheme="minorHAnsi"/>
+        </w:rPr>
+        <w:t xml:space="preserve">        print(f"Best probe direction xi*: {np.round(best_dir, 4)}")</w:t>
+      </w:r>
+    </w:p>
+    <w:p>
+      <w:pPr>
+        <w:spacing w:after="0" w:line="240" w:lineRule="auto"/>
+        <w:rPr>
+          <w:rFonts w:cstheme="minorHAnsi"/>
+        </w:rPr>
+      </w:pPr>
+      <w:r>
+        <w:rPr>
+          <w:rFonts w:cstheme="minorHAnsi"/>
+        </w:rPr>
+        <w:t xml:space="preserve">        print(f"Improvement on probe: {delta_f_probe:.6f}")</w:t>
+      </w:r>
+    </w:p>
+    <w:p>
+      <w:pPr>
+        <w:spacing w:after="0" w:line="240" w:lineRule="auto"/>
+        <w:rPr>
+          <w:rFonts w:cstheme="minorHAnsi"/>
+        </w:rPr>
+      </w:pPr>
+    </w:p>
+    <w:p>
+      <w:pPr>
+        <w:spacing w:after="0" w:line="240" w:lineRule="auto"/>
+        <w:rPr>
+          <w:rFonts w:cstheme="minorHAnsi"/>
+        </w:rPr>
+      </w:pPr>
+      <w:r>
+        <w:rPr>
+          <w:rFonts w:cstheme="minorHAnsi"/>
+        </w:rPr>
+        <w:t xml:space="preserve">        if f_best &lt; f_current:</w:t>
+      </w:r>
+    </w:p>
+    <w:p>
+      <w:pPr>
+        <w:spacing w:after="0" w:line="240" w:lineRule="auto"/>
+        <w:rPr>
+          <w:rFonts w:cstheme="minorHAnsi"/>
+        </w:rPr>
+      </w:pPr>
+      <w:r>
+        <w:rPr>
+          <w:rFonts w:cstheme="minorHAnsi"/>
+        </w:rPr>
+        <w:t xml:space="preserve">            </w:t>
+      </w:r>
+    </w:p>
+    <w:p>
+      <w:pPr>
+        <w:spacing w:after="0" w:line="240" w:lineRule="auto"/>
+        <w:rPr>
+          <w:rFonts w:cstheme="minorHAnsi"/>
+        </w:rPr>
+      </w:pPr>
+      <w:r>
+        <w:rPr>
+          <w:rFonts w:cstheme="minorHAnsi"/>
+        </w:rPr>
+        <w:t xml:space="preserve">            step_vec = -(best_dir / a) * delta_f_probe</w:t>
+      </w:r>
+    </w:p>
+    <w:p>
+      <w:pPr>
+        <w:spacing w:after="0" w:line="240" w:lineRule="auto"/>
+        <w:rPr>
+          <w:rFonts w:cstheme="minorHAnsi"/>
+        </w:rPr>
+      </w:pPr>
+      <w:r>
+        <w:rPr>
+          <w:rFonts w:cstheme="minorHAnsi"/>
+        </w:rPr>
+        <w:t xml:space="preserve">            x_new = self.current_x + step_vec</w:t>
+      </w:r>
+    </w:p>
+    <w:p>
+      <w:pPr>
+        <w:spacing w:after="0" w:line="240" w:lineRule="auto"/>
+        <w:rPr>
+          <w:rFonts w:cstheme="minorHAnsi"/>
+        </w:rPr>
+      </w:pPr>
+    </w:p>
+    <w:p>
+      <w:pPr>
+        <w:spacing w:after="0" w:line="240" w:lineRule="auto"/>
+        <w:rPr>
+          <w:rFonts w:cstheme="minorHAnsi"/>
+        </w:rPr>
+      </w:pPr>
+      <w:r>
+        <w:rPr>
+          <w:rFonts w:cstheme="minorHAnsi"/>
+        </w:rPr>
+        <w:t xml:space="preserve">            </w:t>
+      </w:r>
+    </w:p>
+    <w:p>
+      <w:pPr>
+        <w:spacing w:after="0" w:line="240" w:lineRule="auto"/>
+        <w:rPr>
+          <w:rFonts w:cstheme="minorHAnsi"/>
+        </w:rPr>
+      </w:pPr>
+      <w:r>
+        <w:rPr>
+          <w:rFonts w:cstheme="minorHAnsi"/>
+        </w:rPr>
+        <w:t xml:space="preserve">            if not self.in_boundaries(x_new):</w:t>
+      </w:r>
+    </w:p>
+    <w:p>
+      <w:pPr>
+        <w:spacing w:after="0" w:line="240" w:lineRule="auto"/>
+        <w:rPr>
+          <w:rFonts w:cstheme="minorHAnsi"/>
+        </w:rPr>
+      </w:pPr>
+      <w:r>
+        <w:rPr>
+          <w:rFonts w:cstheme="minorHAnsi"/>
+        </w:rPr>
+        <w:t xml:space="preserve">                print("Warning: Working step out of bounds. Falling back to best_probe.")</w:t>
+      </w:r>
+    </w:p>
+    <w:p>
+      <w:pPr>
+        <w:spacing w:after="0" w:line="240" w:lineRule="auto"/>
+        <w:rPr>
+          <w:rFonts w:cstheme="minorHAnsi"/>
+        </w:rPr>
+      </w:pPr>
+      <w:r>
+        <w:rPr>
+          <w:rFonts w:cstheme="minorHAnsi"/>
+        </w:rPr>
+        <w:t xml:space="preserve">                x_new = best_probe</w:t>
+      </w:r>
+    </w:p>
+    <w:p>
+      <w:pPr>
+        <w:spacing w:after="0" w:line="240" w:lineRule="auto"/>
+        <w:rPr>
+          <w:rFonts w:cstheme="minorHAnsi"/>
+        </w:rPr>
+      </w:pPr>
+      <w:r>
+        <w:rPr>
+          <w:rFonts w:cstheme="minorHAnsi"/>
+        </w:rPr>
+        <w:t xml:space="preserve">            else:</w:t>
+      </w:r>
+    </w:p>
+    <w:p>
+      <w:pPr>
+        <w:spacing w:after="0" w:line="240" w:lineRule="auto"/>
+        <w:rPr>
+          <w:rFonts w:cstheme="minorHAnsi"/>
+        </w:rPr>
+      </w:pPr>
+      <w:r>
+        <w:rPr>
+          <w:rFonts w:cstheme="minorHAnsi"/>
+        </w:rPr>
+        <w:t xml:space="preserve">                print("Status: Working step successful.")</w:t>
+      </w:r>
+    </w:p>
+    <w:p>
+      <w:pPr>
+        <w:spacing w:after="0" w:line="240" w:lineRule="auto"/>
+        <w:rPr>
+          <w:rFonts w:cstheme="minorHAnsi"/>
+        </w:rPr>
+      </w:pPr>
+    </w:p>
+    <w:p>
+      <w:pPr>
+        <w:spacing w:after="0" w:line="240" w:lineRule="auto"/>
+        <w:rPr>
+          <w:rFonts w:cstheme="minorHAnsi"/>
+        </w:rPr>
+      </w:pPr>
+      <w:r>
+        <w:rPr>
+          <w:rFonts w:cstheme="minorHAnsi"/>
+        </w:rPr>
+        <w:t xml:space="preserve">            </w:t>
+      </w:r>
+    </w:p>
+    <w:p>
+      <w:pPr>
+        <w:spacing w:after="0" w:line="240" w:lineRule="auto"/>
+        <w:rPr>
+          <w:rFonts w:cstheme="minorHAnsi"/>
+        </w:rPr>
+      </w:pPr>
+      <w:r>
+        <w:rPr>
+          <w:rFonts w:cstheme="minorHAnsi"/>
+        </w:rPr>
+        <w:t xml:space="preserve">            actual_df = self.target_function(x_new) - f_current</w:t>
+      </w:r>
+    </w:p>
+    <w:p>
+      <w:pPr>
+        <w:spacing w:after="0" w:line="240" w:lineRule="auto"/>
+        <w:rPr>
+          <w:rFonts w:cstheme="minorHAnsi"/>
+        </w:rPr>
+      </w:pPr>
+      <w:r>
+        <w:rPr>
+          <w:rFonts w:cstheme="minorHAnsi"/>
+        </w:rPr>
+        <w:t xml:space="preserve">            delta_x = x_new - self.current_x</w:t>
+      </w:r>
+    </w:p>
+    <w:p>
+      <w:pPr>
+        <w:spacing w:after="0" w:line="240" w:lineRule="auto"/>
+        <w:rPr>
+          <w:rFonts w:cstheme="minorHAnsi"/>
+        </w:rPr>
+      </w:pPr>
+      <w:r>
+        <w:rPr>
+          <w:rFonts w:cstheme="minorHAnsi"/>
+        </w:rPr>
+        <w:t xml:space="preserve">            </w:t>
+      </w:r>
+    </w:p>
+    <w:p>
+      <w:pPr>
+        <w:spacing w:after="0" w:line="240" w:lineRule="auto"/>
+        <w:rPr>
+          <w:rFonts w:cstheme="minorHAnsi"/>
+        </w:rPr>
+      </w:pPr>
+      <w:r>
+        <w:rPr>
+          <w:rFonts w:cstheme="minorHAnsi"/>
+        </w:rPr>
+        <w:t xml:space="preserve">            </w:t>
+      </w:r>
+    </w:p>
+    <w:p>
+      <w:pPr>
+        <w:spacing w:after="0" w:line="240" w:lineRule="auto"/>
+        <w:rPr>
+          <w:rFonts w:cstheme="minorHAnsi"/>
+        </w:rPr>
+      </w:pPr>
+      <w:r>
+        <w:rPr>
+          <w:rFonts w:cstheme="minorHAnsi"/>
+        </w:rPr>
+        <w:t xml:space="preserve">            self.w = self.gamma3 * self.w - self.gamma4 * delta_x * actual_df</w:t>
+      </w:r>
+    </w:p>
+    <w:p>
+      <w:pPr>
+        <w:spacing w:after="0" w:line="240" w:lineRule="auto"/>
+        <w:rPr>
+          <w:rFonts w:cstheme="minorHAnsi"/>
+        </w:rPr>
+      </w:pPr>
+      <w:r>
+        <w:rPr>
+          <w:rFonts w:cstheme="minorHAnsi"/>
+        </w:rPr>
+        <w:t xml:space="preserve">            </w:t>
+      </w:r>
+    </w:p>
+    <w:p>
+      <w:pPr>
+        <w:spacing w:after="0" w:line="240" w:lineRule="auto"/>
+        <w:rPr>
+          <w:rFonts w:cstheme="minorHAnsi"/>
+        </w:rPr>
+      </w:pPr>
+      <w:r>
+        <w:rPr>
+          <w:rFonts w:cstheme="minorHAnsi"/>
+        </w:rPr>
+        <w:t xml:space="preserve">            self.current_x = x_new</w:t>
+      </w:r>
+    </w:p>
+    <w:p>
+      <w:pPr>
+        <w:spacing w:after="0" w:line="240" w:lineRule="auto"/>
+        <w:rPr>
+          <w:rFonts w:cstheme="minorHAnsi"/>
+        </w:rPr>
+      </w:pPr>
+      <w:r>
+        <w:rPr>
+          <w:rFonts w:cstheme="minorHAnsi"/>
+        </w:rPr>
+        <w:t xml:space="preserve">            self.history.append(self.current_x.copy())</w:t>
+      </w:r>
+    </w:p>
+    <w:p>
+      <w:pPr>
+        <w:spacing w:after="0" w:line="240" w:lineRule="auto"/>
+        <w:rPr>
+          <w:rFonts w:cstheme="minorHAnsi"/>
+        </w:rPr>
+      </w:pPr>
+      <w:r>
+        <w:rPr>
+          <w:rFonts w:cstheme="minorHAnsi"/>
+        </w:rPr>
+        <w:t xml:space="preserve">            </w:t>
+      </w:r>
+    </w:p>
+    <w:p>
+      <w:pPr>
+        <w:spacing w:after="0" w:line="240" w:lineRule="auto"/>
+        <w:rPr>
+          <w:rFonts w:cstheme="minorHAnsi"/>
+        </w:rPr>
+      </w:pPr>
+      <w:r>
+        <w:rPr>
+          <w:rFonts w:cstheme="minorHAnsi"/>
+        </w:rPr>
+        <w:t xml:space="preserve">            print(f"New point x_k+1: {np.round(x_new, 4)}")</w:t>
+      </w:r>
+    </w:p>
+    <w:p>
+      <w:pPr>
+        <w:spacing w:after="0" w:line="240" w:lineRule="auto"/>
+        <w:rPr>
+          <w:rFonts w:cstheme="minorHAnsi"/>
+        </w:rPr>
+      </w:pPr>
+      <w:r>
+        <w:rPr>
+          <w:rFonts w:cstheme="minorHAnsi"/>
+        </w:rPr>
+        <w:t xml:space="preserve">            print(f"Actual f change: {actual_df:.6f}")</w:t>
+      </w:r>
+    </w:p>
+    <w:p>
+      <w:pPr>
+        <w:spacing w:after="0" w:line="240" w:lineRule="auto"/>
+        <w:rPr>
+          <w:rFonts w:cstheme="minorHAnsi"/>
+        </w:rPr>
+      </w:pPr>
+      <w:r>
+        <w:rPr>
+          <w:rFonts w:cstheme="minorHAnsi"/>
+        </w:rPr>
+        <w:t xml:space="preserve">            return x_new, probes, best_probe</w:t>
+      </w:r>
+    </w:p>
+    <w:p>
+      <w:pPr>
+        <w:spacing w:after="0" w:line="240" w:lineRule="auto"/>
+        <w:rPr>
+          <w:rFonts w:cstheme="minorHAnsi"/>
+        </w:rPr>
+      </w:pPr>
+      <w:r>
+        <w:rPr>
+          <w:rFonts w:cstheme="minorHAnsi"/>
+        </w:rPr>
+        <w:t xml:space="preserve">        </w:t>
+      </w:r>
+    </w:p>
+    <w:p>
+      <w:pPr>
+        <w:spacing w:after="0" w:line="240" w:lineRule="auto"/>
+        <w:rPr>
+          <w:rFonts w:cstheme="minorHAnsi"/>
+        </w:rPr>
+      </w:pPr>
+      <w:r>
+        <w:rPr>
+          <w:rFonts w:cstheme="minorHAnsi"/>
+        </w:rPr>
+        <w:t xml:space="preserve">        else:</w:t>
+      </w:r>
+    </w:p>
+    <w:p>
+      <w:pPr>
+        <w:spacing w:after="0" w:line="240" w:lineRule="auto"/>
+        <w:rPr>
+          <w:rFonts w:cstheme="minorHAnsi"/>
+        </w:rPr>
+      </w:pPr>
+      <w:r>
+        <w:rPr>
+          <w:rFonts w:cstheme="minorHAnsi"/>
+        </w:rPr>
+        <w:t xml:space="preserve">            print("Status: No improvement found (f_best &gt;= f_current).")</w:t>
+      </w:r>
+    </w:p>
+    <w:p>
+      <w:pPr>
+        <w:spacing w:after="0" w:line="240" w:lineRule="auto"/>
+        <w:rPr>
+          <w:rFonts w:cstheme="minorHAnsi"/>
+        </w:rPr>
+      </w:pPr>
+      <w:r>
+        <w:rPr>
+          <w:rFonts w:cstheme="minorHAnsi"/>
+        </w:rPr>
+        <w:t xml:space="preserve">            return None, probes, None</w:t>
+      </w:r>
+    </w:p>
+    <w:p>
+      <w:pPr>
+        <w:spacing w:after="0" w:line="240" w:lineRule="auto"/>
+        <w:rPr>
+          <w:rFonts w:cstheme="minorHAnsi"/>
+        </w:rPr>
+      </w:pPr>
+      <w:r>
+        <w:rPr>
+          <w:rFonts w:cstheme="minorHAnsi"/>
+        </w:rPr>
+        <w:t xml:space="preserve">    </w:t>
+      </w:r>
+    </w:p>
+    <w:p>
+      <w:pPr>
+        <w:spacing w:after="0" w:line="240" w:lineRule="auto"/>
+        <w:rPr>
+          <w:rFonts w:cstheme="minorHAnsi"/>
+        </w:rPr>
+      </w:pPr>
+      <w:r>
+        <w:rPr>
+          <w:rFonts w:cstheme="minorHAnsi"/>
+        </w:rPr>
+        <w:t>class Visualizer:</w:t>
+      </w:r>
+    </w:p>
+    <w:p>
+      <w:pPr>
+        <w:spacing w:after="0" w:line="240" w:lineRule="auto"/>
+        <w:rPr>
+          <w:rFonts w:cstheme="minorHAnsi"/>
+        </w:rPr>
+      </w:pPr>
+      <w:r>
+        <w:rPr>
+          <w:rFonts w:cstheme="minorHAnsi"/>
+        </w:rPr>
+        <w:t xml:space="preserve">    def __init__(self, math_engine):</w:t>
+      </w:r>
+    </w:p>
+    <w:p>
+      <w:pPr>
+        <w:spacing w:after="0" w:line="240" w:lineRule="auto"/>
+        <w:rPr>
+          <w:rFonts w:cstheme="minorHAnsi"/>
+        </w:rPr>
+      </w:pPr>
+      <w:r>
+        <w:rPr>
+          <w:rFonts w:cstheme="minorHAnsi"/>
+        </w:rPr>
+        <w:t xml:space="preserve">        self.engine = math_engine</w:t>
+      </w:r>
+    </w:p>
+    <w:p>
+      <w:pPr>
+        <w:spacing w:after="0" w:line="240" w:lineRule="auto"/>
+        <w:rPr>
+          <w:rFonts w:cstheme="minorHAnsi"/>
+        </w:rPr>
+      </w:pPr>
+      <w:r>
+        <w:rPr>
+          <w:rFonts w:cstheme="minorHAnsi"/>
+        </w:rPr>
+        <w:t xml:space="preserve">        self.fig, self.ax = plt.subplots(figsize=(10, 8))</w:t>
+      </w:r>
+    </w:p>
+    <w:p>
+      <w:pPr>
+        <w:spacing w:after="0" w:line="240" w:lineRule="auto"/>
+        <w:rPr>
+          <w:rFonts w:cstheme="minorHAnsi"/>
+        </w:rPr>
+      </w:pPr>
+      <w:r>
+        <w:rPr>
+          <w:rFonts w:cstheme="minorHAnsi"/>
+        </w:rPr>
+        <w:t xml:space="preserve">        plt.subplots_adjust(bottom=0.2)</w:t>
+      </w:r>
+    </w:p>
+    <w:p>
+      <w:pPr>
+        <w:spacing w:after="0" w:line="240" w:lineRule="auto"/>
+        <w:rPr>
+          <w:rFonts w:cstheme="minorHAnsi"/>
+        </w:rPr>
+      </w:pPr>
+      <w:r>
+        <w:rPr>
+          <w:rFonts w:cstheme="minorHAnsi"/>
+        </w:rPr>
+        <w:t xml:space="preserve">        </w:t>
+      </w:r>
+    </w:p>
+    <w:p>
+      <w:pPr>
+        <w:spacing w:after="0" w:line="240" w:lineRule="auto"/>
+        <w:rPr>
+          <w:rFonts w:cstheme="minorHAnsi"/>
+        </w:rPr>
+      </w:pPr>
+      <w:r>
+        <w:rPr>
+          <w:rFonts w:cstheme="minorHAnsi"/>
+        </w:rPr>
+        <w:t xml:space="preserve">        self.a_slider = Slider(plt.axes([0.15, 0.1, 0.25, 0.03]), 'Крок (a)', 0.01, 1.5, valinit=0.1)</w:t>
+      </w:r>
+    </w:p>
+    <w:p>
+      <w:pPr>
+        <w:spacing w:after="0" w:line="240" w:lineRule="auto"/>
+        <w:rPr>
+          <w:rFonts w:cstheme="minorHAnsi"/>
+        </w:rPr>
+      </w:pPr>
+      <w:r>
+        <w:rPr>
+          <w:rFonts w:cstheme="minorHAnsi"/>
+        </w:rPr>
+        <w:t xml:space="preserve">        self.m_slider = Slider(plt.axes([0.55, 0.1, 0.25, 0.03]), 'Проби (m)', 5, 50, valinit=15, valfmt='%0.0f')</w:t>
+      </w:r>
+    </w:p>
+    <w:p>
+      <w:pPr>
+        <w:spacing w:after="0" w:line="240" w:lineRule="auto"/>
+        <w:rPr>
+          <w:rFonts w:cstheme="minorHAnsi"/>
+        </w:rPr>
+      </w:pPr>
+      <w:r>
+        <w:rPr>
+          <w:rFonts w:cstheme="minorHAnsi"/>
+        </w:rPr>
+        <w:t xml:space="preserve">        </w:t>
+      </w:r>
+    </w:p>
+    <w:p>
+      <w:pPr>
+        <w:spacing w:after="0" w:line="240" w:lineRule="auto"/>
+        <w:rPr>
+          <w:rFonts w:cstheme="minorHAnsi"/>
+        </w:rPr>
+      </w:pPr>
+      <w:r>
+        <w:rPr>
+          <w:rFonts w:cstheme="minorHAnsi"/>
+        </w:rPr>
+        <w:t xml:space="preserve">        self.btn_next = Button(plt.axes([0.8, 0.025, 0.1, 0.04]), 'Next Step')</w:t>
+      </w:r>
+    </w:p>
+    <w:p>
+      <w:pPr>
+        <w:spacing w:after="0" w:line="240" w:lineRule="auto"/>
+        <w:rPr>
+          <w:rFonts w:cstheme="minorHAnsi"/>
+        </w:rPr>
+      </w:pPr>
+      <w:r>
+        <w:rPr>
+          <w:rFonts w:cstheme="minorHAnsi"/>
+        </w:rPr>
+        <w:t xml:space="preserve">        self.btn_next.on_clicked(self.update)</w:t>
+      </w:r>
+    </w:p>
+    <w:p>
+      <w:pPr>
+        <w:spacing w:after="0" w:line="240" w:lineRule="auto"/>
+        <w:rPr>
+          <w:rFonts w:cstheme="minorHAnsi"/>
+        </w:rPr>
+      </w:pPr>
+      <w:r>
+        <w:rPr>
+          <w:rFonts w:cstheme="minorHAnsi"/>
+        </w:rPr>
+        <w:t xml:space="preserve">        </w:t>
+      </w:r>
+    </w:p>
+    <w:p>
+      <w:pPr>
+        <w:spacing w:after="0" w:line="240" w:lineRule="auto"/>
+        <w:rPr>
+          <w:rFonts w:cstheme="minorHAnsi"/>
+        </w:rPr>
+      </w:pPr>
+      <w:r>
+        <w:rPr>
+          <w:rFonts w:cstheme="minorHAnsi"/>
+        </w:rPr>
+        <w:t xml:space="preserve">        self.draw_base_map()</w:t>
+      </w:r>
+    </w:p>
+    <w:p>
+      <w:pPr>
+        <w:spacing w:after="0" w:line="240" w:lineRule="auto"/>
+        <w:rPr>
+          <w:rFonts w:cstheme="minorHAnsi"/>
+        </w:rPr>
+      </w:pPr>
+      <w:r>
+        <w:rPr>
+          <w:rFonts w:cstheme="minorHAnsi"/>
+        </w:rPr>
+        <w:t xml:space="preserve">        self.current_plot, = self.ax.plot([], [], 'ko-', label='Траєкторія')</w:t>
+      </w:r>
+    </w:p>
+    <w:p>
+      <w:pPr>
+        <w:spacing w:after="0" w:line="240" w:lineRule="auto"/>
+        <w:rPr>
+          <w:rFonts w:cstheme="minorHAnsi"/>
+        </w:rPr>
+      </w:pPr>
+      <w:r>
+        <w:rPr>
+          <w:rFonts w:cstheme="minorHAnsi"/>
+        </w:rPr>
+        <w:t xml:space="preserve">        self.probe_dots = self.ax.scatter([], [], c='blue', s=20, alpha=0.5, label='Проби')</w:t>
+      </w:r>
+    </w:p>
+    <w:p>
+      <w:pPr>
+        <w:spacing w:after="0" w:line="240" w:lineRule="auto"/>
+        <w:rPr>
+          <w:rFonts w:cstheme="minorHAnsi"/>
+        </w:rPr>
+      </w:pPr>
+      <w:r>
+        <w:rPr>
+          <w:rFonts w:cstheme="minorHAnsi"/>
+        </w:rPr>
+        <w:lastRenderedPageBreak/>
+        <w:t xml:space="preserve">        self.circle = plt.Circle((0, 0), 0, color='green', fill=False, linestyle='--', alpha=0.3)</w:t>
+      </w:r>
+    </w:p>
+    <w:p>
+      <w:pPr>
+        <w:spacing w:after="0" w:line="240" w:lineRule="auto"/>
+        <w:rPr>
+          <w:rFonts w:cstheme="minorHAnsi"/>
+        </w:rPr>
+      </w:pPr>
+      <w:r>
+        <w:rPr>
+          <w:rFonts w:cstheme="minorHAnsi"/>
+        </w:rPr>
+        <w:t xml:space="preserve">        self.ax.add_artist(self.circle)</w:t>
+      </w:r>
+    </w:p>
+    <w:p>
+      <w:pPr>
+        <w:spacing w:after="0" w:line="240" w:lineRule="auto"/>
+        <w:rPr>
+          <w:rFonts w:cstheme="minorHAnsi"/>
+        </w:rPr>
+      </w:pPr>
+      <w:r>
+        <w:rPr>
+          <w:rFonts w:cstheme="minorHAnsi"/>
+        </w:rPr>
+        <w:t xml:space="preserve">        </w:t>
+      </w:r>
+    </w:p>
+    <w:p>
+      <w:pPr>
+        <w:spacing w:after="0" w:line="240" w:lineRule="auto"/>
+        <w:rPr>
+          <w:rFonts w:cstheme="minorHAnsi"/>
+        </w:rPr>
+      </w:pPr>
+      <w:r>
+        <w:rPr>
+          <w:rFonts w:cstheme="minorHAnsi"/>
+        </w:rPr>
+        <w:t xml:space="preserve">        self.status_text = self.ax.text(-0.8, 3.2, '', fontsize=9, verticalalignment='top', </w:t>
+      </w:r>
+    </w:p>
+    <w:p>
+      <w:pPr>
+        <w:spacing w:after="0" w:line="240" w:lineRule="auto"/>
+        <w:rPr>
+          <w:rFonts w:cstheme="minorHAnsi"/>
+        </w:rPr>
+      </w:pPr>
+      <w:r>
+        <w:rPr>
+          <w:rFonts w:cstheme="minorHAnsi"/>
+        </w:rPr>
+        <w:t xml:space="preserve">                                        bbox=dict(boxstyle='round', facecolor='white', alpha=0.8))</w:t>
+      </w:r>
+    </w:p>
+    <w:p>
+      <w:pPr>
+        <w:spacing w:after="0" w:line="240" w:lineRule="auto"/>
+        <w:rPr>
+          <w:rFonts w:cstheme="minorHAnsi"/>
+        </w:rPr>
+      </w:pPr>
+    </w:p>
+    <w:p>
+      <w:pPr>
+        <w:spacing w:after="0" w:line="240" w:lineRule="auto"/>
+        <w:rPr>
+          <w:rFonts w:cstheme="minorHAnsi"/>
+        </w:rPr>
+      </w:pPr>
+      <w:r>
+        <w:rPr>
+          <w:rFonts w:cstheme="minorHAnsi"/>
+        </w:rPr>
+        <w:t xml:space="preserve">    def draw_base_map(self):</w:t>
+      </w:r>
+    </w:p>
+    <w:p>
+      <w:pPr>
+        <w:spacing w:after="0" w:line="240" w:lineRule="auto"/>
+        <w:rPr>
+          <w:rFonts w:cstheme="minorHAnsi"/>
+        </w:rPr>
+      </w:pPr>
+      <w:r>
+        <w:rPr>
+          <w:rFonts w:cstheme="minorHAnsi"/>
+        </w:rPr>
+        <w:t xml:space="preserve">        x1, x2 = np.meshgrid(np.linspace(-1, 3.5, 100), np.linspace(-1, 3.5, 100))</w:t>
+      </w:r>
+    </w:p>
+    <w:p>
+      <w:pPr>
+        <w:spacing w:after="0" w:line="240" w:lineRule="auto"/>
+        <w:rPr>
+          <w:rFonts w:cstheme="minorHAnsi"/>
+        </w:rPr>
+      </w:pPr>
+      <w:r>
+        <w:rPr>
+          <w:rFonts w:cstheme="minorHAnsi"/>
+        </w:rPr>
+        <w:t xml:space="preserve">        z = -x1 - 2*x2 + x2**2</w:t>
+      </w:r>
+    </w:p>
+    <w:p>
+      <w:pPr>
+        <w:spacing w:after="0" w:line="240" w:lineRule="auto"/>
+        <w:rPr>
+          <w:rFonts w:cstheme="minorHAnsi"/>
+        </w:rPr>
+      </w:pPr>
+      <w:r>
+        <w:rPr>
+          <w:rFonts w:cstheme="minorHAnsi"/>
+        </w:rPr>
+        <w:t xml:space="preserve">        self.ax.contour(x1, x2, z, levels=25, cmap='viridis', alpha=0.4)</w:t>
+      </w:r>
+    </w:p>
+    <w:p>
+      <w:pPr>
+        <w:spacing w:after="0" w:line="240" w:lineRule="auto"/>
+        <w:rPr>
+          <w:rFonts w:cstheme="minorHAnsi"/>
+        </w:rPr>
+      </w:pPr>
+      <w:r>
+        <w:rPr>
+          <w:rFonts w:cstheme="minorHAnsi"/>
+        </w:rPr>
+        <w:t xml:space="preserve">        </w:t>
+      </w:r>
+    </w:p>
+    <w:p>
+      <w:pPr>
+        <w:spacing w:after="0" w:line="240" w:lineRule="auto"/>
+        <w:rPr>
+          <w:rFonts w:cstheme="minorHAnsi"/>
+        </w:rPr>
+      </w:pPr>
+      <w:r>
+        <w:rPr>
+          <w:rFonts w:cstheme="minorHAnsi"/>
+        </w:rPr>
+        <w:t xml:space="preserve">        pts = np.array([[0,0], [2,0], [1, 1.5], [0, 2]])</w:t>
+      </w:r>
+    </w:p>
+    <w:p>
+      <w:pPr>
+        <w:spacing w:after="0" w:line="240" w:lineRule="auto"/>
+        <w:rPr>
+          <w:rFonts w:cstheme="minorHAnsi"/>
+        </w:rPr>
+      </w:pPr>
+      <w:r>
+        <w:rPr>
+          <w:rFonts w:cstheme="minorHAnsi"/>
+        </w:rPr>
+        <w:t xml:space="preserve">        polygon = plt.Polygon(pts, closed=True, color='gray', alpha=0.2, label='Допустима область')</w:t>
+      </w:r>
+    </w:p>
+    <w:p>
+      <w:pPr>
+        <w:spacing w:after="0" w:line="240" w:lineRule="auto"/>
+        <w:rPr>
+          <w:rFonts w:cstheme="minorHAnsi"/>
+        </w:rPr>
+      </w:pPr>
+      <w:r>
+        <w:rPr>
+          <w:rFonts w:cstheme="minorHAnsi"/>
+        </w:rPr>
+        <w:t xml:space="preserve">        self.ax.add_patch(polygon)</w:t>
+      </w:r>
+    </w:p>
+    <w:p>
+      <w:pPr>
+        <w:spacing w:after="0" w:line="240" w:lineRule="auto"/>
+        <w:rPr>
+          <w:rFonts w:cstheme="minorHAnsi"/>
+        </w:rPr>
+      </w:pPr>
+      <w:r>
+        <w:rPr>
+          <w:rFonts w:cstheme="minorHAnsi"/>
+        </w:rPr>
+        <w:t xml:space="preserve">        </w:t>
+      </w:r>
+    </w:p>
+    <w:p>
+      <w:pPr>
+        <w:spacing w:after="0" w:line="240" w:lineRule="auto"/>
+        <w:rPr>
+          <w:rFonts w:cstheme="minorHAnsi"/>
+        </w:rPr>
+      </w:pPr>
+      <w:r>
+        <w:rPr>
+          <w:rFonts w:cstheme="minorHAnsi"/>
+        </w:rPr>
+        <w:t xml:space="preserve">        self.ax.set_xlim(-1, 3.5); self.ax.set_ylim(-1, 3.5)</w:t>
+      </w:r>
+    </w:p>
+    <w:p>
+      <w:pPr>
+        <w:spacing w:after="0" w:line="240" w:lineRule="auto"/>
+        <w:rPr>
+          <w:rFonts w:cstheme="minorHAnsi"/>
+        </w:rPr>
+      </w:pPr>
+      <w:r>
+        <w:rPr>
+          <w:rFonts w:cstheme="minorHAnsi"/>
+        </w:rPr>
+        <w:t xml:space="preserve">        self.ax.set_xlabel('x1'); self.ax.set_ylabel('x2')</w:t>
+      </w:r>
+    </w:p>
+    <w:p>
+      <w:pPr>
+        <w:spacing w:after="0" w:line="240" w:lineRule="auto"/>
+        <w:rPr>
+          <w:rFonts w:cstheme="minorHAnsi"/>
+        </w:rPr>
+      </w:pPr>
+      <w:r>
+        <w:rPr>
+          <w:rFonts w:cstheme="minorHAnsi"/>
+        </w:rPr>
+        <w:t xml:space="preserve">        self.ax.legend(loc='upper right')</w:t>
+      </w:r>
+    </w:p>
+    <w:p>
+      <w:pPr>
+        <w:spacing w:after="0" w:line="240" w:lineRule="auto"/>
+        <w:rPr>
+          <w:rFonts w:cstheme="minorHAnsi"/>
+        </w:rPr>
+      </w:pPr>
+    </w:p>
+    <w:p>
+      <w:pPr>
+        <w:spacing w:after="0" w:line="240" w:lineRule="auto"/>
+        <w:rPr>
+          <w:rFonts w:cstheme="minorHAnsi"/>
+        </w:rPr>
+      </w:pPr>
+      <w:r>
+        <w:rPr>
+          <w:rFonts w:cstheme="minorHAnsi"/>
+        </w:rPr>
+        <w:t xml:space="preserve">    def update(self, event):</w:t>
+      </w:r>
+    </w:p>
+    <w:p>
+      <w:pPr>
+        <w:spacing w:after="0" w:line="240" w:lineRule="auto"/>
+        <w:rPr>
+          <w:rFonts w:cstheme="minorHAnsi"/>
+        </w:rPr>
+      </w:pPr>
+      <w:r>
+        <w:rPr>
+          <w:rFonts w:cstheme="minorHAnsi"/>
+        </w:rPr>
+        <w:t xml:space="preserve">        a = self.a_slider.val</w:t>
+      </w:r>
+    </w:p>
+    <w:p>
+      <w:pPr>
+        <w:spacing w:after="0" w:line="240" w:lineRule="auto"/>
+        <w:rPr>
+          <w:rFonts w:cstheme="minorHAnsi"/>
+        </w:rPr>
+      </w:pPr>
+      <w:r>
+        <w:rPr>
+          <w:rFonts w:cstheme="minorHAnsi"/>
+        </w:rPr>
+        <w:t xml:space="preserve">        m = int(self.m_slider.val)</w:t>
+      </w:r>
+    </w:p>
+    <w:p>
+      <w:pPr>
+        <w:spacing w:after="0" w:line="240" w:lineRule="auto"/>
+        <w:rPr>
+          <w:rFonts w:cstheme="minorHAnsi"/>
+        </w:rPr>
+      </w:pPr>
+      <w:r>
+        <w:rPr>
+          <w:rFonts w:cstheme="minorHAnsi"/>
+        </w:rPr>
+        <w:t xml:space="preserve">        </w:t>
+      </w:r>
+    </w:p>
+    <w:p>
+      <w:pPr>
+        <w:spacing w:after="0" w:line="240" w:lineRule="auto"/>
+        <w:rPr>
+          <w:rFonts w:cstheme="minorHAnsi"/>
+        </w:rPr>
+      </w:pPr>
+      <w:r>
+        <w:rPr>
+          <w:rFonts w:cstheme="minorHAnsi"/>
+        </w:rPr>
+        <w:t xml:space="preserve">        old_x = self.engine.current_x.copy()</w:t>
+      </w:r>
+    </w:p>
+    <w:p>
+      <w:pPr>
+        <w:spacing w:after="0" w:line="240" w:lineRule="auto"/>
+        <w:rPr>
+          <w:rFonts w:cstheme="minorHAnsi"/>
+        </w:rPr>
+      </w:pPr>
+      <w:r>
+        <w:rPr>
+          <w:rFonts w:cstheme="minorHAnsi"/>
+        </w:rPr>
+        <w:t xml:space="preserve">        new_x, probes, best_p = self.engine.perform_step(a, m,len(self.engine.history)-1)</w:t>
+      </w:r>
+    </w:p>
+    <w:p>
+      <w:pPr>
+        <w:spacing w:after="0" w:line="240" w:lineRule="auto"/>
+        <w:rPr>
+          <w:rFonts w:cstheme="minorHAnsi"/>
+        </w:rPr>
+      </w:pPr>
+      <w:r>
+        <w:rPr>
+          <w:rFonts w:cstheme="minorHAnsi"/>
+        </w:rPr>
+        <w:t xml:space="preserve">        </w:t>
+      </w:r>
+    </w:p>
+    <w:p>
+      <w:pPr>
+        <w:spacing w:after="0" w:line="240" w:lineRule="auto"/>
+        <w:rPr>
+          <w:rFonts w:cstheme="minorHAnsi"/>
+        </w:rPr>
+      </w:pPr>
+      <w:r>
+        <w:rPr>
+          <w:rFonts w:cstheme="minorHAnsi"/>
+        </w:rPr>
+        <w:t xml:space="preserve">        self.circle.set_center(old_x)</w:t>
+      </w:r>
+    </w:p>
+    <w:p>
+      <w:pPr>
+        <w:spacing w:after="0" w:line="240" w:lineRule="auto"/>
+        <w:rPr>
+          <w:rFonts w:cstheme="minorHAnsi"/>
+        </w:rPr>
+      </w:pPr>
+      <w:r>
+        <w:rPr>
+          <w:rFonts w:cstheme="minorHAnsi"/>
+        </w:rPr>
+        <w:t xml:space="preserve">        self.circle.set_radius(a)</w:t>
+      </w:r>
+    </w:p>
+    <w:p>
+      <w:pPr>
+        <w:spacing w:after="0" w:line="240" w:lineRule="auto"/>
+        <w:rPr>
+          <w:rFonts w:cstheme="minorHAnsi"/>
+        </w:rPr>
+      </w:pPr>
+      <w:r>
+        <w:rPr>
+          <w:rFonts w:cstheme="minorHAnsi"/>
+        </w:rPr>
+        <w:t xml:space="preserve">        </w:t>
+      </w:r>
+    </w:p>
+    <w:p>
+      <w:pPr>
+        <w:spacing w:after="0" w:line="240" w:lineRule="auto"/>
+        <w:rPr>
+          <w:rFonts w:cstheme="minorHAnsi"/>
+        </w:rPr>
+      </w:pPr>
+      <w:r>
+        <w:rPr>
+          <w:rFonts w:cstheme="minorHAnsi"/>
+        </w:rPr>
+        <w:t xml:space="preserve">        self.probe_dots.set_offsets(probes)</w:t>
+      </w:r>
+    </w:p>
+    <w:p>
+      <w:pPr>
+        <w:spacing w:after="0" w:line="240" w:lineRule="auto"/>
+        <w:rPr>
+          <w:rFonts w:cstheme="minorHAnsi"/>
+        </w:rPr>
+      </w:pPr>
+      <w:r>
+        <w:rPr>
+          <w:rFonts w:cstheme="minorHAnsi"/>
+        </w:rPr>
+        <w:t xml:space="preserve">        colors = ['green' if self.engine.in_boundaries(p) else 'red' for p in probes]</w:t>
+      </w:r>
+    </w:p>
+    <w:p>
+      <w:pPr>
+        <w:spacing w:after="0" w:line="240" w:lineRule="auto"/>
+        <w:rPr>
+          <w:rFonts w:cstheme="minorHAnsi"/>
+        </w:rPr>
+      </w:pPr>
+      <w:r>
+        <w:rPr>
+          <w:rFonts w:cstheme="minorHAnsi"/>
+        </w:rPr>
+        <w:t xml:space="preserve">        self.probe_dots.set_color(colors)</w:t>
+      </w:r>
+    </w:p>
+    <w:p>
+      <w:pPr>
+        <w:spacing w:after="0" w:line="240" w:lineRule="auto"/>
+        <w:rPr>
+          <w:rFonts w:cstheme="minorHAnsi"/>
+        </w:rPr>
+      </w:pPr>
+      <w:r>
+        <w:rPr>
+          <w:rFonts w:cstheme="minorHAnsi"/>
+        </w:rPr>
+        <w:t xml:space="preserve">        </w:t>
+      </w:r>
+    </w:p>
+    <w:p>
+      <w:pPr>
+        <w:spacing w:after="0" w:line="240" w:lineRule="auto"/>
+        <w:rPr>
+          <w:rFonts w:cstheme="minorHAnsi"/>
+        </w:rPr>
+      </w:pPr>
+      <w:r>
+        <w:rPr>
+          <w:rFonts w:cstheme="minorHAnsi"/>
+        </w:rPr>
+        <w:t xml:space="preserve">        </w:t>
+      </w:r>
+    </w:p>
+    <w:p>
+      <w:pPr>
+        <w:spacing w:after="0" w:line="240" w:lineRule="auto"/>
+        <w:rPr>
+          <w:rFonts w:cstheme="minorHAnsi"/>
+        </w:rPr>
+      </w:pPr>
+      <w:r>
+        <w:rPr>
+          <w:rFonts w:cstheme="minorHAnsi"/>
+        </w:rPr>
+        <w:t xml:space="preserve">        hist = np.array(self.engine.history)</w:t>
+      </w:r>
+    </w:p>
+    <w:p>
+      <w:pPr>
+        <w:spacing w:after="0" w:line="240" w:lineRule="auto"/>
+        <w:rPr>
+          <w:rFonts w:cstheme="minorHAnsi"/>
+        </w:rPr>
+      </w:pPr>
+      <w:r>
+        <w:rPr>
+          <w:rFonts w:cstheme="minorHAnsi"/>
+        </w:rPr>
+        <w:t xml:space="preserve">        self.current_plot.set_data(hist[:, 0], hist[:, 1])</w:t>
+      </w:r>
+    </w:p>
+    <w:p>
+      <w:pPr>
+        <w:spacing w:after="0" w:line="240" w:lineRule="auto"/>
+        <w:rPr>
+          <w:rFonts w:cstheme="minorHAnsi"/>
+        </w:rPr>
+      </w:pPr>
+      <w:r>
+        <w:rPr>
+          <w:rFonts w:cstheme="minorHAnsi"/>
+        </w:rPr>
+        <w:t xml:space="preserve">        </w:t>
+      </w:r>
+    </w:p>
+    <w:p>
+      <w:pPr>
+        <w:spacing w:after="0" w:line="240" w:lineRule="auto"/>
+        <w:rPr>
+          <w:rFonts w:cstheme="minorHAnsi"/>
+        </w:rPr>
+      </w:pPr>
+      <w:r>
+        <w:rPr>
+          <w:rFonts w:cstheme="minorHAnsi"/>
+        </w:rPr>
+        <w:t xml:space="preserve">        </w:t>
+      </w:r>
+    </w:p>
+    <w:p>
+      <w:pPr>
+        <w:spacing w:after="0" w:line="240" w:lineRule="auto"/>
+        <w:rPr>
+          <w:rFonts w:cstheme="minorHAnsi"/>
+        </w:rPr>
+      </w:pPr>
+      <w:r>
+        <w:rPr>
+          <w:rFonts w:cstheme="minorHAnsi"/>
+        </w:rPr>
+        <w:t xml:space="preserve">        f_val = self.engine.target_function(self.engine.current_x)</w:t>
+      </w:r>
+    </w:p>
+    <w:p>
+      <w:pPr>
+        <w:spacing w:after="0" w:line="240" w:lineRule="auto"/>
+        <w:rPr>
+          <w:rFonts w:cstheme="minorHAnsi"/>
+        </w:rPr>
+      </w:pPr>
+      <w:r>
+        <w:rPr>
+          <w:rFonts w:cstheme="minorHAnsi"/>
+        </w:rPr>
+        <w:t xml:space="preserve">        status = (f"Крок: {len(self.engine.history)-1}\n"</w:t>
+      </w:r>
+    </w:p>
+    <w:p>
+      <w:pPr>
+        <w:spacing w:after="0" w:line="240" w:lineRule="auto"/>
+        <w:rPr>
+          <w:rFonts w:cstheme="minorHAnsi"/>
+        </w:rPr>
+      </w:pPr>
+      <w:r>
+        <w:rPr>
+          <w:rFonts w:cstheme="minorHAnsi"/>
+        </w:rPr>
+        <w:t xml:space="preserve">                  f"x: [{self.engine.current_x[0]:.3f}, {self.engine.current_x[1]:.3f}]\n"</w:t>
+      </w:r>
+    </w:p>
+    <w:p>
+      <w:pPr>
+        <w:spacing w:after="0" w:line="240" w:lineRule="auto"/>
+        <w:rPr>
+          <w:rFonts w:cstheme="minorHAnsi"/>
+        </w:rPr>
+      </w:pPr>
+      <w:r>
+        <w:rPr>
+          <w:rFonts w:cstheme="minorHAnsi"/>
+        </w:rPr>
+        <w:t xml:space="preserve">                  f"f(x): {f_val:.4f}\n"</w:t>
+      </w:r>
+    </w:p>
+    <w:p>
+      <w:pPr>
+        <w:spacing w:after="0" w:line="240" w:lineRule="auto"/>
+        <w:rPr>
+          <w:rFonts w:cstheme="minorHAnsi"/>
+        </w:rPr>
+      </w:pPr>
+      <w:r>
+        <w:rPr>
+          <w:rFonts w:cstheme="minorHAnsi"/>
+        </w:rPr>
+        <w:t xml:space="preserve">                  f"w: [{self.engine.w[0]:.2f}, {self.engine.w[1]:.2f}]")</w:t>
+      </w:r>
+    </w:p>
+    <w:p>
+      <w:pPr>
+        <w:spacing w:after="0" w:line="240" w:lineRule="auto"/>
+        <w:rPr>
+          <w:rFonts w:cstheme="minorHAnsi"/>
+        </w:rPr>
+      </w:pPr>
+      <w:r>
+        <w:rPr>
+          <w:rFonts w:cstheme="minorHAnsi"/>
+        </w:rPr>
+        <w:t xml:space="preserve">        self.status_text.set_text(status)</w:t>
+      </w:r>
+    </w:p>
+    <w:p>
+      <w:pPr>
+        <w:spacing w:after="0" w:line="240" w:lineRule="auto"/>
+        <w:rPr>
+          <w:rFonts w:cstheme="minorHAnsi"/>
+        </w:rPr>
+      </w:pPr>
+      <w:r>
+        <w:rPr>
+          <w:rFonts w:cstheme="minorHAnsi"/>
+        </w:rPr>
+        <w:t xml:space="preserve">        </w:t>
+      </w:r>
+    </w:p>
+    <w:p>
+      <w:pPr>
+        <w:spacing w:after="0" w:line="240" w:lineRule="auto"/>
+        <w:rPr>
+          <w:rFonts w:cstheme="minorHAnsi"/>
+        </w:rPr>
+      </w:pPr>
+      <w:r>
+        <w:rPr>
+          <w:rFonts w:cstheme="minorHAnsi"/>
+        </w:rPr>
+        <w:t xml:space="preserve">        self.fig.canvas.draw_idle()</w:t>
+      </w:r>
+    </w:p>
+    <w:p>
+      <w:pPr>
+        <w:spacing w:after="0" w:line="240" w:lineRule="auto"/>
+        <w:rPr>
+          <w:rFonts w:cstheme="minorHAnsi"/>
+        </w:rPr>
+      </w:pPr>
+    </w:p>
+    <w:p>
+      <w:pPr>
+        <w:spacing w:after="0" w:line="240" w:lineRule="auto"/>
+        <w:rPr>
+          <w:rFonts w:cstheme="minorHAnsi"/>
+        </w:rPr>
+      </w:pPr>
+      <w:r>
+        <w:rPr>
+          <w:rFonts w:cstheme="minorHAnsi"/>
+        </w:rPr>
+        <w:t>if __name__ == "__main__":</w:t>
+      </w:r>
+    </w:p>
+    <w:p>
+      <w:pPr>
+        <w:spacing w:after="0" w:line="240" w:lineRule="auto"/>
+        <w:rPr>
+          <w:rFonts w:cstheme="minorHAnsi"/>
+        </w:rPr>
+      </w:pPr>
+      <w:r>
+        <w:rPr>
+          <w:rFonts w:cstheme="minorHAnsi"/>
+        </w:rPr>
+        <w:t xml:space="preserve">    math_ = RandomSearch()</w:t>
+      </w:r>
+    </w:p>
+    <w:p>
+      <w:pPr>
+        <w:spacing w:after="0" w:line="240" w:lineRule="auto"/>
+        <w:rPr>
+          <w:rFonts w:cstheme="minorHAnsi"/>
+        </w:rPr>
+      </w:pPr>
+      <w:r>
+        <w:rPr>
+          <w:rFonts w:cstheme="minorHAnsi"/>
+        </w:rPr>
+        <w:t xml:space="preserve">    viz = Visualizer(math_)</w:t>
+      </w:r>
+    </w:p>
+    <w:p>
+      <w:pPr>
+        <w:spacing w:after="0" w:line="240" w:lineRule="auto"/>
+        <w:rPr>
+          <w:rFonts w:cstheme="minorHAnsi"/>
+        </w:rPr>
+      </w:pPr>
+      <w:r>
+        <w:rPr>
+          <w:rFonts w:cstheme="minorHAnsi"/>
+        </w:rPr>
+        <w:t xml:space="preserve">    plt.show()</w:t>
+      </w:r>
     </w:p>
     <w:sectPr>
       <w:pgSz w:w="11906" w:h="16838"/>
@@ -2457,6 +5998,155 @@
 <file path=word/numbering.xml><?xml version="1.0" encoding="utf-8"?>
 <w:numbering xmlns:wpc="http://schemas.microsoft.com/office/word/2010/wordprocessingCanvas" xmlns:cx="http://schemas.microsoft.com/office/drawing/2014/chartex" xmlns:cx1="http://schemas.microsoft.com/office/drawing/2015/9/8/chartex" xmlns:cx2="http://schemas.microsoft.com/office/drawing/2015/10/21/chartex" xmlns:cx3="http://schemas.microsoft.com/office/drawing/2016/5/9/chartex" xmlns:cx4="http://schemas.microsoft.com/office/drawing/2016/5/10/chartex" xmlns:cx5="http://schemas.microsoft.com/office/drawing/2016/5/11/chartex" xmlns:cx6="http://schemas.microsoft.com/office/drawing/2016/5/12/chartex" xmlns:cx7="http://schemas.microsoft.com/office/drawing/2016/5/13/chartex" xmlns:cx8="http://schemas.microsoft.com/office/drawing/2016/5/14/chartex" xmlns:mc="http://schemas.openxmlformats.org/markup-compatibility/2006" xmlns:aink="http://schemas.microsoft.com/office/drawing/2016/ink" xmlns:am3d="http://schemas.microsoft.com/office/drawing/2017/model3d" xmlns:o="urn:schemas-microsoft-com:office:office" xmlns:oel="http://schemas.microsoft.com/office/2019/extlst" xmlns:r="http://schemas.openxmlformats.org/officeDocument/2006/relationships" xmlns:m="http://schemas.openxmlformats.org/officeDocument/2006/math" xmlns:v="urn:schemas-microsoft-com:vml" xmlns:wp14="http://schemas.microsoft.com/office/word/2010/wordprocessingDrawing" xmlns:wp="http://schemas.openxmlformats.org/drawingml/2006/wordprocessingDrawing" xmlns:w10="urn:schemas-microsoft-com:office:word" xmlns:w="http://schemas.openxmlformats.org/wordprocessingml/2006/main" xmlns:w14="http://schemas.microsoft.com/office/word/2010/wordml" xmlns:w15="http://schemas.microsoft.com/office/word/2012/wordml" xmlns:w16cex="http://schemas.microsoft.com/office/word/2018/wordml/cex" xmlns:w16cid="http://schemas.microsoft.com/office/word/2016/wordml/cid" xmlns:w16="http://schemas.microsoft.com/office/word/2018/wordml" xmlns:w16du="http://schemas.microsoft.com/office/word/2023/wordml/word16du" xmlns:w16sdtdh="http://schemas.microsoft.com/office/word/2020/wordml/sdtdatahash" xmlns:w16sdtfl="http://schemas.microsoft.com/office/word/2024/wordml/sdtformatlock" xmlns:w16se="http://schemas.microsoft.com/office/word/2015/wordml/symex" xmlns:wpg="http://schemas.microsoft.com/office/word/2010/wordprocessingGroup" xmlns:wpi="http://schemas.microsoft.com/office/word/2010/wordprocessingInk" xmlns:wne="http://schemas.microsoft.com/office/word/2006/wordml" xmlns:wps="http://schemas.microsoft.com/office/word/2010/wordprocessingShape" mc:Ignorable="w14 w15 w16se w16cid w16 w16cex w16sdtdh w16sdtfl w16du wp14">
   <w:abstractNum w:abstractNumId="0" w15:restartNumberingAfterBreak="0">
+    <w:nsid w:val="11103B36"/>
+    <w:multiLevelType w:val="multilevel"/>
+    <w:tmpl w:val="A1C45FFC"/>
+    <w:lvl w:ilvl="0">
+      <w:start w:val="1"/>
+      <w:numFmt w:val="bullet"/>
+      <w:lvlText w:val=""/>
+      <w:lvlJc w:val="left"/>
+      <w:pPr>
+        <w:tabs>
+          <w:tab w:val="num" w:pos="720"/>
+        </w:tabs>
+        <w:ind w:left="720" w:hanging="360"/>
+      </w:pPr>
+      <w:rPr>
+        <w:rFonts w:ascii="Symbol" w:hAnsi="Symbol" w:hint="default"/>
+        <w:sz w:val="20"/>
+      </w:rPr>
+    </w:lvl>
+    <w:lvl w:ilvl="1" w:tentative="1">
+      <w:start w:val="1"/>
+      <w:numFmt w:val="bullet"/>
+      <w:lvlText w:val="o"/>
+      <w:lvlJc w:val="left"/>
+      <w:pPr>
+        <w:tabs>
+          <w:tab w:val="num" w:pos="1440"/>
+        </w:tabs>
+        <w:ind w:left="1440" w:hanging="360"/>
+      </w:pPr>
+      <w:rPr>
+        <w:rFonts w:ascii="Courier New" w:hAnsi="Courier New" w:hint="default"/>
+        <w:sz w:val="20"/>
+      </w:rPr>
+    </w:lvl>
+    <w:lvl w:ilvl="2" w:tentative="1">
+      <w:start w:val="1"/>
+      <w:numFmt w:val="bullet"/>
+      <w:lvlText w:val=""/>
+      <w:lvlJc w:val="left"/>
+      <w:pPr>
+        <w:tabs>
+          <w:tab w:val="num" w:pos="2160"/>
+        </w:tabs>
+        <w:ind w:left="2160" w:hanging="360"/>
+      </w:pPr>
+      <w:rPr>
+        <w:rFonts w:ascii="Wingdings" w:hAnsi="Wingdings" w:hint="default"/>
+        <w:sz w:val="20"/>
+      </w:rPr>
+    </w:lvl>
+    <w:lvl w:ilvl="3" w:tentative="1">
+      <w:start w:val="1"/>
+      <w:numFmt w:val="bullet"/>
+      <w:lvlText w:val=""/>
+      <w:lvlJc w:val="left"/>
+      <w:pPr>
+        <w:tabs>
+          <w:tab w:val="num" w:pos="2880"/>
+        </w:tabs>
+        <w:ind w:left="2880" w:hanging="360"/>
+      </w:pPr>
+      <w:rPr>
+        <w:rFonts w:ascii="Wingdings" w:hAnsi="Wingdings" w:hint="default"/>
+        <w:sz w:val="20"/>
+      </w:rPr>
+    </w:lvl>
+    <w:lvl w:ilvl="4" w:tentative="1">
+      <w:start w:val="1"/>
+      <w:numFmt w:val="bullet"/>
+      <w:lvlText w:val=""/>
+      <w:lvlJc w:val="left"/>
+      <w:pPr>
+        <w:tabs>
+          <w:tab w:val="num" w:pos="3600"/>
+        </w:tabs>
+        <w:ind w:left="3600" w:hanging="360"/>
+      </w:pPr>
+      <w:rPr>
+        <w:rFonts w:ascii="Wingdings" w:hAnsi="Wingdings" w:hint="default"/>
+        <w:sz w:val="20"/>
+      </w:rPr>
+    </w:lvl>
+    <w:lvl w:ilvl="5" w:tentative="1">
+      <w:start w:val="1"/>
+      <w:numFmt w:val="bullet"/>
+      <w:lvlText w:val=""/>
+      <w:lvlJc w:val="left"/>
+      <w:pPr>
+        <w:tabs>
+          <w:tab w:val="num" w:pos="4320"/>
+        </w:tabs>
+        <w:ind w:left="4320" w:hanging="360"/>
+      </w:pPr>
+      <w:rPr>
+        <w:rFonts w:ascii="Wingdings" w:hAnsi="Wingdings" w:hint="default"/>
+        <w:sz w:val="20"/>
+      </w:rPr>
+    </w:lvl>
+    <w:lvl w:ilvl="6" w:tentative="1">
+      <w:start w:val="1"/>
+      <w:numFmt w:val="bullet"/>
+      <w:lvlText w:val=""/>
+      <w:lvlJc w:val="left"/>
+      <w:pPr>
+        <w:tabs>
+          <w:tab w:val="num" w:pos="5040"/>
+        </w:tabs>
+        <w:ind w:left="5040" w:hanging="360"/>
+      </w:pPr>
+      <w:rPr>
+        <w:rFonts w:ascii="Wingdings" w:hAnsi="Wingdings" w:hint="default"/>
+        <w:sz w:val="20"/>
+      </w:rPr>
+    </w:lvl>
+    <w:lvl w:ilvl="7" w:tentative="1">
+      <w:start w:val="1"/>
+      <w:numFmt w:val="bullet"/>
+      <w:lvlText w:val=""/>
+      <w:lvlJc w:val="left"/>
+      <w:pPr>
+        <w:tabs>
+          <w:tab w:val="num" w:pos="5760"/>
+        </w:tabs>
+        <w:ind w:left="5760" w:hanging="360"/>
+      </w:pPr>
+      <w:rPr>
+        <w:rFonts w:ascii="Wingdings" w:hAnsi="Wingdings" w:hint="default"/>
+        <w:sz w:val="20"/>
+      </w:rPr>
+    </w:lvl>
+    <w:lvl w:ilvl="8" w:tentative="1">
+      <w:start w:val="1"/>
+      <w:numFmt w:val="bullet"/>
+      <w:lvlText w:val=""/>
+      <w:lvlJc w:val="left"/>
+      <w:pPr>
+        <w:tabs>
+          <w:tab w:val="num" w:pos="6480"/>
+        </w:tabs>
+        <w:ind w:left="6480" w:hanging="360"/>
+      </w:pPr>
+      <w:rPr>
+        <w:rFonts w:ascii="Wingdings" w:hAnsi="Wingdings" w:hint="default"/>
+        <w:sz w:val="20"/>
+      </w:rPr>
+    </w:lvl>
+  </w:abstractNum>
+  <w:abstractNum w:abstractNumId="1" w15:restartNumberingAfterBreak="0">
     <w:nsid w:val="1B8D28DC"/>
     <w:multiLevelType w:val="hybridMultilevel"/>
     <w:tmpl w:val="8E0E1FBA"/>
@@ -2545,7 +6235,7 @@
       </w:pPr>
     </w:lvl>
   </w:abstractNum>
-  <w:abstractNum w:abstractNumId="1" w15:restartNumberingAfterBreak="0">
+  <w:abstractNum w:abstractNumId="2" w15:restartNumberingAfterBreak="0">
     <w:nsid w:val="22EB4C85"/>
     <w:multiLevelType w:val="hybridMultilevel"/>
     <w:tmpl w:val="CDFE3DE6"/>
@@ -2634,7 +6324,156 @@
       </w:pPr>
     </w:lvl>
   </w:abstractNum>
-  <w:abstractNum w:abstractNumId="2" w15:restartNumberingAfterBreak="0">
+  <w:abstractNum w:abstractNumId="3" w15:restartNumberingAfterBreak="0">
+    <w:nsid w:val="29753305"/>
+    <w:multiLevelType w:val="multilevel"/>
+    <w:tmpl w:val="F2D8F240"/>
+    <w:lvl w:ilvl="0">
+      <w:start w:val="1"/>
+      <w:numFmt w:val="bullet"/>
+      <w:lvlText w:val=""/>
+      <w:lvlJc w:val="left"/>
+      <w:pPr>
+        <w:tabs>
+          <w:tab w:val="num" w:pos="720"/>
+        </w:tabs>
+        <w:ind w:left="720" w:hanging="360"/>
+      </w:pPr>
+      <w:rPr>
+        <w:rFonts w:ascii="Symbol" w:hAnsi="Symbol" w:hint="default"/>
+        <w:sz w:val="20"/>
+      </w:rPr>
+    </w:lvl>
+    <w:lvl w:ilvl="1">
+      <w:start w:val="1"/>
+      <w:numFmt w:val="bullet"/>
+      <w:lvlText w:val="o"/>
+      <w:lvlJc w:val="left"/>
+      <w:pPr>
+        <w:tabs>
+          <w:tab w:val="num" w:pos="1440"/>
+        </w:tabs>
+        <w:ind w:left="1440" w:hanging="360"/>
+      </w:pPr>
+      <w:rPr>
+        <w:rFonts w:ascii="Courier New" w:hAnsi="Courier New" w:hint="default"/>
+        <w:sz w:val="20"/>
+      </w:rPr>
+    </w:lvl>
+    <w:lvl w:ilvl="2" w:tentative="1">
+      <w:start w:val="1"/>
+      <w:numFmt w:val="bullet"/>
+      <w:lvlText w:val=""/>
+      <w:lvlJc w:val="left"/>
+      <w:pPr>
+        <w:tabs>
+          <w:tab w:val="num" w:pos="2160"/>
+        </w:tabs>
+        <w:ind w:left="2160" w:hanging="360"/>
+      </w:pPr>
+      <w:rPr>
+        <w:rFonts w:ascii="Wingdings" w:hAnsi="Wingdings" w:hint="default"/>
+        <w:sz w:val="20"/>
+      </w:rPr>
+    </w:lvl>
+    <w:lvl w:ilvl="3" w:tentative="1">
+      <w:start w:val="1"/>
+      <w:numFmt w:val="bullet"/>
+      <w:lvlText w:val=""/>
+      <w:lvlJc w:val="left"/>
+      <w:pPr>
+        <w:tabs>
+          <w:tab w:val="num" w:pos="2880"/>
+        </w:tabs>
+        <w:ind w:left="2880" w:hanging="360"/>
+      </w:pPr>
+      <w:rPr>
+        <w:rFonts w:ascii="Wingdings" w:hAnsi="Wingdings" w:hint="default"/>
+        <w:sz w:val="20"/>
+      </w:rPr>
+    </w:lvl>
+    <w:lvl w:ilvl="4" w:tentative="1">
+      <w:start w:val="1"/>
+      <w:numFmt w:val="bullet"/>
+      <w:lvlText w:val=""/>
+      <w:lvlJc w:val="left"/>
+      <w:pPr>
+        <w:tabs>
+          <w:tab w:val="num" w:pos="3600"/>
+        </w:tabs>
+        <w:ind w:left="3600" w:hanging="360"/>
+      </w:pPr>
+      <w:rPr>
+        <w:rFonts w:ascii="Wingdings" w:hAnsi="Wingdings" w:hint="default"/>
+        <w:sz w:val="20"/>
+      </w:rPr>
+    </w:lvl>
+    <w:lvl w:ilvl="5" w:tentative="1">
+      <w:start w:val="1"/>
+      <w:numFmt w:val="bullet"/>
+      <w:lvlText w:val=""/>
+      <w:lvlJc w:val="left"/>
+      <w:pPr>
+        <w:tabs>
+          <w:tab w:val="num" w:pos="4320"/>
+        </w:tabs>
+        <w:ind w:left="4320" w:hanging="360"/>
+      </w:pPr>
+      <w:rPr>
+        <w:rFonts w:ascii="Wingdings" w:hAnsi="Wingdings" w:hint="default"/>
+        <w:sz w:val="20"/>
+      </w:rPr>
+    </w:lvl>
+    <w:lvl w:ilvl="6" w:tentative="1">
+      <w:start w:val="1"/>
+      <w:numFmt w:val="bullet"/>
+      <w:lvlText w:val=""/>
+      <w:lvlJc w:val="left"/>
+      <w:pPr>
+        <w:tabs>
+          <w:tab w:val="num" w:pos="5040"/>
+        </w:tabs>
+        <w:ind w:left="5040" w:hanging="360"/>
+      </w:pPr>
+      <w:rPr>
+        <w:rFonts w:ascii="Wingdings" w:hAnsi="Wingdings" w:hint="default"/>
+        <w:sz w:val="20"/>
+      </w:rPr>
+    </w:lvl>
+    <w:lvl w:ilvl="7" w:tentative="1">
+      <w:start w:val="1"/>
+      <w:numFmt w:val="bullet"/>
+      <w:lvlText w:val=""/>
+      <w:lvlJc w:val="left"/>
+      <w:pPr>
+        <w:tabs>
+          <w:tab w:val="num" w:pos="5760"/>
+        </w:tabs>
+        <w:ind w:left="5760" w:hanging="360"/>
+      </w:pPr>
+      <w:rPr>
+        <w:rFonts w:ascii="Wingdings" w:hAnsi="Wingdings" w:hint="default"/>
+        <w:sz w:val="20"/>
+      </w:rPr>
+    </w:lvl>
+    <w:lvl w:ilvl="8" w:tentative="1">
+      <w:start w:val="1"/>
+      <w:numFmt w:val="bullet"/>
+      <w:lvlText w:val=""/>
+      <w:lvlJc w:val="left"/>
+      <w:pPr>
+        <w:tabs>
+          <w:tab w:val="num" w:pos="6480"/>
+        </w:tabs>
+        <w:ind w:left="6480" w:hanging="360"/>
+      </w:pPr>
+      <w:rPr>
+        <w:rFonts w:ascii="Wingdings" w:hAnsi="Wingdings" w:hint="default"/>
+        <w:sz w:val="20"/>
+      </w:rPr>
+    </w:lvl>
+  </w:abstractNum>
+  <w:abstractNum w:abstractNumId="4" w15:restartNumberingAfterBreak="0">
     <w:nsid w:val="31CD3551"/>
     <w:multiLevelType w:val="hybridMultilevel"/>
     <w:tmpl w:val="50FC336A"/>
@@ -2747,7 +6586,305 @@
       </w:rPr>
     </w:lvl>
   </w:abstractNum>
-  <w:abstractNum w:abstractNumId="3" w15:restartNumberingAfterBreak="0">
+  <w:abstractNum w:abstractNumId="5" w15:restartNumberingAfterBreak="0">
+    <w:nsid w:val="36436675"/>
+    <w:multiLevelType w:val="multilevel"/>
+    <w:tmpl w:val="A65EEDDA"/>
+    <w:lvl w:ilvl="0">
+      <w:start w:val="1"/>
+      <w:numFmt w:val="bullet"/>
+      <w:lvlText w:val=""/>
+      <w:lvlJc w:val="left"/>
+      <w:pPr>
+        <w:tabs>
+          <w:tab w:val="num" w:pos="720"/>
+        </w:tabs>
+        <w:ind w:left="720" w:hanging="360"/>
+      </w:pPr>
+      <w:rPr>
+        <w:rFonts w:ascii="Symbol" w:hAnsi="Symbol" w:hint="default"/>
+        <w:sz w:val="20"/>
+      </w:rPr>
+    </w:lvl>
+    <w:lvl w:ilvl="1" w:tentative="1">
+      <w:start w:val="1"/>
+      <w:numFmt w:val="bullet"/>
+      <w:lvlText w:val="o"/>
+      <w:lvlJc w:val="left"/>
+      <w:pPr>
+        <w:tabs>
+          <w:tab w:val="num" w:pos="1440"/>
+        </w:tabs>
+        <w:ind w:left="1440" w:hanging="360"/>
+      </w:pPr>
+      <w:rPr>
+        <w:rFonts w:ascii="Courier New" w:hAnsi="Courier New" w:hint="default"/>
+        <w:sz w:val="20"/>
+      </w:rPr>
+    </w:lvl>
+    <w:lvl w:ilvl="2" w:tentative="1">
+      <w:start w:val="1"/>
+      <w:numFmt w:val="bullet"/>
+      <w:lvlText w:val=""/>
+      <w:lvlJc w:val="left"/>
+      <w:pPr>
+        <w:tabs>
+          <w:tab w:val="num" w:pos="2160"/>
+        </w:tabs>
+        <w:ind w:left="2160" w:hanging="360"/>
+      </w:pPr>
+      <w:rPr>
+        <w:rFonts w:ascii="Wingdings" w:hAnsi="Wingdings" w:hint="default"/>
+        <w:sz w:val="20"/>
+      </w:rPr>
+    </w:lvl>
+    <w:lvl w:ilvl="3" w:tentative="1">
+      <w:start w:val="1"/>
+      <w:numFmt w:val="bullet"/>
+      <w:lvlText w:val=""/>
+      <w:lvlJc w:val="left"/>
+      <w:pPr>
+        <w:tabs>
+          <w:tab w:val="num" w:pos="2880"/>
+        </w:tabs>
+        <w:ind w:left="2880" w:hanging="360"/>
+      </w:pPr>
+      <w:rPr>
+        <w:rFonts w:ascii="Wingdings" w:hAnsi="Wingdings" w:hint="default"/>
+        <w:sz w:val="20"/>
+      </w:rPr>
+    </w:lvl>
+    <w:lvl w:ilvl="4" w:tentative="1">
+      <w:start w:val="1"/>
+      <w:numFmt w:val="bullet"/>
+      <w:lvlText w:val=""/>
+      <w:lvlJc w:val="left"/>
+      <w:pPr>
+        <w:tabs>
+          <w:tab w:val="num" w:pos="3600"/>
+        </w:tabs>
+        <w:ind w:left="3600" w:hanging="360"/>
+      </w:pPr>
+      <w:rPr>
+        <w:rFonts w:ascii="Wingdings" w:hAnsi="Wingdings" w:hint="default"/>
+        <w:sz w:val="20"/>
+      </w:rPr>
+    </w:lvl>
+    <w:lvl w:ilvl="5" w:tentative="1">
+      <w:start w:val="1"/>
+      <w:numFmt w:val="bullet"/>
+      <w:lvlText w:val=""/>
+      <w:lvlJc w:val="left"/>
+      <w:pPr>
+        <w:tabs>
+          <w:tab w:val="num" w:pos="4320"/>
+        </w:tabs>
+        <w:ind w:left="4320" w:hanging="360"/>
+      </w:pPr>
+      <w:rPr>
+        <w:rFonts w:ascii="Wingdings" w:hAnsi="Wingdings" w:hint="default"/>
+        <w:sz w:val="20"/>
+      </w:rPr>
+    </w:lvl>
+    <w:lvl w:ilvl="6" w:tentative="1">
+      <w:start w:val="1"/>
+      <w:numFmt w:val="bullet"/>
+      <w:lvlText w:val=""/>
+      <w:lvlJc w:val="left"/>
+      <w:pPr>
+        <w:tabs>
+          <w:tab w:val="num" w:pos="5040"/>
+        </w:tabs>
+        <w:ind w:left="5040" w:hanging="360"/>
+      </w:pPr>
+      <w:rPr>
+        <w:rFonts w:ascii="Wingdings" w:hAnsi="Wingdings" w:hint="default"/>
+        <w:sz w:val="20"/>
+      </w:rPr>
+    </w:lvl>
+    <w:lvl w:ilvl="7" w:tentative="1">
+      <w:start w:val="1"/>
+      <w:numFmt w:val="bullet"/>
+      <w:lvlText w:val=""/>
+      <w:lvlJc w:val="left"/>
+      <w:pPr>
+        <w:tabs>
+          <w:tab w:val="num" w:pos="5760"/>
+        </w:tabs>
+        <w:ind w:left="5760" w:hanging="360"/>
+      </w:pPr>
+      <w:rPr>
+        <w:rFonts w:ascii="Wingdings" w:hAnsi="Wingdings" w:hint="default"/>
+        <w:sz w:val="20"/>
+      </w:rPr>
+    </w:lvl>
+    <w:lvl w:ilvl="8" w:tentative="1">
+      <w:start w:val="1"/>
+      <w:numFmt w:val="bullet"/>
+      <w:lvlText w:val=""/>
+      <w:lvlJc w:val="left"/>
+      <w:pPr>
+        <w:tabs>
+          <w:tab w:val="num" w:pos="6480"/>
+        </w:tabs>
+        <w:ind w:left="6480" w:hanging="360"/>
+      </w:pPr>
+      <w:rPr>
+        <w:rFonts w:ascii="Wingdings" w:hAnsi="Wingdings" w:hint="default"/>
+        <w:sz w:val="20"/>
+      </w:rPr>
+    </w:lvl>
+  </w:abstractNum>
+  <w:abstractNum w:abstractNumId="6" w15:restartNumberingAfterBreak="0">
+    <w:nsid w:val="44F65B46"/>
+    <w:multiLevelType w:val="multilevel"/>
+    <w:tmpl w:val="B9A8F042"/>
+    <w:lvl w:ilvl="0">
+      <w:start w:val="1"/>
+      <w:numFmt w:val="bullet"/>
+      <w:lvlText w:val=""/>
+      <w:lvlJc w:val="left"/>
+      <w:pPr>
+        <w:tabs>
+          <w:tab w:val="num" w:pos="720"/>
+        </w:tabs>
+        <w:ind w:left="720" w:hanging="360"/>
+      </w:pPr>
+      <w:rPr>
+        <w:rFonts w:ascii="Symbol" w:hAnsi="Symbol" w:hint="default"/>
+        <w:sz w:val="20"/>
+      </w:rPr>
+    </w:lvl>
+    <w:lvl w:ilvl="1" w:tentative="1">
+      <w:start w:val="1"/>
+      <w:numFmt w:val="bullet"/>
+      <w:lvlText w:val="o"/>
+      <w:lvlJc w:val="left"/>
+      <w:pPr>
+        <w:tabs>
+          <w:tab w:val="num" w:pos="1440"/>
+        </w:tabs>
+        <w:ind w:left="1440" w:hanging="360"/>
+      </w:pPr>
+      <w:rPr>
+        <w:rFonts w:ascii="Courier New" w:hAnsi="Courier New" w:hint="default"/>
+        <w:sz w:val="20"/>
+      </w:rPr>
+    </w:lvl>
+    <w:lvl w:ilvl="2" w:tentative="1">
+      <w:start w:val="1"/>
+      <w:numFmt w:val="bullet"/>
+      <w:lvlText w:val=""/>
+      <w:lvlJc w:val="left"/>
+      <w:pPr>
+        <w:tabs>
+          <w:tab w:val="num" w:pos="2160"/>
+        </w:tabs>
+        <w:ind w:left="2160" w:hanging="360"/>
+      </w:pPr>
+      <w:rPr>
+        <w:rFonts w:ascii="Wingdings" w:hAnsi="Wingdings" w:hint="default"/>
+        <w:sz w:val="20"/>
+      </w:rPr>
+    </w:lvl>
+    <w:lvl w:ilvl="3" w:tentative="1">
+      <w:start w:val="1"/>
+      <w:numFmt w:val="bullet"/>
+      <w:lvlText w:val=""/>
+      <w:lvlJc w:val="left"/>
+      <w:pPr>
+        <w:tabs>
+          <w:tab w:val="num" w:pos="2880"/>
+        </w:tabs>
+        <w:ind w:left="2880" w:hanging="360"/>
+      </w:pPr>
+      <w:rPr>
+        <w:rFonts w:ascii="Wingdings" w:hAnsi="Wingdings" w:hint="default"/>
+        <w:sz w:val="20"/>
+      </w:rPr>
+    </w:lvl>
+    <w:lvl w:ilvl="4" w:tentative="1">
+      <w:start w:val="1"/>
+      <w:numFmt w:val="bullet"/>
+      <w:lvlText w:val=""/>
+      <w:lvlJc w:val="left"/>
+      <w:pPr>
+        <w:tabs>
+          <w:tab w:val="num" w:pos="3600"/>
+        </w:tabs>
+        <w:ind w:left="3600" w:hanging="360"/>
+      </w:pPr>
+      <w:rPr>
+        <w:rFonts w:ascii="Wingdings" w:hAnsi="Wingdings" w:hint="default"/>
+        <w:sz w:val="20"/>
+      </w:rPr>
+    </w:lvl>
+    <w:lvl w:ilvl="5" w:tentative="1">
+      <w:start w:val="1"/>
+      <w:numFmt w:val="bullet"/>
+      <w:lvlText w:val=""/>
+      <w:lvlJc w:val="left"/>
+      <w:pPr>
+        <w:tabs>
+          <w:tab w:val="num" w:pos="4320"/>
+        </w:tabs>
+        <w:ind w:left="4320" w:hanging="360"/>
+      </w:pPr>
+      <w:rPr>
+        <w:rFonts w:ascii="Wingdings" w:hAnsi="Wingdings" w:hint="default"/>
+        <w:sz w:val="20"/>
+      </w:rPr>
+    </w:lvl>
+    <w:lvl w:ilvl="6" w:tentative="1">
+      <w:start w:val="1"/>
+      <w:numFmt w:val="bullet"/>
+      <w:lvlText w:val=""/>
+      <w:lvlJc w:val="left"/>
+      <w:pPr>
+        <w:tabs>
+          <w:tab w:val="num" w:pos="5040"/>
+        </w:tabs>
+        <w:ind w:left="5040" w:hanging="360"/>
+      </w:pPr>
+      <w:rPr>
+        <w:rFonts w:ascii="Wingdings" w:hAnsi="Wingdings" w:hint="default"/>
+        <w:sz w:val="20"/>
+      </w:rPr>
+    </w:lvl>
+    <w:lvl w:ilvl="7" w:tentative="1">
+      <w:start w:val="1"/>
+      <w:numFmt w:val="bullet"/>
+      <w:lvlText w:val=""/>
+      <w:lvlJc w:val="left"/>
+      <w:pPr>
+        <w:tabs>
+          <w:tab w:val="num" w:pos="5760"/>
+        </w:tabs>
+        <w:ind w:left="5760" w:hanging="360"/>
+      </w:pPr>
+      <w:rPr>
+        <w:rFonts w:ascii="Wingdings" w:hAnsi="Wingdings" w:hint="default"/>
+        <w:sz w:val="20"/>
+      </w:rPr>
+    </w:lvl>
+    <w:lvl w:ilvl="8" w:tentative="1">
+      <w:start w:val="1"/>
+      <w:numFmt w:val="bullet"/>
+      <w:lvlText w:val=""/>
+      <w:lvlJc w:val="left"/>
+      <w:pPr>
+        <w:tabs>
+          <w:tab w:val="num" w:pos="6480"/>
+        </w:tabs>
+        <w:ind w:left="6480" w:hanging="360"/>
+      </w:pPr>
+      <w:rPr>
+        <w:rFonts w:ascii="Wingdings" w:hAnsi="Wingdings" w:hint="default"/>
+        <w:sz w:val="20"/>
+      </w:rPr>
+    </w:lvl>
+  </w:abstractNum>
+  <w:abstractNum w:abstractNumId="7" w15:restartNumberingAfterBreak="0">
     <w:nsid w:val="4AFC6F1A"/>
     <w:multiLevelType w:val="hybridMultilevel"/>
     <w:tmpl w:val="E9EA5FCE"/>
@@ -2833,7 +6970,7 @@
       </w:pPr>
     </w:lvl>
   </w:abstractNum>
-  <w:abstractNum w:abstractNumId="4" w15:restartNumberingAfterBreak="0">
+  <w:abstractNum w:abstractNumId="8" w15:restartNumberingAfterBreak="0">
     <w:nsid w:val="560B19C4"/>
     <w:multiLevelType w:val="hybridMultilevel"/>
     <w:tmpl w:val="7E1EDED2"/>
@@ -2923,20 +7060,336 @@
       </w:pPr>
     </w:lvl>
   </w:abstractNum>
+  <w:abstractNum w:abstractNumId="9" w15:restartNumberingAfterBreak="0">
+    <w:nsid w:val="5DE72E8A"/>
+    <w:multiLevelType w:val="multilevel"/>
+    <w:tmpl w:val="494C3750"/>
+    <w:lvl w:ilvl="0">
+      <w:start w:val="1"/>
+      <w:numFmt w:val="bullet"/>
+      <w:lvlText w:val=""/>
+      <w:lvlJc w:val="left"/>
+      <w:pPr>
+        <w:tabs>
+          <w:tab w:val="num" w:pos="720"/>
+        </w:tabs>
+        <w:ind w:left="720" w:hanging="360"/>
+      </w:pPr>
+      <w:rPr>
+        <w:rFonts w:ascii="Symbol" w:hAnsi="Symbol" w:hint="default"/>
+        <w:sz w:val="20"/>
+      </w:rPr>
+    </w:lvl>
+    <w:lvl w:ilvl="1" w:tentative="1">
+      <w:start w:val="1"/>
+      <w:numFmt w:val="bullet"/>
+      <w:lvlText w:val="o"/>
+      <w:lvlJc w:val="left"/>
+      <w:pPr>
+        <w:tabs>
+          <w:tab w:val="num" w:pos="1440"/>
+        </w:tabs>
+        <w:ind w:left="1440" w:hanging="360"/>
+      </w:pPr>
+      <w:rPr>
+        <w:rFonts w:ascii="Courier New" w:hAnsi="Courier New" w:hint="default"/>
+        <w:sz w:val="20"/>
+      </w:rPr>
+    </w:lvl>
+    <w:lvl w:ilvl="2" w:tentative="1">
+      <w:start w:val="1"/>
+      <w:numFmt w:val="bullet"/>
+      <w:lvlText w:val=""/>
+      <w:lvlJc w:val="left"/>
+      <w:pPr>
+        <w:tabs>
+          <w:tab w:val="num" w:pos="2160"/>
+        </w:tabs>
+        <w:ind w:left="2160" w:hanging="360"/>
+      </w:pPr>
+      <w:rPr>
+        <w:rFonts w:ascii="Wingdings" w:hAnsi="Wingdings" w:hint="default"/>
+        <w:sz w:val="20"/>
+      </w:rPr>
+    </w:lvl>
+    <w:lvl w:ilvl="3" w:tentative="1">
+      <w:start w:val="1"/>
+      <w:numFmt w:val="bullet"/>
+      <w:lvlText w:val=""/>
+      <w:lvlJc w:val="left"/>
+      <w:pPr>
+        <w:tabs>
+          <w:tab w:val="num" w:pos="2880"/>
+        </w:tabs>
+        <w:ind w:left="2880" w:hanging="360"/>
+      </w:pPr>
+      <w:rPr>
+        <w:rFonts w:ascii="Wingdings" w:hAnsi="Wingdings" w:hint="default"/>
+        <w:sz w:val="20"/>
+      </w:rPr>
+    </w:lvl>
+    <w:lvl w:ilvl="4" w:tentative="1">
+      <w:start w:val="1"/>
+      <w:numFmt w:val="bullet"/>
+      <w:lvlText w:val=""/>
+      <w:lvlJc w:val="left"/>
+      <w:pPr>
+        <w:tabs>
+          <w:tab w:val="num" w:pos="3600"/>
+        </w:tabs>
+        <w:ind w:left="3600" w:hanging="360"/>
+      </w:pPr>
+      <w:rPr>
+        <w:rFonts w:ascii="Wingdings" w:hAnsi="Wingdings" w:hint="default"/>
+        <w:sz w:val="20"/>
+      </w:rPr>
+    </w:lvl>
+    <w:lvl w:ilvl="5" w:tentative="1">
+      <w:start w:val="1"/>
+      <w:numFmt w:val="bullet"/>
+      <w:lvlText w:val=""/>
+      <w:lvlJc w:val="left"/>
+      <w:pPr>
+        <w:tabs>
+          <w:tab w:val="num" w:pos="4320"/>
+        </w:tabs>
+        <w:ind w:left="4320" w:hanging="360"/>
+      </w:pPr>
+      <w:rPr>
+        <w:rFonts w:ascii="Wingdings" w:hAnsi="Wingdings" w:hint="default"/>
+        <w:sz w:val="20"/>
+      </w:rPr>
+    </w:lvl>
+    <w:lvl w:ilvl="6" w:tentative="1">
+      <w:start w:val="1"/>
+      <w:numFmt w:val="bullet"/>
+      <w:lvlText w:val=""/>
+      <w:lvlJc w:val="left"/>
+      <w:pPr>
+        <w:tabs>
+          <w:tab w:val="num" w:pos="5040"/>
+        </w:tabs>
+        <w:ind w:left="5040" w:hanging="360"/>
+      </w:pPr>
+      <w:rPr>
+        <w:rFonts w:ascii="Wingdings" w:hAnsi="Wingdings" w:hint="default"/>
+        <w:sz w:val="20"/>
+      </w:rPr>
+    </w:lvl>
+    <w:lvl w:ilvl="7" w:tentative="1">
+      <w:start w:val="1"/>
+      <w:numFmt w:val="bullet"/>
+      <w:lvlText w:val=""/>
+      <w:lvlJc w:val="left"/>
+      <w:pPr>
+        <w:tabs>
+          <w:tab w:val="num" w:pos="5760"/>
+        </w:tabs>
+        <w:ind w:left="5760" w:hanging="360"/>
+      </w:pPr>
+      <w:rPr>
+        <w:rFonts w:ascii="Wingdings" w:hAnsi="Wingdings" w:hint="default"/>
+        <w:sz w:val="20"/>
+      </w:rPr>
+    </w:lvl>
+    <w:lvl w:ilvl="8" w:tentative="1">
+      <w:start w:val="1"/>
+      <w:numFmt w:val="bullet"/>
+      <w:lvlText w:val=""/>
+      <w:lvlJc w:val="left"/>
+      <w:pPr>
+        <w:tabs>
+          <w:tab w:val="num" w:pos="6480"/>
+        </w:tabs>
+        <w:ind w:left="6480" w:hanging="360"/>
+      </w:pPr>
+      <w:rPr>
+        <w:rFonts w:ascii="Wingdings" w:hAnsi="Wingdings" w:hint="default"/>
+        <w:sz w:val="20"/>
+      </w:rPr>
+    </w:lvl>
+  </w:abstractNum>
+  <w:abstractNum w:abstractNumId="10" w15:restartNumberingAfterBreak="0">
+    <w:nsid w:val="73C77698"/>
+    <w:multiLevelType w:val="multilevel"/>
+    <w:tmpl w:val="D7DCAA50"/>
+    <w:lvl w:ilvl="0">
+      <w:start w:val="1"/>
+      <w:numFmt w:val="bullet"/>
+      <w:lvlText w:val=""/>
+      <w:lvlJc w:val="left"/>
+      <w:pPr>
+        <w:tabs>
+          <w:tab w:val="num" w:pos="720"/>
+        </w:tabs>
+        <w:ind w:left="720" w:hanging="360"/>
+      </w:pPr>
+      <w:rPr>
+        <w:rFonts w:ascii="Symbol" w:hAnsi="Symbol" w:hint="default"/>
+        <w:sz w:val="20"/>
+      </w:rPr>
+    </w:lvl>
+    <w:lvl w:ilvl="1" w:tentative="1">
+      <w:start w:val="1"/>
+      <w:numFmt w:val="bullet"/>
+      <w:lvlText w:val="o"/>
+      <w:lvlJc w:val="left"/>
+      <w:pPr>
+        <w:tabs>
+          <w:tab w:val="num" w:pos="1440"/>
+        </w:tabs>
+        <w:ind w:left="1440" w:hanging="360"/>
+      </w:pPr>
+      <w:rPr>
+        <w:rFonts w:ascii="Courier New" w:hAnsi="Courier New" w:hint="default"/>
+        <w:sz w:val="20"/>
+      </w:rPr>
+    </w:lvl>
+    <w:lvl w:ilvl="2" w:tentative="1">
+      <w:start w:val="1"/>
+      <w:numFmt w:val="bullet"/>
+      <w:lvlText w:val=""/>
+      <w:lvlJc w:val="left"/>
+      <w:pPr>
+        <w:tabs>
+          <w:tab w:val="num" w:pos="2160"/>
+        </w:tabs>
+        <w:ind w:left="2160" w:hanging="360"/>
+      </w:pPr>
+      <w:rPr>
+        <w:rFonts w:ascii="Wingdings" w:hAnsi="Wingdings" w:hint="default"/>
+        <w:sz w:val="20"/>
+      </w:rPr>
+    </w:lvl>
+    <w:lvl w:ilvl="3" w:tentative="1">
+      <w:start w:val="1"/>
+      <w:numFmt w:val="bullet"/>
+      <w:lvlText w:val=""/>
+      <w:lvlJc w:val="left"/>
+      <w:pPr>
+        <w:tabs>
+          <w:tab w:val="num" w:pos="2880"/>
+        </w:tabs>
+        <w:ind w:left="2880" w:hanging="360"/>
+      </w:pPr>
+      <w:rPr>
+        <w:rFonts w:ascii="Wingdings" w:hAnsi="Wingdings" w:hint="default"/>
+        <w:sz w:val="20"/>
+      </w:rPr>
+    </w:lvl>
+    <w:lvl w:ilvl="4" w:tentative="1">
+      <w:start w:val="1"/>
+      <w:numFmt w:val="bullet"/>
+      <w:lvlText w:val=""/>
+      <w:lvlJc w:val="left"/>
+      <w:pPr>
+        <w:tabs>
+          <w:tab w:val="num" w:pos="3600"/>
+        </w:tabs>
+        <w:ind w:left="3600" w:hanging="360"/>
+      </w:pPr>
+      <w:rPr>
+        <w:rFonts w:ascii="Wingdings" w:hAnsi="Wingdings" w:hint="default"/>
+        <w:sz w:val="20"/>
+      </w:rPr>
+    </w:lvl>
+    <w:lvl w:ilvl="5" w:tentative="1">
+      <w:start w:val="1"/>
+      <w:numFmt w:val="bullet"/>
+      <w:lvlText w:val=""/>
+      <w:lvlJc w:val="left"/>
+      <w:pPr>
+        <w:tabs>
+          <w:tab w:val="num" w:pos="4320"/>
+        </w:tabs>
+        <w:ind w:left="4320" w:hanging="360"/>
+      </w:pPr>
+      <w:rPr>
+        <w:rFonts w:ascii="Wingdings" w:hAnsi="Wingdings" w:hint="default"/>
+        <w:sz w:val="20"/>
+      </w:rPr>
+    </w:lvl>
+    <w:lvl w:ilvl="6" w:tentative="1">
+      <w:start w:val="1"/>
+      <w:numFmt w:val="bullet"/>
+      <w:lvlText w:val=""/>
+      <w:lvlJc w:val="left"/>
+      <w:pPr>
+        <w:tabs>
+          <w:tab w:val="num" w:pos="5040"/>
+        </w:tabs>
+        <w:ind w:left="5040" w:hanging="360"/>
+      </w:pPr>
+      <w:rPr>
+        <w:rFonts w:ascii="Wingdings" w:hAnsi="Wingdings" w:hint="default"/>
+        <w:sz w:val="20"/>
+      </w:rPr>
+    </w:lvl>
+    <w:lvl w:ilvl="7" w:tentative="1">
+      <w:start w:val="1"/>
+      <w:numFmt w:val="bullet"/>
+      <w:lvlText w:val=""/>
+      <w:lvlJc w:val="left"/>
+      <w:pPr>
+        <w:tabs>
+          <w:tab w:val="num" w:pos="5760"/>
+        </w:tabs>
+        <w:ind w:left="5760" w:hanging="360"/>
+      </w:pPr>
+      <w:rPr>
+        <w:rFonts w:ascii="Wingdings" w:hAnsi="Wingdings" w:hint="default"/>
+        <w:sz w:val="20"/>
+      </w:rPr>
+    </w:lvl>
+    <w:lvl w:ilvl="8" w:tentative="1">
+      <w:start w:val="1"/>
+      <w:numFmt w:val="bullet"/>
+      <w:lvlText w:val=""/>
+      <w:lvlJc w:val="left"/>
+      <w:pPr>
+        <w:tabs>
+          <w:tab w:val="num" w:pos="6480"/>
+        </w:tabs>
+        <w:ind w:left="6480" w:hanging="360"/>
+      </w:pPr>
+      <w:rPr>
+        <w:rFonts w:ascii="Wingdings" w:hAnsi="Wingdings" w:hint="default"/>
+        <w:sz w:val="20"/>
+      </w:rPr>
+    </w:lvl>
+  </w:abstractNum>
   <w:num w:numId="1" w16cid:durableId="272715962">
+    <w:abstractNumId w:val="4"/>
+  </w:num>
+  <w:num w:numId="2" w16cid:durableId="624852024">
+    <w:abstractNumId w:val="1"/>
+  </w:num>
+  <w:num w:numId="3" w16cid:durableId="1092046415">
+    <w:abstractNumId w:val="8"/>
+  </w:num>
+  <w:num w:numId="4" w16cid:durableId="923878022">
+    <w:abstractNumId w:val="7"/>
+  </w:num>
+  <w:num w:numId="5" w16cid:durableId="1846245953">
     <w:abstractNumId w:val="2"/>
   </w:num>
-  <w:num w:numId="2" w16cid:durableId="624852024">
+  <w:num w:numId="6" w16cid:durableId="1454248072">
     <w:abstractNumId w:val="0"/>
   </w:num>
-  <w:num w:numId="3" w16cid:durableId="1092046415">
-    <w:abstractNumId w:val="4"/>
+  <w:num w:numId="7" w16cid:durableId="536505422">
+    <w:abstractNumId w:val="10"/>
   </w:num>
-  <w:num w:numId="4" w16cid:durableId="923878022">
+  <w:num w:numId="8" w16cid:durableId="1642886384">
+    <w:abstractNumId w:val="6"/>
+  </w:num>
+  <w:num w:numId="9" w16cid:durableId="814106713">
+    <w:abstractNumId w:val="9"/>
+  </w:num>
+  <w:num w:numId="10" w16cid:durableId="926115260">
+    <w:abstractNumId w:val="5"/>
+  </w:num>
+  <w:num w:numId="11" w16cid:durableId="120197550">
     <w:abstractNumId w:val="3"/>
-  </w:num>
-  <w:num w:numId="5" w16cid:durableId="1846245953">
-    <w:abstractNumId w:val="1"/>
   </w:num>
 </w:numbering>
 </file>
@@ -3341,7 +7794,7 @@
   <w:style w:type="paragraph" w:default="1" w:styleId="a">
     <w:name w:val="Normal"/>
     <w:qFormat/>
-    <w:rsid w:val="00762984"/>
+    <w:rsid w:val="00DB1595"/>
     <w:rPr>
       <w:lang w:val="en-US"/>
     </w:rPr>
@@ -3548,7 +8001,6 @@
   <w:style w:type="character" w:default="1" w:styleId="a0">
     <w:name w:val="Default Paragraph Font"/>
     <w:uiPriority w:val="1"/>
-    <w:semiHidden/>
     <w:unhideWhenUsed/>
   </w:style>
   <w:style w:type="table" w:default="1" w:styleId="a1">
@@ -3894,6 +8346,16 @@
       <w:szCs w:val="18"/>
     </w:rPr>
   </w:style>
+  <w:style w:type="character" w:styleId="af">
+    <w:name w:val="Placeholder Text"/>
+    <w:basedOn w:val="a0"/>
+    <w:uiPriority w:val="99"/>
+    <w:semiHidden/>
+    <w:rsid w:val="00B55279"/>
+    <w:rPr>
+      <w:color w:val="666666"/>
+    </w:rPr>
+  </w:style>
 </w:styles>
 </file>
 

--- a/прикладне стат моделювання/3/Лаб3_Думанський.docx
+++ b/прикладне стат моделювання/3/Лаб3_Думанський.docx
@@ -339,6 +339,7 @@
           <w:lang w:val="uk-UA"/>
         </w:rPr>
       </w:pPr>
+      <w:proofErr w:type="spellStart"/>
       <w:r>
         <w:rPr>
           <w:rFonts w:ascii="Times New Roman" w:hAnsi="Times New Roman" w:cs="Times New Roman"/>
@@ -346,29 +347,30 @@
           <w:szCs w:val="28"/>
           <w:lang w:val="uk-UA"/>
         </w:rPr>
-        <w:t>Думанський Юрій</w:t>
-      </w:r>
-    </w:p>
-    <w:p>
-      <w:pPr>
-        <w:spacing w:after="0" w:line="360" w:lineRule="auto"/>
-        <w:ind w:firstLine="5670"/>
+        <w:t>Думанський</w:t>
+      </w:r>
+      <w:proofErr w:type="spellEnd"/>
+      <w:r>
         <w:rPr>
           <w:rFonts w:ascii="Times New Roman" w:hAnsi="Times New Roman" w:cs="Times New Roman"/>
           <w:sz w:val="28"/>
           <w:szCs w:val="28"/>
           <w:lang w:val="uk-UA"/>
         </w:rPr>
-      </w:pPr>
-      <w:r>
+        <w:t xml:space="preserve"> Юрій</w:t>
+      </w:r>
+    </w:p>
+    <w:p>
+      <w:pPr>
+        <w:spacing w:after="0" w:line="360" w:lineRule="auto"/>
+        <w:ind w:firstLine="5670"/>
         <w:rPr>
           <w:rFonts w:ascii="Times New Roman" w:hAnsi="Times New Roman" w:cs="Times New Roman"/>
           <w:sz w:val="28"/>
           <w:szCs w:val="28"/>
           <w:lang w:val="uk-UA"/>
         </w:rPr>
-        <w:t>Перевірив</w:t>
-      </w:r>
+      </w:pPr>
       <w:r>
         <w:rPr>
           <w:rFonts w:ascii="Times New Roman" w:hAnsi="Times New Roman" w:cs="Times New Roman"/>
@@ -376,17 +378,8 @@
           <w:szCs w:val="28"/>
           <w:lang w:val="uk-UA"/>
         </w:rPr>
-        <w:t xml:space="preserve">: </w:t>
-      </w:r>
-    </w:p>
-    <w:p>
-      <w:pPr>
-        <w:ind w:left="5664" w:firstLine="708"/>
-        <w:rPr>
-          <w:rFonts w:ascii="Times New Roman" w:hAnsi="Times New Roman" w:cs="Times New Roman"/>
-          <w:lang w:val="uk-UA"/>
-        </w:rPr>
-      </w:pPr>
+        <w:t>Перевірив</w:t>
+      </w:r>
       <w:r>
         <w:rPr>
           <w:rFonts w:ascii="Times New Roman" w:hAnsi="Times New Roman" w:cs="Times New Roman"/>
@@ -394,7 +387,45 @@
           <w:szCs w:val="28"/>
           <w:lang w:val="uk-UA"/>
         </w:rPr>
-        <w:t>професор Сеньо П. С.</w:t>
+        <w:t xml:space="preserve">: </w:t>
+      </w:r>
+    </w:p>
+    <w:p>
+      <w:pPr>
+        <w:ind w:left="5664" w:firstLine="708"/>
+        <w:rPr>
+          <w:rFonts w:ascii="Times New Roman" w:hAnsi="Times New Roman" w:cs="Times New Roman"/>
+          <w:lang w:val="uk-UA"/>
+        </w:rPr>
+      </w:pPr>
+      <w:r>
+        <w:rPr>
+          <w:rFonts w:ascii="Times New Roman" w:hAnsi="Times New Roman" w:cs="Times New Roman"/>
+          <w:sz w:val="28"/>
+          <w:szCs w:val="28"/>
+          <w:lang w:val="uk-UA"/>
+        </w:rPr>
+        <w:t xml:space="preserve">професор </w:t>
+      </w:r>
+      <w:proofErr w:type="spellStart"/>
+      <w:r>
+        <w:rPr>
+          <w:rFonts w:ascii="Times New Roman" w:hAnsi="Times New Roman" w:cs="Times New Roman"/>
+          <w:sz w:val="28"/>
+          <w:szCs w:val="28"/>
+          <w:lang w:val="uk-UA"/>
+        </w:rPr>
+        <w:t>Сеньо</w:t>
+      </w:r>
+      <w:proofErr w:type="spellEnd"/>
+      <w:r>
+        <w:rPr>
+          <w:rFonts w:ascii="Times New Roman" w:hAnsi="Times New Roman" w:cs="Times New Roman"/>
+          <w:sz w:val="28"/>
+          <w:szCs w:val="28"/>
+          <w:lang w:val="uk-UA"/>
+        </w:rPr>
+        <w:t xml:space="preserve"> П. С.</w:t>
       </w:r>
     </w:p>
     <w:p>
@@ -519,7 +550,43 @@
           <w:szCs w:val="28"/>
           <w:lang w:val="uk-UA"/>
         </w:rPr>
-        <w:t>Адаптація алгоритмів випадкового пошуку</w:t>
+        <w:t>А</w:t>
+      </w:r>
+      <w:r>
+        <w:rPr>
+          <w:rFonts w:ascii="Times New Roman" w:hAnsi="Times New Roman" w:cs="Times New Roman"/>
+          <w:sz w:val="28"/>
+          <w:szCs w:val="28"/>
+          <w:lang w:val="uk-UA"/>
+        </w:rPr>
+        <w:t>лгоритм</w:t>
+      </w:r>
+      <w:r>
+        <w:rPr>
+          <w:rFonts w:ascii="Times New Roman" w:hAnsi="Times New Roman" w:cs="Times New Roman"/>
+          <w:sz w:val="28"/>
+          <w:szCs w:val="28"/>
+          <w:lang w:val="uk-UA"/>
+        </w:rPr>
+        <w:t>и</w:t>
+      </w:r>
+      <w:r>
+        <w:rPr>
+          <w:rFonts w:ascii="Times New Roman" w:hAnsi="Times New Roman" w:cs="Times New Roman"/>
+          <w:sz w:val="28"/>
+          <w:szCs w:val="28"/>
+          <w:lang w:val="uk-UA"/>
+        </w:rPr>
+        <w:t xml:space="preserve"> випадкового пошуку</w:t>
+      </w:r>
+      <w:r>
+        <w:rPr>
+          <w:rFonts w:ascii="Times New Roman" w:hAnsi="Times New Roman" w:cs="Times New Roman"/>
+          <w:sz w:val="28"/>
+          <w:szCs w:val="28"/>
+          <w:lang w:val="uk-UA"/>
+        </w:rPr>
+        <w:t xml:space="preserve"> та їх адаптація</w:t>
       </w:r>
     </w:p>
     <w:p>
@@ -914,19 +981,7 @@
             <w:szCs w:val="28"/>
             <w:lang w:val="uk-UA"/>
           </w:rPr>
-          <m:t>≤</m:t>
-        </m:r>
-        <m:r>
-          <m:rPr>
-            <m:sty m:val="p"/>
-          </m:rPr>
-          <w:rPr>
-            <w:rFonts w:ascii="Cambria Math" w:hAnsi="Cambria Math" w:cs="Times New Roman"/>
-            <w:sz w:val="28"/>
-            <w:szCs w:val="28"/>
-            <w:lang w:val="uk-UA"/>
-          </w:rPr>
-          <m:t>6</m:t>
+          <m:t>≤6</m:t>
         </m:r>
         <m:r>
           <w:rPr>
@@ -1026,19 +1081,7 @@
             <w:szCs w:val="28"/>
             <w:lang w:val="uk-UA"/>
           </w:rPr>
-          <m:t>≤</m:t>
-        </m:r>
-        <m:r>
-          <m:rPr>
-            <m:sty m:val="p"/>
-          </m:rPr>
-          <w:rPr>
-            <w:rFonts w:ascii="Cambria Math" w:hAnsi="Cambria Math" w:cs="Times New Roman"/>
-            <w:sz w:val="28"/>
-            <w:szCs w:val="28"/>
-            <w:lang w:val="uk-UA"/>
-          </w:rPr>
-          <m:t>4</m:t>
+          <m:t>≤4</m:t>
         </m:r>
         <m:r>
           <w:rPr>
@@ -1141,19 +1184,7 @@
             <w:szCs w:val="28"/>
             <w:lang w:val="uk-UA"/>
           </w:rPr>
-          <m:t>≥</m:t>
-        </m:r>
-        <m:r>
-          <m:rPr>
-            <m:sty m:val="p"/>
-          </m:rPr>
-          <w:rPr>
-            <w:rFonts w:ascii="Cambria Math" w:hAnsi="Cambria Math" w:cs="Times New Roman"/>
-            <w:sz w:val="28"/>
-            <w:szCs w:val="28"/>
-            <w:lang w:val="uk-UA"/>
-          </w:rPr>
-          <m:t>0</m:t>
+          <m:t>≥0</m:t>
         </m:r>
         <m:r>
           <w:rPr>
@@ -1262,7 +1293,23 @@
           <w:sz w:val="28"/>
           <w:lang w:val="uk-UA"/>
         </w:rPr>
-        <w:t xml:space="preserve">, яке трансформується у кут </w:t>
+        <w:t xml:space="preserve">, яке </w:t>
+      </w:r>
+      <w:r>
+        <w:rPr>
+          <w:rFonts w:ascii="Times New Roman" w:hAnsi="Times New Roman"/>
+          <w:sz w:val="28"/>
+          <w:lang w:val="uk-UA"/>
+        </w:rPr>
+        <w:t>перетворюється</w:t>
+      </w:r>
+      <w:r>
+        <w:rPr>
+          <w:rFonts w:ascii="Times New Roman" w:hAnsi="Times New Roman"/>
+          <w:sz w:val="28"/>
+          <w:lang w:val="uk-UA"/>
+        </w:rPr>
+        <w:t xml:space="preserve"> у кут </w:t>
       </w:r>
       <m:oMath>
         <m:r>
@@ -2397,16 +2444,7 @@
             <w:szCs w:val="28"/>
             <w:lang w:val="uk-UA"/>
           </w:rPr>
-          <m:t>(</m:t>
-        </m:r>
-        <m:r>
-          <w:rPr>
-            <w:rFonts w:ascii="Cambria Math" w:hAnsi="Cambria Math" w:cs="Times New Roman"/>
-            <w:sz w:val="28"/>
-            <w:szCs w:val="28"/>
-            <w:lang w:val="uk-UA"/>
-          </w:rPr>
-          <m:t>≈</m:t>
+          <m:t>(≈</m:t>
         </m:r>
         <m:r>
           <w:rPr>
@@ -2436,16 +2474,7 @@
             <w:szCs w:val="28"/>
             <w:lang w:val="uk-UA"/>
           </w:rPr>
-          <m:t>≈</m:t>
-        </m:r>
-        <m:r>
-          <w:rPr>
-            <w:rFonts w:ascii="Cambria Math" w:hAnsi="Cambria Math" w:cs="Times New Roman"/>
-            <w:sz w:val="28"/>
-            <w:szCs w:val="28"/>
-            <w:lang w:val="uk-UA"/>
-          </w:rPr>
-          <m:t>2</m:t>
+          <m:t>≈2</m:t>
         </m:r>
         <m:r>
           <w:rPr>
@@ -2617,7 +2646,25 @@
           <w:szCs w:val="22"/>
           <w:lang w:val="uk-UA"/>
         </w:rPr>
-        <w:t xml:space="preserve"> зі збільшеною вагою вектора дрейфу</w:t>
+        <w:t xml:space="preserve"> зі збільшеною вагою </w:t>
+      </w:r>
+      <w:proofErr w:type="spellStart"/>
+      <w:r>
+        <w:rPr>
+          <w:sz w:val="22"/>
+          <w:szCs w:val="22"/>
+          <w:lang w:val="uk-UA"/>
+        </w:rPr>
+        <w:t>вектора</w:t>
+      </w:r>
+      <w:proofErr w:type="spellEnd"/>
+      <w:r>
+        <w:rPr>
+          <w:sz w:val="22"/>
+          <w:szCs w:val="22"/>
+          <w:lang w:val="uk-UA"/>
+        </w:rPr>
+        <w:t xml:space="preserve"> дрейфу</w:t>
       </w:r>
     </w:p>
     <w:p>
@@ -3094,25 +3141,25 @@
           <w:sz w:val="24"/>
           <w:szCs w:val="24"/>
         </w:rPr>
-        <w:t xml:space="preserve"> x_k: [0. 0.]</w:t>
-      </w:r>
-    </w:p>
-    <w:p>
-      <w:pPr>
-        <w:spacing w:after="120" w:line="240" w:lineRule="auto"/>
+        <w:t xml:space="preserve"> </w:t>
+      </w:r>
+      <w:proofErr w:type="spellStart"/>
+      <w:r>
         <w:rPr>
           <w:rFonts w:ascii="Consolas" w:hAnsi="Consolas" w:cs="Times New Roman"/>
           <w:sz w:val="24"/>
           <w:szCs w:val="24"/>
         </w:rPr>
-      </w:pPr>
+        <w:t>x_k</w:t>
+      </w:r>
+      <w:proofErr w:type="spellEnd"/>
       <w:r>
         <w:rPr>
           <w:rFonts w:ascii="Consolas" w:hAnsi="Consolas" w:cs="Times New Roman"/>
           <w:sz w:val="24"/>
           <w:szCs w:val="24"/>
         </w:rPr>
-        <w:t>f(x_k): 0.000000</w:t>
+        <w:t>: [0. 0.]</w:t>
       </w:r>
     </w:p>
     <w:p>
@@ -3130,25 +3177,25 @@
           <w:sz w:val="24"/>
           <w:szCs w:val="24"/>
         </w:rPr>
-        <w:t>Drift w_k: [0. 0.]</w:t>
-      </w:r>
-    </w:p>
-    <w:p>
-      <w:pPr>
-        <w:spacing w:after="120" w:line="240" w:lineRule="auto"/>
+        <w:t>f(</w:t>
+      </w:r>
+      <w:proofErr w:type="spellStart"/>
+      <w:r>
         <w:rPr>
           <w:rFonts w:ascii="Consolas" w:hAnsi="Consolas" w:cs="Times New Roman"/>
           <w:sz w:val="24"/>
           <w:szCs w:val="24"/>
         </w:rPr>
-      </w:pPr>
+        <w:t>x_k</w:t>
+      </w:r>
+      <w:proofErr w:type="spellEnd"/>
       <w:r>
         <w:rPr>
           <w:rFonts w:ascii="Consolas" w:hAnsi="Consolas" w:cs="Times New Roman"/>
           <w:sz w:val="24"/>
           <w:szCs w:val="24"/>
         </w:rPr>
-        <w:t>Best probe direction xi*: [0.799  0.6013]</w:t>
+        <w:t>): 0.000000</w:t>
       </w:r>
     </w:p>
     <w:p>
@@ -3166,27 +3213,25 @@
           <w:sz w:val="24"/>
           <w:szCs w:val="24"/>
         </w:rPr>
-        <w:t>Improvement on probe: -0.908321</w:t>
-      </w:r>
-    </w:p>
-    <w:p>
-      <w:pPr>
-        <w:spacing w:after="120" w:line="240" w:lineRule="auto"/>
+        <w:t xml:space="preserve">Drift </w:t>
+      </w:r>
+      <w:proofErr w:type="spellStart"/>
+      <w:r>
         <w:rPr>
           <w:rFonts w:ascii="Consolas" w:hAnsi="Consolas" w:cs="Times New Roman"/>
           <w:sz w:val="24"/>
           <w:szCs w:val="24"/>
-          <w:lang w:val="uk-UA"/>
-        </w:rPr>
-      </w:pPr>
+        </w:rPr>
+        <w:t>w_k</w:t>
+      </w:r>
+      <w:proofErr w:type="spellEnd"/>
       <w:r>
         <w:rPr>
           <w:rFonts w:ascii="Consolas" w:hAnsi="Consolas" w:cs="Times New Roman"/>
           <w:sz w:val="24"/>
           <w:szCs w:val="24"/>
-          <w:lang w:val="uk-UA"/>
-        </w:rPr>
-        <w:t>Використовується найкраща спроба</w:t>
+        </w:rPr>
+        <w:t>: [0. 0.]</w:t>
       </w:r>
     </w:p>
     <w:p>
@@ -3204,25 +3249,25 @@
           <w:sz w:val="24"/>
           <w:szCs w:val="24"/>
         </w:rPr>
-        <w:t>New point x_k+1: [0.3985 0.2999]</w:t>
-      </w:r>
-    </w:p>
-    <w:p>
-      <w:pPr>
-        <w:spacing w:after="120" w:line="240" w:lineRule="auto"/>
+        <w:t>Best probe direction xi*: [</w:t>
+      </w:r>
+      <w:proofErr w:type="gramStart"/>
+      <w:r>
         <w:rPr>
           <w:rFonts w:ascii="Consolas" w:hAnsi="Consolas" w:cs="Times New Roman"/>
           <w:sz w:val="24"/>
           <w:szCs w:val="24"/>
         </w:rPr>
-      </w:pPr>
+        <w:t>0.799  0.6013</w:t>
+      </w:r>
+      <w:proofErr w:type="gramEnd"/>
       <w:r>
         <w:rPr>
           <w:rFonts w:ascii="Consolas" w:hAnsi="Consolas" w:cs="Times New Roman"/>
           <w:sz w:val="24"/>
           <w:szCs w:val="24"/>
         </w:rPr>
-        <w:t>[0.54293487 0.40857936]</w:t>
+        <w:t>]</w:t>
       </w:r>
     </w:p>
     <w:p>
@@ -3234,77 +3279,80 @@
           <w:szCs w:val="24"/>
         </w:rPr>
       </w:pPr>
-    </w:p>
-    <w:p>
-      <w:pPr>
-        <w:spacing w:after="120" w:line="240" w:lineRule="auto"/>
+      <w:r>
         <w:rPr>
           <w:rFonts w:ascii="Consolas" w:hAnsi="Consolas" w:cs="Times New Roman"/>
           <w:sz w:val="24"/>
           <w:szCs w:val="24"/>
         </w:rPr>
-      </w:pPr>
-      <w:r>
+        <w:t>Improvement on probe: -0.908321</w:t>
+      </w:r>
+    </w:p>
+    <w:p>
+      <w:pPr>
+        <w:spacing w:after="120" w:line="240" w:lineRule="auto"/>
         <w:rPr>
           <w:rFonts w:ascii="Consolas" w:hAnsi="Consolas" w:cs="Times New Roman"/>
           <w:sz w:val="24"/>
           <w:szCs w:val="24"/>
-        </w:rPr>
-        <w:t>--- Iteration k = 1 ---</w:t>
-      </w:r>
-    </w:p>
-    <w:p>
-      <w:pPr>
-        <w:spacing w:after="120" w:line="240" w:lineRule="auto"/>
+          <w:lang w:val="uk-UA"/>
+        </w:rPr>
+      </w:pPr>
+      <w:r>
         <w:rPr>
           <w:rFonts w:ascii="Consolas" w:hAnsi="Consolas" w:cs="Times New Roman"/>
           <w:sz w:val="24"/>
           <w:szCs w:val="24"/>
-        </w:rPr>
-      </w:pPr>
-      <w:r>
+          <w:lang w:val="uk-UA"/>
+        </w:rPr>
+        <w:t>Використовується найкраща спроба</w:t>
+      </w:r>
+    </w:p>
+    <w:p>
+      <w:pPr>
+        <w:spacing w:after="120" w:line="240" w:lineRule="auto"/>
         <w:rPr>
           <w:rFonts w:ascii="Consolas" w:hAnsi="Consolas" w:cs="Times New Roman"/>
           <w:sz w:val="24"/>
           <w:szCs w:val="24"/>
-          <w:lang w:val="uk-UA"/>
-        </w:rPr>
-        <w:t>Поточна точка</w:t>
-      </w:r>
+        </w:rPr>
+      </w:pPr>
       <w:r>
         <w:rPr>
           <w:rFonts w:ascii="Consolas" w:hAnsi="Consolas" w:cs="Times New Roman"/>
           <w:sz w:val="24"/>
           <w:szCs w:val="24"/>
         </w:rPr>
-        <w:t xml:space="preserve"> </w:t>
-      </w:r>
-      <w:r>
+        <w:t>New point x_k+1: [0.3985 0.2999]</w:t>
+      </w:r>
+    </w:p>
+    <w:p>
+      <w:pPr>
+        <w:spacing w:after="120" w:line="240" w:lineRule="auto"/>
         <w:rPr>
           <w:rFonts w:ascii="Consolas" w:hAnsi="Consolas" w:cs="Times New Roman"/>
           <w:sz w:val="24"/>
           <w:szCs w:val="24"/>
         </w:rPr>
-        <w:t>x_k: [0.3985 0.2999]</w:t>
-      </w:r>
-    </w:p>
-    <w:p>
-      <w:pPr>
-        <w:spacing w:after="120" w:line="240" w:lineRule="auto"/>
+      </w:pPr>
+      <w:r>
         <w:rPr>
           <w:rFonts w:ascii="Consolas" w:hAnsi="Consolas" w:cs="Times New Roman"/>
           <w:sz w:val="24"/>
           <w:szCs w:val="24"/>
         </w:rPr>
-      </w:pPr>
-      <w:r>
+        <w:t>[0.54293487 0.40857936]</w:t>
+      </w:r>
+    </w:p>
+    <w:p>
+      <w:pPr>
+        <w:spacing w:after="120" w:line="240" w:lineRule="auto"/>
         <w:rPr>
           <w:rFonts w:ascii="Consolas" w:hAnsi="Consolas" w:cs="Times New Roman"/>
           <w:sz w:val="24"/>
           <w:szCs w:val="24"/>
         </w:rPr>
-        <w:t>f(x_k): -0.908321</w:t>
-      </w:r>
+      </w:pPr>
     </w:p>
     <w:p>
       <w:pPr>
@@ -3321,7 +3369,7 @@
           <w:sz w:val="24"/>
           <w:szCs w:val="24"/>
         </w:rPr>
-        <w:t>Drift w_k: [0.5429 0.4086]</w:t>
+        <w:t>--- Iteration k = 1 ---</w:t>
       </w:r>
     </w:p>
     <w:p>
@@ -3338,110 +3386,107 @@
           <w:rFonts w:ascii="Consolas" w:hAnsi="Consolas" w:cs="Times New Roman"/>
           <w:sz w:val="24"/>
           <w:szCs w:val="24"/>
-        </w:rPr>
-        <w:t>Best probe direction xi*: [0.753 0.658]</w:t>
-      </w:r>
-    </w:p>
-    <w:p>
-      <w:pPr>
-        <w:spacing w:after="120" w:line="240" w:lineRule="auto"/>
+          <w:lang w:val="uk-UA"/>
+        </w:rPr>
+        <w:t>Поточна точка</w:t>
+      </w:r>
+      <w:r>
         <w:rPr>
           <w:rFonts w:ascii="Consolas" w:hAnsi="Consolas" w:cs="Times New Roman"/>
           <w:sz w:val="24"/>
           <w:szCs w:val="24"/>
         </w:rPr>
-      </w:pPr>
+        <w:t xml:space="preserve"> </w:t>
+      </w:r>
+      <w:proofErr w:type="spellStart"/>
       <w:r>
         <w:rPr>
           <w:rFonts w:ascii="Consolas" w:hAnsi="Consolas" w:cs="Times New Roman"/>
           <w:sz w:val="24"/>
           <w:szCs w:val="24"/>
         </w:rPr>
-        <w:t>Improvement on probe: -0.727356</w:t>
-      </w:r>
-    </w:p>
-    <w:p>
-      <w:pPr>
-        <w:spacing w:after="120" w:line="240" w:lineRule="auto"/>
+        <w:t>x_k</w:t>
+      </w:r>
+      <w:proofErr w:type="spellEnd"/>
+      <w:r>
         <w:rPr>
           <w:rFonts w:ascii="Consolas" w:hAnsi="Consolas" w:cs="Times New Roman"/>
           <w:sz w:val="24"/>
           <w:szCs w:val="24"/>
-          <w:lang w:val="uk-UA"/>
-        </w:rPr>
-      </w:pPr>
-      <w:r>
+        </w:rPr>
+        <w:t>: [0.3985 0.2999]</w:t>
+      </w:r>
+    </w:p>
+    <w:p>
+      <w:pPr>
+        <w:spacing w:after="120" w:line="240" w:lineRule="auto"/>
         <w:rPr>
           <w:rFonts w:ascii="Consolas" w:hAnsi="Consolas" w:cs="Times New Roman"/>
           <w:sz w:val="24"/>
           <w:szCs w:val="24"/>
-          <w:lang w:val="uk-UA"/>
-        </w:rPr>
-        <w:t>Використовується найкраща спроба</w:t>
-      </w:r>
-    </w:p>
-    <w:p>
-      <w:pPr>
-        <w:spacing w:after="120" w:line="240" w:lineRule="auto"/>
+        </w:rPr>
+      </w:pPr>
+      <w:r>
         <w:rPr>
           <w:rFonts w:ascii="Consolas" w:hAnsi="Consolas" w:cs="Times New Roman"/>
           <w:sz w:val="24"/>
           <w:szCs w:val="24"/>
         </w:rPr>
-      </w:pPr>
+        <w:t>f(</w:t>
+      </w:r>
+      <w:proofErr w:type="spellStart"/>
       <w:r>
         <w:rPr>
           <w:rFonts w:ascii="Consolas" w:hAnsi="Consolas" w:cs="Times New Roman"/>
           <w:sz w:val="24"/>
           <w:szCs w:val="24"/>
         </w:rPr>
-        <w:t>New point x_k+1: [0.774  0.6281]</w:t>
-      </w:r>
-    </w:p>
-    <w:p>
-      <w:pPr>
-        <w:spacing w:after="120" w:line="240" w:lineRule="auto"/>
+        <w:t>x_k</w:t>
+      </w:r>
+      <w:proofErr w:type="spellEnd"/>
+      <w:r>
         <w:rPr>
           <w:rFonts w:ascii="Consolas" w:hAnsi="Consolas" w:cs="Times New Roman"/>
           <w:sz w:val="24"/>
           <w:szCs w:val="24"/>
         </w:rPr>
-      </w:pPr>
-      <w:r>
+        <w:t>): -0.908321</w:t>
+      </w:r>
+    </w:p>
+    <w:p>
+      <w:pPr>
+        <w:spacing w:after="120" w:line="240" w:lineRule="auto"/>
         <w:rPr>
           <w:rFonts w:ascii="Consolas" w:hAnsi="Consolas" w:cs="Times New Roman"/>
           <w:sz w:val="24"/>
           <w:szCs w:val="24"/>
         </w:rPr>
-        <w:t>[0.84406749 0.68490962]</w:t>
-      </w:r>
-    </w:p>
-    <w:p>
-      <w:pPr>
-        <w:spacing w:after="120" w:line="240" w:lineRule="auto"/>
+      </w:pPr>
+      <w:r>
         <w:rPr>
           <w:rFonts w:ascii="Consolas" w:hAnsi="Consolas" w:cs="Times New Roman"/>
           <w:sz w:val="24"/>
           <w:szCs w:val="24"/>
         </w:rPr>
-      </w:pPr>
-    </w:p>
-    <w:p>
-      <w:pPr>
-        <w:spacing w:after="120" w:line="240" w:lineRule="auto"/>
+        <w:t xml:space="preserve">Drift </w:t>
+      </w:r>
+      <w:proofErr w:type="spellStart"/>
+      <w:r>
         <w:rPr>
           <w:rFonts w:ascii="Consolas" w:hAnsi="Consolas" w:cs="Times New Roman"/>
           <w:sz w:val="24"/>
           <w:szCs w:val="24"/>
         </w:rPr>
-      </w:pPr>
+        <w:t>w_k</w:t>
+      </w:r>
+      <w:proofErr w:type="spellEnd"/>
       <w:r>
         <w:rPr>
           <w:rFonts w:ascii="Consolas" w:hAnsi="Consolas" w:cs="Times New Roman"/>
           <w:sz w:val="24"/>
           <w:szCs w:val="24"/>
         </w:rPr>
-        <w:t>--- Iteration k = 2 ---</w:t>
+        <w:t>: [0.5429 0.4086]</w:t>
       </w:r>
     </w:p>
     <w:p>
@@ -3458,25 +3503,26 @@
           <w:rFonts w:ascii="Consolas" w:hAnsi="Consolas" w:cs="Times New Roman"/>
           <w:sz w:val="24"/>
           <w:szCs w:val="24"/>
-          <w:lang w:val="uk-UA"/>
-        </w:rPr>
-        <w:t>Поточна точка</w:t>
-      </w:r>
-      <w:r>
+        </w:rPr>
+        <w:t>Best probe direction xi*: [0.753 0.658]</w:t>
+      </w:r>
+    </w:p>
+    <w:p>
+      <w:pPr>
+        <w:spacing w:after="120" w:line="240" w:lineRule="auto"/>
         <w:rPr>
           <w:rFonts w:ascii="Consolas" w:hAnsi="Consolas" w:cs="Times New Roman"/>
           <w:sz w:val="24"/>
           <w:szCs w:val="24"/>
         </w:rPr>
-        <w:t xml:space="preserve"> </w:t>
-      </w:r>
+      </w:pPr>
       <w:r>
         <w:rPr>
           <w:rFonts w:ascii="Consolas" w:hAnsi="Consolas" w:cs="Times New Roman"/>
           <w:sz w:val="24"/>
           <w:szCs w:val="24"/>
         </w:rPr>
-        <w:t>x_k: [0.774  0.6281]</w:t>
+        <w:t>Improvement on probe: -0.727356</w:t>
       </w:r>
     </w:p>
     <w:p>
@@ -3486,6 +3532,7 @@
           <w:rFonts w:ascii="Consolas" w:hAnsi="Consolas" w:cs="Times New Roman"/>
           <w:sz w:val="24"/>
           <w:szCs w:val="24"/>
+          <w:lang w:val="uk-UA"/>
         </w:rPr>
       </w:pPr>
       <w:r>
@@ -3493,8 +3540,9 @@
           <w:rFonts w:ascii="Consolas" w:hAnsi="Consolas" w:cs="Times New Roman"/>
           <w:sz w:val="24"/>
           <w:szCs w:val="24"/>
-        </w:rPr>
-        <w:t>f(x_k): -1.635677</w:t>
+          <w:lang w:val="uk-UA"/>
+        </w:rPr>
+        <w:t>Використовується найкраща спроба</w:t>
       </w:r>
     </w:p>
     <w:p>
@@ -3512,25 +3560,25 @@
           <w:sz w:val="24"/>
           <w:szCs w:val="24"/>
         </w:rPr>
-        <w:t>Drift w_k: [0.8441 0.6849]</w:t>
-      </w:r>
-    </w:p>
-    <w:p>
-      <w:pPr>
-        <w:spacing w:after="120" w:line="240" w:lineRule="auto"/>
+        <w:t>New point x_k+1: [</w:t>
+      </w:r>
+      <w:proofErr w:type="gramStart"/>
+      <w:r>
         <w:rPr>
           <w:rFonts w:ascii="Consolas" w:hAnsi="Consolas" w:cs="Times New Roman"/>
           <w:sz w:val="24"/>
           <w:szCs w:val="24"/>
         </w:rPr>
-      </w:pPr>
+        <w:t>0.774  0.6281</w:t>
+      </w:r>
+      <w:proofErr w:type="gramEnd"/>
       <w:r>
         <w:rPr>
           <w:rFonts w:ascii="Consolas" w:hAnsi="Consolas" w:cs="Times New Roman"/>
           <w:sz w:val="24"/>
           <w:szCs w:val="24"/>
         </w:rPr>
-        <w:t>Best probe direction xi*: [0.9234 0.3839]</w:t>
+        <w:t>]</w:t>
       </w:r>
     </w:p>
     <w:p>
@@ -3548,7 +3596,7 @@
           <w:sz w:val="24"/>
           <w:szCs w:val="24"/>
         </w:rPr>
-        <w:t>Improvement on probe: -0.566276</w:t>
+        <w:t>[0.84406749 0.68490962]</w:t>
       </w:r>
     </w:p>
     <w:p>
@@ -3558,198 +3606,198 @@
           <w:rFonts w:ascii="Consolas" w:hAnsi="Consolas" w:cs="Times New Roman"/>
           <w:sz w:val="24"/>
           <w:szCs w:val="24"/>
-          <w:lang w:val="uk-UA"/>
-        </w:rPr>
-      </w:pPr>
-      <w:r>
+        </w:rPr>
+      </w:pPr>
+    </w:p>
+    <w:p>
+      <w:pPr>
+        <w:spacing w:after="120" w:line="240" w:lineRule="auto"/>
         <w:rPr>
           <w:rFonts w:ascii="Consolas" w:hAnsi="Consolas" w:cs="Times New Roman"/>
           <w:sz w:val="24"/>
           <w:szCs w:val="24"/>
-          <w:lang w:val="uk-UA"/>
-        </w:rPr>
-        <w:t>Використовується найкраща спроба</w:t>
-      </w:r>
-    </w:p>
-    <w:p>
-      <w:pPr>
-        <w:spacing w:after="120" w:line="240" w:lineRule="auto"/>
+        </w:rPr>
+      </w:pPr>
+      <w:r>
         <w:rPr>
           <w:rFonts w:ascii="Consolas" w:hAnsi="Consolas" w:cs="Times New Roman"/>
           <w:sz w:val="24"/>
           <w:szCs w:val="24"/>
         </w:rPr>
-      </w:pPr>
-      <w:r>
+        <w:t>--- Iteration k = 2 ---</w:t>
+      </w:r>
+    </w:p>
+    <w:p>
+      <w:pPr>
+        <w:spacing w:after="120" w:line="240" w:lineRule="auto"/>
         <w:rPr>
           <w:rFonts w:ascii="Consolas" w:hAnsi="Consolas" w:cs="Times New Roman"/>
           <w:sz w:val="24"/>
           <w:szCs w:val="24"/>
         </w:rPr>
-        <w:t>New point x_k+1: [1.2345 0.8195]</w:t>
-      </w:r>
-    </w:p>
-    <w:p>
-      <w:pPr>
-        <w:spacing w:after="120" w:line="240" w:lineRule="auto"/>
+      </w:pPr>
+      <w:r>
         <w:rPr>
           <w:rFonts w:ascii="Consolas" w:hAnsi="Consolas" w:cs="Times New Roman"/>
           <w:sz w:val="24"/>
           <w:szCs w:val="24"/>
-        </w:rPr>
-      </w:pPr>
+          <w:lang w:val="uk-UA"/>
+        </w:rPr>
+        <w:t>Поточна точка</w:t>
+      </w:r>
       <w:r>
         <w:rPr>
           <w:rFonts w:ascii="Consolas" w:hAnsi="Consolas" w:cs="Times New Roman"/>
           <w:sz w:val="24"/>
           <w:szCs w:val="24"/>
         </w:rPr>
-        <w:t>[1.06641874 0.71054281]</w:t>
-      </w:r>
-    </w:p>
-    <w:p>
-      <w:pPr>
-        <w:spacing w:after="120" w:line="240" w:lineRule="auto"/>
+        <w:t xml:space="preserve"> </w:t>
+      </w:r>
+      <w:proofErr w:type="spellStart"/>
+      <w:r>
         <w:rPr>
           <w:rFonts w:ascii="Consolas" w:hAnsi="Consolas" w:cs="Times New Roman"/>
           <w:sz w:val="24"/>
           <w:szCs w:val="24"/>
         </w:rPr>
-      </w:pPr>
-    </w:p>
-    <w:p>
-      <w:pPr>
-        <w:spacing w:after="120" w:line="240" w:lineRule="auto"/>
+        <w:t>x_k</w:t>
+      </w:r>
+      <w:proofErr w:type="spellEnd"/>
+      <w:r>
         <w:rPr>
           <w:rFonts w:ascii="Consolas" w:hAnsi="Consolas" w:cs="Times New Roman"/>
           <w:sz w:val="24"/>
           <w:szCs w:val="24"/>
         </w:rPr>
-      </w:pPr>
-      <w:r>
+        <w:t>: [0.774  0.6281]</w:t>
+      </w:r>
+    </w:p>
+    <w:p>
+      <w:pPr>
+        <w:spacing w:after="120" w:line="240" w:lineRule="auto"/>
         <w:rPr>
           <w:rFonts w:ascii="Consolas" w:hAnsi="Consolas" w:cs="Times New Roman"/>
           <w:sz w:val="24"/>
           <w:szCs w:val="24"/>
         </w:rPr>
-        <w:t>--- Iteration k = 3 ---</w:t>
-      </w:r>
-    </w:p>
-    <w:p>
-      <w:pPr>
-        <w:spacing w:after="120" w:line="240" w:lineRule="auto"/>
+      </w:pPr>
+      <w:r>
         <w:rPr>
           <w:rFonts w:ascii="Consolas" w:hAnsi="Consolas" w:cs="Times New Roman"/>
           <w:sz w:val="24"/>
           <w:szCs w:val="24"/>
         </w:rPr>
-      </w:pPr>
+        <w:t>f(</w:t>
+      </w:r>
+      <w:proofErr w:type="spellStart"/>
       <w:r>
         <w:rPr>
           <w:rFonts w:ascii="Consolas" w:hAnsi="Consolas" w:cs="Times New Roman"/>
           <w:sz w:val="24"/>
           <w:szCs w:val="24"/>
-          <w:lang w:val="uk-UA"/>
-        </w:rPr>
-        <w:t>Поточна точка</w:t>
-      </w:r>
+        </w:rPr>
+        <w:t>x_k</w:t>
+      </w:r>
+      <w:proofErr w:type="spellEnd"/>
       <w:r>
         <w:rPr>
           <w:rFonts w:ascii="Consolas" w:hAnsi="Consolas" w:cs="Times New Roman"/>
           <w:sz w:val="24"/>
           <w:szCs w:val="24"/>
         </w:rPr>
-        <w:t xml:space="preserve"> </w:t>
-      </w:r>
-      <w:r>
+        <w:t>): -1.635677</w:t>
+      </w:r>
+    </w:p>
+    <w:p>
+      <w:pPr>
+        <w:spacing w:after="120" w:line="240" w:lineRule="auto"/>
         <w:rPr>
           <w:rFonts w:ascii="Consolas" w:hAnsi="Consolas" w:cs="Times New Roman"/>
           <w:sz w:val="24"/>
           <w:szCs w:val="24"/>
         </w:rPr>
-        <w:t>x_k: [1.2345 0.8195]</w:t>
-      </w:r>
-    </w:p>
-    <w:p>
-      <w:pPr>
-        <w:spacing w:after="120" w:line="240" w:lineRule="auto"/>
+      </w:pPr>
+      <w:r>
         <w:rPr>
           <w:rFonts w:ascii="Consolas" w:hAnsi="Consolas" w:cs="Times New Roman"/>
           <w:sz w:val="24"/>
           <w:szCs w:val="24"/>
         </w:rPr>
-      </w:pPr>
+        <w:t xml:space="preserve">Drift </w:t>
+      </w:r>
+      <w:proofErr w:type="spellStart"/>
       <w:r>
         <w:rPr>
           <w:rFonts w:ascii="Consolas" w:hAnsi="Consolas" w:cs="Times New Roman"/>
           <w:sz w:val="24"/>
           <w:szCs w:val="24"/>
         </w:rPr>
-        <w:t>f(x_k): -2.201952</w:t>
-      </w:r>
-    </w:p>
-    <w:p>
-      <w:pPr>
-        <w:spacing w:after="120" w:line="240" w:lineRule="auto"/>
+        <w:t>w_k</w:t>
+      </w:r>
+      <w:proofErr w:type="spellEnd"/>
+      <w:r>
         <w:rPr>
           <w:rFonts w:ascii="Consolas" w:hAnsi="Consolas" w:cs="Times New Roman"/>
           <w:sz w:val="24"/>
           <w:szCs w:val="24"/>
         </w:rPr>
-      </w:pPr>
-      <w:r>
+        <w:t>: [0.8441 0.6849]</w:t>
+      </w:r>
+    </w:p>
+    <w:p>
+      <w:pPr>
+        <w:spacing w:after="120" w:line="240" w:lineRule="auto"/>
         <w:rPr>
           <w:rFonts w:ascii="Consolas" w:hAnsi="Consolas" w:cs="Times New Roman"/>
           <w:sz w:val="24"/>
           <w:szCs w:val="24"/>
         </w:rPr>
-        <w:t>Drift w_k: [1.0664 0.7105]</w:t>
-      </w:r>
-    </w:p>
-    <w:p>
-      <w:pPr>
-        <w:spacing w:after="120" w:line="240" w:lineRule="auto"/>
+      </w:pPr>
+      <w:r>
         <w:rPr>
           <w:rFonts w:ascii="Consolas" w:hAnsi="Consolas" w:cs="Times New Roman"/>
           <w:sz w:val="24"/>
           <w:szCs w:val="24"/>
-          <w:lang w:val="uk-UA"/>
-        </w:rPr>
-      </w:pPr>
-      <w:r>
+        </w:rPr>
+        <w:t>Best probe direction xi*: [0.9234 0.3839]</w:t>
+      </w:r>
+    </w:p>
+    <w:p>
+      <w:pPr>
+        <w:spacing w:after="120" w:line="240" w:lineRule="auto"/>
         <w:rPr>
           <w:rFonts w:ascii="Consolas" w:hAnsi="Consolas" w:cs="Times New Roman"/>
           <w:sz w:val="24"/>
           <w:szCs w:val="24"/>
-          <w:lang w:val="uk-UA"/>
-        </w:rPr>
-        <w:t>Всі точки за межами</w:t>
-      </w:r>
-    </w:p>
-    <w:p>
-      <w:pPr>
-        <w:spacing w:after="120" w:line="240" w:lineRule="auto"/>
+        </w:rPr>
+      </w:pPr>
+      <w:r>
         <w:rPr>
           <w:rFonts w:ascii="Consolas" w:hAnsi="Consolas" w:cs="Times New Roman"/>
           <w:sz w:val="24"/>
           <w:szCs w:val="24"/>
         </w:rPr>
-      </w:pPr>
-      <w:r>
+        <w:t>Improvement on probe: -0.566276</w:t>
+      </w:r>
+    </w:p>
+    <w:p>
+      <w:pPr>
+        <w:spacing w:after="120" w:line="240" w:lineRule="auto"/>
         <w:rPr>
           <w:rFonts w:ascii="Consolas" w:hAnsi="Consolas" w:cs="Times New Roman"/>
           <w:sz w:val="24"/>
           <w:szCs w:val="24"/>
-        </w:rPr>
-        <w:t>[1.06641874 0.71054281</w:t>
-      </w:r>
+          <w:lang w:val="uk-UA"/>
+        </w:rPr>
+      </w:pPr>
       <w:r>
         <w:rPr>
           <w:rFonts w:ascii="Consolas" w:hAnsi="Consolas" w:cs="Times New Roman"/>
           <w:sz w:val="24"/>
           <w:szCs w:val="24"/>
-        </w:rPr>
-        <w:t>]</w:t>
+          <w:lang w:val="uk-UA"/>
+        </w:rPr>
+        <w:t>Використовується найкраща спроба</w:t>
       </w:r>
     </w:p>
     <w:p>
@@ -3761,21 +3809,248 @@
           <w:szCs w:val="24"/>
         </w:rPr>
       </w:pPr>
-    </w:p>
-    <w:p>
-      <w:pPr>
+      <w:r>
         <w:rPr>
           <w:rFonts w:ascii="Consolas" w:hAnsi="Consolas" w:cs="Times New Roman"/>
           <w:sz w:val="24"/>
           <w:szCs w:val="24"/>
         </w:rPr>
-      </w:pPr>
-      <w:r>
+        <w:t>New point x_k+1: [1.2345 0.8195]</w:t>
+      </w:r>
+    </w:p>
+    <w:p>
+      <w:pPr>
+        <w:spacing w:after="120" w:line="240" w:lineRule="auto"/>
         <w:rPr>
           <w:rFonts w:ascii="Consolas" w:hAnsi="Consolas" w:cs="Times New Roman"/>
           <w:sz w:val="24"/>
           <w:szCs w:val="24"/>
         </w:rPr>
+      </w:pPr>
+      <w:r>
+        <w:rPr>
+          <w:rFonts w:ascii="Consolas" w:hAnsi="Consolas" w:cs="Times New Roman"/>
+          <w:sz w:val="24"/>
+          <w:szCs w:val="24"/>
+        </w:rPr>
+        <w:t>[1.06641874 0.71054281]</w:t>
+      </w:r>
+    </w:p>
+    <w:p>
+      <w:pPr>
+        <w:spacing w:after="120" w:line="240" w:lineRule="auto"/>
+        <w:rPr>
+          <w:rFonts w:ascii="Consolas" w:hAnsi="Consolas" w:cs="Times New Roman"/>
+          <w:sz w:val="24"/>
+          <w:szCs w:val="24"/>
+        </w:rPr>
+      </w:pPr>
+    </w:p>
+    <w:p>
+      <w:pPr>
+        <w:spacing w:after="120" w:line="240" w:lineRule="auto"/>
+        <w:rPr>
+          <w:rFonts w:ascii="Consolas" w:hAnsi="Consolas" w:cs="Times New Roman"/>
+          <w:sz w:val="24"/>
+          <w:szCs w:val="24"/>
+        </w:rPr>
+      </w:pPr>
+      <w:r>
+        <w:rPr>
+          <w:rFonts w:ascii="Consolas" w:hAnsi="Consolas" w:cs="Times New Roman"/>
+          <w:sz w:val="24"/>
+          <w:szCs w:val="24"/>
+        </w:rPr>
+        <w:t>--- Iteration k = 3 ---</w:t>
+      </w:r>
+    </w:p>
+    <w:p>
+      <w:pPr>
+        <w:spacing w:after="120" w:line="240" w:lineRule="auto"/>
+        <w:rPr>
+          <w:rFonts w:ascii="Consolas" w:hAnsi="Consolas" w:cs="Times New Roman"/>
+          <w:sz w:val="24"/>
+          <w:szCs w:val="24"/>
+        </w:rPr>
+      </w:pPr>
+      <w:r>
+        <w:rPr>
+          <w:rFonts w:ascii="Consolas" w:hAnsi="Consolas" w:cs="Times New Roman"/>
+          <w:sz w:val="24"/>
+          <w:szCs w:val="24"/>
+          <w:lang w:val="uk-UA"/>
+        </w:rPr>
+        <w:t>Поточна точка</w:t>
+      </w:r>
+      <w:r>
+        <w:rPr>
+          <w:rFonts w:ascii="Consolas" w:hAnsi="Consolas" w:cs="Times New Roman"/>
+          <w:sz w:val="24"/>
+          <w:szCs w:val="24"/>
+        </w:rPr>
+        <w:t xml:space="preserve"> </w:t>
+      </w:r>
+      <w:proofErr w:type="spellStart"/>
+      <w:r>
+        <w:rPr>
+          <w:rFonts w:ascii="Consolas" w:hAnsi="Consolas" w:cs="Times New Roman"/>
+          <w:sz w:val="24"/>
+          <w:szCs w:val="24"/>
+        </w:rPr>
+        <w:t>x_k</w:t>
+      </w:r>
+      <w:proofErr w:type="spellEnd"/>
+      <w:r>
+        <w:rPr>
+          <w:rFonts w:ascii="Consolas" w:hAnsi="Consolas" w:cs="Times New Roman"/>
+          <w:sz w:val="24"/>
+          <w:szCs w:val="24"/>
+        </w:rPr>
+        <w:t>: [1.2345 0.8195]</w:t>
+      </w:r>
+    </w:p>
+    <w:p>
+      <w:pPr>
+        <w:spacing w:after="120" w:line="240" w:lineRule="auto"/>
+        <w:rPr>
+          <w:rFonts w:ascii="Consolas" w:hAnsi="Consolas" w:cs="Times New Roman"/>
+          <w:sz w:val="24"/>
+          <w:szCs w:val="24"/>
+        </w:rPr>
+      </w:pPr>
+      <w:r>
+        <w:rPr>
+          <w:rFonts w:ascii="Consolas" w:hAnsi="Consolas" w:cs="Times New Roman"/>
+          <w:sz w:val="24"/>
+          <w:szCs w:val="24"/>
+        </w:rPr>
+        <w:t>f(</w:t>
+      </w:r>
+      <w:proofErr w:type="spellStart"/>
+      <w:r>
+        <w:rPr>
+          <w:rFonts w:ascii="Consolas" w:hAnsi="Consolas" w:cs="Times New Roman"/>
+          <w:sz w:val="24"/>
+          <w:szCs w:val="24"/>
+        </w:rPr>
+        <w:t>x_k</w:t>
+      </w:r>
+      <w:proofErr w:type="spellEnd"/>
+      <w:r>
+        <w:rPr>
+          <w:rFonts w:ascii="Consolas" w:hAnsi="Consolas" w:cs="Times New Roman"/>
+          <w:sz w:val="24"/>
+          <w:szCs w:val="24"/>
+        </w:rPr>
+        <w:t>): -2.201952</w:t>
+      </w:r>
+    </w:p>
+    <w:p>
+      <w:pPr>
+        <w:spacing w:after="120" w:line="240" w:lineRule="auto"/>
+        <w:rPr>
+          <w:rFonts w:ascii="Consolas" w:hAnsi="Consolas" w:cs="Times New Roman"/>
+          <w:sz w:val="24"/>
+          <w:szCs w:val="24"/>
+        </w:rPr>
+      </w:pPr>
+      <w:r>
+        <w:rPr>
+          <w:rFonts w:ascii="Consolas" w:hAnsi="Consolas" w:cs="Times New Roman"/>
+          <w:sz w:val="24"/>
+          <w:szCs w:val="24"/>
+        </w:rPr>
+        <w:t xml:space="preserve">Drift </w:t>
+      </w:r>
+      <w:proofErr w:type="spellStart"/>
+      <w:r>
+        <w:rPr>
+          <w:rFonts w:ascii="Consolas" w:hAnsi="Consolas" w:cs="Times New Roman"/>
+          <w:sz w:val="24"/>
+          <w:szCs w:val="24"/>
+        </w:rPr>
+        <w:t>w_k</w:t>
+      </w:r>
+      <w:proofErr w:type="spellEnd"/>
+      <w:r>
+        <w:rPr>
+          <w:rFonts w:ascii="Consolas" w:hAnsi="Consolas" w:cs="Times New Roman"/>
+          <w:sz w:val="24"/>
+          <w:szCs w:val="24"/>
+        </w:rPr>
+        <w:t>: [1.0664 0.7105]</w:t>
+      </w:r>
+    </w:p>
+    <w:p>
+      <w:pPr>
+        <w:spacing w:after="120" w:line="240" w:lineRule="auto"/>
+        <w:rPr>
+          <w:rFonts w:ascii="Consolas" w:hAnsi="Consolas" w:cs="Times New Roman"/>
+          <w:sz w:val="24"/>
+          <w:szCs w:val="24"/>
+          <w:lang w:val="uk-UA"/>
+        </w:rPr>
+      </w:pPr>
+      <w:r>
+        <w:rPr>
+          <w:rFonts w:ascii="Consolas" w:hAnsi="Consolas" w:cs="Times New Roman"/>
+          <w:sz w:val="24"/>
+          <w:szCs w:val="24"/>
+          <w:lang w:val="uk-UA"/>
+        </w:rPr>
+        <w:t>Всі точки за межами</w:t>
+      </w:r>
+    </w:p>
+    <w:p>
+      <w:pPr>
+        <w:spacing w:after="120" w:line="240" w:lineRule="auto"/>
+        <w:rPr>
+          <w:rFonts w:ascii="Consolas" w:hAnsi="Consolas" w:cs="Times New Roman"/>
+          <w:sz w:val="24"/>
+          <w:szCs w:val="24"/>
+        </w:rPr>
+      </w:pPr>
+      <w:r>
+        <w:rPr>
+          <w:rFonts w:ascii="Consolas" w:hAnsi="Consolas" w:cs="Times New Roman"/>
+          <w:sz w:val="24"/>
+          <w:szCs w:val="24"/>
+        </w:rPr>
+        <w:t>[1.06641874 0.71054281</w:t>
+      </w:r>
+      <w:r>
+        <w:rPr>
+          <w:rFonts w:ascii="Consolas" w:hAnsi="Consolas" w:cs="Times New Roman"/>
+          <w:sz w:val="24"/>
+          <w:szCs w:val="24"/>
+        </w:rPr>
+        <w:t>]</w:t>
+      </w:r>
+    </w:p>
+    <w:p>
+      <w:pPr>
+        <w:spacing w:after="120" w:line="240" w:lineRule="auto"/>
+        <w:rPr>
+          <w:rFonts w:ascii="Consolas" w:hAnsi="Consolas" w:cs="Times New Roman"/>
+          <w:sz w:val="24"/>
+          <w:szCs w:val="24"/>
+        </w:rPr>
+      </w:pPr>
+    </w:p>
+    <w:p>
+      <w:pPr>
+        <w:rPr>
+          <w:rFonts w:ascii="Consolas" w:hAnsi="Consolas" w:cs="Times New Roman"/>
+          <w:sz w:val="24"/>
+          <w:szCs w:val="24"/>
+        </w:rPr>
+      </w:pPr>
+      <w:r>
+        <w:rPr>
+          <w:rFonts w:ascii="Consolas" w:hAnsi="Consolas" w:cs="Times New Roman"/>
+          <w:sz w:val="24"/>
+          <w:szCs w:val="24"/>
+        </w:rPr>
         <w:br w:type="page"/>
       </w:r>
     </w:p>
@@ -3822,273 +4097,717 @@
           <w:rFonts w:cstheme="minorHAnsi"/>
         </w:rPr>
       </w:pPr>
-      <w:r>
-        <w:rPr>
-          <w:rFonts w:cstheme="minorHAnsi"/>
-        </w:rPr>
-        <w:t>import numpy as np</w:t>
-      </w:r>
-    </w:p>
-    <w:p>
-      <w:pPr>
-        <w:spacing w:after="0" w:line="240" w:lineRule="auto"/>
-        <w:rPr>
-          <w:rFonts w:cstheme="minorHAnsi"/>
-        </w:rPr>
-      </w:pPr>
-      <w:r>
-        <w:rPr>
-          <w:rFonts w:cstheme="minorHAnsi"/>
-        </w:rPr>
-        <w:t>import matplotlib.pyplot as plt</w:t>
-      </w:r>
-    </w:p>
-    <w:p>
-      <w:pPr>
-        <w:spacing w:after="0" w:line="240" w:lineRule="auto"/>
-        <w:rPr>
-          <w:rFonts w:cstheme="minorHAnsi"/>
-        </w:rPr>
-      </w:pPr>
-      <w:r>
-        <w:rPr>
-          <w:rFonts w:cstheme="minorHAnsi"/>
-        </w:rPr>
-        <w:t>from matplotlib.widgets import Button, Slider</w:t>
-      </w:r>
-    </w:p>
-    <w:p>
-      <w:pPr>
-        <w:spacing w:after="0" w:line="240" w:lineRule="auto"/>
-        <w:rPr>
-          <w:rFonts w:cstheme="minorHAnsi"/>
-        </w:rPr>
-      </w:pPr>
-    </w:p>
-    <w:p>
-      <w:pPr>
-        <w:spacing w:after="0" w:line="240" w:lineRule="auto"/>
-        <w:rPr>
-          <w:rFonts w:cstheme="minorHAnsi"/>
-        </w:rPr>
-      </w:pPr>
-      <w:r>
-        <w:rPr>
-          <w:rFonts w:cstheme="minorHAnsi"/>
-        </w:rPr>
-        <w:t>class RandomSearch:</w:t>
-      </w:r>
-    </w:p>
-    <w:p>
-      <w:pPr>
-        <w:spacing w:after="0" w:line="240" w:lineRule="auto"/>
-        <w:rPr>
-          <w:rFonts w:cstheme="minorHAnsi"/>
-        </w:rPr>
-      </w:pPr>
-      <w:r>
-        <w:rPr>
-          <w:rFonts w:cstheme="minorHAnsi"/>
-        </w:rPr>
-        <w:t xml:space="preserve">    def __init__(self):</w:t>
-      </w:r>
-    </w:p>
-    <w:p>
-      <w:pPr>
-        <w:spacing w:after="0" w:line="240" w:lineRule="auto"/>
-        <w:rPr>
-          <w:rFonts w:cstheme="minorHAnsi"/>
-        </w:rPr>
-      </w:pPr>
-      <w:r>
-        <w:rPr>
-          <w:rFonts w:cstheme="minorHAnsi"/>
-        </w:rPr>
-        <w:t xml:space="preserve">        self.gamma3 = 0.8  </w:t>
-      </w:r>
-    </w:p>
-    <w:p>
-      <w:pPr>
-        <w:spacing w:after="0" w:line="240" w:lineRule="auto"/>
-        <w:rPr>
-          <w:rFonts w:cstheme="minorHAnsi"/>
-        </w:rPr>
-      </w:pPr>
-      <w:r>
-        <w:rPr>
-          <w:rFonts w:cstheme="minorHAnsi"/>
-        </w:rPr>
-        <w:t xml:space="preserve">        self.gamma4 = 1.5 </w:t>
-      </w:r>
-    </w:p>
-    <w:p>
-      <w:pPr>
-        <w:spacing w:after="0" w:line="240" w:lineRule="auto"/>
-        <w:rPr>
-          <w:rFonts w:cstheme="minorHAnsi"/>
-        </w:rPr>
-      </w:pPr>
-      <w:r>
-        <w:rPr>
-          <w:rFonts w:cstheme="minorHAnsi"/>
-        </w:rPr>
-        <w:t xml:space="preserve">        self.w = np.array([0.0, 0.0]) </w:t>
-      </w:r>
-    </w:p>
-    <w:p>
-      <w:pPr>
-        <w:spacing w:after="0" w:line="240" w:lineRule="auto"/>
-        <w:rPr>
-          <w:rFonts w:cstheme="minorHAnsi"/>
-        </w:rPr>
-      </w:pPr>
-      <w:r>
-        <w:rPr>
-          <w:rFonts w:cstheme="minorHAnsi"/>
-        </w:rPr>
-        <w:t xml:space="preserve">        self.current_x = np.array([0.0, 0.0])</w:t>
-      </w:r>
-    </w:p>
-    <w:p>
-      <w:pPr>
-        <w:spacing w:after="0" w:line="240" w:lineRule="auto"/>
-        <w:rPr>
-          <w:rFonts w:cstheme="minorHAnsi"/>
-        </w:rPr>
-      </w:pPr>
-      <w:r>
-        <w:rPr>
-          <w:rFonts w:cstheme="minorHAnsi"/>
-        </w:rPr>
-        <w:t xml:space="preserve">        self.history = [self.current_x.copy()]</w:t>
-      </w:r>
-    </w:p>
-    <w:p>
-      <w:pPr>
-        <w:spacing w:after="0" w:line="240" w:lineRule="auto"/>
-        <w:rPr>
-          <w:rFonts w:cstheme="minorHAnsi"/>
-        </w:rPr>
-      </w:pPr>
-    </w:p>
-    <w:p>
-      <w:pPr>
-        <w:spacing w:after="0" w:line="240" w:lineRule="auto"/>
-        <w:rPr>
-          <w:rFonts w:cstheme="minorHAnsi"/>
-        </w:rPr>
-      </w:pPr>
-      <w:r>
-        <w:rPr>
-          <w:rFonts w:cstheme="minorHAnsi"/>
-        </w:rPr>
-        <w:t xml:space="preserve">    def target_function(self, x):</w:t>
-      </w:r>
-    </w:p>
-    <w:p>
-      <w:pPr>
-        <w:spacing w:after="0" w:line="240" w:lineRule="auto"/>
-        <w:rPr>
-          <w:rFonts w:cstheme="minorHAnsi"/>
-        </w:rPr>
-      </w:pPr>
-      <w:r>
-        <w:rPr>
-          <w:rFonts w:cstheme="minorHAnsi"/>
-        </w:rPr>
-        <w:t xml:space="preserve">        """f(x) = -x1 - 2x2 + x2^2"""</w:t>
-      </w:r>
-    </w:p>
-    <w:p>
-      <w:pPr>
-        <w:spacing w:after="0" w:line="240" w:lineRule="auto"/>
-        <w:rPr>
-          <w:rFonts w:cstheme="minorHAnsi"/>
-        </w:rPr>
-      </w:pPr>
-      <w:r>
-        <w:rPr>
-          <w:rFonts w:cstheme="minorHAnsi"/>
-        </w:rPr>
-        <w:t xml:space="preserve">        return -x[0] - 2*x[1] + x[1]**2</w:t>
-      </w:r>
-    </w:p>
-    <w:p>
-      <w:pPr>
-        <w:spacing w:after="0" w:line="240" w:lineRule="auto"/>
-        <w:rPr>
-          <w:rFonts w:cstheme="minorHAnsi"/>
-        </w:rPr>
-      </w:pPr>
-    </w:p>
-    <w:p>
-      <w:pPr>
-        <w:spacing w:after="0" w:line="240" w:lineRule="auto"/>
-        <w:rPr>
-          <w:rFonts w:cstheme="minorHAnsi"/>
-        </w:rPr>
-      </w:pPr>
-      <w:r>
-        <w:rPr>
-          <w:rFonts w:cstheme="minorHAnsi"/>
-        </w:rPr>
-        <w:t xml:space="preserve">    def in_boundaries(self, x):</w:t>
-      </w:r>
-    </w:p>
-    <w:p>
-      <w:pPr>
-        <w:spacing w:after="0" w:line="240" w:lineRule="auto"/>
-        <w:rPr>
-          <w:rFonts w:cstheme="minorHAnsi"/>
-        </w:rPr>
-      </w:pPr>
-      <w:r>
-        <w:rPr>
-          <w:rFonts w:cstheme="minorHAnsi"/>
-        </w:rPr>
-        <w:t xml:space="preserve">        if x[0] &lt; 0 or x[1] &lt; 0: return False</w:t>
-      </w:r>
-    </w:p>
-    <w:p>
-      <w:pPr>
-        <w:spacing w:after="0" w:line="240" w:lineRule="auto"/>
-        <w:rPr>
-          <w:rFonts w:cstheme="minorHAnsi"/>
-        </w:rPr>
-      </w:pPr>
-      <w:r>
-        <w:rPr>
-          <w:rFonts w:cstheme="minorHAnsi"/>
-        </w:rPr>
-        <w:t xml:space="preserve">        if 3*x[0] + 2*x[1] &gt; 6: return False</w:t>
-      </w:r>
-    </w:p>
-    <w:p>
-      <w:pPr>
-        <w:spacing w:after="0" w:line="240" w:lineRule="auto"/>
-        <w:rPr>
-          <w:rFonts w:cstheme="minorHAnsi"/>
-        </w:rPr>
-      </w:pPr>
-      <w:r>
-        <w:rPr>
-          <w:rFonts w:cstheme="minorHAnsi"/>
-        </w:rPr>
-        <w:t xml:space="preserve">        if x[0] + 2*x[1] &gt; 4: return False</w:t>
-      </w:r>
-    </w:p>
-    <w:p>
-      <w:pPr>
-        <w:spacing w:after="0" w:line="240" w:lineRule="auto"/>
-        <w:rPr>
-          <w:rFonts w:cstheme="minorHAnsi"/>
-        </w:rPr>
-      </w:pPr>
-      <w:r>
-        <w:rPr>
-          <w:rFonts w:cstheme="minorHAnsi"/>
-        </w:rPr>
-        <w:t xml:space="preserve">        return True</w:t>
+      <w:proofErr w:type="gramStart"/>
+      <w:r>
+        <w:rPr>
+          <w:rFonts w:cstheme="minorHAnsi"/>
+        </w:rPr>
+        <w:t>import</w:t>
+      </w:r>
+      <w:proofErr w:type="gramEnd"/>
+      <w:r>
+        <w:rPr>
+          <w:rFonts w:cstheme="minorHAnsi"/>
+        </w:rPr>
+        <w:t xml:space="preserve"> </w:t>
+      </w:r>
+      <w:proofErr w:type="spellStart"/>
+      <w:r>
+        <w:rPr>
+          <w:rFonts w:cstheme="minorHAnsi"/>
+        </w:rPr>
+        <w:t>numpy</w:t>
+      </w:r>
+      <w:proofErr w:type="spellEnd"/>
+      <w:r>
+        <w:rPr>
+          <w:rFonts w:cstheme="minorHAnsi"/>
+        </w:rPr>
+        <w:t xml:space="preserve"> as np</w:t>
+      </w:r>
+    </w:p>
+    <w:p>
+      <w:pPr>
+        <w:spacing w:after="0" w:line="240" w:lineRule="auto"/>
+        <w:rPr>
+          <w:rFonts w:cstheme="minorHAnsi"/>
+        </w:rPr>
+      </w:pPr>
+      <w:r>
+        <w:rPr>
+          <w:rFonts w:cstheme="minorHAnsi"/>
+        </w:rPr>
+        <w:t xml:space="preserve">import </w:t>
+      </w:r>
+      <w:proofErr w:type="spellStart"/>
+      <w:proofErr w:type="gramStart"/>
+      <w:r>
+        <w:rPr>
+          <w:rFonts w:cstheme="minorHAnsi"/>
+        </w:rPr>
+        <w:t>matplotlib.pyplot</w:t>
+      </w:r>
+      <w:proofErr w:type="spellEnd"/>
+      <w:proofErr w:type="gramEnd"/>
+      <w:r>
+        <w:rPr>
+          <w:rFonts w:cstheme="minorHAnsi"/>
+        </w:rPr>
+        <w:t xml:space="preserve"> as </w:t>
+      </w:r>
+      <w:proofErr w:type="spellStart"/>
+      <w:r>
+        <w:rPr>
+          <w:rFonts w:cstheme="minorHAnsi"/>
+        </w:rPr>
+        <w:t>plt</w:t>
+      </w:r>
+      <w:proofErr w:type="spellEnd"/>
+    </w:p>
+    <w:p>
+      <w:pPr>
+        <w:spacing w:after="0" w:line="240" w:lineRule="auto"/>
+        <w:rPr>
+          <w:rFonts w:cstheme="minorHAnsi"/>
+        </w:rPr>
+      </w:pPr>
+      <w:r>
+        <w:rPr>
+          <w:rFonts w:cstheme="minorHAnsi"/>
+        </w:rPr>
+        <w:t xml:space="preserve">from </w:t>
+      </w:r>
+      <w:proofErr w:type="spellStart"/>
+      <w:proofErr w:type="gramStart"/>
+      <w:r>
+        <w:rPr>
+          <w:rFonts w:cstheme="minorHAnsi"/>
+        </w:rPr>
+        <w:t>matplotlib.widgets</w:t>
+      </w:r>
+      <w:proofErr w:type="spellEnd"/>
+      <w:proofErr w:type="gramEnd"/>
+      <w:r>
+        <w:rPr>
+          <w:rFonts w:cstheme="minorHAnsi"/>
+        </w:rPr>
+        <w:t xml:space="preserve"> import Button, Slider</w:t>
+      </w:r>
+    </w:p>
+    <w:p>
+      <w:pPr>
+        <w:spacing w:after="0" w:line="240" w:lineRule="auto"/>
+        <w:rPr>
+          <w:rFonts w:cstheme="minorHAnsi"/>
+        </w:rPr>
+      </w:pPr>
+    </w:p>
+    <w:p>
+      <w:pPr>
+        <w:spacing w:after="0" w:line="240" w:lineRule="auto"/>
+        <w:rPr>
+          <w:rFonts w:cstheme="minorHAnsi"/>
+        </w:rPr>
+      </w:pPr>
+      <w:r>
+        <w:rPr>
+          <w:rFonts w:cstheme="minorHAnsi"/>
+        </w:rPr>
+        <w:t xml:space="preserve">class </w:t>
+      </w:r>
+      <w:proofErr w:type="spellStart"/>
+      <w:r>
+        <w:rPr>
+          <w:rFonts w:cstheme="minorHAnsi"/>
+        </w:rPr>
+        <w:t>RandomSearch</w:t>
+      </w:r>
+      <w:proofErr w:type="spellEnd"/>
+      <w:r>
+        <w:rPr>
+          <w:rFonts w:cstheme="minorHAnsi"/>
+        </w:rPr>
+        <w:t>:</w:t>
+      </w:r>
+    </w:p>
+    <w:p>
+      <w:pPr>
+        <w:spacing w:after="0" w:line="240" w:lineRule="auto"/>
+        <w:rPr>
+          <w:rFonts w:cstheme="minorHAnsi"/>
+        </w:rPr>
+      </w:pPr>
+      <w:r>
+        <w:rPr>
+          <w:rFonts w:cstheme="minorHAnsi"/>
+        </w:rPr>
+        <w:t xml:space="preserve">    def __</w:t>
+      </w:r>
+      <w:proofErr w:type="spellStart"/>
+      <w:r>
+        <w:rPr>
+          <w:rFonts w:cstheme="minorHAnsi"/>
+        </w:rPr>
+        <w:t>init</w:t>
+      </w:r>
+      <w:proofErr w:type="spellEnd"/>
+      <w:r>
+        <w:rPr>
+          <w:rFonts w:cstheme="minorHAnsi"/>
+        </w:rPr>
+        <w:t>__(self):</w:t>
+      </w:r>
+    </w:p>
+    <w:p>
+      <w:pPr>
+        <w:spacing w:after="0" w:line="240" w:lineRule="auto"/>
+        <w:rPr>
+          <w:rFonts w:cstheme="minorHAnsi"/>
+        </w:rPr>
+      </w:pPr>
+      <w:r>
+        <w:rPr>
+          <w:rFonts w:cstheme="minorHAnsi"/>
+        </w:rPr>
+        <w:t xml:space="preserve">        </w:t>
+      </w:r>
+      <w:proofErr w:type="gramStart"/>
+      <w:r>
+        <w:rPr>
+          <w:rFonts w:cstheme="minorHAnsi"/>
+        </w:rPr>
+        <w:t>self.gamma</w:t>
+      </w:r>
+      <w:proofErr w:type="gramEnd"/>
+      <w:r>
+        <w:rPr>
+          <w:rFonts w:cstheme="minorHAnsi"/>
+        </w:rPr>
+        <w:t xml:space="preserve">3 = 0.8  </w:t>
+      </w:r>
+    </w:p>
+    <w:p>
+      <w:pPr>
+        <w:spacing w:after="0" w:line="240" w:lineRule="auto"/>
+        <w:rPr>
+          <w:rFonts w:cstheme="minorHAnsi"/>
+        </w:rPr>
+      </w:pPr>
+      <w:r>
+        <w:rPr>
+          <w:rFonts w:cstheme="minorHAnsi"/>
+        </w:rPr>
+        <w:t xml:space="preserve">        </w:t>
+      </w:r>
+      <w:proofErr w:type="gramStart"/>
+      <w:r>
+        <w:rPr>
+          <w:rFonts w:cstheme="minorHAnsi"/>
+        </w:rPr>
+        <w:t>self.gamma</w:t>
+      </w:r>
+      <w:proofErr w:type="gramEnd"/>
+      <w:r>
+        <w:rPr>
+          <w:rFonts w:cstheme="minorHAnsi"/>
+        </w:rPr>
+        <w:t xml:space="preserve">4 = 1.5 </w:t>
+      </w:r>
+    </w:p>
+    <w:p>
+      <w:pPr>
+        <w:spacing w:after="0" w:line="240" w:lineRule="auto"/>
+        <w:rPr>
+          <w:rFonts w:cstheme="minorHAnsi"/>
+        </w:rPr>
+      </w:pPr>
+      <w:r>
+        <w:rPr>
+          <w:rFonts w:cstheme="minorHAnsi"/>
+        </w:rPr>
+        <w:t xml:space="preserve">        </w:t>
+      </w:r>
+      <w:proofErr w:type="spellStart"/>
+      <w:proofErr w:type="gramStart"/>
+      <w:r>
+        <w:rPr>
+          <w:rFonts w:cstheme="minorHAnsi"/>
+        </w:rPr>
+        <w:t>self.w</w:t>
+      </w:r>
+      <w:proofErr w:type="spellEnd"/>
+      <w:proofErr w:type="gramEnd"/>
+      <w:r>
+        <w:rPr>
+          <w:rFonts w:cstheme="minorHAnsi"/>
+        </w:rPr>
+        <w:t xml:space="preserve"> = </w:t>
+      </w:r>
+      <w:proofErr w:type="spellStart"/>
+      <w:proofErr w:type="gramStart"/>
+      <w:r>
+        <w:rPr>
+          <w:rFonts w:cstheme="minorHAnsi"/>
+        </w:rPr>
+        <w:t>np.array</w:t>
+      </w:r>
+      <w:proofErr w:type="spellEnd"/>
+      <w:proofErr w:type="gramEnd"/>
+      <w:r>
+        <w:rPr>
+          <w:rFonts w:cstheme="minorHAnsi"/>
+        </w:rPr>
+        <w:t xml:space="preserve">([0.0, 0.0]) </w:t>
+      </w:r>
+    </w:p>
+    <w:p>
+      <w:pPr>
+        <w:spacing w:after="0" w:line="240" w:lineRule="auto"/>
+        <w:rPr>
+          <w:rFonts w:cstheme="minorHAnsi"/>
+        </w:rPr>
+      </w:pPr>
+      <w:r>
+        <w:rPr>
+          <w:rFonts w:cstheme="minorHAnsi"/>
+        </w:rPr>
+        <w:t xml:space="preserve">        </w:t>
+      </w:r>
+      <w:proofErr w:type="spellStart"/>
+      <w:proofErr w:type="gramStart"/>
+      <w:r>
+        <w:rPr>
+          <w:rFonts w:cstheme="minorHAnsi"/>
+        </w:rPr>
+        <w:t>self.current</w:t>
+      </w:r>
+      <w:proofErr w:type="gramEnd"/>
+      <w:r>
+        <w:rPr>
+          <w:rFonts w:cstheme="minorHAnsi"/>
+        </w:rPr>
+        <w:t>_x</w:t>
+      </w:r>
+      <w:proofErr w:type="spellEnd"/>
+      <w:r>
+        <w:rPr>
+          <w:rFonts w:cstheme="minorHAnsi"/>
+        </w:rPr>
+        <w:t xml:space="preserve"> = </w:t>
+      </w:r>
+      <w:proofErr w:type="spellStart"/>
+      <w:proofErr w:type="gramStart"/>
+      <w:r>
+        <w:rPr>
+          <w:rFonts w:cstheme="minorHAnsi"/>
+        </w:rPr>
+        <w:t>np.array</w:t>
+      </w:r>
+      <w:proofErr w:type="spellEnd"/>
+      <w:proofErr w:type="gramEnd"/>
+      <w:r>
+        <w:rPr>
+          <w:rFonts w:cstheme="minorHAnsi"/>
+        </w:rPr>
+        <w:t>([0.0, 0.0])</w:t>
+      </w:r>
+    </w:p>
+    <w:p>
+      <w:pPr>
+        <w:spacing w:after="0" w:line="240" w:lineRule="auto"/>
+        <w:rPr>
+          <w:rFonts w:cstheme="minorHAnsi"/>
+        </w:rPr>
+      </w:pPr>
+      <w:r>
+        <w:rPr>
+          <w:rFonts w:cstheme="minorHAnsi"/>
+        </w:rPr>
+        <w:t xml:space="preserve">        </w:t>
+      </w:r>
+      <w:proofErr w:type="spellStart"/>
+      <w:proofErr w:type="gramStart"/>
+      <w:r>
+        <w:rPr>
+          <w:rFonts w:cstheme="minorHAnsi"/>
+        </w:rPr>
+        <w:t>self.history</w:t>
+      </w:r>
+      <w:proofErr w:type="spellEnd"/>
+      <w:proofErr w:type="gramEnd"/>
+      <w:r>
+        <w:rPr>
+          <w:rFonts w:cstheme="minorHAnsi"/>
+        </w:rPr>
+        <w:t xml:space="preserve"> = [</w:t>
+      </w:r>
+      <w:proofErr w:type="spellStart"/>
+      <w:proofErr w:type="gramStart"/>
+      <w:r>
+        <w:rPr>
+          <w:rFonts w:cstheme="minorHAnsi"/>
+        </w:rPr>
+        <w:t>self.current</w:t>
+      </w:r>
+      <w:proofErr w:type="gramEnd"/>
+      <w:r>
+        <w:rPr>
+          <w:rFonts w:cstheme="minorHAnsi"/>
+        </w:rPr>
+        <w:t>_</w:t>
+      </w:r>
+      <w:proofErr w:type="gramStart"/>
+      <w:r>
+        <w:rPr>
+          <w:rFonts w:cstheme="minorHAnsi"/>
+        </w:rPr>
+        <w:t>x.copy</w:t>
+      </w:r>
+      <w:proofErr w:type="spellEnd"/>
+      <w:proofErr w:type="gramEnd"/>
+      <w:r>
+        <w:rPr>
+          <w:rFonts w:cstheme="minorHAnsi"/>
+        </w:rPr>
+        <w:t>()]</w:t>
+      </w:r>
+    </w:p>
+    <w:p>
+      <w:pPr>
+        <w:spacing w:after="0" w:line="240" w:lineRule="auto"/>
+        <w:rPr>
+          <w:rFonts w:cstheme="minorHAnsi"/>
+        </w:rPr>
+      </w:pPr>
+    </w:p>
+    <w:p>
+      <w:pPr>
+        <w:spacing w:after="0" w:line="240" w:lineRule="auto"/>
+        <w:rPr>
+          <w:rFonts w:cstheme="minorHAnsi"/>
+        </w:rPr>
+      </w:pPr>
+      <w:r>
+        <w:rPr>
+          <w:rFonts w:cstheme="minorHAnsi"/>
+        </w:rPr>
+        <w:t xml:space="preserve">    def </w:t>
+      </w:r>
+      <w:proofErr w:type="spellStart"/>
+      <w:r>
+        <w:rPr>
+          <w:rFonts w:cstheme="minorHAnsi"/>
+        </w:rPr>
+        <w:t>target_</w:t>
+      </w:r>
+      <w:proofErr w:type="gramStart"/>
+      <w:r>
+        <w:rPr>
+          <w:rFonts w:cstheme="minorHAnsi"/>
+        </w:rPr>
+        <w:t>function</w:t>
+      </w:r>
+      <w:proofErr w:type="spellEnd"/>
+      <w:r>
+        <w:rPr>
+          <w:rFonts w:cstheme="minorHAnsi"/>
+        </w:rPr>
+        <w:t>(</w:t>
+      </w:r>
+      <w:proofErr w:type="gramEnd"/>
+      <w:r>
+        <w:rPr>
+          <w:rFonts w:cstheme="minorHAnsi"/>
+        </w:rPr>
+        <w:t>self, x):</w:t>
+      </w:r>
+    </w:p>
+    <w:p>
+      <w:pPr>
+        <w:spacing w:after="0" w:line="240" w:lineRule="auto"/>
+        <w:rPr>
+          <w:rFonts w:cstheme="minorHAnsi"/>
+        </w:rPr>
+      </w:pPr>
+      <w:r>
+        <w:rPr>
+          <w:rFonts w:cstheme="minorHAnsi"/>
+        </w:rPr>
+        <w:t xml:space="preserve">        """f(x) = -x1 - 2x2 + x2^</w:t>
+      </w:r>
+      <w:proofErr w:type="gramStart"/>
+      <w:r>
+        <w:rPr>
+          <w:rFonts w:cstheme="minorHAnsi"/>
+        </w:rPr>
+        <w:t>2""</w:t>
+      </w:r>
+      <w:proofErr w:type="gramEnd"/>
+      <w:r>
+        <w:rPr>
+          <w:rFonts w:cstheme="minorHAnsi"/>
+        </w:rPr>
+        <w:t>"</w:t>
+      </w:r>
+    </w:p>
+    <w:p>
+      <w:pPr>
+        <w:spacing w:after="0" w:line="240" w:lineRule="auto"/>
+        <w:rPr>
+          <w:rFonts w:cstheme="minorHAnsi"/>
+        </w:rPr>
+      </w:pPr>
+      <w:r>
+        <w:rPr>
+          <w:rFonts w:cstheme="minorHAnsi"/>
+        </w:rPr>
+        <w:t xml:space="preserve">        return -</w:t>
+      </w:r>
+      <w:proofErr w:type="gramStart"/>
+      <w:r>
+        <w:rPr>
+          <w:rFonts w:cstheme="minorHAnsi"/>
+        </w:rPr>
+        <w:t>x[</w:t>
+      </w:r>
+      <w:proofErr w:type="gramEnd"/>
+      <w:r>
+        <w:rPr>
+          <w:rFonts w:cstheme="minorHAnsi"/>
+        </w:rPr>
+        <w:t>0] - 2*</w:t>
+      </w:r>
+      <w:proofErr w:type="gramStart"/>
+      <w:r>
+        <w:rPr>
+          <w:rFonts w:cstheme="minorHAnsi"/>
+        </w:rPr>
+        <w:t>x[</w:t>
+      </w:r>
+      <w:proofErr w:type="gramEnd"/>
+      <w:r>
+        <w:rPr>
+          <w:rFonts w:cstheme="minorHAnsi"/>
+        </w:rPr>
+        <w:t xml:space="preserve">1] + </w:t>
+      </w:r>
+      <w:proofErr w:type="gramStart"/>
+      <w:r>
+        <w:rPr>
+          <w:rFonts w:cstheme="minorHAnsi"/>
+        </w:rPr>
+        <w:t>x[1]*</w:t>
+      </w:r>
+      <w:proofErr w:type="gramEnd"/>
+      <w:r>
+        <w:rPr>
+          <w:rFonts w:cstheme="minorHAnsi"/>
+        </w:rPr>
+        <w:t>*2</w:t>
+      </w:r>
+    </w:p>
+    <w:p>
+      <w:pPr>
+        <w:spacing w:after="0" w:line="240" w:lineRule="auto"/>
+        <w:rPr>
+          <w:rFonts w:cstheme="minorHAnsi"/>
+        </w:rPr>
+      </w:pPr>
+    </w:p>
+    <w:p>
+      <w:pPr>
+        <w:spacing w:after="0" w:line="240" w:lineRule="auto"/>
+        <w:rPr>
+          <w:rFonts w:cstheme="minorHAnsi"/>
+        </w:rPr>
+      </w:pPr>
+      <w:r>
+        <w:rPr>
+          <w:rFonts w:cstheme="minorHAnsi"/>
+        </w:rPr>
+        <w:t xml:space="preserve">    def </w:t>
+      </w:r>
+      <w:proofErr w:type="spellStart"/>
+      <w:r>
+        <w:rPr>
+          <w:rFonts w:cstheme="minorHAnsi"/>
+        </w:rPr>
+        <w:t>in_</w:t>
+      </w:r>
+      <w:proofErr w:type="gramStart"/>
+      <w:r>
+        <w:rPr>
+          <w:rFonts w:cstheme="minorHAnsi"/>
+        </w:rPr>
+        <w:t>boundaries</w:t>
+      </w:r>
+      <w:proofErr w:type="spellEnd"/>
+      <w:r>
+        <w:rPr>
+          <w:rFonts w:cstheme="minorHAnsi"/>
+        </w:rPr>
+        <w:t>(</w:t>
+      </w:r>
+      <w:proofErr w:type="gramEnd"/>
+      <w:r>
+        <w:rPr>
+          <w:rFonts w:cstheme="minorHAnsi"/>
+        </w:rPr>
+        <w:t>self, x):</w:t>
+      </w:r>
+    </w:p>
+    <w:p>
+      <w:pPr>
+        <w:spacing w:after="0" w:line="240" w:lineRule="auto"/>
+        <w:rPr>
+          <w:rFonts w:cstheme="minorHAnsi"/>
+        </w:rPr>
+      </w:pPr>
+      <w:r>
+        <w:rPr>
+          <w:rFonts w:cstheme="minorHAnsi"/>
+        </w:rPr>
+        <w:t xml:space="preserve">        if </w:t>
+      </w:r>
+      <w:proofErr w:type="gramStart"/>
+      <w:r>
+        <w:rPr>
+          <w:rFonts w:cstheme="minorHAnsi"/>
+        </w:rPr>
+        <w:t>x[</w:t>
+      </w:r>
+      <w:proofErr w:type="gramEnd"/>
+      <w:r>
+        <w:rPr>
+          <w:rFonts w:cstheme="minorHAnsi"/>
+        </w:rPr>
+        <w:t xml:space="preserve">0] &lt; 0 or </w:t>
+      </w:r>
+      <w:proofErr w:type="gramStart"/>
+      <w:r>
+        <w:rPr>
+          <w:rFonts w:cstheme="minorHAnsi"/>
+        </w:rPr>
+        <w:t>x[</w:t>
+      </w:r>
+      <w:proofErr w:type="gramEnd"/>
+      <w:r>
+        <w:rPr>
+          <w:rFonts w:cstheme="minorHAnsi"/>
+        </w:rPr>
+        <w:t>1] &lt; 0: return False</w:t>
+      </w:r>
+    </w:p>
+    <w:p>
+      <w:pPr>
+        <w:spacing w:after="0" w:line="240" w:lineRule="auto"/>
+        <w:rPr>
+          <w:rFonts w:cstheme="minorHAnsi"/>
+        </w:rPr>
+      </w:pPr>
+      <w:r>
+        <w:rPr>
+          <w:rFonts w:cstheme="minorHAnsi"/>
+        </w:rPr>
+        <w:t xml:space="preserve">        if 3*</w:t>
+      </w:r>
+      <w:proofErr w:type="gramStart"/>
+      <w:r>
+        <w:rPr>
+          <w:rFonts w:cstheme="minorHAnsi"/>
+        </w:rPr>
+        <w:t>x[</w:t>
+      </w:r>
+      <w:proofErr w:type="gramEnd"/>
+      <w:r>
+        <w:rPr>
+          <w:rFonts w:cstheme="minorHAnsi"/>
+        </w:rPr>
+        <w:t>0] + 2*</w:t>
+      </w:r>
+      <w:proofErr w:type="gramStart"/>
+      <w:r>
+        <w:rPr>
+          <w:rFonts w:cstheme="minorHAnsi"/>
+        </w:rPr>
+        <w:t>x[</w:t>
+      </w:r>
+      <w:proofErr w:type="gramEnd"/>
+      <w:r>
+        <w:rPr>
+          <w:rFonts w:cstheme="minorHAnsi"/>
+        </w:rPr>
+        <w:t>1] &gt; 6: return False</w:t>
+      </w:r>
+    </w:p>
+    <w:p>
+      <w:pPr>
+        <w:spacing w:after="0" w:line="240" w:lineRule="auto"/>
+        <w:rPr>
+          <w:rFonts w:cstheme="minorHAnsi"/>
+        </w:rPr>
+      </w:pPr>
+      <w:r>
+        <w:rPr>
+          <w:rFonts w:cstheme="minorHAnsi"/>
+        </w:rPr>
+        <w:t xml:space="preserve">        if </w:t>
+      </w:r>
+      <w:proofErr w:type="gramStart"/>
+      <w:r>
+        <w:rPr>
+          <w:rFonts w:cstheme="minorHAnsi"/>
+        </w:rPr>
+        <w:t>x[</w:t>
+      </w:r>
+      <w:proofErr w:type="gramEnd"/>
+      <w:r>
+        <w:rPr>
+          <w:rFonts w:cstheme="minorHAnsi"/>
+        </w:rPr>
+        <w:t>0] + 2*</w:t>
+      </w:r>
+      <w:proofErr w:type="gramStart"/>
+      <w:r>
+        <w:rPr>
+          <w:rFonts w:cstheme="minorHAnsi"/>
+        </w:rPr>
+        <w:t>x[</w:t>
+      </w:r>
+      <w:proofErr w:type="gramEnd"/>
+      <w:r>
+        <w:rPr>
+          <w:rFonts w:cstheme="minorHAnsi"/>
+        </w:rPr>
+        <w:t>1] &gt; 4: return False</w:t>
+      </w:r>
+    </w:p>
+    <w:p>
+      <w:pPr>
+        <w:spacing w:after="0" w:line="240" w:lineRule="auto"/>
+        <w:rPr>
+          <w:rFonts w:cstheme="minorHAnsi"/>
+        </w:rPr>
+      </w:pPr>
+      <w:r>
+        <w:rPr>
+          <w:rFonts w:cstheme="minorHAnsi"/>
+        </w:rPr>
+        <w:t xml:space="preserve">        </w:t>
+      </w:r>
+      <w:proofErr w:type="gramStart"/>
+      <w:r>
+        <w:rPr>
+          <w:rFonts w:cstheme="minorHAnsi"/>
+        </w:rPr>
+        <w:t>return</w:t>
+      </w:r>
+      <w:proofErr w:type="gramEnd"/>
+      <w:r>
+        <w:rPr>
+          <w:rFonts w:cstheme="minorHAnsi"/>
+        </w:rPr>
+        <w:t xml:space="preserve"> True</w:t>
       </w:r>
     </w:p>
     <w:p>
@@ -4116,63 +4835,185 @@
         <w:rPr>
           <w:rFonts w:cstheme="minorHAnsi"/>
         </w:rPr>
-        <w:t xml:space="preserve">    def generate_probes(self, a, m):</w:t>
-      </w:r>
-    </w:p>
-    <w:p>
-      <w:pPr>
-        <w:spacing w:after="0" w:line="240" w:lineRule="auto"/>
-        <w:rPr>
-          <w:rFonts w:cstheme="minorHAnsi"/>
-        </w:rPr>
-      </w:pPr>
-      <w:r>
-        <w:rPr>
-          <w:rFonts w:cstheme="minorHAnsi"/>
-        </w:rPr>
-        <w:t xml:space="preserve">        gamma=[]</w:t>
-      </w:r>
-    </w:p>
-    <w:p>
-      <w:pPr>
-        <w:spacing w:after="0" w:line="240" w:lineRule="auto"/>
-        <w:rPr>
-          <w:rFonts w:cstheme="minorHAnsi"/>
-        </w:rPr>
-      </w:pPr>
-      <w:r>
-        <w:rPr>
-          <w:rFonts w:cstheme="minorHAnsi"/>
-        </w:rPr>
-        <w:t xml:space="preserve">        for i in range(m):</w:t>
-      </w:r>
-    </w:p>
-    <w:p>
-      <w:pPr>
-        <w:spacing w:after="0" w:line="240" w:lineRule="auto"/>
-        <w:rPr>
-          <w:rFonts w:cstheme="minorHAnsi"/>
-        </w:rPr>
-      </w:pPr>
-      <w:r>
-        <w:rPr>
-          <w:rFonts w:cstheme="minorHAnsi"/>
-        </w:rPr>
-        <w:t xml:space="preserve">            gamma.append( secrets.SystemRandom().random())</w:t>
-      </w:r>
-    </w:p>
-    <w:p>
-      <w:pPr>
-        <w:spacing w:after="0" w:line="240" w:lineRule="auto"/>
-        <w:rPr>
-          <w:rFonts w:cstheme="minorHAnsi"/>
-        </w:rPr>
-      </w:pPr>
-      <w:r>
-        <w:rPr>
-          <w:rFonts w:cstheme="minorHAnsi"/>
-        </w:rPr>
-        <w:t xml:space="preserve">        gamma = np.array(gamma)</w:t>
+        <w:t xml:space="preserve">    def </w:t>
+      </w:r>
+      <w:proofErr w:type="spellStart"/>
+      <w:r>
+        <w:rPr>
+          <w:rFonts w:cstheme="minorHAnsi"/>
+        </w:rPr>
+        <w:t>generate_</w:t>
+      </w:r>
+      <w:proofErr w:type="gramStart"/>
+      <w:r>
+        <w:rPr>
+          <w:rFonts w:cstheme="minorHAnsi"/>
+        </w:rPr>
+        <w:t>probes</w:t>
+      </w:r>
+      <w:proofErr w:type="spellEnd"/>
+      <w:r>
+        <w:rPr>
+          <w:rFonts w:cstheme="minorHAnsi"/>
+        </w:rPr>
+        <w:t>(</w:t>
+      </w:r>
+      <w:proofErr w:type="gramEnd"/>
+      <w:r>
+        <w:rPr>
+          <w:rFonts w:cstheme="minorHAnsi"/>
+        </w:rPr>
+        <w:t>self, a, m):</w:t>
+      </w:r>
+    </w:p>
+    <w:p>
+      <w:pPr>
+        <w:spacing w:after="0" w:line="240" w:lineRule="auto"/>
+        <w:rPr>
+          <w:rFonts w:cstheme="minorHAnsi"/>
+        </w:rPr>
+      </w:pPr>
+      <w:r>
+        <w:rPr>
+          <w:rFonts w:cstheme="minorHAnsi"/>
+        </w:rPr>
+        <w:t xml:space="preserve">        gamma</w:t>
+      </w:r>
+      <w:proofErr w:type="gramStart"/>
+      <w:r>
+        <w:rPr>
+          <w:rFonts w:cstheme="minorHAnsi"/>
+        </w:rPr>
+        <w:t>=[</w:t>
+      </w:r>
+      <w:proofErr w:type="gramEnd"/>
+      <w:r>
+        <w:rPr>
+          <w:rFonts w:cstheme="minorHAnsi"/>
+        </w:rPr>
+        <w:t>]</w:t>
+      </w:r>
+    </w:p>
+    <w:p>
+      <w:pPr>
+        <w:spacing w:after="0" w:line="240" w:lineRule="auto"/>
+        <w:rPr>
+          <w:rFonts w:cstheme="minorHAnsi"/>
+        </w:rPr>
+      </w:pPr>
+      <w:r>
+        <w:rPr>
+          <w:rFonts w:cstheme="minorHAnsi"/>
+        </w:rPr>
+        <w:t xml:space="preserve">        for </w:t>
+      </w:r>
+      <w:proofErr w:type="spellStart"/>
+      <w:r>
+        <w:rPr>
+          <w:rFonts w:cstheme="minorHAnsi"/>
+        </w:rPr>
+        <w:t>i</w:t>
+      </w:r>
+      <w:proofErr w:type="spellEnd"/>
+      <w:r>
+        <w:rPr>
+          <w:rFonts w:cstheme="minorHAnsi"/>
+        </w:rPr>
+        <w:t xml:space="preserve"> in range(m):</w:t>
+      </w:r>
+    </w:p>
+    <w:p>
+      <w:pPr>
+        <w:spacing w:after="0" w:line="240" w:lineRule="auto"/>
+        <w:rPr>
+          <w:rFonts w:cstheme="minorHAnsi"/>
+        </w:rPr>
+      </w:pPr>
+      <w:r>
+        <w:rPr>
+          <w:rFonts w:cstheme="minorHAnsi"/>
+        </w:rPr>
+        <w:t xml:space="preserve">            </w:t>
+      </w:r>
+      <w:proofErr w:type="spellStart"/>
+      <w:proofErr w:type="gramStart"/>
+      <w:r>
+        <w:rPr>
+          <w:rFonts w:cstheme="minorHAnsi"/>
+        </w:rPr>
+        <w:t>gamma.append</w:t>
+      </w:r>
+      <w:proofErr w:type="spellEnd"/>
+      <w:r>
+        <w:rPr>
+          <w:rFonts w:cstheme="minorHAnsi"/>
+        </w:rPr>
+        <w:t xml:space="preserve">( </w:t>
+      </w:r>
+      <w:proofErr w:type="spellStart"/>
+      <w:r>
+        <w:rPr>
+          <w:rFonts w:cstheme="minorHAnsi"/>
+        </w:rPr>
+        <w:t>secrets</w:t>
+      </w:r>
+      <w:proofErr w:type="gramEnd"/>
+      <w:r>
+        <w:rPr>
+          <w:rFonts w:cstheme="minorHAnsi"/>
+        </w:rPr>
+        <w:t>.SystemRandom</w:t>
+      </w:r>
+      <w:proofErr w:type="spellEnd"/>
+      <w:r>
+        <w:rPr>
+          <w:rFonts w:cstheme="minorHAnsi"/>
+        </w:rPr>
+        <w:t>(</w:t>
+      </w:r>
+      <w:proofErr w:type="gramStart"/>
+      <w:r>
+        <w:rPr>
+          <w:rFonts w:cstheme="minorHAnsi"/>
+        </w:rPr>
+        <w:t>).random</w:t>
+      </w:r>
+      <w:proofErr w:type="gramEnd"/>
+      <w:r>
+        <w:rPr>
+          <w:rFonts w:cstheme="minorHAnsi"/>
+        </w:rPr>
+        <w:t>())</w:t>
+      </w:r>
+    </w:p>
+    <w:p>
+      <w:pPr>
+        <w:spacing w:after="0" w:line="240" w:lineRule="auto"/>
+        <w:rPr>
+          <w:rFonts w:cstheme="minorHAnsi"/>
+        </w:rPr>
+      </w:pPr>
+      <w:r>
+        <w:rPr>
+          <w:rFonts w:cstheme="minorHAnsi"/>
+        </w:rPr>
+        <w:t xml:space="preserve">        gamma = </w:t>
+      </w:r>
+      <w:proofErr w:type="spellStart"/>
+      <w:proofErr w:type="gramStart"/>
+      <w:r>
+        <w:rPr>
+          <w:rFonts w:cstheme="minorHAnsi"/>
+        </w:rPr>
+        <w:t>np.array</w:t>
+      </w:r>
+      <w:proofErr w:type="spellEnd"/>
+      <w:proofErr w:type="gramEnd"/>
+      <w:r>
+        <w:rPr>
+          <w:rFonts w:cstheme="minorHAnsi"/>
+        </w:rPr>
+        <w:t>(gamma)</w:t>
       </w:r>
     </w:p>
     <w:p>
@@ -4200,7 +5041,21 @@
         <w:rPr>
           <w:rFonts w:cstheme="minorHAnsi"/>
         </w:rPr>
-        <w:t xml:space="preserve">        angles = 2 * np.pi * gamma</w:t>
+        <w:t xml:space="preserve">        angles = 2 * </w:t>
+      </w:r>
+      <w:proofErr w:type="spellStart"/>
+      <w:r>
+        <w:rPr>
+          <w:rFonts w:cstheme="minorHAnsi"/>
+        </w:rPr>
+        <w:t>np.pi</w:t>
+      </w:r>
+      <w:proofErr w:type="spellEnd"/>
+      <w:r>
+        <w:rPr>
+          <w:rFonts w:cstheme="minorHAnsi"/>
+        </w:rPr>
+        <w:t xml:space="preserve"> * gamma</w:t>
       </w:r>
     </w:p>
     <w:p>
@@ -4228,7 +5083,65 @@
         <w:rPr>
           <w:rFonts w:cstheme="minorHAnsi"/>
         </w:rPr>
-        <w:t xml:space="preserve">        xi_0 = np.column_stack((np.cos(angles), np.sin(angles)))</w:t>
+        <w:t xml:space="preserve">        xi_0 = </w:t>
+      </w:r>
+      <w:proofErr w:type="spellStart"/>
+      <w:proofErr w:type="gramStart"/>
+      <w:r>
+        <w:rPr>
+          <w:rFonts w:cstheme="minorHAnsi"/>
+        </w:rPr>
+        <w:t>np.column</w:t>
+      </w:r>
+      <w:proofErr w:type="gramEnd"/>
+      <w:r>
+        <w:rPr>
+          <w:rFonts w:cstheme="minorHAnsi"/>
+        </w:rPr>
+        <w:t>_</w:t>
+      </w:r>
+      <w:proofErr w:type="gramStart"/>
+      <w:r>
+        <w:rPr>
+          <w:rFonts w:cstheme="minorHAnsi"/>
+        </w:rPr>
+        <w:t>stack</w:t>
+      </w:r>
+      <w:proofErr w:type="spellEnd"/>
+      <w:r>
+        <w:rPr>
+          <w:rFonts w:cstheme="minorHAnsi"/>
+        </w:rPr>
+        <w:t>((</w:t>
+      </w:r>
+      <w:proofErr w:type="spellStart"/>
+      <w:proofErr w:type="gramEnd"/>
+      <w:r>
+        <w:rPr>
+          <w:rFonts w:cstheme="minorHAnsi"/>
+        </w:rPr>
+        <w:t>np.cos</w:t>
+      </w:r>
+      <w:proofErr w:type="spellEnd"/>
+      <w:r>
+        <w:rPr>
+          <w:rFonts w:cstheme="minorHAnsi"/>
+        </w:rPr>
+        <w:t xml:space="preserve">(angles), </w:t>
+      </w:r>
+      <w:proofErr w:type="spellStart"/>
+      <w:r>
+        <w:rPr>
+          <w:rFonts w:cstheme="minorHAnsi"/>
+        </w:rPr>
+        <w:t>np.sin</w:t>
+      </w:r>
+      <w:proofErr w:type="spellEnd"/>
+      <w:r>
+        <w:rPr>
+          <w:rFonts w:cstheme="minorHAnsi"/>
+        </w:rPr>
+        <w:t>(angles)))</w:t>
       </w:r>
     </w:p>
     <w:p>
@@ -4256,21 +5169,47 @@
         <w:rPr>
           <w:rFonts w:cstheme="minorHAnsi"/>
         </w:rPr>
-        <w:t xml:space="preserve">        xi = xi_0 + self.w</w:t>
-      </w:r>
-    </w:p>
-    <w:p>
-      <w:pPr>
-        <w:spacing w:after="0" w:line="240" w:lineRule="auto"/>
-        <w:rPr>
-          <w:rFonts w:cstheme="minorHAnsi"/>
-        </w:rPr>
-      </w:pPr>
-      <w:r>
-        <w:rPr>
-          <w:rFonts w:cstheme="minorHAnsi"/>
-        </w:rPr>
-        <w:t xml:space="preserve">        print(self.w)</w:t>
+        <w:t xml:space="preserve">        xi = xi_0 + </w:t>
+      </w:r>
+      <w:proofErr w:type="spellStart"/>
+      <w:proofErr w:type="gramStart"/>
+      <w:r>
+        <w:rPr>
+          <w:rFonts w:cstheme="minorHAnsi"/>
+        </w:rPr>
+        <w:t>self.w</w:t>
+      </w:r>
+      <w:proofErr w:type="spellEnd"/>
+      <w:proofErr w:type="gramEnd"/>
+    </w:p>
+    <w:p>
+      <w:pPr>
+        <w:spacing w:after="0" w:line="240" w:lineRule="auto"/>
+        <w:rPr>
+          <w:rFonts w:cstheme="minorHAnsi"/>
+        </w:rPr>
+      </w:pPr>
+      <w:r>
+        <w:rPr>
+          <w:rFonts w:cstheme="minorHAnsi"/>
+        </w:rPr>
+        <w:t xml:space="preserve">        print(</w:t>
+      </w:r>
+      <w:proofErr w:type="spellStart"/>
+      <w:proofErr w:type="gramStart"/>
+      <w:r>
+        <w:rPr>
+          <w:rFonts w:cstheme="minorHAnsi"/>
+        </w:rPr>
+        <w:t>self.w</w:t>
+      </w:r>
+      <w:proofErr w:type="spellEnd"/>
+      <w:proofErr w:type="gramEnd"/>
+      <w:r>
+        <w:rPr>
+          <w:rFonts w:cstheme="minorHAnsi"/>
+        </w:rPr>
+        <w:t>)</w:t>
       </w:r>
     </w:p>
     <w:p>
@@ -4298,7 +5237,73 @@
         <w:rPr>
           <w:rFonts w:cstheme="minorHAnsi"/>
         </w:rPr>
-        <w:t xml:space="preserve">        xi /= np.linalg.norm(xi, axis=1)[:, np.newaxis]</w:t>
+        <w:t xml:space="preserve">        xi /= </w:t>
+      </w:r>
+      <w:proofErr w:type="spellStart"/>
+      <w:proofErr w:type="gramStart"/>
+      <w:r>
+        <w:rPr>
+          <w:rFonts w:cstheme="minorHAnsi"/>
+        </w:rPr>
+        <w:t>np.linalg</w:t>
+      </w:r>
+      <w:proofErr w:type="gramEnd"/>
+      <w:r>
+        <w:rPr>
+          <w:rFonts w:cstheme="minorHAnsi"/>
+        </w:rPr>
+        <w:t>.</w:t>
+      </w:r>
+      <w:proofErr w:type="gramStart"/>
+      <w:r>
+        <w:rPr>
+          <w:rFonts w:cstheme="minorHAnsi"/>
+        </w:rPr>
+        <w:t>norm</w:t>
+      </w:r>
+      <w:proofErr w:type="spellEnd"/>
+      <w:r>
+        <w:rPr>
+          <w:rFonts w:cstheme="minorHAnsi"/>
+        </w:rPr>
+        <w:t>(</w:t>
+      </w:r>
+      <w:proofErr w:type="gramEnd"/>
+      <w:r>
+        <w:rPr>
+          <w:rFonts w:cstheme="minorHAnsi"/>
+        </w:rPr>
+        <w:t>xi, axis=</w:t>
+      </w:r>
+      <w:proofErr w:type="gramStart"/>
+      <w:r>
+        <w:rPr>
+          <w:rFonts w:cstheme="minorHAnsi"/>
+        </w:rPr>
+        <w:t>1)[:,</w:t>
+      </w:r>
+      <w:proofErr w:type="gramEnd"/>
+      <w:r>
+        <w:rPr>
+          <w:rFonts w:cstheme="minorHAnsi"/>
+        </w:rPr>
+        <w:t xml:space="preserve"> </w:t>
+      </w:r>
+      <w:proofErr w:type="spellStart"/>
+      <w:proofErr w:type="gramStart"/>
+      <w:r>
+        <w:rPr>
+          <w:rFonts w:cstheme="minorHAnsi"/>
+        </w:rPr>
+        <w:t>np.newaxis</w:t>
+      </w:r>
+      <w:proofErr w:type="spellEnd"/>
+      <w:proofErr w:type="gramEnd"/>
+      <w:r>
+        <w:rPr>
+          <w:rFonts w:cstheme="minorHAnsi"/>
+        </w:rPr>
+        <w:t>]</w:t>
       </w:r>
     </w:p>
     <w:p>
@@ -4326,7 +5331,29 @@
         <w:rPr>
           <w:rFonts w:cstheme="minorHAnsi"/>
         </w:rPr>
-        <w:t xml:space="preserve">        probes = self.current_x + a * xi</w:t>
+        <w:t xml:space="preserve">        probes = </w:t>
+      </w:r>
+      <w:proofErr w:type="spellStart"/>
+      <w:proofErr w:type="gramStart"/>
+      <w:r>
+        <w:rPr>
+          <w:rFonts w:cstheme="minorHAnsi"/>
+        </w:rPr>
+        <w:t>self.current</w:t>
+      </w:r>
+      <w:proofErr w:type="gramEnd"/>
+      <w:r>
+        <w:rPr>
+          <w:rFonts w:cstheme="minorHAnsi"/>
+        </w:rPr>
+        <w:t>_x</w:t>
+      </w:r>
+      <w:proofErr w:type="spellEnd"/>
+      <w:r>
+        <w:rPr>
+          <w:rFonts w:cstheme="minorHAnsi"/>
+        </w:rPr>
+        <w:t xml:space="preserve"> + a * xi</w:t>
       </w:r>
     </w:p>
     <w:p>
@@ -4368,35 +5395,127 @@
         <w:rPr>
           <w:rFonts w:cstheme="minorHAnsi"/>
         </w:rPr>
-        <w:t xml:space="preserve">    def perform_step(self, a, m, iteration_idx):</w:t>
-      </w:r>
-    </w:p>
-    <w:p>
-      <w:pPr>
-        <w:spacing w:after="0" w:line="240" w:lineRule="auto"/>
-        <w:rPr>
-          <w:rFonts w:cstheme="minorHAnsi"/>
-        </w:rPr>
-      </w:pPr>
-      <w:r>
-        <w:rPr>
-          <w:rFonts w:cstheme="minorHAnsi"/>
-        </w:rPr>
-        <w:t xml:space="preserve">        """One step of the algorithm with detailed output and boundary fallback."""</w:t>
-      </w:r>
-    </w:p>
-    <w:p>
-      <w:pPr>
-        <w:spacing w:after="0" w:line="240" w:lineRule="auto"/>
-        <w:rPr>
-          <w:rFonts w:cstheme="minorHAnsi"/>
-        </w:rPr>
-      </w:pPr>
-      <w:r>
-        <w:rPr>
-          <w:rFonts w:cstheme="minorHAnsi"/>
-        </w:rPr>
-        <w:t xml:space="preserve">        probes, directions = self.generate_probes(a, m)</w:t>
+        <w:t xml:space="preserve">    def </w:t>
+      </w:r>
+      <w:proofErr w:type="spellStart"/>
+      <w:r>
+        <w:rPr>
+          <w:rFonts w:cstheme="minorHAnsi"/>
+        </w:rPr>
+        <w:t>perform_</w:t>
+      </w:r>
+      <w:proofErr w:type="gramStart"/>
+      <w:r>
+        <w:rPr>
+          <w:rFonts w:cstheme="minorHAnsi"/>
+        </w:rPr>
+        <w:t>step</w:t>
+      </w:r>
+      <w:proofErr w:type="spellEnd"/>
+      <w:r>
+        <w:rPr>
+          <w:rFonts w:cstheme="minorHAnsi"/>
+        </w:rPr>
+        <w:t>(</w:t>
+      </w:r>
+      <w:proofErr w:type="gramEnd"/>
+      <w:r>
+        <w:rPr>
+          <w:rFonts w:cstheme="minorHAnsi"/>
+        </w:rPr>
+        <w:t xml:space="preserve">self, a, m, </w:t>
+      </w:r>
+      <w:proofErr w:type="spellStart"/>
+      <w:r>
+        <w:rPr>
+          <w:rFonts w:cstheme="minorHAnsi"/>
+        </w:rPr>
+        <w:t>iteration_idx</w:t>
+      </w:r>
+      <w:proofErr w:type="spellEnd"/>
+      <w:r>
+        <w:rPr>
+          <w:rFonts w:cstheme="minorHAnsi"/>
+        </w:rPr>
+        <w:t>):</w:t>
+      </w:r>
+    </w:p>
+    <w:p>
+      <w:pPr>
+        <w:spacing w:after="0" w:line="240" w:lineRule="auto"/>
+        <w:rPr>
+          <w:rFonts w:cstheme="minorHAnsi"/>
+        </w:rPr>
+      </w:pPr>
+      <w:r>
+        <w:rPr>
+          <w:rFonts w:cstheme="minorHAnsi"/>
+        </w:rPr>
+        <w:t xml:space="preserve">        """One step of the algorithm with detailed output and boundary </w:t>
+      </w:r>
+      <w:proofErr w:type="gramStart"/>
+      <w:r>
+        <w:rPr>
+          <w:rFonts w:cstheme="minorHAnsi"/>
+        </w:rPr>
+        <w:t>fallback."</w:t>
+      </w:r>
+      <w:proofErr w:type="gramEnd"/>
+      <w:r>
+        <w:rPr>
+          <w:rFonts w:cstheme="minorHAnsi"/>
+        </w:rPr>
+        <w:t>""</w:t>
+      </w:r>
+    </w:p>
+    <w:p>
+      <w:pPr>
+        <w:spacing w:after="0" w:line="240" w:lineRule="auto"/>
+        <w:rPr>
+          <w:rFonts w:cstheme="minorHAnsi"/>
+        </w:rPr>
+      </w:pPr>
+      <w:r>
+        <w:rPr>
+          <w:rFonts w:cstheme="minorHAnsi"/>
+        </w:rPr>
+        <w:t xml:space="preserve">        probes, directions = </w:t>
+      </w:r>
+      <w:proofErr w:type="spellStart"/>
+      <w:proofErr w:type="gramStart"/>
+      <w:r>
+        <w:rPr>
+          <w:rFonts w:cstheme="minorHAnsi"/>
+        </w:rPr>
+        <w:t>self.generate</w:t>
+      </w:r>
+      <w:proofErr w:type="gramEnd"/>
+      <w:r>
+        <w:rPr>
+          <w:rFonts w:cstheme="minorHAnsi"/>
+        </w:rPr>
+        <w:t>_</w:t>
+      </w:r>
+      <w:proofErr w:type="gramStart"/>
+      <w:r>
+        <w:rPr>
+          <w:rFonts w:cstheme="minorHAnsi"/>
+        </w:rPr>
+        <w:t>probes</w:t>
+      </w:r>
+      <w:proofErr w:type="spellEnd"/>
+      <w:r>
+        <w:rPr>
+          <w:rFonts w:cstheme="minorHAnsi"/>
+        </w:rPr>
+        <w:t>(</w:t>
+      </w:r>
+      <w:proofErr w:type="gramEnd"/>
+      <w:r>
+        <w:rPr>
+          <w:rFonts w:cstheme="minorHAnsi"/>
+        </w:rPr>
+        <w:t>a, m)</w:t>
       </w:r>
     </w:p>
     <w:p>
@@ -4424,107 +5543,509 @@
         <w:rPr>
           <w:rFonts w:cstheme="minorHAnsi"/>
         </w:rPr>
-        <w:t xml:space="preserve">        valid_indices = [i for i, p in enumerate(probes) if self.in_boundaries(p)]</w:t>
-      </w:r>
-    </w:p>
-    <w:p>
-      <w:pPr>
-        <w:spacing w:after="0" w:line="240" w:lineRule="auto"/>
-        <w:rPr>
-          <w:rFonts w:cstheme="minorHAnsi"/>
-        </w:rPr>
-      </w:pPr>
-      <w:r>
-        <w:rPr>
-          <w:rFonts w:cstheme="minorHAnsi"/>
-        </w:rPr>
-        <w:t xml:space="preserve">        f_current = self.target_function(self.current_x)</w:t>
-      </w:r>
-    </w:p>
-    <w:p>
-      <w:pPr>
-        <w:spacing w:after="0" w:line="240" w:lineRule="auto"/>
-        <w:rPr>
-          <w:rFonts w:cstheme="minorHAnsi"/>
-        </w:rPr>
-      </w:pPr>
-    </w:p>
-    <w:p>
-      <w:pPr>
-        <w:spacing w:after="0" w:line="240" w:lineRule="auto"/>
-        <w:rPr>
-          <w:rFonts w:cstheme="minorHAnsi"/>
-        </w:rPr>
-      </w:pPr>
-      <w:r>
-        <w:rPr>
-          <w:rFonts w:cstheme="minorHAnsi"/>
-        </w:rPr>
-        <w:t xml:space="preserve">        print(f"\n--- Iteration k = {iteration_idx} ---")</w:t>
-      </w:r>
-    </w:p>
-    <w:p>
-      <w:pPr>
-        <w:spacing w:after="0" w:line="240" w:lineRule="auto"/>
-        <w:rPr>
-          <w:rFonts w:cstheme="minorHAnsi"/>
-        </w:rPr>
-      </w:pPr>
-      <w:r>
-        <w:rPr>
-          <w:rFonts w:cstheme="minorHAnsi"/>
-        </w:rPr>
-        <w:t xml:space="preserve">        print(f"Current point x_k: {np.round(self.current_x, 4)}")</w:t>
-      </w:r>
-    </w:p>
-    <w:p>
-      <w:pPr>
-        <w:spacing w:after="0" w:line="240" w:lineRule="auto"/>
-        <w:rPr>
-          <w:rFonts w:cstheme="minorHAnsi"/>
-        </w:rPr>
-      </w:pPr>
-      <w:r>
-        <w:rPr>
-          <w:rFonts w:cstheme="minorHAnsi"/>
-        </w:rPr>
-        <w:t xml:space="preserve">        print(f"f(x_k): {f_current:.6f}")</w:t>
-      </w:r>
-    </w:p>
-    <w:p>
-      <w:pPr>
-        <w:spacing w:after="0" w:line="240" w:lineRule="auto"/>
-        <w:rPr>
-          <w:rFonts w:cstheme="minorHAnsi"/>
-        </w:rPr>
-      </w:pPr>
-      <w:r>
-        <w:rPr>
-          <w:rFonts w:cstheme="minorHAnsi"/>
-        </w:rPr>
-        <w:t xml:space="preserve">        print(f"Drift w_k: {np.round(self.w, 4)}")</w:t>
-      </w:r>
-    </w:p>
-    <w:p>
-      <w:pPr>
-        <w:spacing w:after="0" w:line="240" w:lineRule="auto"/>
-        <w:rPr>
-          <w:rFonts w:cstheme="minorHAnsi"/>
-        </w:rPr>
-      </w:pPr>
-    </w:p>
-    <w:p>
-      <w:pPr>
-        <w:spacing w:after="0" w:line="240" w:lineRule="auto"/>
-        <w:rPr>
-          <w:rFonts w:cstheme="minorHAnsi"/>
-        </w:rPr>
-      </w:pPr>
-      <w:r>
-        <w:rPr>
-          <w:rFonts w:cstheme="minorHAnsi"/>
-        </w:rPr>
-        <w:t xml:space="preserve">        if not valid_indices:</w:t>
+        <w:t xml:space="preserve">        </w:t>
+      </w:r>
+      <w:proofErr w:type="spellStart"/>
+      <w:r>
+        <w:rPr>
+          <w:rFonts w:cstheme="minorHAnsi"/>
+        </w:rPr>
+        <w:t>valid_indices</w:t>
+      </w:r>
+      <w:proofErr w:type="spellEnd"/>
+      <w:r>
+        <w:rPr>
+          <w:rFonts w:cstheme="minorHAnsi"/>
+        </w:rPr>
+        <w:t xml:space="preserve"> = [</w:t>
+      </w:r>
+      <w:proofErr w:type="spellStart"/>
+      <w:r>
+        <w:rPr>
+          <w:rFonts w:cstheme="minorHAnsi"/>
+        </w:rPr>
+        <w:t>i</w:t>
+      </w:r>
+      <w:proofErr w:type="spellEnd"/>
+      <w:r>
+        <w:rPr>
+          <w:rFonts w:cstheme="minorHAnsi"/>
+        </w:rPr>
+        <w:t xml:space="preserve"> for </w:t>
+      </w:r>
+      <w:proofErr w:type="spellStart"/>
+      <w:r>
+        <w:rPr>
+          <w:rFonts w:cstheme="minorHAnsi"/>
+        </w:rPr>
+        <w:t>i</w:t>
+      </w:r>
+      <w:proofErr w:type="spellEnd"/>
+      <w:r>
+        <w:rPr>
+          <w:rFonts w:cstheme="minorHAnsi"/>
+        </w:rPr>
+        <w:t xml:space="preserve">, p in enumerate(probes) if </w:t>
+      </w:r>
+      <w:proofErr w:type="spellStart"/>
+      <w:r>
+        <w:rPr>
+          <w:rFonts w:cstheme="minorHAnsi"/>
+        </w:rPr>
+        <w:t>self.in_boundaries</w:t>
+      </w:r>
+      <w:proofErr w:type="spellEnd"/>
+      <w:r>
+        <w:rPr>
+          <w:rFonts w:cstheme="minorHAnsi"/>
+        </w:rPr>
+        <w:t>(p)]</w:t>
+      </w:r>
+    </w:p>
+    <w:p>
+      <w:pPr>
+        <w:spacing w:after="0" w:line="240" w:lineRule="auto"/>
+        <w:rPr>
+          <w:rFonts w:cstheme="minorHAnsi"/>
+        </w:rPr>
+      </w:pPr>
+      <w:r>
+        <w:rPr>
+          <w:rFonts w:cstheme="minorHAnsi"/>
+        </w:rPr>
+        <w:t xml:space="preserve">        </w:t>
+      </w:r>
+      <w:proofErr w:type="spellStart"/>
+      <w:r>
+        <w:rPr>
+          <w:rFonts w:cstheme="minorHAnsi"/>
+        </w:rPr>
+        <w:t>f_current</w:t>
+      </w:r>
+      <w:proofErr w:type="spellEnd"/>
+      <w:r>
+        <w:rPr>
+          <w:rFonts w:cstheme="minorHAnsi"/>
+        </w:rPr>
+        <w:t xml:space="preserve"> = </w:t>
+      </w:r>
+      <w:proofErr w:type="spellStart"/>
+      <w:proofErr w:type="gramStart"/>
+      <w:r>
+        <w:rPr>
+          <w:rFonts w:cstheme="minorHAnsi"/>
+        </w:rPr>
+        <w:t>self.target</w:t>
+      </w:r>
+      <w:proofErr w:type="gramEnd"/>
+      <w:r>
+        <w:rPr>
+          <w:rFonts w:cstheme="minorHAnsi"/>
+        </w:rPr>
+        <w:t>_function</w:t>
+      </w:r>
+      <w:proofErr w:type="spellEnd"/>
+      <w:r>
+        <w:rPr>
+          <w:rFonts w:cstheme="minorHAnsi"/>
+        </w:rPr>
+        <w:t>(</w:t>
+      </w:r>
+      <w:proofErr w:type="spellStart"/>
+      <w:proofErr w:type="gramStart"/>
+      <w:r>
+        <w:rPr>
+          <w:rFonts w:cstheme="minorHAnsi"/>
+        </w:rPr>
+        <w:t>self.current</w:t>
+      </w:r>
+      <w:proofErr w:type="gramEnd"/>
+      <w:r>
+        <w:rPr>
+          <w:rFonts w:cstheme="minorHAnsi"/>
+        </w:rPr>
+        <w:t>_x</w:t>
+      </w:r>
+      <w:proofErr w:type="spellEnd"/>
+      <w:r>
+        <w:rPr>
+          <w:rFonts w:cstheme="minorHAnsi"/>
+        </w:rPr>
+        <w:t>)</w:t>
+      </w:r>
+    </w:p>
+    <w:p>
+      <w:pPr>
+        <w:spacing w:after="0" w:line="240" w:lineRule="auto"/>
+        <w:rPr>
+          <w:rFonts w:cstheme="minorHAnsi"/>
+        </w:rPr>
+      </w:pPr>
+    </w:p>
+    <w:p>
+      <w:pPr>
+        <w:spacing w:after="0" w:line="240" w:lineRule="auto"/>
+        <w:rPr>
+          <w:rFonts w:cstheme="minorHAnsi"/>
+        </w:rPr>
+      </w:pPr>
+      <w:r>
+        <w:rPr>
+          <w:rFonts w:cstheme="minorHAnsi"/>
+        </w:rPr>
+        <w:t xml:space="preserve">        </w:t>
+      </w:r>
+      <w:proofErr w:type="gramStart"/>
+      <w:r>
+        <w:rPr>
+          <w:rFonts w:cstheme="minorHAnsi"/>
+        </w:rPr>
+        <w:t>print(</w:t>
+      </w:r>
+      <w:proofErr w:type="gramEnd"/>
+      <w:r>
+        <w:rPr>
+          <w:rFonts w:cstheme="minorHAnsi"/>
+        </w:rPr>
+        <w:t>f"\n--- Iteration k = {</w:t>
+      </w:r>
+      <w:proofErr w:type="spellStart"/>
+      <w:r>
+        <w:rPr>
+          <w:rFonts w:cstheme="minorHAnsi"/>
+        </w:rPr>
+        <w:t>iteration_</w:t>
+      </w:r>
+      <w:proofErr w:type="gramStart"/>
+      <w:r>
+        <w:rPr>
+          <w:rFonts w:cstheme="minorHAnsi"/>
+        </w:rPr>
+        <w:t>idx</w:t>
+      </w:r>
+      <w:proofErr w:type="spellEnd"/>
+      <w:r>
+        <w:rPr>
+          <w:rFonts w:cstheme="minorHAnsi"/>
+        </w:rPr>
+        <w:t>} -</w:t>
+      </w:r>
+      <w:proofErr w:type="gramEnd"/>
+      <w:r>
+        <w:rPr>
+          <w:rFonts w:cstheme="minorHAnsi"/>
+        </w:rPr>
+        <w:t>--")</w:t>
+      </w:r>
+    </w:p>
+    <w:p>
+      <w:pPr>
+        <w:spacing w:after="0" w:line="240" w:lineRule="auto"/>
+        <w:rPr>
+          <w:rFonts w:cstheme="minorHAnsi"/>
+        </w:rPr>
+      </w:pPr>
+      <w:r>
+        <w:rPr>
+          <w:rFonts w:cstheme="minorHAnsi"/>
+        </w:rPr>
+        <w:t xml:space="preserve">        </w:t>
+      </w:r>
+      <w:proofErr w:type="gramStart"/>
+      <w:r>
+        <w:rPr>
+          <w:rFonts w:cstheme="minorHAnsi"/>
+        </w:rPr>
+        <w:t>print(</w:t>
+      </w:r>
+      <w:proofErr w:type="spellStart"/>
+      <w:proofErr w:type="gramEnd"/>
+      <w:r>
+        <w:rPr>
+          <w:rFonts w:cstheme="minorHAnsi"/>
+        </w:rPr>
+        <w:t>f"Current</w:t>
+      </w:r>
+      <w:proofErr w:type="spellEnd"/>
+      <w:r>
+        <w:rPr>
+          <w:rFonts w:cstheme="minorHAnsi"/>
+        </w:rPr>
+        <w:t xml:space="preserve"> point </w:t>
+      </w:r>
+      <w:proofErr w:type="spellStart"/>
+      <w:r>
+        <w:rPr>
+          <w:rFonts w:cstheme="minorHAnsi"/>
+        </w:rPr>
+        <w:t>x_</w:t>
+      </w:r>
+      <w:proofErr w:type="gramStart"/>
+      <w:r>
+        <w:rPr>
+          <w:rFonts w:cstheme="minorHAnsi"/>
+        </w:rPr>
+        <w:t>k</w:t>
+      </w:r>
+      <w:proofErr w:type="spellEnd"/>
+      <w:r>
+        <w:rPr>
+          <w:rFonts w:cstheme="minorHAnsi"/>
+        </w:rPr>
+        <w:t>: {</w:t>
+      </w:r>
+      <w:proofErr w:type="spellStart"/>
+      <w:r>
+        <w:rPr>
+          <w:rFonts w:cstheme="minorHAnsi"/>
+        </w:rPr>
+        <w:t>np.round</w:t>
+      </w:r>
+      <w:proofErr w:type="spellEnd"/>
+      <w:proofErr w:type="gramEnd"/>
+      <w:r>
+        <w:rPr>
+          <w:rFonts w:cstheme="minorHAnsi"/>
+        </w:rPr>
+        <w:t>(</w:t>
+      </w:r>
+      <w:proofErr w:type="spellStart"/>
+      <w:proofErr w:type="gramStart"/>
+      <w:r>
+        <w:rPr>
+          <w:rFonts w:cstheme="minorHAnsi"/>
+        </w:rPr>
+        <w:t>self.current</w:t>
+      </w:r>
+      <w:proofErr w:type="gramEnd"/>
+      <w:r>
+        <w:rPr>
+          <w:rFonts w:cstheme="minorHAnsi"/>
+        </w:rPr>
+        <w:t>_x</w:t>
+      </w:r>
+      <w:proofErr w:type="spellEnd"/>
+      <w:r>
+        <w:rPr>
+          <w:rFonts w:cstheme="minorHAnsi"/>
+        </w:rPr>
+        <w:t xml:space="preserve">, </w:t>
+      </w:r>
+      <w:proofErr w:type="gramStart"/>
+      <w:r>
+        <w:rPr>
+          <w:rFonts w:cstheme="minorHAnsi"/>
+        </w:rPr>
+        <w:t>4)}</w:t>
+      </w:r>
+      <w:proofErr w:type="gramEnd"/>
+      <w:r>
+        <w:rPr>
+          <w:rFonts w:cstheme="minorHAnsi"/>
+        </w:rPr>
+        <w:t>")</w:t>
+      </w:r>
+    </w:p>
+    <w:p>
+      <w:pPr>
+        <w:spacing w:after="0" w:line="240" w:lineRule="auto"/>
+        <w:rPr>
+          <w:rFonts w:cstheme="minorHAnsi"/>
+        </w:rPr>
+      </w:pPr>
+      <w:r>
+        <w:rPr>
+          <w:rFonts w:cstheme="minorHAnsi"/>
+        </w:rPr>
+        <w:t xml:space="preserve">        print(</w:t>
+      </w:r>
+      <w:proofErr w:type="spellStart"/>
+      <w:r>
+        <w:rPr>
+          <w:rFonts w:cstheme="minorHAnsi"/>
+        </w:rPr>
+        <w:t>f"f</w:t>
+      </w:r>
+      <w:proofErr w:type="spellEnd"/>
+      <w:r>
+        <w:rPr>
+          <w:rFonts w:cstheme="minorHAnsi"/>
+        </w:rPr>
+        <w:t>(</w:t>
+      </w:r>
+      <w:proofErr w:type="spellStart"/>
+      <w:r>
+        <w:rPr>
+          <w:rFonts w:cstheme="minorHAnsi"/>
+        </w:rPr>
+        <w:t>x_k</w:t>
+      </w:r>
+      <w:proofErr w:type="spellEnd"/>
+      <w:proofErr w:type="gramStart"/>
+      <w:r>
+        <w:rPr>
+          <w:rFonts w:cstheme="minorHAnsi"/>
+        </w:rPr>
+        <w:t>): {</w:t>
+      </w:r>
+      <w:proofErr w:type="gramEnd"/>
+      <w:r>
+        <w:rPr>
+          <w:rFonts w:cstheme="minorHAnsi"/>
+        </w:rPr>
+        <w:t>f_current:.6</w:t>
+      </w:r>
+      <w:proofErr w:type="gramStart"/>
+      <w:r>
+        <w:rPr>
+          <w:rFonts w:cstheme="minorHAnsi"/>
+        </w:rPr>
+        <w:t>f}"</w:t>
+      </w:r>
+      <w:proofErr w:type="gramEnd"/>
+      <w:r>
+        <w:rPr>
+          <w:rFonts w:cstheme="minorHAnsi"/>
+        </w:rPr>
+        <w:t>)</w:t>
+      </w:r>
+    </w:p>
+    <w:p>
+      <w:pPr>
+        <w:spacing w:after="0" w:line="240" w:lineRule="auto"/>
+        <w:rPr>
+          <w:rFonts w:cstheme="minorHAnsi"/>
+        </w:rPr>
+      </w:pPr>
+      <w:r>
+        <w:rPr>
+          <w:rFonts w:cstheme="minorHAnsi"/>
+        </w:rPr>
+        <w:t xml:space="preserve">        </w:t>
+      </w:r>
+      <w:proofErr w:type="gramStart"/>
+      <w:r>
+        <w:rPr>
+          <w:rFonts w:cstheme="minorHAnsi"/>
+        </w:rPr>
+        <w:t>print(</w:t>
+      </w:r>
+      <w:proofErr w:type="spellStart"/>
+      <w:proofErr w:type="gramEnd"/>
+      <w:r>
+        <w:rPr>
+          <w:rFonts w:cstheme="minorHAnsi"/>
+        </w:rPr>
+        <w:t>f"Drift</w:t>
+      </w:r>
+      <w:proofErr w:type="spellEnd"/>
+      <w:r>
+        <w:rPr>
+          <w:rFonts w:cstheme="minorHAnsi"/>
+        </w:rPr>
+        <w:t xml:space="preserve"> </w:t>
+      </w:r>
+      <w:proofErr w:type="spellStart"/>
+      <w:r>
+        <w:rPr>
+          <w:rFonts w:cstheme="minorHAnsi"/>
+        </w:rPr>
+        <w:t>w_</w:t>
+      </w:r>
+      <w:proofErr w:type="gramStart"/>
+      <w:r>
+        <w:rPr>
+          <w:rFonts w:cstheme="minorHAnsi"/>
+        </w:rPr>
+        <w:t>k</w:t>
+      </w:r>
+      <w:proofErr w:type="spellEnd"/>
+      <w:r>
+        <w:rPr>
+          <w:rFonts w:cstheme="minorHAnsi"/>
+        </w:rPr>
+        <w:t>: {</w:t>
+      </w:r>
+      <w:proofErr w:type="spellStart"/>
+      <w:r>
+        <w:rPr>
+          <w:rFonts w:cstheme="minorHAnsi"/>
+        </w:rPr>
+        <w:t>np.round</w:t>
+      </w:r>
+      <w:proofErr w:type="spellEnd"/>
+      <w:proofErr w:type="gramEnd"/>
+      <w:r>
+        <w:rPr>
+          <w:rFonts w:cstheme="minorHAnsi"/>
+        </w:rPr>
+        <w:t>(</w:t>
+      </w:r>
+      <w:proofErr w:type="spellStart"/>
+      <w:proofErr w:type="gramStart"/>
+      <w:r>
+        <w:rPr>
+          <w:rFonts w:cstheme="minorHAnsi"/>
+        </w:rPr>
+        <w:t>self.w</w:t>
+      </w:r>
+      <w:proofErr w:type="spellEnd"/>
+      <w:proofErr w:type="gramEnd"/>
+      <w:r>
+        <w:rPr>
+          <w:rFonts w:cstheme="minorHAnsi"/>
+        </w:rPr>
+        <w:t xml:space="preserve">, </w:t>
+      </w:r>
+      <w:proofErr w:type="gramStart"/>
+      <w:r>
+        <w:rPr>
+          <w:rFonts w:cstheme="minorHAnsi"/>
+        </w:rPr>
+        <w:t>4)}</w:t>
+      </w:r>
+      <w:proofErr w:type="gramEnd"/>
+      <w:r>
+        <w:rPr>
+          <w:rFonts w:cstheme="minorHAnsi"/>
+        </w:rPr>
+        <w:t>")</w:t>
+      </w:r>
+    </w:p>
+    <w:p>
+      <w:pPr>
+        <w:spacing w:after="0" w:line="240" w:lineRule="auto"/>
+        <w:rPr>
+          <w:rFonts w:cstheme="minorHAnsi"/>
+        </w:rPr>
+      </w:pPr>
+    </w:p>
+    <w:p>
+      <w:pPr>
+        <w:spacing w:after="0" w:line="240" w:lineRule="auto"/>
+        <w:rPr>
+          <w:rFonts w:cstheme="minorHAnsi"/>
+        </w:rPr>
+      </w:pPr>
+      <w:r>
+        <w:rPr>
+          <w:rFonts w:cstheme="minorHAnsi"/>
+        </w:rPr>
+        <w:t xml:space="preserve">        if not </w:t>
+      </w:r>
+      <w:proofErr w:type="spellStart"/>
+      <w:r>
+        <w:rPr>
+          <w:rFonts w:cstheme="minorHAnsi"/>
+        </w:rPr>
+        <w:t>valid_indices</w:t>
+      </w:r>
+      <w:proofErr w:type="spellEnd"/>
+      <w:r>
+        <w:rPr>
+          <w:rFonts w:cstheme="minorHAnsi"/>
+        </w:rPr>
+        <w:t>:</w:t>
       </w:r>
     </w:p>
     <w:p>
@@ -4539,7 +6060,21 @@
           <w:rFonts w:cstheme="minorHAnsi"/>
         </w:rPr>
         <w:lastRenderedPageBreak/>
-        <w:t xml:space="preserve">            print("Status: FAILED. All probe points are out of boundaries.")</w:t>
+        <w:t xml:space="preserve">            </w:t>
+      </w:r>
+      <w:proofErr w:type="gramStart"/>
+      <w:r>
+        <w:rPr>
+          <w:rFonts w:cstheme="minorHAnsi"/>
+        </w:rPr>
+        <w:t>print(</w:t>
+      </w:r>
+      <w:proofErr w:type="gramEnd"/>
+      <w:r>
+        <w:rPr>
+          <w:rFonts w:cstheme="minorHAnsi"/>
+        </w:rPr>
+        <w:t>"Status: FAILED. All probe points are out of boundaries.")</w:t>
       </w:r>
     </w:p>
     <w:p>
@@ -4567,121 +6102,509 @@
         <w:rPr>
           <w:rFonts w:cstheme="minorHAnsi"/>
         </w:rPr>
-        <w:t xml:space="preserve">        best_idx = valid_indices[np.argmin([self.target_function(probes[i]) for i in valid_indices])]</w:t>
-      </w:r>
-    </w:p>
-    <w:p>
-      <w:pPr>
-        <w:spacing w:after="0" w:line="240" w:lineRule="auto"/>
-        <w:rPr>
-          <w:rFonts w:cstheme="minorHAnsi"/>
-        </w:rPr>
-      </w:pPr>
-      <w:r>
-        <w:rPr>
-          <w:rFonts w:cstheme="minorHAnsi"/>
-        </w:rPr>
-        <w:t xml:space="preserve">        best_probe = probes[best_idx]</w:t>
-      </w:r>
-    </w:p>
-    <w:p>
-      <w:pPr>
-        <w:spacing w:after="0" w:line="240" w:lineRule="auto"/>
-        <w:rPr>
-          <w:rFonts w:cstheme="minorHAnsi"/>
-        </w:rPr>
-      </w:pPr>
-      <w:r>
-        <w:rPr>
-          <w:rFonts w:cstheme="minorHAnsi"/>
-        </w:rPr>
-        <w:t xml:space="preserve">        best_dir = directions[best_idx]</w:t>
-      </w:r>
-    </w:p>
-    <w:p>
-      <w:pPr>
-        <w:spacing w:after="0" w:line="240" w:lineRule="auto"/>
-        <w:rPr>
-          <w:rFonts w:cstheme="minorHAnsi"/>
-        </w:rPr>
-      </w:pPr>
-      <w:r>
-        <w:rPr>
-          <w:rFonts w:cstheme="minorHAnsi"/>
-        </w:rPr>
-        <w:t xml:space="preserve">        f_best = self.target_function(best_probe)</w:t>
-      </w:r>
-    </w:p>
-    <w:p>
-      <w:pPr>
-        <w:spacing w:after="0" w:line="240" w:lineRule="auto"/>
-        <w:rPr>
-          <w:rFonts w:cstheme="minorHAnsi"/>
-        </w:rPr>
-      </w:pPr>
-      <w:r>
-        <w:rPr>
-          <w:rFonts w:cstheme="minorHAnsi"/>
-        </w:rPr>
-        <w:t xml:space="preserve">        delta_f_probe = f_best - f_current</w:t>
-      </w:r>
-    </w:p>
-    <w:p>
-      <w:pPr>
-        <w:spacing w:after="0" w:line="240" w:lineRule="auto"/>
-        <w:rPr>
-          <w:rFonts w:cstheme="minorHAnsi"/>
-        </w:rPr>
-      </w:pPr>
-    </w:p>
-    <w:p>
-      <w:pPr>
-        <w:spacing w:after="0" w:line="240" w:lineRule="auto"/>
-        <w:rPr>
-          <w:rFonts w:cstheme="minorHAnsi"/>
-        </w:rPr>
-      </w:pPr>
-      <w:r>
-        <w:rPr>
-          <w:rFonts w:cstheme="minorHAnsi"/>
-        </w:rPr>
-        <w:t xml:space="preserve">        print(f"Best probe direction xi*: {np.round(best_dir, 4)}")</w:t>
-      </w:r>
-    </w:p>
-    <w:p>
-      <w:pPr>
-        <w:spacing w:after="0" w:line="240" w:lineRule="auto"/>
-        <w:rPr>
-          <w:rFonts w:cstheme="minorHAnsi"/>
-        </w:rPr>
-      </w:pPr>
-      <w:r>
-        <w:rPr>
-          <w:rFonts w:cstheme="minorHAnsi"/>
-        </w:rPr>
-        <w:t xml:space="preserve">        print(f"Improvement on probe: {delta_f_probe:.6f}")</w:t>
-      </w:r>
-    </w:p>
-    <w:p>
-      <w:pPr>
-        <w:spacing w:after="0" w:line="240" w:lineRule="auto"/>
-        <w:rPr>
-          <w:rFonts w:cstheme="minorHAnsi"/>
-        </w:rPr>
-      </w:pPr>
-    </w:p>
-    <w:p>
-      <w:pPr>
-        <w:spacing w:after="0" w:line="240" w:lineRule="auto"/>
-        <w:rPr>
-          <w:rFonts w:cstheme="minorHAnsi"/>
-        </w:rPr>
-      </w:pPr>
-      <w:r>
-        <w:rPr>
-          <w:rFonts w:cstheme="minorHAnsi"/>
-        </w:rPr>
-        <w:t xml:space="preserve">        if f_best &lt; f_current:</w:t>
+        <w:t xml:space="preserve">        </w:t>
+      </w:r>
+      <w:proofErr w:type="spellStart"/>
+      <w:r>
+        <w:rPr>
+          <w:rFonts w:cstheme="minorHAnsi"/>
+        </w:rPr>
+        <w:t>best_idx</w:t>
+      </w:r>
+      <w:proofErr w:type="spellEnd"/>
+      <w:r>
+        <w:rPr>
+          <w:rFonts w:cstheme="minorHAnsi"/>
+        </w:rPr>
+        <w:t xml:space="preserve"> = </w:t>
+      </w:r>
+      <w:proofErr w:type="spellStart"/>
+      <w:r>
+        <w:rPr>
+          <w:rFonts w:cstheme="minorHAnsi"/>
+        </w:rPr>
+        <w:t>valid_indices</w:t>
+      </w:r>
+      <w:proofErr w:type="spellEnd"/>
+      <w:r>
+        <w:rPr>
+          <w:rFonts w:cstheme="minorHAnsi"/>
+        </w:rPr>
+        <w:t>[</w:t>
+      </w:r>
+      <w:proofErr w:type="spellStart"/>
+      <w:proofErr w:type="gramStart"/>
+      <w:r>
+        <w:rPr>
+          <w:rFonts w:cstheme="minorHAnsi"/>
+        </w:rPr>
+        <w:t>np.argmin</w:t>
+      </w:r>
+      <w:proofErr w:type="spellEnd"/>
+      <w:proofErr w:type="gramEnd"/>
+      <w:r>
+        <w:rPr>
+          <w:rFonts w:cstheme="minorHAnsi"/>
+        </w:rPr>
+        <w:t>([</w:t>
+      </w:r>
+      <w:proofErr w:type="spellStart"/>
+      <w:proofErr w:type="gramStart"/>
+      <w:r>
+        <w:rPr>
+          <w:rFonts w:cstheme="minorHAnsi"/>
+        </w:rPr>
+        <w:t>self.target</w:t>
+      </w:r>
+      <w:proofErr w:type="gramEnd"/>
+      <w:r>
+        <w:rPr>
+          <w:rFonts w:cstheme="minorHAnsi"/>
+        </w:rPr>
+        <w:t>_function</w:t>
+      </w:r>
+      <w:proofErr w:type="spellEnd"/>
+      <w:r>
+        <w:rPr>
+          <w:rFonts w:cstheme="minorHAnsi"/>
+        </w:rPr>
+        <w:t>(probes[</w:t>
+      </w:r>
+      <w:proofErr w:type="spellStart"/>
+      <w:r>
+        <w:rPr>
+          <w:rFonts w:cstheme="minorHAnsi"/>
+        </w:rPr>
+        <w:t>i</w:t>
+      </w:r>
+      <w:proofErr w:type="spellEnd"/>
+      <w:r>
+        <w:rPr>
+          <w:rFonts w:cstheme="minorHAnsi"/>
+        </w:rPr>
+        <w:t xml:space="preserve">]) for </w:t>
+      </w:r>
+      <w:proofErr w:type="spellStart"/>
+      <w:r>
+        <w:rPr>
+          <w:rFonts w:cstheme="minorHAnsi"/>
+        </w:rPr>
+        <w:t>i</w:t>
+      </w:r>
+      <w:proofErr w:type="spellEnd"/>
+      <w:r>
+        <w:rPr>
+          <w:rFonts w:cstheme="minorHAnsi"/>
+        </w:rPr>
+        <w:t xml:space="preserve"> in </w:t>
+      </w:r>
+      <w:proofErr w:type="spellStart"/>
+      <w:r>
+        <w:rPr>
+          <w:rFonts w:cstheme="minorHAnsi"/>
+        </w:rPr>
+        <w:t>valid_indices</w:t>
+      </w:r>
+      <w:proofErr w:type="spellEnd"/>
+      <w:proofErr w:type="gramStart"/>
+      <w:r>
+        <w:rPr>
+          <w:rFonts w:cstheme="minorHAnsi"/>
+        </w:rPr>
+        <w:t>])]</w:t>
+      </w:r>
+      <w:proofErr w:type="gramEnd"/>
+    </w:p>
+    <w:p>
+      <w:pPr>
+        <w:spacing w:after="0" w:line="240" w:lineRule="auto"/>
+        <w:rPr>
+          <w:rFonts w:cstheme="minorHAnsi"/>
+        </w:rPr>
+      </w:pPr>
+      <w:r>
+        <w:rPr>
+          <w:rFonts w:cstheme="minorHAnsi"/>
+        </w:rPr>
+        <w:t xml:space="preserve">        </w:t>
+      </w:r>
+      <w:proofErr w:type="spellStart"/>
+      <w:r>
+        <w:rPr>
+          <w:rFonts w:cstheme="minorHAnsi"/>
+        </w:rPr>
+        <w:t>best_probe</w:t>
+      </w:r>
+      <w:proofErr w:type="spellEnd"/>
+      <w:r>
+        <w:rPr>
+          <w:rFonts w:cstheme="minorHAnsi"/>
+        </w:rPr>
+        <w:t xml:space="preserve"> = probes[</w:t>
+      </w:r>
+      <w:proofErr w:type="spellStart"/>
+      <w:r>
+        <w:rPr>
+          <w:rFonts w:cstheme="minorHAnsi"/>
+        </w:rPr>
+        <w:t>best_idx</w:t>
+      </w:r>
+      <w:proofErr w:type="spellEnd"/>
+      <w:r>
+        <w:rPr>
+          <w:rFonts w:cstheme="minorHAnsi"/>
+        </w:rPr>
+        <w:t>]</w:t>
+      </w:r>
+    </w:p>
+    <w:p>
+      <w:pPr>
+        <w:spacing w:after="0" w:line="240" w:lineRule="auto"/>
+        <w:rPr>
+          <w:rFonts w:cstheme="minorHAnsi"/>
+        </w:rPr>
+      </w:pPr>
+      <w:r>
+        <w:rPr>
+          <w:rFonts w:cstheme="minorHAnsi"/>
+        </w:rPr>
+        <w:t xml:space="preserve">        </w:t>
+      </w:r>
+      <w:proofErr w:type="spellStart"/>
+      <w:r>
+        <w:rPr>
+          <w:rFonts w:cstheme="minorHAnsi"/>
+        </w:rPr>
+        <w:t>best_dir</w:t>
+      </w:r>
+      <w:proofErr w:type="spellEnd"/>
+      <w:r>
+        <w:rPr>
+          <w:rFonts w:cstheme="minorHAnsi"/>
+        </w:rPr>
+        <w:t xml:space="preserve"> = directions[</w:t>
+      </w:r>
+      <w:proofErr w:type="spellStart"/>
+      <w:r>
+        <w:rPr>
+          <w:rFonts w:cstheme="minorHAnsi"/>
+        </w:rPr>
+        <w:t>best_idx</w:t>
+      </w:r>
+      <w:proofErr w:type="spellEnd"/>
+      <w:r>
+        <w:rPr>
+          <w:rFonts w:cstheme="minorHAnsi"/>
+        </w:rPr>
+        <w:t>]</w:t>
+      </w:r>
+    </w:p>
+    <w:p>
+      <w:pPr>
+        <w:spacing w:after="0" w:line="240" w:lineRule="auto"/>
+        <w:rPr>
+          <w:rFonts w:cstheme="minorHAnsi"/>
+        </w:rPr>
+      </w:pPr>
+      <w:r>
+        <w:rPr>
+          <w:rFonts w:cstheme="minorHAnsi"/>
+        </w:rPr>
+        <w:t xml:space="preserve">        </w:t>
+      </w:r>
+      <w:proofErr w:type="spellStart"/>
+      <w:r>
+        <w:rPr>
+          <w:rFonts w:cstheme="minorHAnsi"/>
+        </w:rPr>
+        <w:t>f_best</w:t>
+      </w:r>
+      <w:proofErr w:type="spellEnd"/>
+      <w:r>
+        <w:rPr>
+          <w:rFonts w:cstheme="minorHAnsi"/>
+        </w:rPr>
+        <w:t xml:space="preserve"> = </w:t>
+      </w:r>
+      <w:proofErr w:type="spellStart"/>
+      <w:proofErr w:type="gramStart"/>
+      <w:r>
+        <w:rPr>
+          <w:rFonts w:cstheme="minorHAnsi"/>
+        </w:rPr>
+        <w:t>self.target</w:t>
+      </w:r>
+      <w:proofErr w:type="gramEnd"/>
+      <w:r>
+        <w:rPr>
+          <w:rFonts w:cstheme="minorHAnsi"/>
+        </w:rPr>
+        <w:t>_function</w:t>
+      </w:r>
+      <w:proofErr w:type="spellEnd"/>
+      <w:r>
+        <w:rPr>
+          <w:rFonts w:cstheme="minorHAnsi"/>
+        </w:rPr>
+        <w:t>(</w:t>
+      </w:r>
+      <w:proofErr w:type="spellStart"/>
+      <w:r>
+        <w:rPr>
+          <w:rFonts w:cstheme="minorHAnsi"/>
+        </w:rPr>
+        <w:t>best_probe</w:t>
+      </w:r>
+      <w:proofErr w:type="spellEnd"/>
+      <w:r>
+        <w:rPr>
+          <w:rFonts w:cstheme="minorHAnsi"/>
+        </w:rPr>
+        <w:t>)</w:t>
+      </w:r>
+    </w:p>
+    <w:p>
+      <w:pPr>
+        <w:spacing w:after="0" w:line="240" w:lineRule="auto"/>
+        <w:rPr>
+          <w:rFonts w:cstheme="minorHAnsi"/>
+        </w:rPr>
+      </w:pPr>
+      <w:r>
+        <w:rPr>
+          <w:rFonts w:cstheme="minorHAnsi"/>
+        </w:rPr>
+        <w:t xml:space="preserve">        </w:t>
+      </w:r>
+      <w:proofErr w:type="spellStart"/>
+      <w:r>
+        <w:rPr>
+          <w:rFonts w:cstheme="minorHAnsi"/>
+        </w:rPr>
+        <w:t>delta_f_probe</w:t>
+      </w:r>
+      <w:proofErr w:type="spellEnd"/>
+      <w:r>
+        <w:rPr>
+          <w:rFonts w:cstheme="minorHAnsi"/>
+        </w:rPr>
+        <w:t xml:space="preserve"> = </w:t>
+      </w:r>
+      <w:proofErr w:type="spellStart"/>
+      <w:r>
+        <w:rPr>
+          <w:rFonts w:cstheme="minorHAnsi"/>
+        </w:rPr>
+        <w:t>f_best</w:t>
+      </w:r>
+      <w:proofErr w:type="spellEnd"/>
+      <w:r>
+        <w:rPr>
+          <w:rFonts w:cstheme="minorHAnsi"/>
+        </w:rPr>
+        <w:t xml:space="preserve"> - </w:t>
+      </w:r>
+      <w:proofErr w:type="spellStart"/>
+      <w:r>
+        <w:rPr>
+          <w:rFonts w:cstheme="minorHAnsi"/>
+        </w:rPr>
+        <w:t>f_current</w:t>
+      </w:r>
+      <w:proofErr w:type="spellEnd"/>
+    </w:p>
+    <w:p>
+      <w:pPr>
+        <w:spacing w:after="0" w:line="240" w:lineRule="auto"/>
+        <w:rPr>
+          <w:rFonts w:cstheme="minorHAnsi"/>
+        </w:rPr>
+      </w:pPr>
+    </w:p>
+    <w:p>
+      <w:pPr>
+        <w:spacing w:after="0" w:line="240" w:lineRule="auto"/>
+        <w:rPr>
+          <w:rFonts w:cstheme="minorHAnsi"/>
+        </w:rPr>
+      </w:pPr>
+      <w:r>
+        <w:rPr>
+          <w:rFonts w:cstheme="minorHAnsi"/>
+        </w:rPr>
+        <w:t xml:space="preserve">        </w:t>
+      </w:r>
+      <w:proofErr w:type="gramStart"/>
+      <w:r>
+        <w:rPr>
+          <w:rFonts w:cstheme="minorHAnsi"/>
+        </w:rPr>
+        <w:t>print(</w:t>
+      </w:r>
+      <w:proofErr w:type="spellStart"/>
+      <w:proofErr w:type="gramEnd"/>
+      <w:r>
+        <w:rPr>
+          <w:rFonts w:cstheme="minorHAnsi"/>
+        </w:rPr>
+        <w:t>f"Best</w:t>
+      </w:r>
+      <w:proofErr w:type="spellEnd"/>
+      <w:r>
+        <w:rPr>
+          <w:rFonts w:cstheme="minorHAnsi"/>
+        </w:rPr>
+        <w:t xml:space="preserve"> probe direction xi</w:t>
+      </w:r>
+      <w:proofErr w:type="gramStart"/>
+      <w:r>
+        <w:rPr>
+          <w:rFonts w:cstheme="minorHAnsi"/>
+        </w:rPr>
+        <w:t>*: {</w:t>
+      </w:r>
+      <w:proofErr w:type="spellStart"/>
+      <w:r>
+        <w:rPr>
+          <w:rFonts w:cstheme="minorHAnsi"/>
+        </w:rPr>
+        <w:t>np.round</w:t>
+      </w:r>
+      <w:proofErr w:type="spellEnd"/>
+      <w:proofErr w:type="gramEnd"/>
+      <w:r>
+        <w:rPr>
+          <w:rFonts w:cstheme="minorHAnsi"/>
+        </w:rPr>
+        <w:t>(</w:t>
+      </w:r>
+      <w:proofErr w:type="spellStart"/>
+      <w:r>
+        <w:rPr>
+          <w:rFonts w:cstheme="minorHAnsi"/>
+        </w:rPr>
+        <w:t>best_dir</w:t>
+      </w:r>
+      <w:proofErr w:type="spellEnd"/>
+      <w:r>
+        <w:rPr>
+          <w:rFonts w:cstheme="minorHAnsi"/>
+        </w:rPr>
+        <w:t xml:space="preserve">, </w:t>
+      </w:r>
+      <w:proofErr w:type="gramStart"/>
+      <w:r>
+        <w:rPr>
+          <w:rFonts w:cstheme="minorHAnsi"/>
+        </w:rPr>
+        <w:t>4)}</w:t>
+      </w:r>
+      <w:proofErr w:type="gramEnd"/>
+      <w:r>
+        <w:rPr>
+          <w:rFonts w:cstheme="minorHAnsi"/>
+        </w:rPr>
+        <w:t>")</w:t>
+      </w:r>
+    </w:p>
+    <w:p>
+      <w:pPr>
+        <w:spacing w:after="0" w:line="240" w:lineRule="auto"/>
+        <w:rPr>
+          <w:rFonts w:cstheme="minorHAnsi"/>
+        </w:rPr>
+      </w:pPr>
+      <w:r>
+        <w:rPr>
+          <w:rFonts w:cstheme="minorHAnsi"/>
+        </w:rPr>
+        <w:t xml:space="preserve">        </w:t>
+      </w:r>
+      <w:proofErr w:type="gramStart"/>
+      <w:r>
+        <w:rPr>
+          <w:rFonts w:cstheme="minorHAnsi"/>
+        </w:rPr>
+        <w:t>print(</w:t>
+      </w:r>
+      <w:proofErr w:type="spellStart"/>
+      <w:proofErr w:type="gramEnd"/>
+      <w:r>
+        <w:rPr>
+          <w:rFonts w:cstheme="minorHAnsi"/>
+        </w:rPr>
+        <w:t>f"Improvement</w:t>
+      </w:r>
+      <w:proofErr w:type="spellEnd"/>
+      <w:r>
+        <w:rPr>
+          <w:rFonts w:cstheme="minorHAnsi"/>
+        </w:rPr>
+        <w:t xml:space="preserve"> on </w:t>
+      </w:r>
+      <w:proofErr w:type="gramStart"/>
+      <w:r>
+        <w:rPr>
+          <w:rFonts w:cstheme="minorHAnsi"/>
+        </w:rPr>
+        <w:t>probe: {</w:t>
+      </w:r>
+      <w:proofErr w:type="gramEnd"/>
+      <w:r>
+        <w:rPr>
+          <w:rFonts w:cstheme="minorHAnsi"/>
+        </w:rPr>
+        <w:t>delta_f_probe:.6</w:t>
+      </w:r>
+      <w:proofErr w:type="gramStart"/>
+      <w:r>
+        <w:rPr>
+          <w:rFonts w:cstheme="minorHAnsi"/>
+        </w:rPr>
+        <w:t>f}"</w:t>
+      </w:r>
+      <w:proofErr w:type="gramEnd"/>
+      <w:r>
+        <w:rPr>
+          <w:rFonts w:cstheme="minorHAnsi"/>
+        </w:rPr>
+        <w:t>)</w:t>
+      </w:r>
+    </w:p>
+    <w:p>
+      <w:pPr>
+        <w:spacing w:after="0" w:line="240" w:lineRule="auto"/>
+        <w:rPr>
+          <w:rFonts w:cstheme="minorHAnsi"/>
+        </w:rPr>
+      </w:pPr>
+    </w:p>
+    <w:p>
+      <w:pPr>
+        <w:spacing w:after="0" w:line="240" w:lineRule="auto"/>
+        <w:rPr>
+          <w:rFonts w:cstheme="minorHAnsi"/>
+        </w:rPr>
+      </w:pPr>
+      <w:r>
+        <w:rPr>
+          <w:rFonts w:cstheme="minorHAnsi"/>
+        </w:rPr>
+        <w:t xml:space="preserve">        if </w:t>
+      </w:r>
+      <w:proofErr w:type="spellStart"/>
+      <w:r>
+        <w:rPr>
+          <w:rFonts w:cstheme="minorHAnsi"/>
+        </w:rPr>
+        <w:t>f_best</w:t>
+      </w:r>
+      <w:proofErr w:type="spellEnd"/>
+      <w:r>
+        <w:rPr>
+          <w:rFonts w:cstheme="minorHAnsi"/>
+        </w:rPr>
+        <w:t xml:space="preserve"> &lt; f_current:</w:t>
       </w:r>
     </w:p>
     <w:p>
@@ -4709,86 +6632,252 @@
         <w:rPr>
           <w:rFonts w:cstheme="minorHAnsi"/>
         </w:rPr>
-        <w:t xml:space="preserve">            step_vec = -(best_dir / a) * delta_f_probe</w:t>
-      </w:r>
-    </w:p>
-    <w:p>
-      <w:pPr>
-        <w:spacing w:after="0" w:line="240" w:lineRule="auto"/>
-        <w:rPr>
-          <w:rFonts w:cstheme="minorHAnsi"/>
-        </w:rPr>
-      </w:pPr>
-      <w:r>
-        <w:rPr>
-          <w:rFonts w:cstheme="minorHAnsi"/>
-        </w:rPr>
-        <w:t xml:space="preserve">            x_new = self.current_x + step_vec</w:t>
-      </w:r>
-    </w:p>
-    <w:p>
-      <w:pPr>
-        <w:spacing w:after="0" w:line="240" w:lineRule="auto"/>
-        <w:rPr>
-          <w:rFonts w:cstheme="minorHAnsi"/>
-        </w:rPr>
-      </w:pPr>
-    </w:p>
-    <w:p>
-      <w:pPr>
-        <w:spacing w:after="0" w:line="240" w:lineRule="auto"/>
-        <w:rPr>
-          <w:rFonts w:cstheme="minorHAnsi"/>
-        </w:rPr>
-      </w:pPr>
-      <w:r>
-        <w:rPr>
-          <w:rFonts w:cstheme="minorHAnsi"/>
-        </w:rPr>
         <w:t xml:space="preserve">            </w:t>
       </w:r>
-    </w:p>
-    <w:p>
-      <w:pPr>
-        <w:spacing w:after="0" w:line="240" w:lineRule="auto"/>
-        <w:rPr>
-          <w:rFonts w:cstheme="minorHAnsi"/>
-        </w:rPr>
-      </w:pPr>
-      <w:r>
-        <w:rPr>
-          <w:rFonts w:cstheme="minorHAnsi"/>
-        </w:rPr>
-        <w:t xml:space="preserve">            if not self.in_boundaries(x_new):</w:t>
-      </w:r>
-    </w:p>
-    <w:p>
-      <w:pPr>
-        <w:spacing w:after="0" w:line="240" w:lineRule="auto"/>
-        <w:rPr>
-          <w:rFonts w:cstheme="minorHAnsi"/>
-        </w:rPr>
-      </w:pPr>
-      <w:r>
-        <w:rPr>
-          <w:rFonts w:cstheme="minorHAnsi"/>
-        </w:rPr>
-        <w:t xml:space="preserve">                print("Warning: Working step out of bounds. Falling back to best_probe.")</w:t>
-      </w:r>
-    </w:p>
-    <w:p>
-      <w:pPr>
-        <w:spacing w:after="0" w:line="240" w:lineRule="auto"/>
-        <w:rPr>
-          <w:rFonts w:cstheme="minorHAnsi"/>
-        </w:rPr>
-      </w:pPr>
-      <w:r>
-        <w:rPr>
-          <w:rFonts w:cstheme="minorHAnsi"/>
-        </w:rPr>
-        <w:t xml:space="preserve">                x_new = best_probe</w:t>
-      </w:r>
+      <w:proofErr w:type="spellStart"/>
+      <w:r>
+        <w:rPr>
+          <w:rFonts w:cstheme="minorHAnsi"/>
+        </w:rPr>
+        <w:t>step_vec</w:t>
+      </w:r>
+      <w:proofErr w:type="spellEnd"/>
+      <w:r>
+        <w:rPr>
+          <w:rFonts w:cstheme="minorHAnsi"/>
+        </w:rPr>
+        <w:t xml:space="preserve"> = </w:t>
+      </w:r>
+      <w:proofErr w:type="gramStart"/>
+      <w:r>
+        <w:rPr>
+          <w:rFonts w:cstheme="minorHAnsi"/>
+        </w:rPr>
+        <w:t>-(</w:t>
+      </w:r>
+      <w:proofErr w:type="spellStart"/>
+      <w:proofErr w:type="gramEnd"/>
+      <w:r>
+        <w:rPr>
+          <w:rFonts w:cstheme="minorHAnsi"/>
+        </w:rPr>
+        <w:t>best_dir</w:t>
+      </w:r>
+      <w:proofErr w:type="spellEnd"/>
+      <w:r>
+        <w:rPr>
+          <w:rFonts w:cstheme="minorHAnsi"/>
+        </w:rPr>
+        <w:t xml:space="preserve"> / a) * </w:t>
+      </w:r>
+      <w:proofErr w:type="spellStart"/>
+      <w:r>
+        <w:rPr>
+          <w:rFonts w:cstheme="minorHAnsi"/>
+        </w:rPr>
+        <w:t>delta_f_probe</w:t>
+      </w:r>
+      <w:proofErr w:type="spellEnd"/>
+    </w:p>
+    <w:p>
+      <w:pPr>
+        <w:spacing w:after="0" w:line="240" w:lineRule="auto"/>
+        <w:rPr>
+          <w:rFonts w:cstheme="minorHAnsi"/>
+        </w:rPr>
+      </w:pPr>
+      <w:r>
+        <w:rPr>
+          <w:rFonts w:cstheme="minorHAnsi"/>
+        </w:rPr>
+        <w:t xml:space="preserve">            </w:t>
+      </w:r>
+      <w:proofErr w:type="spellStart"/>
+      <w:r>
+        <w:rPr>
+          <w:rFonts w:cstheme="minorHAnsi"/>
+        </w:rPr>
+        <w:t>x_new</w:t>
+      </w:r>
+      <w:proofErr w:type="spellEnd"/>
+      <w:r>
+        <w:rPr>
+          <w:rFonts w:cstheme="minorHAnsi"/>
+        </w:rPr>
+        <w:t xml:space="preserve"> = </w:t>
+      </w:r>
+      <w:proofErr w:type="spellStart"/>
+      <w:proofErr w:type="gramStart"/>
+      <w:r>
+        <w:rPr>
+          <w:rFonts w:cstheme="minorHAnsi"/>
+        </w:rPr>
+        <w:t>self.current</w:t>
+      </w:r>
+      <w:proofErr w:type="gramEnd"/>
+      <w:r>
+        <w:rPr>
+          <w:rFonts w:cstheme="minorHAnsi"/>
+        </w:rPr>
+        <w:t>_x</w:t>
+      </w:r>
+      <w:proofErr w:type="spellEnd"/>
+      <w:r>
+        <w:rPr>
+          <w:rFonts w:cstheme="minorHAnsi"/>
+        </w:rPr>
+        <w:t xml:space="preserve"> + </w:t>
+      </w:r>
+      <w:proofErr w:type="spellStart"/>
+      <w:r>
+        <w:rPr>
+          <w:rFonts w:cstheme="minorHAnsi"/>
+        </w:rPr>
+        <w:t>step_vec</w:t>
+      </w:r>
+      <w:proofErr w:type="spellEnd"/>
+    </w:p>
+    <w:p>
+      <w:pPr>
+        <w:spacing w:after="0" w:line="240" w:lineRule="auto"/>
+        <w:rPr>
+          <w:rFonts w:cstheme="minorHAnsi"/>
+        </w:rPr>
+      </w:pPr>
+    </w:p>
+    <w:p>
+      <w:pPr>
+        <w:spacing w:after="0" w:line="240" w:lineRule="auto"/>
+        <w:rPr>
+          <w:rFonts w:cstheme="minorHAnsi"/>
+        </w:rPr>
+      </w:pPr>
+      <w:r>
+        <w:rPr>
+          <w:rFonts w:cstheme="minorHAnsi"/>
+        </w:rPr>
+        <w:t xml:space="preserve">            </w:t>
+      </w:r>
+    </w:p>
+    <w:p>
+      <w:pPr>
+        <w:spacing w:after="0" w:line="240" w:lineRule="auto"/>
+        <w:rPr>
+          <w:rFonts w:cstheme="minorHAnsi"/>
+        </w:rPr>
+      </w:pPr>
+      <w:r>
+        <w:rPr>
+          <w:rFonts w:cstheme="minorHAnsi"/>
+        </w:rPr>
+        <w:t xml:space="preserve">            if not </w:t>
+      </w:r>
+      <w:proofErr w:type="spellStart"/>
+      <w:r>
+        <w:rPr>
+          <w:rFonts w:cstheme="minorHAnsi"/>
+        </w:rPr>
+        <w:t>self.in_boundaries</w:t>
+      </w:r>
+      <w:proofErr w:type="spellEnd"/>
+      <w:r>
+        <w:rPr>
+          <w:rFonts w:cstheme="minorHAnsi"/>
+        </w:rPr>
+        <w:t>(</w:t>
+      </w:r>
+      <w:proofErr w:type="spellStart"/>
+      <w:r>
+        <w:rPr>
+          <w:rFonts w:cstheme="minorHAnsi"/>
+        </w:rPr>
+        <w:t>x_new</w:t>
+      </w:r>
+      <w:proofErr w:type="spellEnd"/>
+      <w:r>
+        <w:rPr>
+          <w:rFonts w:cstheme="minorHAnsi"/>
+        </w:rPr>
+        <w:t>):</w:t>
+      </w:r>
+    </w:p>
+    <w:p>
+      <w:pPr>
+        <w:spacing w:after="0" w:line="240" w:lineRule="auto"/>
+        <w:rPr>
+          <w:rFonts w:cstheme="minorHAnsi"/>
+        </w:rPr>
+      </w:pPr>
+      <w:r>
+        <w:rPr>
+          <w:rFonts w:cstheme="minorHAnsi"/>
+        </w:rPr>
+        <w:t xml:space="preserve">                </w:t>
+      </w:r>
+      <w:proofErr w:type="gramStart"/>
+      <w:r>
+        <w:rPr>
+          <w:rFonts w:cstheme="minorHAnsi"/>
+        </w:rPr>
+        <w:t>print(</w:t>
+      </w:r>
+      <w:proofErr w:type="gramEnd"/>
+      <w:r>
+        <w:rPr>
+          <w:rFonts w:cstheme="minorHAnsi"/>
+        </w:rPr>
+        <w:t xml:space="preserve">"Warning: Working step out of bounds. Falling back to </w:t>
+      </w:r>
+      <w:proofErr w:type="spellStart"/>
+      <w:r>
+        <w:rPr>
+          <w:rFonts w:cstheme="minorHAnsi"/>
+        </w:rPr>
+        <w:t>best_probe</w:t>
+      </w:r>
+      <w:proofErr w:type="spellEnd"/>
+      <w:r>
+        <w:rPr>
+          <w:rFonts w:cstheme="minorHAnsi"/>
+        </w:rPr>
+        <w:t>.")</w:t>
+      </w:r>
+    </w:p>
+    <w:p>
+      <w:pPr>
+        <w:spacing w:after="0" w:line="240" w:lineRule="auto"/>
+        <w:rPr>
+          <w:rFonts w:cstheme="minorHAnsi"/>
+        </w:rPr>
+      </w:pPr>
+      <w:r>
+        <w:rPr>
+          <w:rFonts w:cstheme="minorHAnsi"/>
+        </w:rPr>
+        <w:t xml:space="preserve">                </w:t>
+      </w:r>
+      <w:proofErr w:type="spellStart"/>
+      <w:r>
+        <w:rPr>
+          <w:rFonts w:cstheme="minorHAnsi"/>
+        </w:rPr>
+        <w:t>x_new</w:t>
+      </w:r>
+      <w:proofErr w:type="spellEnd"/>
+      <w:r>
+        <w:rPr>
+          <w:rFonts w:cstheme="minorHAnsi"/>
+        </w:rPr>
+        <w:t xml:space="preserve"> = </w:t>
+      </w:r>
+      <w:proofErr w:type="spellStart"/>
+      <w:r>
+        <w:rPr>
+          <w:rFonts w:cstheme="minorHAnsi"/>
+        </w:rPr>
+        <w:t>best_probe</w:t>
+      </w:r>
+      <w:proofErr w:type="spellEnd"/>
     </w:p>
     <w:p>
       <w:pPr>
@@ -4815,7 +6904,21 @@
         <w:rPr>
           <w:rFonts w:cstheme="minorHAnsi"/>
         </w:rPr>
-        <w:t xml:space="preserve">                print("Status: Working step successful.")</w:t>
+        <w:t xml:space="preserve">                </w:t>
+      </w:r>
+      <w:proofErr w:type="gramStart"/>
+      <w:r>
+        <w:rPr>
+          <w:rFonts w:cstheme="minorHAnsi"/>
+        </w:rPr>
+        <w:t>print(</w:t>
+      </w:r>
+      <w:proofErr w:type="gramEnd"/>
+      <w:r>
+        <w:rPr>
+          <w:rFonts w:cstheme="minorHAnsi"/>
+        </w:rPr>
+        <w:t>"Status: Working step successful.")</w:t>
       </w:r>
     </w:p>
     <w:p>
@@ -4851,36 +6954,66 @@
         <w:rPr>
           <w:rFonts w:cstheme="minorHAnsi"/>
         </w:rPr>
-        <w:t xml:space="preserve">            actual_df = self.target_function(x_new) - f_current</w:t>
-      </w:r>
-    </w:p>
-    <w:p>
-      <w:pPr>
-        <w:spacing w:after="0" w:line="240" w:lineRule="auto"/>
-        <w:rPr>
-          <w:rFonts w:cstheme="minorHAnsi"/>
-        </w:rPr>
-      </w:pPr>
-      <w:r>
-        <w:rPr>
-          <w:rFonts w:cstheme="minorHAnsi"/>
-        </w:rPr>
-        <w:t xml:space="preserve">            delta_x = x_new - self.current_x</w:t>
-      </w:r>
-    </w:p>
-    <w:p>
-      <w:pPr>
-        <w:spacing w:after="0" w:line="240" w:lineRule="auto"/>
-        <w:rPr>
-          <w:rFonts w:cstheme="minorHAnsi"/>
-        </w:rPr>
-      </w:pPr>
-      <w:r>
-        <w:rPr>
-          <w:rFonts w:cstheme="minorHAnsi"/>
-        </w:rPr>
         <w:t xml:space="preserve">            </w:t>
       </w:r>
+      <w:proofErr w:type="spellStart"/>
+      <w:r>
+        <w:rPr>
+          <w:rFonts w:cstheme="minorHAnsi"/>
+        </w:rPr>
+        <w:t>actual_df</w:t>
+      </w:r>
+      <w:proofErr w:type="spellEnd"/>
+      <w:r>
+        <w:rPr>
+          <w:rFonts w:cstheme="minorHAnsi"/>
+        </w:rPr>
+        <w:t xml:space="preserve"> = </w:t>
+      </w:r>
+      <w:proofErr w:type="spellStart"/>
+      <w:proofErr w:type="gramStart"/>
+      <w:r>
+        <w:rPr>
+          <w:rFonts w:cstheme="minorHAnsi"/>
+        </w:rPr>
+        <w:t>self.target</w:t>
+      </w:r>
+      <w:proofErr w:type="gramEnd"/>
+      <w:r>
+        <w:rPr>
+          <w:rFonts w:cstheme="minorHAnsi"/>
+        </w:rPr>
+        <w:t>_function</w:t>
+      </w:r>
+      <w:proofErr w:type="spellEnd"/>
+      <w:r>
+        <w:rPr>
+          <w:rFonts w:cstheme="minorHAnsi"/>
+        </w:rPr>
+        <w:t>(</w:t>
+      </w:r>
+      <w:proofErr w:type="spellStart"/>
+      <w:r>
+        <w:rPr>
+          <w:rFonts w:cstheme="minorHAnsi"/>
+        </w:rPr>
+        <w:t>x_new</w:t>
+      </w:r>
+      <w:proofErr w:type="spellEnd"/>
+      <w:r>
+        <w:rPr>
+          <w:rFonts w:cstheme="minorHAnsi"/>
+        </w:rPr>
+        <w:t xml:space="preserve">) - </w:t>
+      </w:r>
+      <w:proofErr w:type="spellStart"/>
+      <w:r>
+        <w:rPr>
+          <w:rFonts w:cstheme="minorHAnsi"/>
+        </w:rPr>
+        <w:t>f_current</w:t>
+      </w:r>
+      <w:proofErr w:type="spellEnd"/>
     </w:p>
     <w:p>
       <w:pPr>
@@ -4895,20 +7028,50 @@
         </w:rPr>
         <w:t xml:space="preserve">            </w:t>
       </w:r>
-    </w:p>
-    <w:p>
-      <w:pPr>
-        <w:spacing w:after="0" w:line="240" w:lineRule="auto"/>
-        <w:rPr>
-          <w:rFonts w:cstheme="minorHAnsi"/>
-        </w:rPr>
-      </w:pPr>
-      <w:r>
-        <w:rPr>
-          <w:rFonts w:cstheme="minorHAnsi"/>
-        </w:rPr>
-        <w:t xml:space="preserve">            self.w = self.gamma3 * self.w - self.gamma4 * delta_x * actual_df</w:t>
-      </w:r>
+      <w:proofErr w:type="spellStart"/>
+      <w:r>
+        <w:rPr>
+          <w:rFonts w:cstheme="minorHAnsi"/>
+        </w:rPr>
+        <w:t>delta_x</w:t>
+      </w:r>
+      <w:proofErr w:type="spellEnd"/>
+      <w:r>
+        <w:rPr>
+          <w:rFonts w:cstheme="minorHAnsi"/>
+        </w:rPr>
+        <w:t xml:space="preserve"> = </w:t>
+      </w:r>
+      <w:proofErr w:type="spellStart"/>
+      <w:r>
+        <w:rPr>
+          <w:rFonts w:cstheme="minorHAnsi"/>
+        </w:rPr>
+        <w:t>x_new</w:t>
+      </w:r>
+      <w:proofErr w:type="spellEnd"/>
+      <w:r>
+        <w:rPr>
+          <w:rFonts w:cstheme="minorHAnsi"/>
+        </w:rPr>
+        <w:t xml:space="preserve"> - </w:t>
+      </w:r>
+      <w:proofErr w:type="spellStart"/>
+      <w:proofErr w:type="gramStart"/>
+      <w:r>
+        <w:rPr>
+          <w:rFonts w:cstheme="minorHAnsi"/>
+        </w:rPr>
+        <w:t>self.current</w:t>
+      </w:r>
+      <w:proofErr w:type="gramEnd"/>
+      <w:r>
+        <w:rPr>
+          <w:rFonts w:cstheme="minorHAnsi"/>
+        </w:rPr>
+        <w:t>_x</w:t>
+      </w:r>
+      <w:proofErr w:type="spellEnd"/>
     </w:p>
     <w:p>
       <w:pPr>
@@ -4935,34 +7098,6 @@
         <w:rPr>
           <w:rFonts w:cstheme="minorHAnsi"/>
         </w:rPr>
-        <w:t xml:space="preserve">            self.current_x = x_new</w:t>
-      </w:r>
-    </w:p>
-    <w:p>
-      <w:pPr>
-        <w:spacing w:after="0" w:line="240" w:lineRule="auto"/>
-        <w:rPr>
-          <w:rFonts w:cstheme="minorHAnsi"/>
-        </w:rPr>
-      </w:pPr>
-      <w:r>
-        <w:rPr>
-          <w:rFonts w:cstheme="minorHAnsi"/>
-        </w:rPr>
-        <w:t xml:space="preserve">            self.history.append(self.current_x.copy())</w:t>
-      </w:r>
-    </w:p>
-    <w:p>
-      <w:pPr>
-        <w:spacing w:after="0" w:line="240" w:lineRule="auto"/>
-        <w:rPr>
-          <w:rFonts w:cstheme="minorHAnsi"/>
-        </w:rPr>
-      </w:pPr>
-      <w:r>
-        <w:rPr>
-          <w:rFonts w:cstheme="minorHAnsi"/>
-        </w:rPr>
         <w:t xml:space="preserve">            </w:t>
       </w:r>
     </w:p>
@@ -4977,36 +7112,406 @@
         <w:rPr>
           <w:rFonts w:cstheme="minorHAnsi"/>
         </w:rPr>
-        <w:t xml:space="preserve">            print(f"New point x_k+1: {np.round(x_new, 4)}")</w:t>
-      </w:r>
-    </w:p>
-    <w:p>
-      <w:pPr>
-        <w:spacing w:after="0" w:line="240" w:lineRule="auto"/>
-        <w:rPr>
-          <w:rFonts w:cstheme="minorHAnsi"/>
-        </w:rPr>
-      </w:pPr>
-      <w:r>
-        <w:rPr>
-          <w:rFonts w:cstheme="minorHAnsi"/>
-        </w:rPr>
-        <w:t xml:space="preserve">            print(f"Actual f change: {actual_df:.6f}")</w:t>
-      </w:r>
-    </w:p>
-    <w:p>
-      <w:pPr>
-        <w:spacing w:after="0" w:line="240" w:lineRule="auto"/>
-        <w:rPr>
-          <w:rFonts w:cstheme="minorHAnsi"/>
-        </w:rPr>
-      </w:pPr>
-      <w:r>
-        <w:rPr>
-          <w:rFonts w:cstheme="minorHAnsi"/>
-        </w:rPr>
-        <w:t xml:space="preserve">            return x_new, probes, best_probe</w:t>
-      </w:r>
+        <w:t xml:space="preserve">            </w:t>
+      </w:r>
+      <w:proofErr w:type="spellStart"/>
+      <w:proofErr w:type="gramStart"/>
+      <w:r>
+        <w:rPr>
+          <w:rFonts w:cstheme="minorHAnsi"/>
+        </w:rPr>
+        <w:t>self.w</w:t>
+      </w:r>
+      <w:proofErr w:type="spellEnd"/>
+      <w:proofErr w:type="gramEnd"/>
+      <w:r>
+        <w:rPr>
+          <w:rFonts w:cstheme="minorHAnsi"/>
+        </w:rPr>
+        <w:t xml:space="preserve"> = </w:t>
+      </w:r>
+      <w:proofErr w:type="gramStart"/>
+      <w:r>
+        <w:rPr>
+          <w:rFonts w:cstheme="minorHAnsi"/>
+        </w:rPr>
+        <w:t>self.gamma</w:t>
+      </w:r>
+      <w:proofErr w:type="gramEnd"/>
+      <w:r>
+        <w:rPr>
+          <w:rFonts w:cstheme="minorHAnsi"/>
+        </w:rPr>
+        <w:t xml:space="preserve">3 * </w:t>
+      </w:r>
+      <w:proofErr w:type="spellStart"/>
+      <w:proofErr w:type="gramStart"/>
+      <w:r>
+        <w:rPr>
+          <w:rFonts w:cstheme="minorHAnsi"/>
+        </w:rPr>
+        <w:t>self.w</w:t>
+      </w:r>
+      <w:proofErr w:type="spellEnd"/>
+      <w:proofErr w:type="gramEnd"/>
+      <w:r>
+        <w:rPr>
+          <w:rFonts w:cstheme="minorHAnsi"/>
+        </w:rPr>
+        <w:t xml:space="preserve"> - </w:t>
+      </w:r>
+      <w:proofErr w:type="gramStart"/>
+      <w:r>
+        <w:rPr>
+          <w:rFonts w:cstheme="minorHAnsi"/>
+        </w:rPr>
+        <w:t>self.gamma</w:t>
+      </w:r>
+      <w:proofErr w:type="gramEnd"/>
+      <w:r>
+        <w:rPr>
+          <w:rFonts w:cstheme="minorHAnsi"/>
+        </w:rPr>
+        <w:t xml:space="preserve">4 * </w:t>
+      </w:r>
+      <w:proofErr w:type="spellStart"/>
+      <w:r>
+        <w:rPr>
+          <w:rFonts w:cstheme="minorHAnsi"/>
+        </w:rPr>
+        <w:t>delta_x</w:t>
+      </w:r>
+      <w:proofErr w:type="spellEnd"/>
+      <w:r>
+        <w:rPr>
+          <w:rFonts w:cstheme="minorHAnsi"/>
+        </w:rPr>
+        <w:t xml:space="preserve"> * actual_df</w:t>
+      </w:r>
+    </w:p>
+    <w:p>
+      <w:pPr>
+        <w:spacing w:after="0" w:line="240" w:lineRule="auto"/>
+        <w:rPr>
+          <w:rFonts w:cstheme="minorHAnsi"/>
+        </w:rPr>
+      </w:pPr>
+      <w:r>
+        <w:rPr>
+          <w:rFonts w:cstheme="minorHAnsi"/>
+        </w:rPr>
+        <w:t xml:space="preserve">            </w:t>
+      </w:r>
+    </w:p>
+    <w:p>
+      <w:pPr>
+        <w:spacing w:after="0" w:line="240" w:lineRule="auto"/>
+        <w:rPr>
+          <w:rFonts w:cstheme="minorHAnsi"/>
+        </w:rPr>
+      </w:pPr>
+      <w:r>
+        <w:rPr>
+          <w:rFonts w:cstheme="minorHAnsi"/>
+        </w:rPr>
+        <w:t xml:space="preserve">            </w:t>
+      </w:r>
+      <w:proofErr w:type="spellStart"/>
+      <w:proofErr w:type="gramStart"/>
+      <w:r>
+        <w:rPr>
+          <w:rFonts w:cstheme="minorHAnsi"/>
+        </w:rPr>
+        <w:t>self.current</w:t>
+      </w:r>
+      <w:proofErr w:type="gramEnd"/>
+      <w:r>
+        <w:rPr>
+          <w:rFonts w:cstheme="minorHAnsi"/>
+        </w:rPr>
+        <w:t>_x</w:t>
+      </w:r>
+      <w:proofErr w:type="spellEnd"/>
+      <w:r>
+        <w:rPr>
+          <w:rFonts w:cstheme="minorHAnsi"/>
+        </w:rPr>
+        <w:t xml:space="preserve"> = </w:t>
+      </w:r>
+      <w:proofErr w:type="spellStart"/>
+      <w:r>
+        <w:rPr>
+          <w:rFonts w:cstheme="minorHAnsi"/>
+        </w:rPr>
+        <w:t>x_new</w:t>
+      </w:r>
+      <w:proofErr w:type="spellEnd"/>
+    </w:p>
+    <w:p>
+      <w:pPr>
+        <w:spacing w:after="0" w:line="240" w:lineRule="auto"/>
+        <w:rPr>
+          <w:rFonts w:cstheme="minorHAnsi"/>
+        </w:rPr>
+      </w:pPr>
+      <w:r>
+        <w:rPr>
+          <w:rFonts w:cstheme="minorHAnsi"/>
+        </w:rPr>
+        <w:t xml:space="preserve">            </w:t>
+      </w:r>
+      <w:proofErr w:type="spellStart"/>
+      <w:proofErr w:type="gramStart"/>
+      <w:r>
+        <w:rPr>
+          <w:rFonts w:cstheme="minorHAnsi"/>
+        </w:rPr>
+        <w:t>self.history</w:t>
+      </w:r>
+      <w:proofErr w:type="gramEnd"/>
+      <w:r>
+        <w:rPr>
+          <w:rFonts w:cstheme="minorHAnsi"/>
+        </w:rPr>
+        <w:t>.append</w:t>
+      </w:r>
+      <w:proofErr w:type="spellEnd"/>
+      <w:r>
+        <w:rPr>
+          <w:rFonts w:cstheme="minorHAnsi"/>
+        </w:rPr>
+        <w:t>(</w:t>
+      </w:r>
+      <w:proofErr w:type="spellStart"/>
+      <w:proofErr w:type="gramStart"/>
+      <w:r>
+        <w:rPr>
+          <w:rFonts w:cstheme="minorHAnsi"/>
+        </w:rPr>
+        <w:t>self.current</w:t>
+      </w:r>
+      <w:proofErr w:type="gramEnd"/>
+      <w:r>
+        <w:rPr>
+          <w:rFonts w:cstheme="minorHAnsi"/>
+        </w:rPr>
+        <w:t>_</w:t>
+      </w:r>
+      <w:proofErr w:type="gramStart"/>
+      <w:r>
+        <w:rPr>
+          <w:rFonts w:cstheme="minorHAnsi"/>
+        </w:rPr>
+        <w:t>x.copy</w:t>
+      </w:r>
+      <w:proofErr w:type="spellEnd"/>
+      <w:proofErr w:type="gramEnd"/>
+      <w:r>
+        <w:rPr>
+          <w:rFonts w:cstheme="minorHAnsi"/>
+        </w:rPr>
+        <w:t>())</w:t>
+      </w:r>
+    </w:p>
+    <w:p>
+      <w:pPr>
+        <w:spacing w:after="0" w:line="240" w:lineRule="auto"/>
+        <w:rPr>
+          <w:rFonts w:cstheme="minorHAnsi"/>
+        </w:rPr>
+      </w:pPr>
+      <w:r>
+        <w:rPr>
+          <w:rFonts w:cstheme="minorHAnsi"/>
+        </w:rPr>
+        <w:t xml:space="preserve">            </w:t>
+      </w:r>
+    </w:p>
+    <w:p>
+      <w:pPr>
+        <w:spacing w:after="0" w:line="240" w:lineRule="auto"/>
+        <w:rPr>
+          <w:rFonts w:cstheme="minorHAnsi"/>
+        </w:rPr>
+      </w:pPr>
+      <w:r>
+        <w:rPr>
+          <w:rFonts w:cstheme="minorHAnsi"/>
+        </w:rPr>
+        <w:t xml:space="preserve">            </w:t>
+      </w:r>
+      <w:proofErr w:type="gramStart"/>
+      <w:r>
+        <w:rPr>
+          <w:rFonts w:cstheme="minorHAnsi"/>
+        </w:rPr>
+        <w:t>print(</w:t>
+      </w:r>
+      <w:proofErr w:type="spellStart"/>
+      <w:proofErr w:type="gramEnd"/>
+      <w:r>
+        <w:rPr>
+          <w:rFonts w:cstheme="minorHAnsi"/>
+        </w:rPr>
+        <w:t>f"New</w:t>
+      </w:r>
+      <w:proofErr w:type="spellEnd"/>
+      <w:r>
+        <w:rPr>
+          <w:rFonts w:cstheme="minorHAnsi"/>
+        </w:rPr>
+        <w:t xml:space="preserve"> point x_k+</w:t>
+      </w:r>
+      <w:proofErr w:type="gramStart"/>
+      <w:r>
+        <w:rPr>
+          <w:rFonts w:cstheme="minorHAnsi"/>
+        </w:rPr>
+        <w:t>1: {</w:t>
+      </w:r>
+      <w:proofErr w:type="spellStart"/>
+      <w:r>
+        <w:rPr>
+          <w:rFonts w:cstheme="minorHAnsi"/>
+        </w:rPr>
+        <w:t>np.round</w:t>
+      </w:r>
+      <w:proofErr w:type="spellEnd"/>
+      <w:proofErr w:type="gramEnd"/>
+      <w:r>
+        <w:rPr>
+          <w:rFonts w:cstheme="minorHAnsi"/>
+        </w:rPr>
+        <w:t>(</w:t>
+      </w:r>
+      <w:proofErr w:type="spellStart"/>
+      <w:r>
+        <w:rPr>
+          <w:rFonts w:cstheme="minorHAnsi"/>
+        </w:rPr>
+        <w:t>x_new</w:t>
+      </w:r>
+      <w:proofErr w:type="spellEnd"/>
+      <w:r>
+        <w:rPr>
+          <w:rFonts w:cstheme="minorHAnsi"/>
+        </w:rPr>
+        <w:t xml:space="preserve">, </w:t>
+      </w:r>
+      <w:proofErr w:type="gramStart"/>
+      <w:r>
+        <w:rPr>
+          <w:rFonts w:cstheme="minorHAnsi"/>
+        </w:rPr>
+        <w:t>4)}</w:t>
+      </w:r>
+      <w:proofErr w:type="gramEnd"/>
+      <w:r>
+        <w:rPr>
+          <w:rFonts w:cstheme="minorHAnsi"/>
+        </w:rPr>
+        <w:t>")</w:t>
+      </w:r>
+    </w:p>
+    <w:p>
+      <w:pPr>
+        <w:spacing w:after="0" w:line="240" w:lineRule="auto"/>
+        <w:rPr>
+          <w:rFonts w:cstheme="minorHAnsi"/>
+        </w:rPr>
+      </w:pPr>
+      <w:r>
+        <w:rPr>
+          <w:rFonts w:cstheme="minorHAnsi"/>
+        </w:rPr>
+        <w:t xml:space="preserve">            </w:t>
+      </w:r>
+      <w:proofErr w:type="gramStart"/>
+      <w:r>
+        <w:rPr>
+          <w:rFonts w:cstheme="minorHAnsi"/>
+        </w:rPr>
+        <w:t>print(</w:t>
+      </w:r>
+      <w:proofErr w:type="spellStart"/>
+      <w:proofErr w:type="gramEnd"/>
+      <w:r>
+        <w:rPr>
+          <w:rFonts w:cstheme="minorHAnsi"/>
+        </w:rPr>
+        <w:t>f"Actual</w:t>
+      </w:r>
+      <w:proofErr w:type="spellEnd"/>
+      <w:r>
+        <w:rPr>
+          <w:rFonts w:cstheme="minorHAnsi"/>
+        </w:rPr>
+        <w:t xml:space="preserve"> f </w:t>
+      </w:r>
+      <w:proofErr w:type="gramStart"/>
+      <w:r>
+        <w:rPr>
+          <w:rFonts w:cstheme="minorHAnsi"/>
+        </w:rPr>
+        <w:t>change: {</w:t>
+      </w:r>
+      <w:proofErr w:type="gramEnd"/>
+      <w:r>
+        <w:rPr>
+          <w:rFonts w:cstheme="minorHAnsi"/>
+        </w:rPr>
+        <w:t>actual_df:.6</w:t>
+      </w:r>
+      <w:proofErr w:type="gramStart"/>
+      <w:r>
+        <w:rPr>
+          <w:rFonts w:cstheme="minorHAnsi"/>
+        </w:rPr>
+        <w:t>f}"</w:t>
+      </w:r>
+      <w:proofErr w:type="gramEnd"/>
+      <w:r>
+        <w:rPr>
+          <w:rFonts w:cstheme="minorHAnsi"/>
+        </w:rPr>
+        <w:t>)</w:t>
+      </w:r>
+    </w:p>
+    <w:p>
+      <w:pPr>
+        <w:spacing w:after="0" w:line="240" w:lineRule="auto"/>
+        <w:rPr>
+          <w:rFonts w:cstheme="minorHAnsi"/>
+        </w:rPr>
+      </w:pPr>
+      <w:r>
+        <w:rPr>
+          <w:rFonts w:cstheme="minorHAnsi"/>
+        </w:rPr>
+        <w:t xml:space="preserve">            return </w:t>
+      </w:r>
+      <w:proofErr w:type="spellStart"/>
+      <w:r>
+        <w:rPr>
+          <w:rFonts w:cstheme="minorHAnsi"/>
+        </w:rPr>
+        <w:t>x_new</w:t>
+      </w:r>
+      <w:proofErr w:type="spellEnd"/>
+      <w:r>
+        <w:rPr>
+          <w:rFonts w:cstheme="minorHAnsi"/>
+        </w:rPr>
+        <w:t xml:space="preserve">, probes, </w:t>
+      </w:r>
+      <w:proofErr w:type="spellStart"/>
+      <w:r>
+        <w:rPr>
+          <w:rFonts w:cstheme="minorHAnsi"/>
+        </w:rPr>
+        <w:t>best_probe</w:t>
+      </w:r>
+      <w:proofErr w:type="spellEnd"/>
     </w:p>
     <w:p>
       <w:pPr>
@@ -5047,7 +7552,49 @@
         <w:rPr>
           <w:rFonts w:cstheme="minorHAnsi"/>
         </w:rPr>
-        <w:t xml:space="preserve">            print("Status: No improvement found (f_best &gt;= f_current).")</w:t>
+        <w:t xml:space="preserve">            </w:t>
+      </w:r>
+      <w:proofErr w:type="gramStart"/>
+      <w:r>
+        <w:rPr>
+          <w:rFonts w:cstheme="minorHAnsi"/>
+        </w:rPr>
+        <w:t>print(</w:t>
+      </w:r>
+      <w:proofErr w:type="gramEnd"/>
+      <w:r>
+        <w:rPr>
+          <w:rFonts w:cstheme="minorHAnsi"/>
+        </w:rPr>
+        <w:t>"Status: No improvement found (</w:t>
+      </w:r>
+      <w:proofErr w:type="spellStart"/>
+      <w:r>
+        <w:rPr>
+          <w:rFonts w:cstheme="minorHAnsi"/>
+        </w:rPr>
+        <w:t>f_best</w:t>
+      </w:r>
+      <w:proofErr w:type="spellEnd"/>
+      <w:r>
+        <w:rPr>
+          <w:rFonts w:cstheme="minorHAnsi"/>
+        </w:rPr>
+        <w:t xml:space="preserve"> &gt;= </w:t>
+      </w:r>
+      <w:proofErr w:type="spellStart"/>
+      <w:r>
+        <w:rPr>
+          <w:rFonts w:cstheme="minorHAnsi"/>
+        </w:rPr>
+        <w:t>f_current</w:t>
+      </w:r>
+      <w:proofErr w:type="spellEnd"/>
+      <w:r>
+        <w:rPr>
+          <w:rFonts w:cstheme="minorHAnsi"/>
+        </w:rPr>
+        <w:t>).")</w:t>
       </w:r>
     </w:p>
     <w:p>
@@ -5103,49 +7650,49 @@
         <w:rPr>
           <w:rFonts w:cstheme="minorHAnsi"/>
         </w:rPr>
-        <w:t xml:space="preserve">    def __init__(self, math_engine):</w:t>
-      </w:r>
-    </w:p>
-    <w:p>
-      <w:pPr>
-        <w:spacing w:after="0" w:line="240" w:lineRule="auto"/>
-        <w:rPr>
-          <w:rFonts w:cstheme="minorHAnsi"/>
-        </w:rPr>
-      </w:pPr>
-      <w:r>
-        <w:rPr>
-          <w:rFonts w:cstheme="minorHAnsi"/>
-        </w:rPr>
-        <w:t xml:space="preserve">        self.engine = math_engine</w:t>
-      </w:r>
-    </w:p>
-    <w:p>
-      <w:pPr>
-        <w:spacing w:after="0" w:line="240" w:lineRule="auto"/>
-        <w:rPr>
-          <w:rFonts w:cstheme="minorHAnsi"/>
-        </w:rPr>
-      </w:pPr>
-      <w:r>
-        <w:rPr>
-          <w:rFonts w:cstheme="minorHAnsi"/>
-        </w:rPr>
-        <w:t xml:space="preserve">        self.fig, self.ax = plt.subplots(figsize=(10, 8))</w:t>
-      </w:r>
-    </w:p>
-    <w:p>
-      <w:pPr>
-        <w:spacing w:after="0" w:line="240" w:lineRule="auto"/>
-        <w:rPr>
-          <w:rFonts w:cstheme="minorHAnsi"/>
-        </w:rPr>
-      </w:pPr>
-      <w:r>
-        <w:rPr>
-          <w:rFonts w:cstheme="minorHAnsi"/>
-        </w:rPr>
-        <w:t xml:space="preserve">        plt.subplots_adjust(bottom=0.2)</w:t>
+        <w:t xml:space="preserve">    def __</w:t>
+      </w:r>
+      <w:proofErr w:type="spellStart"/>
+      <w:r>
+        <w:rPr>
+          <w:rFonts w:cstheme="minorHAnsi"/>
+        </w:rPr>
+        <w:t>init</w:t>
+      </w:r>
+      <w:proofErr w:type="spellEnd"/>
+      <w:r>
+        <w:rPr>
+          <w:rFonts w:cstheme="minorHAnsi"/>
+        </w:rPr>
+        <w:t>_</w:t>
+      </w:r>
+      <w:proofErr w:type="gramStart"/>
+      <w:r>
+        <w:rPr>
+          <w:rFonts w:cstheme="minorHAnsi"/>
+        </w:rPr>
+        <w:t>_(</w:t>
+      </w:r>
+      <w:proofErr w:type="gramEnd"/>
+      <w:r>
+        <w:rPr>
+          <w:rFonts w:cstheme="minorHAnsi"/>
+        </w:rPr>
+        <w:t xml:space="preserve">self, </w:t>
+      </w:r>
+      <w:proofErr w:type="spellStart"/>
+      <w:r>
+        <w:rPr>
+          <w:rFonts w:cstheme="minorHAnsi"/>
+        </w:rPr>
+        <w:t>math_engine</w:t>
+      </w:r>
+      <w:proofErr w:type="spellEnd"/>
+      <w:r>
+        <w:rPr>
+          <w:rFonts w:cstheme="minorHAnsi"/>
+        </w:rPr>
+        <w:t>):</w:t>
       </w:r>
     </w:p>
     <w:p>
@@ -5161,34 +7708,30 @@
         </w:rPr>
         <w:t xml:space="preserve">        </w:t>
       </w:r>
-    </w:p>
-    <w:p>
-      <w:pPr>
-        <w:spacing w:after="0" w:line="240" w:lineRule="auto"/>
-        <w:rPr>
-          <w:rFonts w:cstheme="minorHAnsi"/>
-        </w:rPr>
-      </w:pPr>
-      <w:r>
-        <w:rPr>
-          <w:rFonts w:cstheme="minorHAnsi"/>
-        </w:rPr>
-        <w:t xml:space="preserve">        self.a_slider = Slider(plt.axes([0.15, 0.1, 0.25, 0.03]), 'Крок (a)', 0.01, 1.5, valinit=0.1)</w:t>
-      </w:r>
-    </w:p>
-    <w:p>
-      <w:pPr>
-        <w:spacing w:after="0" w:line="240" w:lineRule="auto"/>
-        <w:rPr>
-          <w:rFonts w:cstheme="minorHAnsi"/>
-        </w:rPr>
-      </w:pPr>
-      <w:r>
-        <w:rPr>
-          <w:rFonts w:cstheme="minorHAnsi"/>
-        </w:rPr>
-        <w:t xml:space="preserve">        self.m_slider = Slider(plt.axes([0.55, 0.1, 0.25, 0.03]), 'Проби (m)', 5, 50, valinit=15, valfmt='%0.0f')</w:t>
-      </w:r>
+      <w:proofErr w:type="spellStart"/>
+      <w:proofErr w:type="gramStart"/>
+      <w:r>
+        <w:rPr>
+          <w:rFonts w:cstheme="minorHAnsi"/>
+        </w:rPr>
+        <w:t>self.engine</w:t>
+      </w:r>
+      <w:proofErr w:type="spellEnd"/>
+      <w:proofErr w:type="gramEnd"/>
+      <w:r>
+        <w:rPr>
+          <w:rFonts w:cstheme="minorHAnsi"/>
+        </w:rPr>
+        <w:t xml:space="preserve"> = </w:t>
+      </w:r>
+      <w:proofErr w:type="spellStart"/>
+      <w:r>
+        <w:rPr>
+          <w:rFonts w:cstheme="minorHAnsi"/>
+        </w:rPr>
+        <w:t>math_engine</w:t>
+      </w:r>
+      <w:proofErr w:type="spellEnd"/>
     </w:p>
     <w:p>
       <w:pPr>
@@ -5203,33 +7746,57 @@
         </w:rPr>
         <w:t xml:space="preserve">        </w:t>
       </w:r>
-    </w:p>
-    <w:p>
-      <w:pPr>
-        <w:spacing w:after="0" w:line="240" w:lineRule="auto"/>
-        <w:rPr>
-          <w:rFonts w:cstheme="minorHAnsi"/>
-        </w:rPr>
-      </w:pPr>
-      <w:r>
-        <w:rPr>
-          <w:rFonts w:cstheme="minorHAnsi"/>
-        </w:rPr>
-        <w:t xml:space="preserve">        self.btn_next = Button(plt.axes([0.8, 0.025, 0.1, 0.04]), 'Next Step')</w:t>
-      </w:r>
-    </w:p>
-    <w:p>
-      <w:pPr>
-        <w:spacing w:after="0" w:line="240" w:lineRule="auto"/>
-        <w:rPr>
-          <w:rFonts w:cstheme="minorHAnsi"/>
-        </w:rPr>
-      </w:pPr>
-      <w:r>
-        <w:rPr>
-          <w:rFonts w:cstheme="minorHAnsi"/>
-        </w:rPr>
-        <w:t xml:space="preserve">        self.btn_next.on_clicked(self.update)</w:t>
+      <w:proofErr w:type="spellStart"/>
+      <w:r>
+        <w:rPr>
+          <w:rFonts w:cstheme="minorHAnsi"/>
+        </w:rPr>
+        <w:t>self.fig</w:t>
+      </w:r>
+      <w:proofErr w:type="spellEnd"/>
+      <w:r>
+        <w:rPr>
+          <w:rFonts w:cstheme="minorHAnsi"/>
+        </w:rPr>
+        <w:t xml:space="preserve">, self.ax = </w:t>
+      </w:r>
+      <w:proofErr w:type="spellStart"/>
+      <w:proofErr w:type="gramStart"/>
+      <w:r>
+        <w:rPr>
+          <w:rFonts w:cstheme="minorHAnsi"/>
+        </w:rPr>
+        <w:t>plt.subplots</w:t>
+      </w:r>
+      <w:proofErr w:type="spellEnd"/>
+      <w:proofErr w:type="gramEnd"/>
+      <w:r>
+        <w:rPr>
+          <w:rFonts w:cstheme="minorHAnsi"/>
+        </w:rPr>
+        <w:t>(</w:t>
+      </w:r>
+      <w:proofErr w:type="spellStart"/>
+      <w:r>
+        <w:rPr>
+          <w:rFonts w:cstheme="minorHAnsi"/>
+        </w:rPr>
+        <w:t>figsize</w:t>
+      </w:r>
+      <w:proofErr w:type="spellEnd"/>
+      <w:proofErr w:type="gramStart"/>
+      <w:r>
+        <w:rPr>
+          <w:rFonts w:cstheme="minorHAnsi"/>
+        </w:rPr>
+        <w:t>=(</w:t>
+      </w:r>
+      <w:proofErr w:type="gramEnd"/>
+      <w:r>
+        <w:rPr>
+          <w:rFonts w:cstheme="minorHAnsi"/>
+        </w:rPr>
+        <w:t>10, 8))</w:t>
       </w:r>
     </w:p>
     <w:p>
@@ -5245,47 +7812,537 @@
         </w:rPr>
         <w:t xml:space="preserve">        </w:t>
       </w:r>
-    </w:p>
-    <w:p>
-      <w:pPr>
-        <w:spacing w:after="0" w:line="240" w:lineRule="auto"/>
-        <w:rPr>
-          <w:rFonts w:cstheme="minorHAnsi"/>
-        </w:rPr>
-      </w:pPr>
-      <w:r>
-        <w:rPr>
-          <w:rFonts w:cstheme="minorHAnsi"/>
-        </w:rPr>
-        <w:t xml:space="preserve">        self.draw_base_map()</w:t>
-      </w:r>
-    </w:p>
-    <w:p>
-      <w:pPr>
-        <w:spacing w:after="0" w:line="240" w:lineRule="auto"/>
-        <w:rPr>
-          <w:rFonts w:cstheme="minorHAnsi"/>
-        </w:rPr>
-      </w:pPr>
-      <w:r>
-        <w:rPr>
-          <w:rFonts w:cstheme="minorHAnsi"/>
-        </w:rPr>
-        <w:t xml:space="preserve">        self.current_plot, = self.ax.plot([], [], 'ko-', label='Траєкторія')</w:t>
-      </w:r>
-    </w:p>
-    <w:p>
-      <w:pPr>
-        <w:spacing w:after="0" w:line="240" w:lineRule="auto"/>
-        <w:rPr>
-          <w:rFonts w:cstheme="minorHAnsi"/>
-        </w:rPr>
-      </w:pPr>
-      <w:r>
-        <w:rPr>
-          <w:rFonts w:cstheme="minorHAnsi"/>
-        </w:rPr>
-        <w:t xml:space="preserve">        self.probe_dots = self.ax.scatter([], [], c='blue', s=20, alpha=0.5, label='Проби')</w:t>
+      <w:proofErr w:type="spellStart"/>
+      <w:proofErr w:type="gramStart"/>
+      <w:r>
+        <w:rPr>
+          <w:rFonts w:cstheme="minorHAnsi"/>
+        </w:rPr>
+        <w:t>plt.subplots</w:t>
+      </w:r>
+      <w:proofErr w:type="gramEnd"/>
+      <w:r>
+        <w:rPr>
+          <w:rFonts w:cstheme="minorHAnsi"/>
+        </w:rPr>
+        <w:t>_adjust</w:t>
+      </w:r>
+      <w:proofErr w:type="spellEnd"/>
+      <w:r>
+        <w:rPr>
+          <w:rFonts w:cstheme="minorHAnsi"/>
+        </w:rPr>
+        <w:t>(bottom=0.2)</w:t>
+      </w:r>
+    </w:p>
+    <w:p>
+      <w:pPr>
+        <w:spacing w:after="0" w:line="240" w:lineRule="auto"/>
+        <w:rPr>
+          <w:rFonts w:cstheme="minorHAnsi"/>
+        </w:rPr>
+      </w:pPr>
+      <w:r>
+        <w:rPr>
+          <w:rFonts w:cstheme="minorHAnsi"/>
+        </w:rPr>
+        <w:t xml:space="preserve">        </w:t>
+      </w:r>
+    </w:p>
+    <w:p>
+      <w:pPr>
+        <w:spacing w:after="0" w:line="240" w:lineRule="auto"/>
+        <w:rPr>
+          <w:rFonts w:cstheme="minorHAnsi"/>
+        </w:rPr>
+      </w:pPr>
+      <w:r>
+        <w:rPr>
+          <w:rFonts w:cstheme="minorHAnsi"/>
+        </w:rPr>
+        <w:t xml:space="preserve">        </w:t>
+      </w:r>
+      <w:proofErr w:type="spellStart"/>
+      <w:proofErr w:type="gramStart"/>
+      <w:r>
+        <w:rPr>
+          <w:rFonts w:cstheme="minorHAnsi"/>
+        </w:rPr>
+        <w:t>self.a</w:t>
+      </w:r>
+      <w:proofErr w:type="gramEnd"/>
+      <w:r>
+        <w:rPr>
+          <w:rFonts w:cstheme="minorHAnsi"/>
+        </w:rPr>
+        <w:t>_slider</w:t>
+      </w:r>
+      <w:proofErr w:type="spellEnd"/>
+      <w:r>
+        <w:rPr>
+          <w:rFonts w:cstheme="minorHAnsi"/>
+        </w:rPr>
+        <w:t xml:space="preserve"> = </w:t>
+      </w:r>
+      <w:proofErr w:type="gramStart"/>
+      <w:r>
+        <w:rPr>
+          <w:rFonts w:cstheme="minorHAnsi"/>
+        </w:rPr>
+        <w:t>Slider(</w:t>
+      </w:r>
+      <w:proofErr w:type="spellStart"/>
+      <w:r>
+        <w:rPr>
+          <w:rFonts w:cstheme="minorHAnsi"/>
+        </w:rPr>
+        <w:t>plt.axes</w:t>
+      </w:r>
+      <w:proofErr w:type="spellEnd"/>
+      <w:proofErr w:type="gramEnd"/>
+      <w:r>
+        <w:rPr>
+          <w:rFonts w:cstheme="minorHAnsi"/>
+        </w:rPr>
+        <w:t>([0.15, 0.1, 0.25, 0.03]), '</w:t>
+      </w:r>
+      <w:proofErr w:type="spellStart"/>
+      <w:r>
+        <w:rPr>
+          <w:rFonts w:cstheme="minorHAnsi"/>
+        </w:rPr>
+        <w:t>Крок</w:t>
+      </w:r>
+      <w:proofErr w:type="spellEnd"/>
+      <w:r>
+        <w:rPr>
+          <w:rFonts w:cstheme="minorHAnsi"/>
+        </w:rPr>
+        <w:t xml:space="preserve"> (a)', 0.01, 1.5, </w:t>
+      </w:r>
+      <w:proofErr w:type="spellStart"/>
+      <w:r>
+        <w:rPr>
+          <w:rFonts w:cstheme="minorHAnsi"/>
+        </w:rPr>
+        <w:t>valinit</w:t>
+      </w:r>
+      <w:proofErr w:type="spellEnd"/>
+      <w:r>
+        <w:rPr>
+          <w:rFonts w:cstheme="minorHAnsi"/>
+        </w:rPr>
+        <w:t>=0.1)</w:t>
+      </w:r>
+    </w:p>
+    <w:p>
+      <w:pPr>
+        <w:spacing w:after="0" w:line="240" w:lineRule="auto"/>
+        <w:rPr>
+          <w:rFonts w:cstheme="minorHAnsi"/>
+        </w:rPr>
+      </w:pPr>
+      <w:r>
+        <w:rPr>
+          <w:rFonts w:cstheme="minorHAnsi"/>
+        </w:rPr>
+        <w:t xml:space="preserve">        </w:t>
+      </w:r>
+      <w:proofErr w:type="spellStart"/>
+      <w:r>
+        <w:rPr>
+          <w:rFonts w:cstheme="minorHAnsi"/>
+        </w:rPr>
+        <w:t>self.m_slider</w:t>
+      </w:r>
+      <w:proofErr w:type="spellEnd"/>
+      <w:r>
+        <w:rPr>
+          <w:rFonts w:cstheme="minorHAnsi"/>
+        </w:rPr>
+        <w:t xml:space="preserve"> = </w:t>
+      </w:r>
+      <w:proofErr w:type="gramStart"/>
+      <w:r>
+        <w:rPr>
+          <w:rFonts w:cstheme="minorHAnsi"/>
+        </w:rPr>
+        <w:t>Slider(</w:t>
+      </w:r>
+      <w:proofErr w:type="spellStart"/>
+      <w:r>
+        <w:rPr>
+          <w:rFonts w:cstheme="minorHAnsi"/>
+        </w:rPr>
+        <w:t>plt.axes</w:t>
+      </w:r>
+      <w:proofErr w:type="spellEnd"/>
+      <w:proofErr w:type="gramEnd"/>
+      <w:r>
+        <w:rPr>
+          <w:rFonts w:cstheme="minorHAnsi"/>
+        </w:rPr>
+        <w:t>([0.55, 0.1, 0.25, 0.03]), '</w:t>
+      </w:r>
+      <w:proofErr w:type="spellStart"/>
+      <w:r>
+        <w:rPr>
+          <w:rFonts w:cstheme="minorHAnsi"/>
+        </w:rPr>
+        <w:t>Проби</w:t>
+      </w:r>
+      <w:proofErr w:type="spellEnd"/>
+      <w:r>
+        <w:rPr>
+          <w:rFonts w:cstheme="minorHAnsi"/>
+        </w:rPr>
+        <w:t xml:space="preserve"> (m)', 5, 50, </w:t>
+      </w:r>
+      <w:proofErr w:type="spellStart"/>
+      <w:r>
+        <w:rPr>
+          <w:rFonts w:cstheme="minorHAnsi"/>
+        </w:rPr>
+        <w:t>valinit</w:t>
+      </w:r>
+      <w:proofErr w:type="spellEnd"/>
+      <w:r>
+        <w:rPr>
+          <w:rFonts w:cstheme="minorHAnsi"/>
+        </w:rPr>
+        <w:t xml:space="preserve">=15, </w:t>
+      </w:r>
+      <w:proofErr w:type="spellStart"/>
+      <w:r>
+        <w:rPr>
+          <w:rFonts w:cstheme="minorHAnsi"/>
+        </w:rPr>
+        <w:t>valfmt</w:t>
+      </w:r>
+      <w:proofErr w:type="spellEnd"/>
+      <w:r>
+        <w:rPr>
+          <w:rFonts w:cstheme="minorHAnsi"/>
+        </w:rPr>
+        <w:t>='%0.0f')</w:t>
+      </w:r>
+    </w:p>
+    <w:p>
+      <w:pPr>
+        <w:spacing w:after="0" w:line="240" w:lineRule="auto"/>
+        <w:rPr>
+          <w:rFonts w:cstheme="minorHAnsi"/>
+        </w:rPr>
+      </w:pPr>
+      <w:r>
+        <w:rPr>
+          <w:rFonts w:cstheme="minorHAnsi"/>
+        </w:rPr>
+        <w:t xml:space="preserve">        </w:t>
+      </w:r>
+    </w:p>
+    <w:p>
+      <w:pPr>
+        <w:spacing w:after="0" w:line="240" w:lineRule="auto"/>
+        <w:rPr>
+          <w:rFonts w:cstheme="minorHAnsi"/>
+        </w:rPr>
+      </w:pPr>
+      <w:r>
+        <w:rPr>
+          <w:rFonts w:cstheme="minorHAnsi"/>
+        </w:rPr>
+        <w:t xml:space="preserve">        </w:t>
+      </w:r>
+      <w:proofErr w:type="spellStart"/>
+      <w:r>
+        <w:rPr>
+          <w:rFonts w:cstheme="minorHAnsi"/>
+        </w:rPr>
+        <w:t>self.btn_next</w:t>
+      </w:r>
+      <w:proofErr w:type="spellEnd"/>
+      <w:r>
+        <w:rPr>
+          <w:rFonts w:cstheme="minorHAnsi"/>
+        </w:rPr>
+        <w:t xml:space="preserve"> = </w:t>
+      </w:r>
+      <w:proofErr w:type="gramStart"/>
+      <w:r>
+        <w:rPr>
+          <w:rFonts w:cstheme="minorHAnsi"/>
+        </w:rPr>
+        <w:t>Button(</w:t>
+      </w:r>
+      <w:proofErr w:type="spellStart"/>
+      <w:r>
+        <w:rPr>
+          <w:rFonts w:cstheme="minorHAnsi"/>
+        </w:rPr>
+        <w:t>plt.axes</w:t>
+      </w:r>
+      <w:proofErr w:type="spellEnd"/>
+      <w:proofErr w:type="gramEnd"/>
+      <w:r>
+        <w:rPr>
+          <w:rFonts w:cstheme="minorHAnsi"/>
+        </w:rPr>
+        <w:t>([0.8, 0.025, 0.1, 0.04]), 'Next Step')</w:t>
+      </w:r>
+    </w:p>
+    <w:p>
+      <w:pPr>
+        <w:spacing w:after="0" w:line="240" w:lineRule="auto"/>
+        <w:rPr>
+          <w:rFonts w:cstheme="minorHAnsi"/>
+        </w:rPr>
+      </w:pPr>
+      <w:r>
+        <w:rPr>
+          <w:rFonts w:cstheme="minorHAnsi"/>
+        </w:rPr>
+        <w:t xml:space="preserve">        </w:t>
+      </w:r>
+      <w:proofErr w:type="spellStart"/>
+      <w:r>
+        <w:rPr>
+          <w:rFonts w:cstheme="minorHAnsi"/>
+        </w:rPr>
+        <w:t>self.btn_</w:t>
+      </w:r>
+      <w:proofErr w:type="gramStart"/>
+      <w:r>
+        <w:rPr>
+          <w:rFonts w:cstheme="minorHAnsi"/>
+        </w:rPr>
+        <w:t>next.on</w:t>
+      </w:r>
+      <w:proofErr w:type="gramEnd"/>
+      <w:r>
+        <w:rPr>
+          <w:rFonts w:cstheme="minorHAnsi"/>
+        </w:rPr>
+        <w:t>_clicked</w:t>
+      </w:r>
+      <w:proofErr w:type="spellEnd"/>
+      <w:r>
+        <w:rPr>
+          <w:rFonts w:cstheme="minorHAnsi"/>
+        </w:rPr>
+        <w:t>(</w:t>
+      </w:r>
+      <w:proofErr w:type="spellStart"/>
+      <w:proofErr w:type="gramStart"/>
+      <w:r>
+        <w:rPr>
+          <w:rFonts w:cstheme="minorHAnsi"/>
+        </w:rPr>
+        <w:t>self.update</w:t>
+      </w:r>
+      <w:proofErr w:type="spellEnd"/>
+      <w:proofErr w:type="gramEnd"/>
+      <w:r>
+        <w:rPr>
+          <w:rFonts w:cstheme="minorHAnsi"/>
+        </w:rPr>
+        <w:t>)</w:t>
+      </w:r>
+    </w:p>
+    <w:p>
+      <w:pPr>
+        <w:spacing w:after="0" w:line="240" w:lineRule="auto"/>
+        <w:rPr>
+          <w:rFonts w:cstheme="minorHAnsi"/>
+        </w:rPr>
+      </w:pPr>
+      <w:r>
+        <w:rPr>
+          <w:rFonts w:cstheme="minorHAnsi"/>
+        </w:rPr>
+        <w:t xml:space="preserve">        </w:t>
+      </w:r>
+    </w:p>
+    <w:p>
+      <w:pPr>
+        <w:spacing w:after="0" w:line="240" w:lineRule="auto"/>
+        <w:rPr>
+          <w:rFonts w:cstheme="minorHAnsi"/>
+        </w:rPr>
+      </w:pPr>
+      <w:r>
+        <w:rPr>
+          <w:rFonts w:cstheme="minorHAnsi"/>
+        </w:rPr>
+        <w:t xml:space="preserve">        </w:t>
+      </w:r>
+      <w:proofErr w:type="spellStart"/>
+      <w:proofErr w:type="gramStart"/>
+      <w:r>
+        <w:rPr>
+          <w:rFonts w:cstheme="minorHAnsi"/>
+        </w:rPr>
+        <w:t>self.draw</w:t>
+      </w:r>
+      <w:proofErr w:type="gramEnd"/>
+      <w:r>
+        <w:rPr>
+          <w:rFonts w:cstheme="minorHAnsi"/>
+        </w:rPr>
+        <w:t>_base_</w:t>
+      </w:r>
+      <w:proofErr w:type="gramStart"/>
+      <w:r>
+        <w:rPr>
+          <w:rFonts w:cstheme="minorHAnsi"/>
+        </w:rPr>
+        <w:t>map</w:t>
+      </w:r>
+      <w:proofErr w:type="spellEnd"/>
+      <w:r>
+        <w:rPr>
+          <w:rFonts w:cstheme="minorHAnsi"/>
+        </w:rPr>
+        <w:t>(</w:t>
+      </w:r>
+      <w:proofErr w:type="gramEnd"/>
+      <w:r>
+        <w:rPr>
+          <w:rFonts w:cstheme="minorHAnsi"/>
+        </w:rPr>
+        <w:t>)</w:t>
+      </w:r>
+    </w:p>
+    <w:p>
+      <w:pPr>
+        <w:spacing w:after="0" w:line="240" w:lineRule="auto"/>
+        <w:rPr>
+          <w:rFonts w:cstheme="minorHAnsi"/>
+        </w:rPr>
+      </w:pPr>
+      <w:r>
+        <w:rPr>
+          <w:rFonts w:cstheme="minorHAnsi"/>
+        </w:rPr>
+        <w:t xml:space="preserve">        </w:t>
+      </w:r>
+      <w:proofErr w:type="spellStart"/>
+      <w:proofErr w:type="gramStart"/>
+      <w:r>
+        <w:rPr>
+          <w:rFonts w:cstheme="minorHAnsi"/>
+        </w:rPr>
+        <w:t>self.current</w:t>
+      </w:r>
+      <w:proofErr w:type="gramEnd"/>
+      <w:r>
+        <w:rPr>
+          <w:rFonts w:cstheme="minorHAnsi"/>
+        </w:rPr>
+        <w:t>_plot</w:t>
+      </w:r>
+      <w:proofErr w:type="spellEnd"/>
+      <w:r>
+        <w:rPr>
+          <w:rFonts w:cstheme="minorHAnsi"/>
+        </w:rPr>
+        <w:t xml:space="preserve">, = </w:t>
+      </w:r>
+      <w:proofErr w:type="spellStart"/>
+      <w:proofErr w:type="gramStart"/>
+      <w:r>
+        <w:rPr>
+          <w:rFonts w:cstheme="minorHAnsi"/>
+        </w:rPr>
+        <w:t>self.ax.plot</w:t>
+      </w:r>
+      <w:proofErr w:type="spellEnd"/>
+      <w:proofErr w:type="gramEnd"/>
+      <w:r>
+        <w:rPr>
+          <w:rFonts w:cstheme="minorHAnsi"/>
+        </w:rPr>
+        <w:t>([], [], 'ko-', label='</w:t>
+      </w:r>
+      <w:proofErr w:type="spellStart"/>
+      <w:r>
+        <w:rPr>
+          <w:rFonts w:cstheme="minorHAnsi"/>
+        </w:rPr>
+        <w:t>Траєкторія</w:t>
+      </w:r>
+      <w:proofErr w:type="spellEnd"/>
+      <w:r>
+        <w:rPr>
+          <w:rFonts w:cstheme="minorHAnsi"/>
+        </w:rPr>
+        <w:t>')</w:t>
+      </w:r>
+    </w:p>
+    <w:p>
+      <w:pPr>
+        <w:spacing w:after="0" w:line="240" w:lineRule="auto"/>
+        <w:rPr>
+          <w:rFonts w:cstheme="minorHAnsi"/>
+        </w:rPr>
+      </w:pPr>
+      <w:r>
+        <w:rPr>
+          <w:rFonts w:cstheme="minorHAnsi"/>
+        </w:rPr>
+        <w:t xml:space="preserve">        </w:t>
+      </w:r>
+      <w:proofErr w:type="spellStart"/>
+      <w:proofErr w:type="gramStart"/>
+      <w:r>
+        <w:rPr>
+          <w:rFonts w:cstheme="minorHAnsi"/>
+        </w:rPr>
+        <w:t>self.probe</w:t>
+      </w:r>
+      <w:proofErr w:type="gramEnd"/>
+      <w:r>
+        <w:rPr>
+          <w:rFonts w:cstheme="minorHAnsi"/>
+        </w:rPr>
+        <w:t>_dots</w:t>
+      </w:r>
+      <w:proofErr w:type="spellEnd"/>
+      <w:r>
+        <w:rPr>
+          <w:rFonts w:cstheme="minorHAnsi"/>
+        </w:rPr>
+        <w:t xml:space="preserve"> = </w:t>
+      </w:r>
+      <w:proofErr w:type="spellStart"/>
+      <w:proofErr w:type="gramStart"/>
+      <w:r>
+        <w:rPr>
+          <w:rFonts w:cstheme="minorHAnsi"/>
+        </w:rPr>
+        <w:t>self.ax.scatter</w:t>
+      </w:r>
+      <w:proofErr w:type="spellEnd"/>
+      <w:proofErr w:type="gramEnd"/>
+      <w:r>
+        <w:rPr>
+          <w:rFonts w:cstheme="minorHAnsi"/>
+        </w:rPr>
+        <w:t>([], [], c='blue', s=20, alpha=0.5, label='</w:t>
+      </w:r>
+      <w:proofErr w:type="spellStart"/>
+      <w:r>
+        <w:rPr>
+          <w:rFonts w:cstheme="minorHAnsi"/>
+        </w:rPr>
+        <w:t>Проби</w:t>
+      </w:r>
+      <w:proofErr w:type="spellEnd"/>
+      <w:r>
+        <w:rPr>
+          <w:rFonts w:cstheme="minorHAnsi"/>
+        </w:rPr>
+        <w:t>')</w:t>
       </w:r>
     </w:p>
     <w:p>
@@ -5300,127 +8357,75 @@
           <w:rFonts w:cstheme="minorHAnsi"/>
         </w:rPr>
         <w:lastRenderedPageBreak/>
-        <w:t xml:space="preserve">        self.circle = plt.Circle((0, 0), 0, color='green', fill=False, linestyle='--', alpha=0.3)</w:t>
-      </w:r>
-    </w:p>
-    <w:p>
-      <w:pPr>
-        <w:spacing w:after="0" w:line="240" w:lineRule="auto"/>
-        <w:rPr>
-          <w:rFonts w:cstheme="minorHAnsi"/>
-        </w:rPr>
-      </w:pPr>
-      <w:r>
-        <w:rPr>
-          <w:rFonts w:cstheme="minorHAnsi"/>
-        </w:rPr>
-        <w:t xml:space="preserve">        self.ax.add_artist(self.circle)</w:t>
-      </w:r>
-    </w:p>
-    <w:p>
-      <w:pPr>
-        <w:spacing w:after="0" w:line="240" w:lineRule="auto"/>
-        <w:rPr>
-          <w:rFonts w:cstheme="minorHAnsi"/>
-        </w:rPr>
-      </w:pPr>
-      <w:r>
-        <w:rPr>
-          <w:rFonts w:cstheme="minorHAnsi"/>
-        </w:rPr>
         <w:t xml:space="preserve">        </w:t>
       </w:r>
-    </w:p>
-    <w:p>
-      <w:pPr>
-        <w:spacing w:after="0" w:line="240" w:lineRule="auto"/>
-        <w:rPr>
-          <w:rFonts w:cstheme="minorHAnsi"/>
-        </w:rPr>
-      </w:pPr>
-      <w:r>
-        <w:rPr>
-          <w:rFonts w:cstheme="minorHAnsi"/>
-        </w:rPr>
-        <w:t xml:space="preserve">        self.status_text = self.ax.text(-0.8, 3.2, '', fontsize=9, verticalalignment='top', </w:t>
-      </w:r>
-    </w:p>
-    <w:p>
-      <w:pPr>
-        <w:spacing w:after="0" w:line="240" w:lineRule="auto"/>
-        <w:rPr>
-          <w:rFonts w:cstheme="minorHAnsi"/>
-        </w:rPr>
-      </w:pPr>
-      <w:r>
-        <w:rPr>
-          <w:rFonts w:cstheme="minorHAnsi"/>
-        </w:rPr>
-        <w:t xml:space="preserve">                                        bbox=dict(boxstyle='round', facecolor='white', alpha=0.8))</w:t>
-      </w:r>
-    </w:p>
-    <w:p>
-      <w:pPr>
-        <w:spacing w:after="0" w:line="240" w:lineRule="auto"/>
-        <w:rPr>
-          <w:rFonts w:cstheme="minorHAnsi"/>
-        </w:rPr>
-      </w:pPr>
-    </w:p>
-    <w:p>
-      <w:pPr>
-        <w:spacing w:after="0" w:line="240" w:lineRule="auto"/>
-        <w:rPr>
-          <w:rFonts w:cstheme="minorHAnsi"/>
-        </w:rPr>
-      </w:pPr>
-      <w:r>
-        <w:rPr>
-          <w:rFonts w:cstheme="minorHAnsi"/>
-        </w:rPr>
-        <w:t xml:space="preserve">    def draw_base_map(self):</w:t>
-      </w:r>
-    </w:p>
-    <w:p>
-      <w:pPr>
-        <w:spacing w:after="0" w:line="240" w:lineRule="auto"/>
-        <w:rPr>
-          <w:rFonts w:cstheme="minorHAnsi"/>
-        </w:rPr>
-      </w:pPr>
-      <w:r>
-        <w:rPr>
-          <w:rFonts w:cstheme="minorHAnsi"/>
-        </w:rPr>
-        <w:t xml:space="preserve">        x1, x2 = np.meshgrid(np.linspace(-1, 3.5, 100), np.linspace(-1, 3.5, 100))</w:t>
-      </w:r>
-    </w:p>
-    <w:p>
-      <w:pPr>
-        <w:spacing w:after="0" w:line="240" w:lineRule="auto"/>
-        <w:rPr>
-          <w:rFonts w:cstheme="minorHAnsi"/>
-        </w:rPr>
-      </w:pPr>
-      <w:r>
-        <w:rPr>
-          <w:rFonts w:cstheme="minorHAnsi"/>
-        </w:rPr>
-        <w:t xml:space="preserve">        z = -x1 - 2*x2 + x2**2</w:t>
-      </w:r>
-    </w:p>
-    <w:p>
-      <w:pPr>
-        <w:spacing w:after="0" w:line="240" w:lineRule="auto"/>
-        <w:rPr>
-          <w:rFonts w:cstheme="minorHAnsi"/>
-        </w:rPr>
-      </w:pPr>
-      <w:r>
-        <w:rPr>
-          <w:rFonts w:cstheme="minorHAnsi"/>
-        </w:rPr>
-        <w:t xml:space="preserve">        self.ax.contour(x1, x2, z, levels=25, cmap='viridis', alpha=0.4)</w:t>
+      <w:proofErr w:type="spellStart"/>
+      <w:proofErr w:type="gramStart"/>
+      <w:r>
+        <w:rPr>
+          <w:rFonts w:cstheme="minorHAnsi"/>
+        </w:rPr>
+        <w:t>self.circle</w:t>
+      </w:r>
+      <w:proofErr w:type="spellEnd"/>
+      <w:proofErr w:type="gramEnd"/>
+      <w:r>
+        <w:rPr>
+          <w:rFonts w:cstheme="minorHAnsi"/>
+        </w:rPr>
+        <w:t xml:space="preserve"> = </w:t>
+      </w:r>
+      <w:proofErr w:type="spellStart"/>
+      <w:proofErr w:type="gramStart"/>
+      <w:r>
+        <w:rPr>
+          <w:rFonts w:cstheme="minorHAnsi"/>
+        </w:rPr>
+        <w:t>plt.Circle</w:t>
+      </w:r>
+      <w:proofErr w:type="spellEnd"/>
+      <w:proofErr w:type="gramEnd"/>
+      <w:r>
+        <w:rPr>
+          <w:rFonts w:cstheme="minorHAnsi"/>
+        </w:rPr>
+        <w:t xml:space="preserve">((0, </w:t>
+      </w:r>
+      <w:proofErr w:type="gramStart"/>
+      <w:r>
+        <w:rPr>
+          <w:rFonts w:cstheme="minorHAnsi"/>
+        </w:rPr>
+        <w:t>0),</w:t>
+      </w:r>
+      <w:proofErr w:type="gramEnd"/>
+      <w:r>
+        <w:rPr>
+          <w:rFonts w:cstheme="minorHAnsi"/>
+        </w:rPr>
+        <w:t xml:space="preserve"> 0, color='green', fill=False, </w:t>
+      </w:r>
+      <w:proofErr w:type="spellStart"/>
+      <w:r>
+        <w:rPr>
+          <w:rFonts w:cstheme="minorHAnsi"/>
+        </w:rPr>
+        <w:t>linestyle</w:t>
+      </w:r>
+      <w:proofErr w:type="spellEnd"/>
+      <w:proofErr w:type="gramStart"/>
+      <w:r>
+        <w:rPr>
+          <w:rFonts w:cstheme="minorHAnsi"/>
+        </w:rPr>
+        <w:t>='-</w:t>
+      </w:r>
+      <w:proofErr w:type="gramEnd"/>
+      <w:r>
+        <w:rPr>
+          <w:rFonts w:cstheme="minorHAnsi"/>
+        </w:rPr>
+        <w:t>-', alpha=0.3)</w:t>
       </w:r>
     </w:p>
     <w:p>
@@ -5436,47 +8441,35 @@
         </w:rPr>
         <w:t xml:space="preserve">        </w:t>
       </w:r>
-    </w:p>
-    <w:p>
-      <w:pPr>
-        <w:spacing w:after="0" w:line="240" w:lineRule="auto"/>
-        <w:rPr>
-          <w:rFonts w:cstheme="minorHAnsi"/>
-        </w:rPr>
-      </w:pPr>
-      <w:r>
-        <w:rPr>
-          <w:rFonts w:cstheme="minorHAnsi"/>
-        </w:rPr>
-        <w:t xml:space="preserve">        pts = np.array([[0,0], [2,0], [1, 1.5], [0, 2]])</w:t>
-      </w:r>
-    </w:p>
-    <w:p>
-      <w:pPr>
-        <w:spacing w:after="0" w:line="240" w:lineRule="auto"/>
-        <w:rPr>
-          <w:rFonts w:cstheme="minorHAnsi"/>
-        </w:rPr>
-      </w:pPr>
-      <w:r>
-        <w:rPr>
-          <w:rFonts w:cstheme="minorHAnsi"/>
-        </w:rPr>
-        <w:t xml:space="preserve">        polygon = plt.Polygon(pts, closed=True, color='gray', alpha=0.2, label='Допустима область')</w:t>
-      </w:r>
-    </w:p>
-    <w:p>
-      <w:pPr>
-        <w:spacing w:after="0" w:line="240" w:lineRule="auto"/>
-        <w:rPr>
-          <w:rFonts w:cstheme="minorHAnsi"/>
-        </w:rPr>
-      </w:pPr>
-      <w:r>
-        <w:rPr>
-          <w:rFonts w:cstheme="minorHAnsi"/>
-        </w:rPr>
-        <w:t xml:space="preserve">        self.ax.add_patch(polygon)</w:t>
+      <w:proofErr w:type="spellStart"/>
+      <w:r>
+        <w:rPr>
+          <w:rFonts w:cstheme="minorHAnsi"/>
+        </w:rPr>
+        <w:t>self.ax.add_artist</w:t>
+      </w:r>
+      <w:proofErr w:type="spellEnd"/>
+      <w:r>
+        <w:rPr>
+          <w:rFonts w:cstheme="minorHAnsi"/>
+        </w:rPr>
+        <w:t>(</w:t>
+      </w:r>
+      <w:proofErr w:type="spellStart"/>
+      <w:proofErr w:type="gramStart"/>
+      <w:r>
+        <w:rPr>
+          <w:rFonts w:cstheme="minorHAnsi"/>
+        </w:rPr>
+        <w:t>self.circle</w:t>
+      </w:r>
+      <w:proofErr w:type="spellEnd"/>
+      <w:proofErr w:type="gramEnd"/>
+      <w:r>
+        <w:rPr>
+          <w:rFonts w:cstheme="minorHAnsi"/>
+        </w:rPr>
+        <w:t>)</w:t>
       </w:r>
     </w:p>
     <w:p>
@@ -5504,128 +8497,264 @@
         <w:rPr>
           <w:rFonts w:cstheme="minorHAnsi"/>
         </w:rPr>
-        <w:t xml:space="preserve">        self.ax.set_xlim(-1, 3.5); self.ax.set_ylim(-1, 3.5)</w:t>
-      </w:r>
-    </w:p>
-    <w:p>
-      <w:pPr>
-        <w:spacing w:after="0" w:line="240" w:lineRule="auto"/>
-        <w:rPr>
-          <w:rFonts w:cstheme="minorHAnsi"/>
-        </w:rPr>
-      </w:pPr>
-      <w:r>
-        <w:rPr>
-          <w:rFonts w:cstheme="minorHAnsi"/>
-        </w:rPr>
-        <w:t xml:space="preserve">        self.ax.set_xlabel('x1'); self.ax.set_ylabel('x2')</w:t>
-      </w:r>
-    </w:p>
-    <w:p>
-      <w:pPr>
-        <w:spacing w:after="0" w:line="240" w:lineRule="auto"/>
-        <w:rPr>
-          <w:rFonts w:cstheme="minorHAnsi"/>
-        </w:rPr>
-      </w:pPr>
-      <w:r>
-        <w:rPr>
-          <w:rFonts w:cstheme="minorHAnsi"/>
-        </w:rPr>
-        <w:t xml:space="preserve">        self.ax.legend(loc='upper right')</w:t>
-      </w:r>
-    </w:p>
-    <w:p>
-      <w:pPr>
-        <w:spacing w:after="0" w:line="240" w:lineRule="auto"/>
-        <w:rPr>
-          <w:rFonts w:cstheme="minorHAnsi"/>
-        </w:rPr>
-      </w:pPr>
-    </w:p>
-    <w:p>
-      <w:pPr>
-        <w:spacing w:after="0" w:line="240" w:lineRule="auto"/>
-        <w:rPr>
-          <w:rFonts w:cstheme="minorHAnsi"/>
-        </w:rPr>
-      </w:pPr>
-      <w:r>
-        <w:rPr>
-          <w:rFonts w:cstheme="minorHAnsi"/>
-        </w:rPr>
-        <w:t xml:space="preserve">    def update(self, event):</w:t>
-      </w:r>
-    </w:p>
-    <w:p>
-      <w:pPr>
-        <w:spacing w:after="0" w:line="240" w:lineRule="auto"/>
-        <w:rPr>
-          <w:rFonts w:cstheme="minorHAnsi"/>
-        </w:rPr>
-      </w:pPr>
-      <w:r>
-        <w:rPr>
-          <w:rFonts w:cstheme="minorHAnsi"/>
-        </w:rPr>
-        <w:t xml:space="preserve">        a = self.a_slider.val</w:t>
-      </w:r>
-    </w:p>
-    <w:p>
-      <w:pPr>
-        <w:spacing w:after="0" w:line="240" w:lineRule="auto"/>
-        <w:rPr>
-          <w:rFonts w:cstheme="minorHAnsi"/>
-        </w:rPr>
-      </w:pPr>
-      <w:r>
-        <w:rPr>
-          <w:rFonts w:cstheme="minorHAnsi"/>
-        </w:rPr>
-        <w:t xml:space="preserve">        m = int(self.m_slider.val)</w:t>
-      </w:r>
-    </w:p>
-    <w:p>
-      <w:pPr>
-        <w:spacing w:after="0" w:line="240" w:lineRule="auto"/>
-        <w:rPr>
-          <w:rFonts w:cstheme="minorHAnsi"/>
-        </w:rPr>
-      </w:pPr>
-      <w:r>
-        <w:rPr>
-          <w:rFonts w:cstheme="minorHAnsi"/>
-        </w:rPr>
         <w:t xml:space="preserve">        </w:t>
       </w:r>
-    </w:p>
-    <w:p>
-      <w:pPr>
-        <w:spacing w:after="0" w:line="240" w:lineRule="auto"/>
-        <w:rPr>
-          <w:rFonts w:cstheme="minorHAnsi"/>
-        </w:rPr>
-      </w:pPr>
-      <w:r>
-        <w:rPr>
-          <w:rFonts w:cstheme="minorHAnsi"/>
-        </w:rPr>
-        <w:t xml:space="preserve">        old_x = self.engine.current_x.copy()</w:t>
-      </w:r>
-    </w:p>
-    <w:p>
-      <w:pPr>
-        <w:spacing w:after="0" w:line="240" w:lineRule="auto"/>
-        <w:rPr>
-          <w:rFonts w:cstheme="minorHAnsi"/>
-        </w:rPr>
-      </w:pPr>
-      <w:r>
-        <w:rPr>
-          <w:rFonts w:cstheme="minorHAnsi"/>
-        </w:rPr>
-        <w:t xml:space="preserve">        new_x, probes, best_p = self.engine.perform_step(a, m,len(self.engine.history)-1)</w:t>
-      </w:r>
+      <w:proofErr w:type="spellStart"/>
+      <w:proofErr w:type="gramStart"/>
+      <w:r>
+        <w:rPr>
+          <w:rFonts w:cstheme="minorHAnsi"/>
+        </w:rPr>
+        <w:t>self.status</w:t>
+      </w:r>
+      <w:proofErr w:type="gramEnd"/>
+      <w:r>
+        <w:rPr>
+          <w:rFonts w:cstheme="minorHAnsi"/>
+        </w:rPr>
+        <w:t>_text</w:t>
+      </w:r>
+      <w:proofErr w:type="spellEnd"/>
+      <w:r>
+        <w:rPr>
+          <w:rFonts w:cstheme="minorHAnsi"/>
+        </w:rPr>
+        <w:t xml:space="preserve"> = </w:t>
+      </w:r>
+      <w:proofErr w:type="spellStart"/>
+      <w:r>
+        <w:rPr>
+          <w:rFonts w:cstheme="minorHAnsi"/>
+        </w:rPr>
+        <w:t>self.ax.</w:t>
+      </w:r>
+      <w:proofErr w:type="gramStart"/>
+      <w:r>
+        <w:rPr>
+          <w:rFonts w:cstheme="minorHAnsi"/>
+        </w:rPr>
+        <w:t>text</w:t>
+      </w:r>
+      <w:proofErr w:type="spellEnd"/>
+      <w:r>
+        <w:rPr>
+          <w:rFonts w:cstheme="minorHAnsi"/>
+        </w:rPr>
+        <w:t>(</w:t>
+      </w:r>
+      <w:proofErr w:type="gramEnd"/>
+      <w:r>
+        <w:rPr>
+          <w:rFonts w:cstheme="minorHAnsi"/>
+        </w:rPr>
+        <w:t xml:space="preserve">-0.8, 3.2, '', </w:t>
+      </w:r>
+      <w:proofErr w:type="spellStart"/>
+      <w:r>
+        <w:rPr>
+          <w:rFonts w:cstheme="minorHAnsi"/>
+        </w:rPr>
+        <w:t>fontsize</w:t>
+      </w:r>
+      <w:proofErr w:type="spellEnd"/>
+      <w:r>
+        <w:rPr>
+          <w:rFonts w:cstheme="minorHAnsi"/>
+        </w:rPr>
+        <w:t xml:space="preserve">=9, verticalalignment='top', </w:t>
+      </w:r>
+    </w:p>
+    <w:p>
+      <w:pPr>
+        <w:spacing w:after="0" w:line="240" w:lineRule="auto"/>
+        <w:rPr>
+          <w:rFonts w:cstheme="minorHAnsi"/>
+        </w:rPr>
+      </w:pPr>
+      <w:r>
+        <w:rPr>
+          <w:rFonts w:cstheme="minorHAnsi"/>
+        </w:rPr>
+        <w:t xml:space="preserve">                                        </w:t>
+      </w:r>
+      <w:proofErr w:type="spellStart"/>
+      <w:r>
+        <w:rPr>
+          <w:rFonts w:cstheme="minorHAnsi"/>
+        </w:rPr>
+        <w:t>bbox</w:t>
+      </w:r>
+      <w:proofErr w:type="spellEnd"/>
+      <w:r>
+        <w:rPr>
+          <w:rFonts w:cstheme="minorHAnsi"/>
+        </w:rPr>
+        <w:t>=</w:t>
+      </w:r>
+      <w:proofErr w:type="spellStart"/>
+      <w:proofErr w:type="gramStart"/>
+      <w:r>
+        <w:rPr>
+          <w:rFonts w:cstheme="minorHAnsi"/>
+        </w:rPr>
+        <w:t>dict</w:t>
+      </w:r>
+      <w:proofErr w:type="spellEnd"/>
+      <w:r>
+        <w:rPr>
+          <w:rFonts w:cstheme="minorHAnsi"/>
+        </w:rPr>
+        <w:t>(</w:t>
+      </w:r>
+      <w:proofErr w:type="spellStart"/>
+      <w:proofErr w:type="gramEnd"/>
+      <w:r>
+        <w:rPr>
+          <w:rFonts w:cstheme="minorHAnsi"/>
+        </w:rPr>
+        <w:t>boxstyle</w:t>
+      </w:r>
+      <w:proofErr w:type="spellEnd"/>
+      <w:r>
+        <w:rPr>
+          <w:rFonts w:cstheme="minorHAnsi"/>
+        </w:rPr>
+        <w:t xml:space="preserve">='round', </w:t>
+      </w:r>
+      <w:proofErr w:type="spellStart"/>
+      <w:r>
+        <w:rPr>
+          <w:rFonts w:cstheme="minorHAnsi"/>
+        </w:rPr>
+        <w:t>facecolor</w:t>
+      </w:r>
+      <w:proofErr w:type="spellEnd"/>
+      <w:r>
+        <w:rPr>
+          <w:rFonts w:cstheme="minorHAnsi"/>
+        </w:rPr>
+        <w:t>='white', alpha=0.8))</w:t>
+      </w:r>
+    </w:p>
+    <w:p>
+      <w:pPr>
+        <w:spacing w:after="0" w:line="240" w:lineRule="auto"/>
+        <w:rPr>
+          <w:rFonts w:cstheme="minorHAnsi"/>
+        </w:rPr>
+      </w:pPr>
+    </w:p>
+    <w:p>
+      <w:pPr>
+        <w:spacing w:after="0" w:line="240" w:lineRule="auto"/>
+        <w:rPr>
+          <w:rFonts w:cstheme="minorHAnsi"/>
+        </w:rPr>
+      </w:pPr>
+      <w:r>
+        <w:rPr>
+          <w:rFonts w:cstheme="minorHAnsi"/>
+        </w:rPr>
+        <w:t xml:space="preserve">    def </w:t>
+      </w:r>
+      <w:proofErr w:type="spellStart"/>
+      <w:r>
+        <w:rPr>
+          <w:rFonts w:cstheme="minorHAnsi"/>
+        </w:rPr>
+        <w:t>draw_base_map</w:t>
+      </w:r>
+      <w:proofErr w:type="spellEnd"/>
+      <w:r>
+        <w:rPr>
+          <w:rFonts w:cstheme="minorHAnsi"/>
+        </w:rPr>
+        <w:t>(self):</w:t>
+      </w:r>
+    </w:p>
+    <w:p>
+      <w:pPr>
+        <w:spacing w:after="0" w:line="240" w:lineRule="auto"/>
+        <w:rPr>
+          <w:rFonts w:cstheme="minorHAnsi"/>
+        </w:rPr>
+      </w:pPr>
+      <w:r>
+        <w:rPr>
+          <w:rFonts w:cstheme="minorHAnsi"/>
+        </w:rPr>
+        <w:t xml:space="preserve">        x1, x2 = </w:t>
+      </w:r>
+      <w:proofErr w:type="spellStart"/>
+      <w:proofErr w:type="gramStart"/>
+      <w:r>
+        <w:rPr>
+          <w:rFonts w:cstheme="minorHAnsi"/>
+        </w:rPr>
+        <w:t>np.meshgrid</w:t>
+      </w:r>
+      <w:proofErr w:type="spellEnd"/>
+      <w:proofErr w:type="gramEnd"/>
+      <w:r>
+        <w:rPr>
+          <w:rFonts w:cstheme="minorHAnsi"/>
+        </w:rPr>
+        <w:t>(</w:t>
+      </w:r>
+      <w:proofErr w:type="spellStart"/>
+      <w:proofErr w:type="gramStart"/>
+      <w:r>
+        <w:rPr>
+          <w:rFonts w:cstheme="minorHAnsi"/>
+        </w:rPr>
+        <w:t>np.linspace</w:t>
+      </w:r>
+      <w:proofErr w:type="spellEnd"/>
+      <w:proofErr w:type="gramEnd"/>
+      <w:r>
+        <w:rPr>
+          <w:rFonts w:cstheme="minorHAnsi"/>
+        </w:rPr>
+        <w:t xml:space="preserve">(-1, 3.5, 100), </w:t>
+      </w:r>
+      <w:proofErr w:type="spellStart"/>
+      <w:proofErr w:type="gramStart"/>
+      <w:r>
+        <w:rPr>
+          <w:rFonts w:cstheme="minorHAnsi"/>
+        </w:rPr>
+        <w:t>np.linspace</w:t>
+      </w:r>
+      <w:proofErr w:type="spellEnd"/>
+      <w:proofErr w:type="gramEnd"/>
+      <w:r>
+        <w:rPr>
+          <w:rFonts w:cstheme="minorHAnsi"/>
+        </w:rPr>
+        <w:t>(-1, 3.5, 100))</w:t>
+      </w:r>
+    </w:p>
+    <w:p>
+      <w:pPr>
+        <w:spacing w:after="0" w:line="240" w:lineRule="auto"/>
+        <w:rPr>
+          <w:rFonts w:cstheme="minorHAnsi"/>
+        </w:rPr>
+      </w:pPr>
+      <w:r>
+        <w:rPr>
+          <w:rFonts w:cstheme="minorHAnsi"/>
+        </w:rPr>
+        <w:t xml:space="preserve">        z = -x1 - 2*x2 + x2*</w:t>
+      </w:r>
+      <w:proofErr w:type="gramStart"/>
+      <w:r>
+        <w:rPr>
+          <w:rFonts w:cstheme="minorHAnsi"/>
+        </w:rPr>
+        <w:t>*2</w:t>
+      </w:r>
+      <w:proofErr w:type="gramEnd"/>
     </w:p>
     <w:p>
       <w:pPr>
@@ -5640,33 +8769,49 @@
         </w:rPr>
         <w:t xml:space="preserve">        </w:t>
       </w:r>
-    </w:p>
-    <w:p>
-      <w:pPr>
-        <w:spacing w:after="0" w:line="240" w:lineRule="auto"/>
-        <w:rPr>
-          <w:rFonts w:cstheme="minorHAnsi"/>
-        </w:rPr>
-      </w:pPr>
-      <w:r>
-        <w:rPr>
-          <w:rFonts w:cstheme="minorHAnsi"/>
-        </w:rPr>
-        <w:t xml:space="preserve">        self.circle.set_center(old_x)</w:t>
-      </w:r>
-    </w:p>
-    <w:p>
-      <w:pPr>
-        <w:spacing w:after="0" w:line="240" w:lineRule="auto"/>
-        <w:rPr>
-          <w:rFonts w:cstheme="minorHAnsi"/>
-        </w:rPr>
-      </w:pPr>
-      <w:r>
-        <w:rPr>
-          <w:rFonts w:cstheme="minorHAnsi"/>
-        </w:rPr>
-        <w:t xml:space="preserve">        self.circle.set_radius(a)</w:t>
+      <w:proofErr w:type="spellStart"/>
+      <w:proofErr w:type="gramStart"/>
+      <w:r>
+        <w:rPr>
+          <w:rFonts w:cstheme="minorHAnsi"/>
+        </w:rPr>
+        <w:t>self.ax.contour</w:t>
+      </w:r>
+      <w:proofErr w:type="spellEnd"/>
+      <w:proofErr w:type="gramEnd"/>
+      <w:r>
+        <w:rPr>
+          <w:rFonts w:cstheme="minorHAnsi"/>
+        </w:rPr>
+        <w:t xml:space="preserve">(x1, x2, z, levels=25, </w:t>
+      </w:r>
+      <w:proofErr w:type="spellStart"/>
+      <w:r>
+        <w:rPr>
+          <w:rFonts w:cstheme="minorHAnsi"/>
+        </w:rPr>
+        <w:t>cmap</w:t>
+      </w:r>
+      <w:proofErr w:type="spellEnd"/>
+      <w:r>
+        <w:rPr>
+          <w:rFonts w:cstheme="minorHAnsi"/>
+        </w:rPr>
+        <w:t>='</w:t>
+      </w:r>
+      <w:proofErr w:type="spellStart"/>
+      <w:r>
+        <w:rPr>
+          <w:rFonts w:cstheme="minorHAnsi"/>
+        </w:rPr>
+        <w:t>viridis</w:t>
+      </w:r>
+      <w:proofErr w:type="spellEnd"/>
+      <w:r>
+        <w:rPr>
+          <w:rFonts w:cstheme="minorHAnsi"/>
+        </w:rPr>
+        <w:t>', alpha=0.4)</w:t>
       </w:r>
     </w:p>
     <w:p>
@@ -5694,35 +8839,81 @@
         <w:rPr>
           <w:rFonts w:cstheme="minorHAnsi"/>
         </w:rPr>
-        <w:t xml:space="preserve">        self.probe_dots.set_offsets(probes)</w:t>
-      </w:r>
-    </w:p>
-    <w:p>
-      <w:pPr>
-        <w:spacing w:after="0" w:line="240" w:lineRule="auto"/>
-        <w:rPr>
-          <w:rFonts w:cstheme="minorHAnsi"/>
-        </w:rPr>
-      </w:pPr>
-      <w:r>
-        <w:rPr>
-          <w:rFonts w:cstheme="minorHAnsi"/>
-        </w:rPr>
-        <w:t xml:space="preserve">        colors = ['green' if self.engine.in_boundaries(p) else 'red' for p in probes]</w:t>
-      </w:r>
-    </w:p>
-    <w:p>
-      <w:pPr>
-        <w:spacing w:after="0" w:line="240" w:lineRule="auto"/>
-        <w:rPr>
-          <w:rFonts w:cstheme="minorHAnsi"/>
-        </w:rPr>
-      </w:pPr>
-      <w:r>
-        <w:rPr>
-          <w:rFonts w:cstheme="minorHAnsi"/>
-        </w:rPr>
-        <w:t xml:space="preserve">        self.probe_dots.set_color(colors)</w:t>
+        <w:t xml:space="preserve">        pts = </w:t>
+      </w:r>
+      <w:proofErr w:type="spellStart"/>
+      <w:proofErr w:type="gramStart"/>
+      <w:r>
+        <w:rPr>
+          <w:rFonts w:cstheme="minorHAnsi"/>
+        </w:rPr>
+        <w:t>np.array</w:t>
+      </w:r>
+      <w:proofErr w:type="spellEnd"/>
+      <w:proofErr w:type="gramEnd"/>
+      <w:r>
+        <w:rPr>
+          <w:rFonts w:cstheme="minorHAnsi"/>
+        </w:rPr>
+        <w:t>([[0,0], [2,0], [1, 1.5], [0, 2]])</w:t>
+      </w:r>
+    </w:p>
+    <w:p>
+      <w:pPr>
+        <w:spacing w:after="0" w:line="240" w:lineRule="auto"/>
+        <w:rPr>
+          <w:rFonts w:cstheme="minorHAnsi"/>
+        </w:rPr>
+      </w:pPr>
+      <w:r>
+        <w:rPr>
+          <w:rFonts w:cstheme="minorHAnsi"/>
+        </w:rPr>
+        <w:t xml:space="preserve">        polygon = </w:t>
+      </w:r>
+      <w:proofErr w:type="spellStart"/>
+      <w:proofErr w:type="gramStart"/>
+      <w:r>
+        <w:rPr>
+          <w:rFonts w:cstheme="minorHAnsi"/>
+        </w:rPr>
+        <w:t>plt.Polygon</w:t>
+      </w:r>
+      <w:proofErr w:type="spellEnd"/>
+      <w:proofErr w:type="gramEnd"/>
+      <w:r>
+        <w:rPr>
+          <w:rFonts w:cstheme="minorHAnsi"/>
+        </w:rPr>
+        <w:t>(pts, closed=True, color='gray', alpha=0.2, label='</w:t>
+      </w:r>
+      <w:proofErr w:type="spellStart"/>
+      <w:r>
+        <w:rPr>
+          <w:rFonts w:cstheme="minorHAnsi"/>
+        </w:rPr>
+        <w:t>Допустима</w:t>
+      </w:r>
+      <w:proofErr w:type="spellEnd"/>
+      <w:r>
+        <w:rPr>
+          <w:rFonts w:cstheme="minorHAnsi"/>
+        </w:rPr>
+        <w:t xml:space="preserve"> </w:t>
+      </w:r>
+      <w:proofErr w:type="spellStart"/>
+      <w:r>
+        <w:rPr>
+          <w:rFonts w:cstheme="minorHAnsi"/>
+        </w:rPr>
+        <w:t>область</w:t>
+      </w:r>
+      <w:proofErr w:type="spellEnd"/>
+      <w:r>
+        <w:rPr>
+          <w:rFonts w:cstheme="minorHAnsi"/>
+        </w:rPr>
+        <w:t>')</w:t>
       </w:r>
     </w:p>
     <w:p>
@@ -5738,6 +8929,20 @@
         </w:rPr>
         <w:t xml:space="preserve">        </w:t>
       </w:r>
+      <w:proofErr w:type="spellStart"/>
+      <w:r>
+        <w:rPr>
+          <w:rFonts w:cstheme="minorHAnsi"/>
+        </w:rPr>
+        <w:t>self.ax.add_patch</w:t>
+      </w:r>
+      <w:proofErr w:type="spellEnd"/>
+      <w:r>
+        <w:rPr>
+          <w:rFonts w:cstheme="minorHAnsi"/>
+        </w:rPr>
+        <w:t>(polygon)</w:t>
+      </w:r>
     </w:p>
     <w:p>
       <w:pPr>
@@ -5764,36 +8969,64 @@
         <w:rPr>
           <w:rFonts w:cstheme="minorHAnsi"/>
         </w:rPr>
-        <w:t xml:space="preserve">        hist = np.array(self.engine.history)</w:t>
-      </w:r>
-    </w:p>
-    <w:p>
-      <w:pPr>
-        <w:spacing w:after="0" w:line="240" w:lineRule="auto"/>
-        <w:rPr>
-          <w:rFonts w:cstheme="minorHAnsi"/>
-        </w:rPr>
-      </w:pPr>
-      <w:r>
-        <w:rPr>
-          <w:rFonts w:cstheme="minorHAnsi"/>
-        </w:rPr>
-        <w:t xml:space="preserve">        self.current_plot.set_data(hist[:, 0], hist[:, 1])</w:t>
-      </w:r>
-    </w:p>
-    <w:p>
-      <w:pPr>
-        <w:spacing w:after="0" w:line="240" w:lineRule="auto"/>
-        <w:rPr>
-          <w:rFonts w:cstheme="minorHAnsi"/>
-        </w:rPr>
-      </w:pPr>
-      <w:r>
-        <w:rPr>
-          <w:rFonts w:cstheme="minorHAnsi"/>
-        </w:rPr>
         <w:t xml:space="preserve">        </w:t>
       </w:r>
+      <w:proofErr w:type="spellStart"/>
+      <w:r>
+        <w:rPr>
+          <w:rFonts w:cstheme="minorHAnsi"/>
+        </w:rPr>
+        <w:t>self.ax.set_</w:t>
+      </w:r>
+      <w:proofErr w:type="gramStart"/>
+      <w:r>
+        <w:rPr>
+          <w:rFonts w:cstheme="minorHAnsi"/>
+        </w:rPr>
+        <w:t>xlim</w:t>
+      </w:r>
+      <w:proofErr w:type="spellEnd"/>
+      <w:r>
+        <w:rPr>
+          <w:rFonts w:cstheme="minorHAnsi"/>
+        </w:rPr>
+        <w:t>(</w:t>
+      </w:r>
+      <w:proofErr w:type="gramEnd"/>
+      <w:r>
+        <w:rPr>
+          <w:rFonts w:cstheme="minorHAnsi"/>
+        </w:rPr>
+        <w:t xml:space="preserve">-1, 3.5); </w:t>
+      </w:r>
+      <w:proofErr w:type="spellStart"/>
+      <w:r>
+        <w:rPr>
+          <w:rFonts w:cstheme="minorHAnsi"/>
+        </w:rPr>
+        <w:t>self.ax.set_</w:t>
+      </w:r>
+      <w:proofErr w:type="gramStart"/>
+      <w:r>
+        <w:rPr>
+          <w:rFonts w:cstheme="minorHAnsi"/>
+        </w:rPr>
+        <w:t>ylim</w:t>
+      </w:r>
+      <w:proofErr w:type="spellEnd"/>
+      <w:r>
+        <w:rPr>
+          <w:rFonts w:cstheme="minorHAnsi"/>
+        </w:rPr>
+        <w:t>(</w:t>
+      </w:r>
+      <w:proofErr w:type="gramEnd"/>
+      <w:r>
+        <w:rPr>
+          <w:rFonts w:cstheme="minorHAnsi"/>
+        </w:rPr>
+        <w:t>-1, 3.5)</w:t>
+      </w:r>
     </w:p>
     <w:p>
       <w:pPr>
@@ -5808,89 +9041,33 @@
         </w:rPr>
         <w:t xml:space="preserve">        </w:t>
       </w:r>
-    </w:p>
-    <w:p>
-      <w:pPr>
-        <w:spacing w:after="0" w:line="240" w:lineRule="auto"/>
-        <w:rPr>
-          <w:rFonts w:cstheme="minorHAnsi"/>
-        </w:rPr>
-      </w:pPr>
-      <w:r>
-        <w:rPr>
-          <w:rFonts w:cstheme="minorHAnsi"/>
-        </w:rPr>
-        <w:t xml:space="preserve">        f_val = self.engine.target_function(self.engine.current_x)</w:t>
-      </w:r>
-    </w:p>
-    <w:p>
-      <w:pPr>
-        <w:spacing w:after="0" w:line="240" w:lineRule="auto"/>
-        <w:rPr>
-          <w:rFonts w:cstheme="minorHAnsi"/>
-        </w:rPr>
-      </w:pPr>
-      <w:r>
-        <w:rPr>
-          <w:rFonts w:cstheme="minorHAnsi"/>
-        </w:rPr>
-        <w:t xml:space="preserve">        status = (f"Крок: {len(self.engine.history)-1}\n"</w:t>
-      </w:r>
-    </w:p>
-    <w:p>
-      <w:pPr>
-        <w:spacing w:after="0" w:line="240" w:lineRule="auto"/>
-        <w:rPr>
-          <w:rFonts w:cstheme="minorHAnsi"/>
-        </w:rPr>
-      </w:pPr>
-      <w:r>
-        <w:rPr>
-          <w:rFonts w:cstheme="minorHAnsi"/>
-        </w:rPr>
-        <w:t xml:space="preserve">                  f"x: [{self.engine.current_x[0]:.3f}, {self.engine.current_x[1]:.3f}]\n"</w:t>
-      </w:r>
-    </w:p>
-    <w:p>
-      <w:pPr>
-        <w:spacing w:after="0" w:line="240" w:lineRule="auto"/>
-        <w:rPr>
-          <w:rFonts w:cstheme="minorHAnsi"/>
-        </w:rPr>
-      </w:pPr>
-      <w:r>
-        <w:rPr>
-          <w:rFonts w:cstheme="minorHAnsi"/>
-        </w:rPr>
-        <w:t xml:space="preserve">                  f"f(x): {f_val:.4f}\n"</w:t>
-      </w:r>
-    </w:p>
-    <w:p>
-      <w:pPr>
-        <w:spacing w:after="0" w:line="240" w:lineRule="auto"/>
-        <w:rPr>
-          <w:rFonts w:cstheme="minorHAnsi"/>
-        </w:rPr>
-      </w:pPr>
-      <w:r>
-        <w:rPr>
-          <w:rFonts w:cstheme="minorHAnsi"/>
-        </w:rPr>
-        <w:t xml:space="preserve">                  f"w: [{self.engine.w[0]:.2f}, {self.engine.w[1]:.2f}]")</w:t>
-      </w:r>
-    </w:p>
-    <w:p>
-      <w:pPr>
-        <w:spacing w:after="0" w:line="240" w:lineRule="auto"/>
-        <w:rPr>
-          <w:rFonts w:cstheme="minorHAnsi"/>
-        </w:rPr>
-      </w:pPr>
-      <w:r>
-        <w:rPr>
-          <w:rFonts w:cstheme="minorHAnsi"/>
-        </w:rPr>
-        <w:t xml:space="preserve">        self.status_text.set_text(status)</w:t>
+      <w:proofErr w:type="spellStart"/>
+      <w:r>
+        <w:rPr>
+          <w:rFonts w:cstheme="minorHAnsi"/>
+        </w:rPr>
+        <w:t>self.ax.set_xlabel</w:t>
+      </w:r>
+      <w:proofErr w:type="spellEnd"/>
+      <w:r>
+        <w:rPr>
+          <w:rFonts w:cstheme="minorHAnsi"/>
+        </w:rPr>
+        <w:t xml:space="preserve">('x1'); </w:t>
+      </w:r>
+      <w:proofErr w:type="spellStart"/>
+      <w:r>
+        <w:rPr>
+          <w:rFonts w:cstheme="minorHAnsi"/>
+        </w:rPr>
+        <w:t>self.ax.set_ylabel</w:t>
+      </w:r>
+      <w:proofErr w:type="spellEnd"/>
+      <w:r>
+        <w:rPr>
+          <w:rFonts w:cstheme="minorHAnsi"/>
+        </w:rPr>
+        <w:t>('x2')</w:t>
       </w:r>
     </w:p>
     <w:p>
@@ -5906,19 +9083,1145 @@
         </w:rPr>
         <w:t xml:space="preserve">        </w:t>
       </w:r>
-    </w:p>
-    <w:p>
-      <w:pPr>
-        <w:spacing w:after="0" w:line="240" w:lineRule="auto"/>
-        <w:rPr>
-          <w:rFonts w:cstheme="minorHAnsi"/>
-        </w:rPr>
-      </w:pPr>
-      <w:r>
-        <w:rPr>
-          <w:rFonts w:cstheme="minorHAnsi"/>
-        </w:rPr>
-        <w:t xml:space="preserve">        self.fig.canvas.draw_idle()</w:t>
+      <w:proofErr w:type="spellStart"/>
+      <w:proofErr w:type="gramStart"/>
+      <w:r>
+        <w:rPr>
+          <w:rFonts w:cstheme="minorHAnsi"/>
+        </w:rPr>
+        <w:t>self.ax.legend</w:t>
+      </w:r>
+      <w:proofErr w:type="spellEnd"/>
+      <w:proofErr w:type="gramEnd"/>
+      <w:r>
+        <w:rPr>
+          <w:rFonts w:cstheme="minorHAnsi"/>
+        </w:rPr>
+        <w:t>(loc='upper right')</w:t>
+      </w:r>
+    </w:p>
+    <w:p>
+      <w:pPr>
+        <w:spacing w:after="0" w:line="240" w:lineRule="auto"/>
+        <w:rPr>
+          <w:rFonts w:cstheme="minorHAnsi"/>
+        </w:rPr>
+      </w:pPr>
+    </w:p>
+    <w:p>
+      <w:pPr>
+        <w:spacing w:after="0" w:line="240" w:lineRule="auto"/>
+        <w:rPr>
+          <w:rFonts w:cstheme="minorHAnsi"/>
+        </w:rPr>
+      </w:pPr>
+      <w:r>
+        <w:rPr>
+          <w:rFonts w:cstheme="minorHAnsi"/>
+        </w:rPr>
+        <w:t xml:space="preserve">    def </w:t>
+      </w:r>
+      <w:proofErr w:type="gramStart"/>
+      <w:r>
+        <w:rPr>
+          <w:rFonts w:cstheme="minorHAnsi"/>
+        </w:rPr>
+        <w:t>update(</w:t>
+      </w:r>
+      <w:proofErr w:type="gramEnd"/>
+      <w:r>
+        <w:rPr>
+          <w:rFonts w:cstheme="minorHAnsi"/>
+        </w:rPr>
+        <w:t>self, event):</w:t>
+      </w:r>
+    </w:p>
+    <w:p>
+      <w:pPr>
+        <w:spacing w:after="0" w:line="240" w:lineRule="auto"/>
+        <w:rPr>
+          <w:rFonts w:cstheme="minorHAnsi"/>
+        </w:rPr>
+      </w:pPr>
+      <w:r>
+        <w:rPr>
+          <w:rFonts w:cstheme="minorHAnsi"/>
+        </w:rPr>
+        <w:t xml:space="preserve">        a = </w:t>
+      </w:r>
+      <w:proofErr w:type="spellStart"/>
+      <w:r>
+        <w:rPr>
+          <w:rFonts w:cstheme="minorHAnsi"/>
+        </w:rPr>
+        <w:t>self.a_slider.val</w:t>
+      </w:r>
+      <w:proofErr w:type="spellEnd"/>
+    </w:p>
+    <w:p>
+      <w:pPr>
+        <w:spacing w:after="0" w:line="240" w:lineRule="auto"/>
+        <w:rPr>
+          <w:rFonts w:cstheme="minorHAnsi"/>
+        </w:rPr>
+      </w:pPr>
+      <w:r>
+        <w:rPr>
+          <w:rFonts w:cstheme="minorHAnsi"/>
+        </w:rPr>
+        <w:t xml:space="preserve">        m = int(</w:t>
+      </w:r>
+      <w:proofErr w:type="spellStart"/>
+      <w:r>
+        <w:rPr>
+          <w:rFonts w:cstheme="minorHAnsi"/>
+        </w:rPr>
+        <w:t>self.m_slider.val</w:t>
+      </w:r>
+      <w:proofErr w:type="spellEnd"/>
+      <w:r>
+        <w:rPr>
+          <w:rFonts w:cstheme="minorHAnsi"/>
+        </w:rPr>
+        <w:t>)</w:t>
+      </w:r>
+    </w:p>
+    <w:p>
+      <w:pPr>
+        <w:spacing w:after="0" w:line="240" w:lineRule="auto"/>
+        <w:rPr>
+          <w:rFonts w:cstheme="minorHAnsi"/>
+        </w:rPr>
+      </w:pPr>
+      <w:r>
+        <w:rPr>
+          <w:rFonts w:cstheme="minorHAnsi"/>
+        </w:rPr>
+        <w:t xml:space="preserve">        </w:t>
+      </w:r>
+    </w:p>
+    <w:p>
+      <w:pPr>
+        <w:spacing w:after="0" w:line="240" w:lineRule="auto"/>
+        <w:rPr>
+          <w:rFonts w:cstheme="minorHAnsi"/>
+        </w:rPr>
+      </w:pPr>
+      <w:r>
+        <w:rPr>
+          <w:rFonts w:cstheme="minorHAnsi"/>
+        </w:rPr>
+        <w:t xml:space="preserve">        </w:t>
+      </w:r>
+      <w:proofErr w:type="spellStart"/>
+      <w:r>
+        <w:rPr>
+          <w:rFonts w:cstheme="minorHAnsi"/>
+        </w:rPr>
+        <w:t>old_x</w:t>
+      </w:r>
+      <w:proofErr w:type="spellEnd"/>
+      <w:r>
+        <w:rPr>
+          <w:rFonts w:cstheme="minorHAnsi"/>
+        </w:rPr>
+        <w:t xml:space="preserve"> = </w:t>
+      </w:r>
+      <w:proofErr w:type="spellStart"/>
+      <w:proofErr w:type="gramStart"/>
+      <w:r>
+        <w:rPr>
+          <w:rFonts w:cstheme="minorHAnsi"/>
+        </w:rPr>
+        <w:t>self.engine</w:t>
+      </w:r>
+      <w:proofErr w:type="gramEnd"/>
+      <w:r>
+        <w:rPr>
+          <w:rFonts w:cstheme="minorHAnsi"/>
+        </w:rPr>
+        <w:t>.current_</w:t>
+      </w:r>
+      <w:proofErr w:type="gramStart"/>
+      <w:r>
+        <w:rPr>
+          <w:rFonts w:cstheme="minorHAnsi"/>
+        </w:rPr>
+        <w:t>x.copy</w:t>
+      </w:r>
+      <w:proofErr w:type="spellEnd"/>
+      <w:proofErr w:type="gramEnd"/>
+      <w:r>
+        <w:rPr>
+          <w:rFonts w:cstheme="minorHAnsi"/>
+        </w:rPr>
+        <w:t>()</w:t>
+      </w:r>
+    </w:p>
+    <w:p>
+      <w:pPr>
+        <w:spacing w:after="0" w:line="240" w:lineRule="auto"/>
+        <w:rPr>
+          <w:rFonts w:cstheme="minorHAnsi"/>
+        </w:rPr>
+      </w:pPr>
+      <w:r>
+        <w:rPr>
+          <w:rFonts w:cstheme="minorHAnsi"/>
+        </w:rPr>
+        <w:t xml:space="preserve">        </w:t>
+      </w:r>
+      <w:proofErr w:type="spellStart"/>
+      <w:r>
+        <w:rPr>
+          <w:rFonts w:cstheme="minorHAnsi"/>
+        </w:rPr>
+        <w:t>new_x</w:t>
+      </w:r>
+      <w:proofErr w:type="spellEnd"/>
+      <w:r>
+        <w:rPr>
+          <w:rFonts w:cstheme="minorHAnsi"/>
+        </w:rPr>
+        <w:t xml:space="preserve">, probes, </w:t>
+      </w:r>
+      <w:proofErr w:type="spellStart"/>
+      <w:r>
+        <w:rPr>
+          <w:rFonts w:cstheme="minorHAnsi"/>
+        </w:rPr>
+        <w:t>best_p</w:t>
+      </w:r>
+      <w:proofErr w:type="spellEnd"/>
+      <w:r>
+        <w:rPr>
+          <w:rFonts w:cstheme="minorHAnsi"/>
+        </w:rPr>
+        <w:t xml:space="preserve"> = </w:t>
+      </w:r>
+      <w:proofErr w:type="spellStart"/>
+      <w:proofErr w:type="gramStart"/>
+      <w:r>
+        <w:rPr>
+          <w:rFonts w:cstheme="minorHAnsi"/>
+        </w:rPr>
+        <w:t>self.engine</w:t>
+      </w:r>
+      <w:proofErr w:type="gramEnd"/>
+      <w:r>
+        <w:rPr>
+          <w:rFonts w:cstheme="minorHAnsi"/>
+        </w:rPr>
+        <w:t>.perform_</w:t>
+      </w:r>
+      <w:proofErr w:type="gramStart"/>
+      <w:r>
+        <w:rPr>
+          <w:rFonts w:cstheme="minorHAnsi"/>
+        </w:rPr>
+        <w:t>step</w:t>
+      </w:r>
+      <w:proofErr w:type="spellEnd"/>
+      <w:r>
+        <w:rPr>
+          <w:rFonts w:cstheme="minorHAnsi"/>
+        </w:rPr>
+        <w:t>(</w:t>
+      </w:r>
+      <w:proofErr w:type="gramEnd"/>
+      <w:r>
+        <w:rPr>
+          <w:rFonts w:cstheme="minorHAnsi"/>
+        </w:rPr>
+        <w:t xml:space="preserve">a, </w:t>
+      </w:r>
+      <w:proofErr w:type="spellStart"/>
+      <w:proofErr w:type="gramStart"/>
+      <w:r>
+        <w:rPr>
+          <w:rFonts w:cstheme="minorHAnsi"/>
+        </w:rPr>
+        <w:t>m,len</w:t>
+      </w:r>
+      <w:proofErr w:type="spellEnd"/>
+      <w:proofErr w:type="gramEnd"/>
+      <w:r>
+        <w:rPr>
+          <w:rFonts w:cstheme="minorHAnsi"/>
+        </w:rPr>
+        <w:t>(</w:t>
+      </w:r>
+      <w:proofErr w:type="spellStart"/>
+      <w:proofErr w:type="gramStart"/>
+      <w:r>
+        <w:rPr>
+          <w:rFonts w:cstheme="minorHAnsi"/>
+        </w:rPr>
+        <w:t>self.engine</w:t>
+      </w:r>
+      <w:proofErr w:type="gramEnd"/>
+      <w:r>
+        <w:rPr>
+          <w:rFonts w:cstheme="minorHAnsi"/>
+        </w:rPr>
+        <w:t>.history</w:t>
+      </w:r>
+      <w:proofErr w:type="spellEnd"/>
+      <w:r>
+        <w:rPr>
+          <w:rFonts w:cstheme="minorHAnsi"/>
+        </w:rPr>
+        <w:t>)-1)</w:t>
+      </w:r>
+    </w:p>
+    <w:p>
+      <w:pPr>
+        <w:spacing w:after="0" w:line="240" w:lineRule="auto"/>
+        <w:rPr>
+          <w:rFonts w:cstheme="minorHAnsi"/>
+        </w:rPr>
+      </w:pPr>
+      <w:r>
+        <w:rPr>
+          <w:rFonts w:cstheme="minorHAnsi"/>
+        </w:rPr>
+        <w:t xml:space="preserve">        </w:t>
+      </w:r>
+    </w:p>
+    <w:p>
+      <w:pPr>
+        <w:spacing w:after="0" w:line="240" w:lineRule="auto"/>
+        <w:rPr>
+          <w:rFonts w:cstheme="minorHAnsi"/>
+        </w:rPr>
+      </w:pPr>
+      <w:r>
+        <w:rPr>
+          <w:rFonts w:cstheme="minorHAnsi"/>
+        </w:rPr>
+        <w:t xml:space="preserve">        </w:t>
+      </w:r>
+      <w:proofErr w:type="spellStart"/>
+      <w:r>
+        <w:rPr>
+          <w:rFonts w:cstheme="minorHAnsi"/>
+        </w:rPr>
+        <w:t>self.circle.set_center</w:t>
+      </w:r>
+      <w:proofErr w:type="spellEnd"/>
+      <w:r>
+        <w:rPr>
+          <w:rFonts w:cstheme="minorHAnsi"/>
+        </w:rPr>
+        <w:t>(</w:t>
+      </w:r>
+      <w:proofErr w:type="spellStart"/>
+      <w:r>
+        <w:rPr>
+          <w:rFonts w:cstheme="minorHAnsi"/>
+        </w:rPr>
+        <w:t>old_x</w:t>
+      </w:r>
+      <w:proofErr w:type="spellEnd"/>
+      <w:r>
+        <w:rPr>
+          <w:rFonts w:cstheme="minorHAnsi"/>
+        </w:rPr>
+        <w:t>)</w:t>
+      </w:r>
+    </w:p>
+    <w:p>
+      <w:pPr>
+        <w:spacing w:after="0" w:line="240" w:lineRule="auto"/>
+        <w:rPr>
+          <w:rFonts w:cstheme="minorHAnsi"/>
+        </w:rPr>
+      </w:pPr>
+      <w:r>
+        <w:rPr>
+          <w:rFonts w:cstheme="minorHAnsi"/>
+        </w:rPr>
+        <w:t xml:space="preserve">        </w:t>
+      </w:r>
+      <w:proofErr w:type="spellStart"/>
+      <w:r>
+        <w:rPr>
+          <w:rFonts w:cstheme="minorHAnsi"/>
+        </w:rPr>
+        <w:t>self.circle.set_radius</w:t>
+      </w:r>
+      <w:proofErr w:type="spellEnd"/>
+      <w:r>
+        <w:rPr>
+          <w:rFonts w:cstheme="minorHAnsi"/>
+        </w:rPr>
+        <w:t>(a)</w:t>
+      </w:r>
+    </w:p>
+    <w:p>
+      <w:pPr>
+        <w:spacing w:after="0" w:line="240" w:lineRule="auto"/>
+        <w:rPr>
+          <w:rFonts w:cstheme="minorHAnsi"/>
+        </w:rPr>
+      </w:pPr>
+      <w:r>
+        <w:rPr>
+          <w:rFonts w:cstheme="minorHAnsi"/>
+        </w:rPr>
+        <w:t xml:space="preserve">        </w:t>
+      </w:r>
+    </w:p>
+    <w:p>
+      <w:pPr>
+        <w:spacing w:after="0" w:line="240" w:lineRule="auto"/>
+        <w:rPr>
+          <w:rFonts w:cstheme="minorHAnsi"/>
+        </w:rPr>
+      </w:pPr>
+      <w:r>
+        <w:rPr>
+          <w:rFonts w:cstheme="minorHAnsi"/>
+        </w:rPr>
+        <w:t xml:space="preserve">        </w:t>
+      </w:r>
+      <w:proofErr w:type="spellStart"/>
+      <w:r>
+        <w:rPr>
+          <w:rFonts w:cstheme="minorHAnsi"/>
+        </w:rPr>
+        <w:t>self.probe_dots.set_offsets</w:t>
+      </w:r>
+      <w:proofErr w:type="spellEnd"/>
+      <w:r>
+        <w:rPr>
+          <w:rFonts w:cstheme="minorHAnsi"/>
+        </w:rPr>
+        <w:t>(probes)</w:t>
+      </w:r>
+    </w:p>
+    <w:p>
+      <w:pPr>
+        <w:spacing w:after="0" w:line="240" w:lineRule="auto"/>
+        <w:rPr>
+          <w:rFonts w:cstheme="minorHAnsi"/>
+        </w:rPr>
+      </w:pPr>
+      <w:r>
+        <w:rPr>
+          <w:rFonts w:cstheme="minorHAnsi"/>
+        </w:rPr>
+        <w:t xml:space="preserve">        colors = ['green' if </w:t>
+      </w:r>
+      <w:proofErr w:type="spellStart"/>
+      <w:r>
+        <w:rPr>
+          <w:rFonts w:cstheme="minorHAnsi"/>
+        </w:rPr>
+        <w:t>self.engine.in_boundaries</w:t>
+      </w:r>
+      <w:proofErr w:type="spellEnd"/>
+      <w:r>
+        <w:rPr>
+          <w:rFonts w:cstheme="minorHAnsi"/>
+        </w:rPr>
+        <w:t>(p) else 'red' for p in probes]</w:t>
+      </w:r>
+    </w:p>
+    <w:p>
+      <w:pPr>
+        <w:spacing w:after="0" w:line="240" w:lineRule="auto"/>
+        <w:rPr>
+          <w:rFonts w:cstheme="minorHAnsi"/>
+        </w:rPr>
+      </w:pPr>
+      <w:r>
+        <w:rPr>
+          <w:rFonts w:cstheme="minorHAnsi"/>
+        </w:rPr>
+        <w:t xml:space="preserve">        </w:t>
+      </w:r>
+      <w:proofErr w:type="spellStart"/>
+      <w:r>
+        <w:rPr>
+          <w:rFonts w:cstheme="minorHAnsi"/>
+        </w:rPr>
+        <w:t>self.probe_dots.set_color</w:t>
+      </w:r>
+      <w:proofErr w:type="spellEnd"/>
+      <w:r>
+        <w:rPr>
+          <w:rFonts w:cstheme="minorHAnsi"/>
+        </w:rPr>
+        <w:t>(colors)</w:t>
+      </w:r>
+    </w:p>
+    <w:p>
+      <w:pPr>
+        <w:spacing w:after="0" w:line="240" w:lineRule="auto"/>
+        <w:rPr>
+          <w:rFonts w:cstheme="minorHAnsi"/>
+        </w:rPr>
+      </w:pPr>
+      <w:r>
+        <w:rPr>
+          <w:rFonts w:cstheme="minorHAnsi"/>
+        </w:rPr>
+        <w:t xml:space="preserve">        </w:t>
+      </w:r>
+    </w:p>
+    <w:p>
+      <w:pPr>
+        <w:spacing w:after="0" w:line="240" w:lineRule="auto"/>
+        <w:rPr>
+          <w:rFonts w:cstheme="minorHAnsi"/>
+        </w:rPr>
+      </w:pPr>
+      <w:r>
+        <w:rPr>
+          <w:rFonts w:cstheme="minorHAnsi"/>
+        </w:rPr>
+        <w:t xml:space="preserve">        </w:t>
+      </w:r>
+    </w:p>
+    <w:p>
+      <w:pPr>
+        <w:spacing w:after="0" w:line="240" w:lineRule="auto"/>
+        <w:rPr>
+          <w:rFonts w:cstheme="minorHAnsi"/>
+        </w:rPr>
+      </w:pPr>
+      <w:r>
+        <w:rPr>
+          <w:rFonts w:cstheme="minorHAnsi"/>
+        </w:rPr>
+        <w:t xml:space="preserve">        hist = </w:t>
+      </w:r>
+      <w:proofErr w:type="spellStart"/>
+      <w:proofErr w:type="gramStart"/>
+      <w:r>
+        <w:rPr>
+          <w:rFonts w:cstheme="minorHAnsi"/>
+        </w:rPr>
+        <w:t>np.array</w:t>
+      </w:r>
+      <w:proofErr w:type="spellEnd"/>
+      <w:proofErr w:type="gramEnd"/>
+      <w:r>
+        <w:rPr>
+          <w:rFonts w:cstheme="minorHAnsi"/>
+        </w:rPr>
+        <w:t>(</w:t>
+      </w:r>
+      <w:proofErr w:type="spellStart"/>
+      <w:proofErr w:type="gramStart"/>
+      <w:r>
+        <w:rPr>
+          <w:rFonts w:cstheme="minorHAnsi"/>
+        </w:rPr>
+        <w:t>self.engine</w:t>
+      </w:r>
+      <w:proofErr w:type="gramEnd"/>
+      <w:r>
+        <w:rPr>
+          <w:rFonts w:cstheme="minorHAnsi"/>
+        </w:rPr>
+        <w:t>.history</w:t>
+      </w:r>
+      <w:proofErr w:type="spellEnd"/>
+      <w:r>
+        <w:rPr>
+          <w:rFonts w:cstheme="minorHAnsi"/>
+        </w:rPr>
+        <w:t>)</w:t>
+      </w:r>
+    </w:p>
+    <w:p>
+      <w:pPr>
+        <w:spacing w:after="0" w:line="240" w:lineRule="auto"/>
+        <w:rPr>
+          <w:rFonts w:cstheme="minorHAnsi"/>
+        </w:rPr>
+      </w:pPr>
+      <w:r>
+        <w:rPr>
+          <w:rFonts w:cstheme="minorHAnsi"/>
+        </w:rPr>
+        <w:t xml:space="preserve">        </w:t>
+      </w:r>
+      <w:proofErr w:type="spellStart"/>
+      <w:r>
+        <w:rPr>
+          <w:rFonts w:cstheme="minorHAnsi"/>
+        </w:rPr>
+        <w:t>self.current_plot.set_</w:t>
+      </w:r>
+      <w:proofErr w:type="gramStart"/>
+      <w:r>
+        <w:rPr>
+          <w:rFonts w:cstheme="minorHAnsi"/>
+        </w:rPr>
+        <w:t>data</w:t>
+      </w:r>
+      <w:proofErr w:type="spellEnd"/>
+      <w:r>
+        <w:rPr>
+          <w:rFonts w:cstheme="minorHAnsi"/>
+        </w:rPr>
+        <w:t>(</w:t>
+      </w:r>
+      <w:proofErr w:type="gramEnd"/>
+      <w:r>
+        <w:rPr>
+          <w:rFonts w:cstheme="minorHAnsi"/>
+        </w:rPr>
+        <w:t>hist</w:t>
+      </w:r>
+      <w:proofErr w:type="gramStart"/>
+      <w:r>
+        <w:rPr>
+          <w:rFonts w:cstheme="minorHAnsi"/>
+        </w:rPr>
+        <w:t>[:,</w:t>
+      </w:r>
+      <w:proofErr w:type="gramEnd"/>
+      <w:r>
+        <w:rPr>
+          <w:rFonts w:cstheme="minorHAnsi"/>
+        </w:rPr>
+        <w:t xml:space="preserve"> 0], hist</w:t>
+      </w:r>
+      <w:proofErr w:type="gramStart"/>
+      <w:r>
+        <w:rPr>
+          <w:rFonts w:cstheme="minorHAnsi"/>
+        </w:rPr>
+        <w:t>[:,</w:t>
+      </w:r>
+      <w:proofErr w:type="gramEnd"/>
+      <w:r>
+        <w:rPr>
+          <w:rFonts w:cstheme="minorHAnsi"/>
+        </w:rPr>
+        <w:t xml:space="preserve"> 1])</w:t>
+      </w:r>
+    </w:p>
+    <w:p>
+      <w:pPr>
+        <w:spacing w:after="0" w:line="240" w:lineRule="auto"/>
+        <w:rPr>
+          <w:rFonts w:cstheme="minorHAnsi"/>
+        </w:rPr>
+      </w:pPr>
+      <w:r>
+        <w:rPr>
+          <w:rFonts w:cstheme="minorHAnsi"/>
+        </w:rPr>
+        <w:t xml:space="preserve">        </w:t>
+      </w:r>
+    </w:p>
+    <w:p>
+      <w:pPr>
+        <w:spacing w:after="0" w:line="240" w:lineRule="auto"/>
+        <w:rPr>
+          <w:rFonts w:cstheme="minorHAnsi"/>
+        </w:rPr>
+      </w:pPr>
+      <w:r>
+        <w:rPr>
+          <w:rFonts w:cstheme="minorHAnsi"/>
+        </w:rPr>
+        <w:t xml:space="preserve">        </w:t>
+      </w:r>
+    </w:p>
+    <w:p>
+      <w:pPr>
+        <w:spacing w:after="0" w:line="240" w:lineRule="auto"/>
+        <w:rPr>
+          <w:rFonts w:cstheme="minorHAnsi"/>
+        </w:rPr>
+      </w:pPr>
+      <w:r>
+        <w:rPr>
+          <w:rFonts w:cstheme="minorHAnsi"/>
+        </w:rPr>
+        <w:t xml:space="preserve">        </w:t>
+      </w:r>
+      <w:proofErr w:type="spellStart"/>
+      <w:r>
+        <w:rPr>
+          <w:rFonts w:cstheme="minorHAnsi"/>
+        </w:rPr>
+        <w:t>f_val</w:t>
+      </w:r>
+      <w:proofErr w:type="spellEnd"/>
+      <w:r>
+        <w:rPr>
+          <w:rFonts w:cstheme="minorHAnsi"/>
+        </w:rPr>
+        <w:t xml:space="preserve"> = </w:t>
+      </w:r>
+      <w:proofErr w:type="spellStart"/>
+      <w:proofErr w:type="gramStart"/>
+      <w:r>
+        <w:rPr>
+          <w:rFonts w:cstheme="minorHAnsi"/>
+        </w:rPr>
+        <w:t>self.engine</w:t>
+      </w:r>
+      <w:proofErr w:type="gramEnd"/>
+      <w:r>
+        <w:rPr>
+          <w:rFonts w:cstheme="minorHAnsi"/>
+        </w:rPr>
+        <w:t>.target_function</w:t>
+      </w:r>
+      <w:proofErr w:type="spellEnd"/>
+      <w:r>
+        <w:rPr>
+          <w:rFonts w:cstheme="minorHAnsi"/>
+        </w:rPr>
+        <w:t>(</w:t>
+      </w:r>
+      <w:proofErr w:type="spellStart"/>
+      <w:proofErr w:type="gramStart"/>
+      <w:r>
+        <w:rPr>
+          <w:rFonts w:cstheme="minorHAnsi"/>
+        </w:rPr>
+        <w:t>self.engine</w:t>
+      </w:r>
+      <w:proofErr w:type="gramEnd"/>
+      <w:r>
+        <w:rPr>
+          <w:rFonts w:cstheme="minorHAnsi"/>
+        </w:rPr>
+        <w:t>.current_x</w:t>
+      </w:r>
+      <w:proofErr w:type="spellEnd"/>
+      <w:r>
+        <w:rPr>
+          <w:rFonts w:cstheme="minorHAnsi"/>
+        </w:rPr>
+        <w:t>)</w:t>
+      </w:r>
+    </w:p>
+    <w:p>
+      <w:pPr>
+        <w:spacing w:after="0" w:line="240" w:lineRule="auto"/>
+        <w:rPr>
+          <w:rFonts w:cstheme="minorHAnsi"/>
+        </w:rPr>
+      </w:pPr>
+      <w:r>
+        <w:rPr>
+          <w:rFonts w:cstheme="minorHAnsi"/>
+        </w:rPr>
+        <w:t xml:space="preserve">        status = (</w:t>
+      </w:r>
+      <w:proofErr w:type="spellStart"/>
+      <w:r>
+        <w:rPr>
+          <w:rFonts w:cstheme="minorHAnsi"/>
+        </w:rPr>
+        <w:t>f"</w:t>
+      </w:r>
+      <w:proofErr w:type="gramStart"/>
+      <w:r>
+        <w:rPr>
+          <w:rFonts w:cstheme="minorHAnsi"/>
+        </w:rPr>
+        <w:t>Крок</w:t>
+      </w:r>
+      <w:proofErr w:type="spellEnd"/>
+      <w:r>
+        <w:rPr>
+          <w:rFonts w:cstheme="minorHAnsi"/>
+        </w:rPr>
+        <w:t>: {</w:t>
+      </w:r>
+      <w:proofErr w:type="spellStart"/>
+      <w:proofErr w:type="gramEnd"/>
+      <w:r>
+        <w:rPr>
+          <w:rFonts w:cstheme="minorHAnsi"/>
+        </w:rPr>
+        <w:t>len</w:t>
+      </w:r>
+      <w:proofErr w:type="spellEnd"/>
+      <w:r>
+        <w:rPr>
+          <w:rFonts w:cstheme="minorHAnsi"/>
+        </w:rPr>
+        <w:t>(</w:t>
+      </w:r>
+      <w:proofErr w:type="spellStart"/>
+      <w:proofErr w:type="gramStart"/>
+      <w:r>
+        <w:rPr>
+          <w:rFonts w:cstheme="minorHAnsi"/>
+        </w:rPr>
+        <w:t>self.engine</w:t>
+      </w:r>
+      <w:proofErr w:type="gramEnd"/>
+      <w:r>
+        <w:rPr>
+          <w:rFonts w:cstheme="minorHAnsi"/>
+        </w:rPr>
+        <w:t>.history</w:t>
+      </w:r>
+      <w:proofErr w:type="spellEnd"/>
+      <w:r>
+        <w:rPr>
+          <w:rFonts w:cstheme="minorHAnsi"/>
+        </w:rPr>
+        <w:t>)-</w:t>
+      </w:r>
+      <w:proofErr w:type="gramStart"/>
+      <w:r>
+        <w:rPr>
+          <w:rFonts w:cstheme="minorHAnsi"/>
+        </w:rPr>
+        <w:t>1}\</w:t>
+      </w:r>
+      <w:proofErr w:type="gramEnd"/>
+      <w:r>
+        <w:rPr>
+          <w:rFonts w:cstheme="minorHAnsi"/>
+        </w:rPr>
+        <w:t>n"</w:t>
+      </w:r>
+    </w:p>
+    <w:p>
+      <w:pPr>
+        <w:spacing w:after="0" w:line="240" w:lineRule="auto"/>
+        <w:rPr>
+          <w:rFonts w:cstheme="minorHAnsi"/>
+        </w:rPr>
+      </w:pPr>
+      <w:r>
+        <w:rPr>
+          <w:rFonts w:cstheme="minorHAnsi"/>
+        </w:rPr>
+        <w:t xml:space="preserve">                  </w:t>
+      </w:r>
+      <w:proofErr w:type="spellStart"/>
+      <w:r>
+        <w:rPr>
+          <w:rFonts w:cstheme="minorHAnsi"/>
+        </w:rPr>
+        <w:t>f"x</w:t>
+      </w:r>
+      <w:proofErr w:type="spellEnd"/>
+      <w:proofErr w:type="gramStart"/>
+      <w:r>
+        <w:rPr>
+          <w:rFonts w:cstheme="minorHAnsi"/>
+        </w:rPr>
+        <w:t>: [{</w:t>
+      </w:r>
+      <w:proofErr w:type="spellStart"/>
+      <w:r>
+        <w:rPr>
+          <w:rFonts w:cstheme="minorHAnsi"/>
+        </w:rPr>
+        <w:t>self.engine</w:t>
+      </w:r>
+      <w:proofErr w:type="gramEnd"/>
+      <w:r>
+        <w:rPr>
+          <w:rFonts w:cstheme="minorHAnsi"/>
+        </w:rPr>
+        <w:t>.current_x</w:t>
+      </w:r>
+      <w:proofErr w:type="spellEnd"/>
+      <w:r>
+        <w:rPr>
+          <w:rFonts w:cstheme="minorHAnsi"/>
+        </w:rPr>
+        <w:t>[0]:.3</w:t>
+      </w:r>
+      <w:proofErr w:type="gramStart"/>
+      <w:r>
+        <w:rPr>
+          <w:rFonts w:cstheme="minorHAnsi"/>
+        </w:rPr>
+        <w:t>f}, {</w:t>
+      </w:r>
+      <w:proofErr w:type="spellStart"/>
+      <w:r>
+        <w:rPr>
+          <w:rFonts w:cstheme="minorHAnsi"/>
+        </w:rPr>
+        <w:t>self.engine</w:t>
+      </w:r>
+      <w:proofErr w:type="gramEnd"/>
+      <w:r>
+        <w:rPr>
+          <w:rFonts w:cstheme="minorHAnsi"/>
+        </w:rPr>
+        <w:t>.current_x</w:t>
+      </w:r>
+      <w:proofErr w:type="spellEnd"/>
+      <w:r>
+        <w:rPr>
+          <w:rFonts w:cstheme="minorHAnsi"/>
+        </w:rPr>
+        <w:t>[1]:.3f</w:t>
+      </w:r>
+      <w:proofErr w:type="gramStart"/>
+      <w:r>
+        <w:rPr>
+          <w:rFonts w:cstheme="minorHAnsi"/>
+        </w:rPr>
+        <w:t>}]\</w:t>
+      </w:r>
+      <w:proofErr w:type="gramEnd"/>
+      <w:r>
+        <w:rPr>
+          <w:rFonts w:cstheme="minorHAnsi"/>
+        </w:rPr>
+        <w:t>n"</w:t>
+      </w:r>
+    </w:p>
+    <w:p>
+      <w:pPr>
+        <w:spacing w:after="0" w:line="240" w:lineRule="auto"/>
+        <w:rPr>
+          <w:rFonts w:cstheme="minorHAnsi"/>
+        </w:rPr>
+      </w:pPr>
+      <w:r>
+        <w:rPr>
+          <w:rFonts w:cstheme="minorHAnsi"/>
+        </w:rPr>
+        <w:t xml:space="preserve">                  </w:t>
+      </w:r>
+      <w:proofErr w:type="spellStart"/>
+      <w:r>
+        <w:rPr>
+          <w:rFonts w:cstheme="minorHAnsi"/>
+        </w:rPr>
+        <w:t>f"f</w:t>
+      </w:r>
+      <w:proofErr w:type="spellEnd"/>
+      <w:r>
+        <w:rPr>
+          <w:rFonts w:cstheme="minorHAnsi"/>
+        </w:rPr>
+        <w:t>(x</w:t>
+      </w:r>
+      <w:proofErr w:type="gramStart"/>
+      <w:r>
+        <w:rPr>
+          <w:rFonts w:cstheme="minorHAnsi"/>
+        </w:rPr>
+        <w:t>): {</w:t>
+      </w:r>
+      <w:proofErr w:type="gramEnd"/>
+      <w:r>
+        <w:rPr>
+          <w:rFonts w:cstheme="minorHAnsi"/>
+        </w:rPr>
+        <w:t>f_val:.4</w:t>
+      </w:r>
+      <w:proofErr w:type="gramStart"/>
+      <w:r>
+        <w:rPr>
+          <w:rFonts w:cstheme="minorHAnsi"/>
+        </w:rPr>
+        <w:t>f}\</w:t>
+      </w:r>
+      <w:proofErr w:type="gramEnd"/>
+      <w:r>
+        <w:rPr>
+          <w:rFonts w:cstheme="minorHAnsi"/>
+        </w:rPr>
+        <w:t>n"</w:t>
+      </w:r>
+    </w:p>
+    <w:p>
+      <w:pPr>
+        <w:spacing w:after="0" w:line="240" w:lineRule="auto"/>
+        <w:rPr>
+          <w:rFonts w:cstheme="minorHAnsi"/>
+        </w:rPr>
+      </w:pPr>
+      <w:r>
+        <w:rPr>
+          <w:rFonts w:cstheme="minorHAnsi"/>
+        </w:rPr>
+        <w:t xml:space="preserve">                  </w:t>
+      </w:r>
+      <w:proofErr w:type="spellStart"/>
+      <w:r>
+        <w:rPr>
+          <w:rFonts w:cstheme="minorHAnsi"/>
+        </w:rPr>
+        <w:t>f"w</w:t>
+      </w:r>
+      <w:proofErr w:type="spellEnd"/>
+      <w:proofErr w:type="gramStart"/>
+      <w:r>
+        <w:rPr>
+          <w:rFonts w:cstheme="minorHAnsi"/>
+        </w:rPr>
+        <w:t>: [{</w:t>
+      </w:r>
+      <w:proofErr w:type="spellStart"/>
+      <w:r>
+        <w:rPr>
+          <w:rFonts w:cstheme="minorHAnsi"/>
+        </w:rPr>
+        <w:t>self.engine</w:t>
+      </w:r>
+      <w:proofErr w:type="gramEnd"/>
+      <w:r>
+        <w:rPr>
+          <w:rFonts w:cstheme="minorHAnsi"/>
+        </w:rPr>
+        <w:t>.w</w:t>
+      </w:r>
+      <w:proofErr w:type="spellEnd"/>
+      <w:r>
+        <w:rPr>
+          <w:rFonts w:cstheme="minorHAnsi"/>
+        </w:rPr>
+        <w:t>[0]:.2</w:t>
+      </w:r>
+      <w:proofErr w:type="gramStart"/>
+      <w:r>
+        <w:rPr>
+          <w:rFonts w:cstheme="minorHAnsi"/>
+        </w:rPr>
+        <w:t>f}, {</w:t>
+      </w:r>
+      <w:proofErr w:type="spellStart"/>
+      <w:r>
+        <w:rPr>
+          <w:rFonts w:cstheme="minorHAnsi"/>
+        </w:rPr>
+        <w:t>self.engine</w:t>
+      </w:r>
+      <w:proofErr w:type="gramEnd"/>
+      <w:r>
+        <w:rPr>
+          <w:rFonts w:cstheme="minorHAnsi"/>
+        </w:rPr>
+        <w:t>.w</w:t>
+      </w:r>
+      <w:proofErr w:type="spellEnd"/>
+      <w:r>
+        <w:rPr>
+          <w:rFonts w:cstheme="minorHAnsi"/>
+        </w:rPr>
+        <w:t>[1]:.2</w:t>
+      </w:r>
+      <w:proofErr w:type="gramStart"/>
+      <w:r>
+        <w:rPr>
+          <w:rFonts w:cstheme="minorHAnsi"/>
+        </w:rPr>
+        <w:t>f}]</w:t>
+      </w:r>
+      <w:proofErr w:type="gramEnd"/>
+      <w:r>
+        <w:rPr>
+          <w:rFonts w:cstheme="minorHAnsi"/>
+        </w:rPr>
+        <w:t>")</w:t>
+      </w:r>
+    </w:p>
+    <w:p>
+      <w:pPr>
+        <w:spacing w:after="0" w:line="240" w:lineRule="auto"/>
+        <w:rPr>
+          <w:rFonts w:cstheme="minorHAnsi"/>
+        </w:rPr>
+      </w:pPr>
+      <w:r>
+        <w:rPr>
+          <w:rFonts w:cstheme="minorHAnsi"/>
+        </w:rPr>
+        <w:t xml:space="preserve">        </w:t>
+      </w:r>
+      <w:proofErr w:type="spellStart"/>
+      <w:r>
+        <w:rPr>
+          <w:rFonts w:cstheme="minorHAnsi"/>
+        </w:rPr>
+        <w:t>self.status_text.set_text</w:t>
+      </w:r>
+      <w:proofErr w:type="spellEnd"/>
+      <w:r>
+        <w:rPr>
+          <w:rFonts w:cstheme="minorHAnsi"/>
+        </w:rPr>
+        <w:t>(status)</w:t>
+      </w:r>
+    </w:p>
+    <w:p>
+      <w:pPr>
+        <w:spacing w:after="0" w:line="240" w:lineRule="auto"/>
+        <w:rPr>
+          <w:rFonts w:cstheme="minorHAnsi"/>
+        </w:rPr>
+      </w:pPr>
+      <w:r>
+        <w:rPr>
+          <w:rFonts w:cstheme="minorHAnsi"/>
+        </w:rPr>
+        <w:t xml:space="preserve">        </w:t>
+      </w:r>
+    </w:p>
+    <w:p>
+      <w:pPr>
+        <w:spacing w:after="0" w:line="240" w:lineRule="auto"/>
+        <w:rPr>
+          <w:rFonts w:cstheme="minorHAnsi"/>
+        </w:rPr>
+      </w:pPr>
+      <w:r>
+        <w:rPr>
+          <w:rFonts w:cstheme="minorHAnsi"/>
+        </w:rPr>
+        <w:t xml:space="preserve">        </w:t>
+      </w:r>
+      <w:proofErr w:type="spellStart"/>
+      <w:proofErr w:type="gramStart"/>
+      <w:r>
+        <w:rPr>
+          <w:rFonts w:cstheme="minorHAnsi"/>
+        </w:rPr>
+        <w:t>self.fig.canvas</w:t>
+      </w:r>
+      <w:proofErr w:type="gramEnd"/>
+      <w:r>
+        <w:rPr>
+          <w:rFonts w:cstheme="minorHAnsi"/>
+        </w:rPr>
+        <w:t>.draw_</w:t>
+      </w:r>
+      <w:proofErr w:type="gramStart"/>
+      <w:r>
+        <w:rPr>
+          <w:rFonts w:cstheme="minorHAnsi"/>
+        </w:rPr>
+        <w:t>idle</w:t>
+      </w:r>
+      <w:proofErr w:type="spellEnd"/>
+      <w:r>
+        <w:rPr>
+          <w:rFonts w:cstheme="minorHAnsi"/>
+        </w:rPr>
+        <w:t>(</w:t>
+      </w:r>
+      <w:proofErr w:type="gramEnd"/>
+      <w:r>
+        <w:rPr>
+          <w:rFonts w:cstheme="minorHAnsi"/>
+        </w:rPr>
+        <w:t>)</w:t>
       </w:r>
     </w:p>
     <w:p>
@@ -5954,7 +10257,29 @@
         <w:rPr>
           <w:rFonts w:cstheme="minorHAnsi"/>
         </w:rPr>
-        <w:t xml:space="preserve">    math_ = RandomSearch()</w:t>
+        <w:t xml:space="preserve">    math_ = </w:t>
+      </w:r>
+      <w:proofErr w:type="spellStart"/>
+      <w:proofErr w:type="gramStart"/>
+      <w:r>
+        <w:rPr>
+          <w:rFonts w:cstheme="minorHAnsi"/>
+        </w:rPr>
+        <w:t>RandomSearch</w:t>
+      </w:r>
+      <w:proofErr w:type="spellEnd"/>
+      <w:r>
+        <w:rPr>
+          <w:rFonts w:cstheme="minorHAnsi"/>
+        </w:rPr>
+        <w:t>(</w:t>
+      </w:r>
+      <w:proofErr w:type="gramEnd"/>
+      <w:r>
+        <w:rPr>
+          <w:rFonts w:cstheme="minorHAnsi"/>
+        </w:rPr>
+        <w:t>)</w:t>
       </w:r>
     </w:p>
     <w:p>
@@ -5982,7 +10307,23 @@
         <w:rPr>
           <w:rFonts w:cstheme="minorHAnsi"/>
         </w:rPr>
-        <w:t xml:space="preserve">    plt.show()</w:t>
+        <w:t xml:space="preserve">    </w:t>
+      </w:r>
+      <w:proofErr w:type="spellStart"/>
+      <w:proofErr w:type="gramStart"/>
+      <w:r>
+        <w:rPr>
+          <w:rFonts w:cstheme="minorHAnsi"/>
+        </w:rPr>
+        <w:t>plt.show</w:t>
+      </w:r>
+      <w:proofErr w:type="spellEnd"/>
+      <w:proofErr w:type="gramEnd"/>
+      <w:r>
+        <w:rPr>
+          <w:rFonts w:cstheme="minorHAnsi"/>
+        </w:rPr>
+        <w:t>()</w:t>
       </w:r>
     </w:p>
     <w:sectPr>
@@ -8001,6 +12342,7 @@
   <w:style w:type="character" w:default="1" w:styleId="a0">
     <w:name w:val="Default Paragraph Font"/>
     <w:uiPriority w:val="1"/>
+    <w:semiHidden/>
     <w:unhideWhenUsed/>
   </w:style>
   <w:style w:type="table" w:default="1" w:styleId="a1">
